--- a/測試排版文字.docx
+++ b/測試排版文字.docx
@@ -45,7 +45,19 @@
         <w:rPr>
           <w:rFonts w:ascii="KlarUDMin" w:eastAsia="KlarUDMin" w:hAnsi="KlarUDMin"/>
         </w:rPr>
-        <w:t>稻作品質評估中，我們通常採用 NIR spectroscopy、chalkiness detection 與 sensory evaluation 等多元方法。研究團隊針對 Japonica 與 Indica 品種進行系統性分析，涵蓋蛋白質、脂肪、澱粉等主要營養成分。品質指標包括：外觀（whiteness、transparency）、烹飪特性（viscosity、hardness）、風味評價（aroma、taste）。</w:t>
+        <w:t>稻</w:t>
+      </w:r>
+      <w:r>
+        <w:rPr>
+          <w:rFonts w:ascii="KlarUDMin" w:eastAsia="KlarUDMin" w:hAnsi="KlarUDMin" w:hint="eastAsia"/>
+        </w:rPr>
+        <w:t>米我是</w:t>
+      </w:r>
+      <w:r>
+        <w:rPr>
+          <w:rFonts w:ascii="KlarUDMin" w:eastAsia="KlarUDMin" w:hAnsi="KlarUDMin"/>
+        </w:rPr>
+        <w:t>品質評估中，我們通常採用 NIR spectroscopy、chalkiness detection 與 sensory evaluation 等多元方法。研究團隊針對 Japonica 與 Indica 品種進行系統性分析，涵蓋蛋白質、脂肪、澱粉等主要營養成分。品質指標包括：外觀（whiteness、transparency）、烹飪特性（viscosity、hardness）、風味評價（aroma、taste）。</w:t>
       </w:r>
     </w:p>
     <w:p>

--- a/測試排版文字.docx
+++ b/測試排版文字.docx
@@ -6,12 +6,12 @@
       <w:pPr>
         <w:spacing w:after="0" w:line="0" w:lineRule="atLeast"/>
         <w:rPr>
-          <w:rFonts w:ascii="KlarUDMin" w:eastAsia="KlarUDMin" w:hAnsi="KlarUDMin"/>
-        </w:rPr>
-      </w:pPr>
-      <w:r>
-        <w:rPr>
-          <w:rFonts w:ascii="KlarUDMin" w:eastAsia="KlarUDMin" w:hAnsi="KlarUDMin"/>
+          <w:rFonts w:ascii="KlarMinTC GenKiMerriMix PunctFi" w:eastAsia="KlarMinTC GenKiMerriMix PunctFi" w:hAnsi="KlarMinTC GenKiMerriMix PunctFi"/>
+        </w:rPr>
+      </w:pPr>
+      <w:r>
+        <w:rPr>
+          <w:rFonts w:ascii="KlarMinTC GenKiMerriMix PunctFi" w:eastAsia="KlarMinTC GenKiMerriMix PunctFi" w:hAnsi="KlarMinTC GenKiMerriMix PunctFi"/>
         </w:rPr>
         <w:t>米質研究的關鍵指標與方法論</w:t>
       </w:r>
@@ -20,42 +20,48 @@
       <w:pPr>
         <w:spacing w:after="0" w:line="0" w:lineRule="atLeast"/>
         <w:rPr>
-          <w:rFonts w:ascii="KlarUDMin" w:eastAsia="KlarUDMin" w:hAnsi="KlarUDMin"/>
-        </w:rPr>
-      </w:pPr>
-      <w:r>
-        <w:rPr>
-          <w:rFonts w:ascii="KlarUDMin" w:eastAsia="KlarUDMin" w:hAnsi="KlarUDMin"/>
+          <w:rFonts w:ascii="KlarMinTC GenKiMerriMix PunctFi" w:eastAsia="KlarMinTC GenKiMerriMix PunctFi" w:hAnsi="KlarMinTC GenKiMerriMix PunctFi"/>
+        </w:rPr>
+      </w:pPr>
+      <w:r>
+        <w:rPr>
+          <w:rFonts w:ascii="KlarMinTC GenKiMerriMix PunctFi" w:eastAsia="KlarMinTC GenKiMerriMix PunctFi" w:hAnsi="KlarMinTC GenKiMerriMix PunctFi"/>
         </w:rPr>
         <w:t>在</w:t>
       </w:r>
       <w:r>
         <w:rPr>
-          <w:rFonts w:ascii="KlarUDMin" w:eastAsia="KlarUDMin" w:hAnsi="KlarUDMin" w:hint="eastAsia"/>
-        </w:rPr>
-        <w:t>稉稻</w:t>
-      </w:r>
-      <w:r>
-        <w:rPr>
-          <w:rFonts w:ascii="KlarUDMin" w:eastAsia="KlarUDMin" w:hAnsi="KlarUDMin" w:hint="eastAsia"/>
+          <w:rFonts w:ascii="新細明體" w:eastAsia="新細明體" w:hAnsi="新細明體" w:cs="新細明體" w:hint="eastAsia"/>
+        </w:rPr>
+        <w:t>稉</w:t>
+      </w:r>
+      <w:r>
+        <w:rPr>
+          <w:rFonts w:ascii="KlarMinTC GenKiMerriMix PunctFi" w:eastAsia="KlarMinTC GenKiMerriMix PunctFi" w:hAnsi="KlarMinTC GenKiMerriMix PunctFi" w:cs="KlarMinTC GenKiMerriMix PunctFi" w:hint="eastAsia"/>
+        </w:rPr>
+        <w:t>稻</w:t>
+      </w:r>
+      <w:r>
+        <w:rPr>
+          <w:rFonts w:ascii="KlarMinTC GenKiMerriMix PunctFi" w:eastAsia="KlarMinTC GenKiMerriMix PunctFi" w:hAnsi="KlarMinTC GenKiMerriMix PunctFi" w:hint="eastAsia"/>
         </w:rPr>
         <w:t>與秈稻的</w:t>
       </w:r>
       <w:r>
         <w:rPr>
-          <w:rFonts w:ascii="KlarUDMin" w:eastAsia="KlarUDMin" w:hAnsi="KlarUDMin"/>
+          <w:rFonts w:ascii="KlarMinTC GenKiMerriMix PunctFi" w:eastAsia="KlarMinTC GenKiMerriMix PunctFi" w:hAnsi="KlarMinTC GenKiMerriMix PunctFi"/>
         </w:rPr>
         <w:t>稻</w:t>
       </w:r>
       <w:r>
         <w:rPr>
-          <w:rFonts w:ascii="KlarUDMin" w:eastAsia="KlarUDMin" w:hAnsi="KlarUDMin" w:hint="eastAsia"/>
+          <w:rFonts w:ascii="KlarMinTC GenKiMerriMix PunctFi" w:eastAsia="KlarMinTC GenKiMerriMix PunctFi" w:hAnsi="KlarMinTC GenKiMerriMix PunctFi" w:hint="eastAsia"/>
         </w:rPr>
         <w:t>米我是</w:t>
       </w:r>
       <w:r>
         <w:rPr>
-          <w:rFonts w:ascii="KlarUDMin" w:eastAsia="KlarUDMin" w:hAnsi="KlarUDMin"/>
+          <w:rFonts w:ascii="KlarMinTC GenKiMerriMix PunctFi" w:eastAsia="KlarMinTC GenKiMerriMix PunctFi" w:hAnsi="KlarMinTC GenKiMerriMix PunctFi"/>
         </w:rPr>
         <w:t>品質評估中，我們通常採用 NIR spectroscopy、chalkiness detection 與 sensory evaluation 等多元方法。研究團隊針對 Japonica 與 Indica 品種進行系統性分析，涵蓋蛋白質、脂肪、澱粉等主要營養成分。品質指標包括：外觀（whiteness、transparency）、烹飪特性（viscosity、hardness）、風味評價（aroma、taste）。</w:t>
       </w:r>
@@ -64,18 +70,18 @@
       <w:pPr>
         <w:spacing w:after="0" w:line="0" w:lineRule="atLeast"/>
         <w:rPr>
-          <w:rFonts w:ascii="KlarUDMin" w:eastAsia="KlarUDMin" w:hAnsi="KlarUDMin"/>
-        </w:rPr>
-      </w:pPr>
-      <w:r>
-        <w:rPr>
-          <w:rFonts w:ascii="KlarUDMin" w:eastAsia="KlarUDMin" w:hAnsi="KlarUDMin"/>
+          <w:rFonts w:ascii="KlarMinTC GenKiMerriMix PunctFi" w:eastAsia="KlarMinTC GenKiMerriMix PunctFi" w:hAnsi="KlarMinTC GenKiMerriMix PunctFi"/>
+        </w:rPr>
+      </w:pPr>
+      <w:r>
+        <w:rPr>
+          <w:rFonts w:ascii="KlarMinTC GenKiMerriMix PunctFi" w:eastAsia="KlarMinTC GenKiMerriMix PunctFi" w:hAnsi="KlarMinTC GenKiMerriMix PunctFi"/>
         </w:rPr>
         <w:t xml:space="preserve">實驗設計採用 Split-Plot ANOVA，統計檢定時使用 </w:t>
       </w:r>
       <w:r>
         <w:rPr>
-          <w:rFonts w:ascii="KlarUDMin" w:eastAsia="KlarUDMin" w:hAnsi="KlarUDMin"/>
+          <w:rFonts w:ascii="KlarMinTC GenKiMerriMix PunctFi" w:eastAsia="KlarMinTC GenKiMerriMix PunctFi" w:hAnsi="KlarMinTC GenKiMerriMix PunctFi"/>
           <w:i/>
           <w:iCs/>
         </w:rPr>
@@ -83,16 +89,1391 @@
       </w:r>
       <w:r>
         <w:rPr>
-          <w:rFonts w:ascii="KlarUDMin" w:eastAsia="KlarUDMin" w:hAnsi="KlarUDMin"/>
-        </w:rPr>
-        <w:t>-value &lt; 0.05 作為顯著性門檻。資料視覺化則透過 PCA、correlation heatmap 等方法呈現。整個流程從樣品前處理、儀器校正、數據品管到最終報告，每個環節都須遵循 ISO 標準與 SOPs。此舉確保結果的可重複性與可信。</w:t>
-      </w:r>
-    </w:p>
-    <w:p>
-      <w:pPr>
-        <w:spacing w:after="0" w:line="0" w:lineRule="atLeast"/>
-        <w:rPr>
-          <w:rFonts w:ascii="KlarUDMin" w:hAnsi="KlarUDMin"/>
+          <w:rFonts w:ascii="KlarMinTC GenKiMerriMix PunctFi" w:eastAsia="KlarMinTC GenKiMerriMix PunctFi" w:hAnsi="KlarMinTC GenKiMerriMix PunctFi"/>
+        </w:rPr>
+        <w:t>-value &lt; 0.05 作為顯著性門檻。資料視覺化則透過 PCA、correlation heatmap 等方法呈現。整個流程從樣品前處理、儀器校正、數據品管到最終報告，每</w:t>
+      </w:r>
+      <w:proofErr w:type="gramStart"/>
+      <w:r>
+        <w:rPr>
+          <w:rFonts w:ascii="KlarMinTC GenKiMerriMix PunctFi" w:eastAsia="KlarMinTC GenKiMerriMix PunctFi" w:hAnsi="KlarMinTC GenKiMerriMix PunctFi"/>
+        </w:rPr>
+        <w:t>個</w:t>
+      </w:r>
+      <w:proofErr w:type="gramEnd"/>
+      <w:r>
+        <w:rPr>
+          <w:rFonts w:ascii="KlarMinTC GenKiMerriMix PunctFi" w:eastAsia="KlarMinTC GenKiMerriMix PunctFi" w:hAnsi="KlarMinTC GenKiMerriMix PunctFi"/>
+        </w:rPr>
+        <w:t>環節都須遵循 ISO 標準與 SOPs。此舉確保結果的可重複性與可信。</w:t>
+      </w:r>
+    </w:p>
+    <w:p>
+      <w:pPr>
+        <w:spacing w:after="0" w:line="0" w:lineRule="atLeast"/>
+        <w:rPr>
+          <w:rFonts w:ascii="KlarMinTC GenKiMerriMix PunctFi" w:eastAsia="KlarMinTC GenKiMerriMix PunctFi" w:hAnsi="KlarMinTC GenKiMerriMix PunctFi"/>
+        </w:rPr>
+      </w:pPr>
+    </w:p>
+    <w:p>
+      <w:pPr>
+        <w:spacing w:after="0" w:line="0" w:lineRule="atLeast"/>
+        <w:rPr>
+          <w:rFonts w:ascii="KlarMinTC GenKiMerriMix PunctFi" w:eastAsia="KlarMinTC GenKiMerriMix PunctFi" w:hAnsi="KlarMinTC GenKiMerriMix PunctFi"/>
+        </w:rPr>
+      </w:pPr>
+      <w:r>
+        <w:rPr>
+          <w:rFonts w:ascii="KlarMinTC GenKiMerriMix PunctFi" w:eastAsia="KlarMinTC GenKiMerriMix PunctFi" w:hAnsi="KlarMinTC GenKiMerriMix PunctFi"/>
+        </w:rPr>
+        <w:t>中文測試：這是一段常用的中文排版測試文字，用來檢查字體在標題、內文、註解、引號、括號、破折號、省略號與</w:t>
+      </w:r>
+      <w:proofErr w:type="gramStart"/>
+      <w:r>
+        <w:rPr>
+          <w:rFonts w:ascii="KlarMinTC GenKiMerriMix PunctFi" w:eastAsia="KlarMinTC GenKiMerriMix PunctFi" w:hAnsi="KlarMinTC GenKiMerriMix PunctFi"/>
+        </w:rPr>
+        <w:t>中英混排時</w:t>
+      </w:r>
+      <w:proofErr w:type="gramEnd"/>
+      <w:r>
+        <w:rPr>
+          <w:rFonts w:ascii="KlarMinTC GenKiMerriMix PunctFi" w:eastAsia="KlarMinTC GenKiMerriMix PunctFi" w:hAnsi="KlarMinTC GenKiMerriMix PunctFi"/>
+        </w:rPr>
+        <w:t>的視覺平衡。今天的天氣很好，我想整理研究資料、撰寫報告，並確認標點符號是否過大、過高、過寬，避免排版看起來失敗。</w:t>
+      </w:r>
+    </w:p>
+    <w:p>
+      <w:pPr>
+        <w:spacing w:after="0" w:line="0" w:lineRule="atLeast"/>
+        <w:rPr>
+          <w:rFonts w:ascii="KlarMinTC GenKiMerriMix PunctFi" w:eastAsia="KlarMinTC GenKiMerriMix PunctFi" w:hAnsi="KlarMinTC GenKiMerriMix PunctFi"/>
+        </w:rPr>
+      </w:pPr>
+    </w:p>
+    <w:p>
+      <w:pPr>
+        <w:spacing w:after="0" w:line="0" w:lineRule="atLeast"/>
+        <w:rPr>
+          <w:rFonts w:ascii="KlarMinTC GenKiMerriMix PunctFi" w:eastAsia="KlarMinTC GenKiMerriMix PunctFi" w:hAnsi="KlarMinTC GenKiMerriMix PunctFi"/>
+        </w:rPr>
+      </w:pPr>
+      <w:r>
+        <w:rPr>
+          <w:rFonts w:ascii="KlarMinTC GenKiMerriMix PunctFi" w:eastAsia="KlarMinTC GenKiMerriMix PunctFi" w:hAnsi="KlarMinTC GenKiMerriMix PunctFi"/>
+        </w:rPr>
+        <w:t xml:space="preserve">英文測試：This is a standard typography test paragraph for checking punctuation size, alignment, spacing, baseline consistency, and visual balance in mixed </w:t>
+      </w:r>
+      <w:proofErr w:type="gramStart"/>
+      <w:r>
+        <w:rPr>
+          <w:rFonts w:ascii="KlarMinTC GenKiMerriMix PunctFi" w:eastAsia="KlarMinTC GenKiMerriMix PunctFi" w:hAnsi="KlarMinTC GenKiMerriMix PunctFi"/>
+        </w:rPr>
+        <w:t>Chinese-English</w:t>
+      </w:r>
+      <w:proofErr w:type="gramEnd"/>
+      <w:r>
+        <w:rPr>
+          <w:rFonts w:ascii="KlarMinTC GenKiMerriMix PunctFi" w:eastAsia="KlarMinTC GenKiMerriMix PunctFi" w:hAnsi="KlarMinTC GenKiMerriMix PunctFi"/>
+        </w:rPr>
+        <w:t xml:space="preserve"> text. The quick brown fox jumps over the lazy dog. Pack my box with five dozen liquor jugs.</w:t>
+      </w:r>
+    </w:p>
+    <w:p>
+      <w:pPr>
+        <w:spacing w:after="0" w:line="0" w:lineRule="atLeast"/>
+        <w:rPr>
+          <w:rFonts w:ascii="KlarMinTC GenKiMerriMix PunctFi" w:eastAsia="KlarMinTC GenKiMerriMix PunctFi" w:hAnsi="KlarMinTC GenKiMerriMix PunctFi"/>
+        </w:rPr>
+      </w:pPr>
+    </w:p>
+    <w:p>
+      <w:pPr>
+        <w:spacing w:after="0" w:line="0" w:lineRule="atLeast"/>
+        <w:rPr>
+          <w:rFonts w:ascii="KlarMinTC GenKiMerriMix PunctFi" w:eastAsia="KlarMinTC GenKiMerriMix PunctFi" w:hAnsi="KlarMinTC GenKiMerriMix PunctFi"/>
+        </w:rPr>
+      </w:pPr>
+      <w:proofErr w:type="gramStart"/>
+      <w:r>
+        <w:rPr>
+          <w:rFonts w:ascii="KlarMinTC GenKiMerriMix PunctFi" w:eastAsia="KlarMinTC GenKiMerriMix PunctFi" w:hAnsi="KlarMinTC GenKiMerriMix PunctFi"/>
+        </w:rPr>
+        <w:t>中英混排</w:t>
+      </w:r>
+      <w:proofErr w:type="gramEnd"/>
+      <w:r>
+        <w:rPr>
+          <w:rFonts w:ascii="KlarMinTC GenKiMerriMix PunctFi" w:eastAsia="KlarMinTC GenKiMerriMix PunctFi" w:hAnsi="KlarMinTC GenKiMerriMix PunctFi"/>
+        </w:rPr>
+        <w:t>：Rice quality analysis, chalkiness detection, protein content, and sensory evaluation are commonly used in 稻米品質研究。Version 3.1-alpha was updated on 2026/03/25 at 14:30, and the file path is D:\Project\Font\Test\report_v5-final.txt.</w:t>
+      </w:r>
+    </w:p>
+    <w:p>
+      <w:pPr>
+        <w:spacing w:after="0" w:line="0" w:lineRule="atLeast"/>
+        <w:rPr>
+          <w:rFonts w:ascii="KlarMinTC GenKiMerriMix PunctFi" w:eastAsia="KlarMinTC GenKiMerriMix PunctFi" w:hAnsi="KlarMinTC GenKiMerriMix PunctFi"/>
+        </w:rPr>
+      </w:pPr>
+    </w:p>
+    <w:p>
+      <w:pPr>
+        <w:spacing w:after="0" w:line="0" w:lineRule="atLeast"/>
+        <w:rPr>
+          <w:rFonts w:ascii="KlarMinTC GenKiMerriMix PunctFi" w:eastAsia="KlarMinTC GenKiMerriMix PunctFi" w:hAnsi="KlarMinTC GenKiMerriMix PunctFi"/>
+        </w:rPr>
+      </w:pPr>
+      <w:r>
+        <w:rPr>
+          <w:rFonts w:ascii="KlarMinTC GenKiMerriMix PunctFi" w:eastAsia="KlarMinTC GenKiMerriMix PunctFi" w:hAnsi="KlarMinTC GenKiMerriMix PunctFi"/>
+        </w:rPr>
+        <w:t>半形標點：</w:t>
+      </w:r>
+    </w:p>
+    <w:p>
+      <w:pPr>
+        <w:spacing w:after="0" w:line="0" w:lineRule="atLeast"/>
+        <w:rPr>
+          <w:rFonts w:ascii="KlarMinTC GenKiMerriMix PunctFi" w:eastAsia="KlarMinTC GenKiMerriMix PunctFi" w:hAnsi="KlarMinTC GenKiMerriMix PunctFi"/>
+        </w:rPr>
+      </w:pPr>
+      <w:r>
+        <w:rPr>
+          <w:rFonts w:ascii="KlarMinTC GenKiMerriMix PunctFi" w:eastAsia="KlarMinTC GenKiMerriMix PunctFi" w:hAnsi="KlarMinTC GenKiMerriMix PunctFi"/>
+        </w:rPr>
+        <w:t>, . ' " - ! ? : ; ( ) [ ] { } / \ |</w:t>
+      </w:r>
+    </w:p>
+    <w:p>
+      <w:pPr>
+        <w:spacing w:after="0" w:line="0" w:lineRule="atLeast"/>
+        <w:rPr>
+          <w:rFonts w:ascii="KlarMinTC GenKiMerriMix PunctFi" w:eastAsia="KlarMinTC GenKiMerriMix PunctFi" w:hAnsi="KlarMinTC GenKiMerriMix PunctFi"/>
+        </w:rPr>
+      </w:pPr>
+      <w:proofErr w:type="spellStart"/>
+      <w:proofErr w:type="gramStart"/>
+      <w:r>
+        <w:rPr>
+          <w:rFonts w:ascii="KlarMinTC GenKiMerriMix PunctFi" w:eastAsia="KlarMinTC GenKiMerriMix PunctFi" w:hAnsi="KlarMinTC GenKiMerriMix PunctFi"/>
+        </w:rPr>
+        <w:t>a,b</w:t>
+      </w:r>
+      <w:proofErr w:type="spellEnd"/>
+      <w:r>
+        <w:rPr>
+          <w:rFonts w:ascii="KlarMinTC GenKiMerriMix PunctFi" w:eastAsia="KlarMinTC GenKiMerriMix PunctFi" w:hAnsi="KlarMinTC GenKiMerriMix PunctFi"/>
+        </w:rPr>
+        <w:t>.</w:t>
+      </w:r>
+      <w:proofErr w:type="gramEnd"/>
+      <w:r>
+        <w:rPr>
+          <w:rFonts w:ascii="KlarMinTC GenKiMerriMix PunctFi" w:eastAsia="KlarMinTC GenKiMerriMix PunctFi" w:hAnsi="KlarMinTC GenKiMerriMix PunctFi"/>
+        </w:rPr>
+        <w:t xml:space="preserve"> </w:t>
+      </w:r>
+      <w:proofErr w:type="spellStart"/>
+      <w:r>
+        <w:rPr>
+          <w:rFonts w:ascii="KlarMinTC GenKiMerriMix PunctFi" w:eastAsia="KlarMinTC GenKiMerriMix PunctFi" w:hAnsi="KlarMinTC GenKiMerriMix PunctFi"/>
+        </w:rPr>
+        <w:t>c'd</w:t>
+      </w:r>
+      <w:proofErr w:type="spellEnd"/>
+      <w:r>
+        <w:rPr>
+          <w:rFonts w:ascii="KlarMinTC GenKiMerriMix PunctFi" w:eastAsia="KlarMinTC GenKiMerriMix PunctFi" w:hAnsi="KlarMinTC GenKiMerriMix PunctFi"/>
+        </w:rPr>
+        <w:t xml:space="preserve"> "e" f-g! h? </w:t>
+      </w:r>
+      <w:proofErr w:type="gramStart"/>
+      <w:r>
+        <w:rPr>
+          <w:rFonts w:ascii="KlarMinTC GenKiMerriMix PunctFi" w:eastAsia="KlarMinTC GenKiMerriMix PunctFi" w:hAnsi="KlarMinTC GenKiMerriMix PunctFi"/>
+        </w:rPr>
+        <w:t>i:j</w:t>
+      </w:r>
+      <w:proofErr w:type="gramEnd"/>
+      <w:r>
+        <w:rPr>
+          <w:rFonts w:ascii="KlarMinTC GenKiMerriMix PunctFi" w:eastAsia="KlarMinTC GenKiMerriMix PunctFi" w:hAnsi="KlarMinTC GenKiMerriMix PunctFi"/>
+        </w:rPr>
+        <w:t xml:space="preserve">; (k) [l] {m} /n/ \o\ </w:t>
+      </w:r>
+      <w:proofErr w:type="spellStart"/>
+      <w:r>
+        <w:rPr>
+          <w:rFonts w:ascii="KlarMinTC GenKiMerriMix PunctFi" w:eastAsia="KlarMinTC GenKiMerriMix PunctFi" w:hAnsi="KlarMinTC GenKiMerriMix PunctFi"/>
+        </w:rPr>
+        <w:t>p|q</w:t>
+      </w:r>
+      <w:proofErr w:type="spellEnd"/>
+    </w:p>
+    <w:p>
+      <w:pPr>
+        <w:spacing w:after="0" w:line="0" w:lineRule="atLeast"/>
+        <w:rPr>
+          <w:rFonts w:ascii="KlarMinTC GenKiMerriMix PunctFi" w:eastAsia="KlarMinTC GenKiMerriMix PunctFi" w:hAnsi="KlarMinTC GenKiMerriMix PunctFi"/>
+          <w:lang w:val="it-IT"/>
+        </w:rPr>
+      </w:pPr>
+      <w:proofErr w:type="gramStart"/>
+      <w:r>
+        <w:rPr>
+          <w:rFonts w:ascii="KlarMinTC GenKiMerriMix PunctFi" w:eastAsia="KlarMinTC GenKiMerriMix PunctFi" w:hAnsi="KlarMinTC GenKiMerriMix PunctFi"/>
+        </w:rPr>
+        <w:t>A,B.</w:t>
+      </w:r>
+      <w:proofErr w:type="gramEnd"/>
+      <w:r>
+        <w:rPr>
+          <w:rFonts w:ascii="KlarMinTC GenKiMerriMix PunctFi" w:eastAsia="KlarMinTC GenKiMerriMix PunctFi" w:hAnsi="KlarMinTC GenKiMerriMix PunctFi"/>
+        </w:rPr>
+        <w:t xml:space="preserve"> C'D "E" F-G! </w:t>
+      </w:r>
+      <w:r>
+        <w:rPr>
+          <w:rFonts w:ascii="KlarMinTC GenKiMerriMix PunctFi" w:eastAsia="KlarMinTC GenKiMerriMix PunctFi" w:hAnsi="KlarMinTC GenKiMerriMix PunctFi"/>
+          <w:lang w:val="it-IT"/>
+        </w:rPr>
+        <w:t>H? I:J; (K) [L] {M} /N/ \O\ P|Q</w:t>
+      </w:r>
+    </w:p>
+    <w:p>
+      <w:pPr>
+        <w:spacing w:after="0" w:line="0" w:lineRule="atLeast"/>
+        <w:rPr>
+          <w:rFonts w:ascii="KlarMinTC GenKiMerriMix PunctFi" w:eastAsia="KlarMinTC GenKiMerriMix PunctFi" w:hAnsi="KlarMinTC GenKiMerriMix PunctFi"/>
+          <w:lang w:val="it-IT"/>
+        </w:rPr>
+      </w:pPr>
+      <w:r>
+        <w:rPr>
+          <w:rFonts w:ascii="KlarMinTC GenKiMerriMix PunctFi" w:eastAsia="KlarMinTC GenKiMerriMix PunctFi" w:hAnsi="KlarMinTC GenKiMerriMix PunctFi"/>
+          <w:lang w:val="it-IT"/>
+        </w:rPr>
+        <w:t>0,1. 2'3 "4" 5-6! 7? 8:9; (10) [11] {12} /13/ \14\ 15|16</w:t>
+      </w:r>
+    </w:p>
+    <w:p>
+      <w:pPr>
+        <w:spacing w:after="0" w:line="0" w:lineRule="atLeast"/>
+        <w:rPr>
+          <w:rFonts w:ascii="KlarMinTC GenKiMerriMix PunctFi" w:eastAsia="KlarMinTC GenKiMerriMix PunctFi" w:hAnsi="KlarMinTC GenKiMerriMix PunctFi"/>
+          <w:lang w:val="it-IT"/>
+        </w:rPr>
+      </w:pPr>
+    </w:p>
+    <w:p>
+      <w:pPr>
+        <w:spacing w:after="0" w:line="0" w:lineRule="atLeast"/>
+        <w:rPr>
+          <w:rFonts w:ascii="KlarMinTC GenKiMerriMix PunctFi" w:eastAsia="KlarMinTC GenKiMerriMix PunctFi" w:hAnsi="KlarMinTC GenKiMerriMix PunctFi"/>
+          <w:lang w:val="it-IT"/>
+        </w:rPr>
+      </w:pPr>
+      <w:r>
+        <w:rPr>
+          <w:rFonts w:ascii="KlarMinTC GenKiMerriMix PunctFi" w:eastAsia="KlarMinTC GenKiMerriMix PunctFi" w:hAnsi="KlarMinTC GenKiMerriMix PunctFi"/>
+        </w:rPr>
+        <w:t>彎引號與特殊標點</w:t>
+      </w:r>
+      <w:r>
+        <w:rPr>
+          <w:rFonts w:ascii="KlarMinTC GenKiMerriMix PunctFi" w:eastAsia="KlarMinTC GenKiMerriMix PunctFi" w:hAnsi="KlarMinTC GenKiMerriMix PunctFi"/>
+          <w:lang w:val="it-IT"/>
+        </w:rPr>
+        <w:t>：</w:t>
+      </w:r>
+    </w:p>
+    <w:p>
+      <w:pPr>
+        <w:spacing w:after="0" w:line="0" w:lineRule="atLeast"/>
+        <w:rPr>
+          <w:rFonts w:ascii="KlarMinTC GenKiMerriMix PunctFi" w:eastAsia="KlarMinTC GenKiMerriMix PunctFi" w:hAnsi="KlarMinTC GenKiMerriMix PunctFi"/>
+          <w:lang w:val="it-IT"/>
+        </w:rPr>
+      </w:pPr>
+      <w:r>
+        <w:rPr>
+          <w:rFonts w:ascii="KlarMinTC GenKiMerriMix PunctFi" w:eastAsia="KlarMinTC GenKiMerriMix PunctFi" w:hAnsi="KlarMinTC GenKiMerriMix PunctFi"/>
+          <w:lang w:val="it-IT"/>
+        </w:rPr>
+        <w:t>‘single’ ’end’ “double” ”end”</w:t>
+      </w:r>
+    </w:p>
+    <w:p>
+      <w:pPr>
+        <w:spacing w:after="0" w:line="0" w:lineRule="atLeast"/>
+        <w:rPr>
+          <w:rFonts w:ascii="KlarMinTC GenKiMerriMix PunctFi" w:eastAsia="KlarMinTC GenKiMerriMix PunctFi" w:hAnsi="KlarMinTC GenKiMerriMix PunctFi"/>
+          <w:lang w:val="it-IT"/>
+        </w:rPr>
+      </w:pPr>
+      <w:r>
+        <w:rPr>
+          <w:rFonts w:ascii="Times New Roman" w:eastAsia="KlarMinTC GenKiMerriMix PunctFi" w:hAnsi="Times New Roman" w:cs="Times New Roman"/>
+          <w:lang w:val="it-IT"/>
+        </w:rPr>
+        <w:t>‚</w:t>
+      </w:r>
+      <w:r>
+        <w:rPr>
+          <w:rFonts w:ascii="KlarMinTC GenKiMerriMix PunctFi" w:eastAsia="KlarMinTC GenKiMerriMix PunctFi" w:hAnsi="KlarMinTC GenKiMerriMix PunctFi"/>
+          <w:lang w:val="it-IT"/>
+        </w:rPr>
+        <w:t>low single</w:t>
+      </w:r>
+      <w:r>
+        <w:rPr>
+          <w:rFonts w:ascii="Times New Roman" w:eastAsia="KlarMinTC GenKiMerriMix PunctFi" w:hAnsi="Times New Roman" w:cs="Times New Roman"/>
+          <w:lang w:val="it-IT"/>
+        </w:rPr>
+        <w:t>‚</w:t>
+      </w:r>
+      <w:r>
+        <w:rPr>
+          <w:rFonts w:ascii="KlarMinTC GenKiMerriMix PunctFi" w:eastAsia="KlarMinTC GenKiMerriMix PunctFi" w:hAnsi="KlarMinTC GenKiMerriMix PunctFi"/>
+          <w:lang w:val="it-IT"/>
+        </w:rPr>
+        <w:t xml:space="preserve"> </w:t>
+      </w:r>
+      <w:r>
+        <w:rPr>
+          <w:rFonts w:ascii="Times New Roman" w:eastAsia="KlarMinTC GenKiMerriMix PunctFi" w:hAnsi="Times New Roman" w:cs="Times New Roman"/>
+          <w:lang w:val="it-IT"/>
+        </w:rPr>
+        <w:t>„</w:t>
+      </w:r>
+      <w:r>
+        <w:rPr>
+          <w:rFonts w:ascii="KlarMinTC GenKiMerriMix PunctFi" w:eastAsia="KlarMinTC GenKiMerriMix PunctFi" w:hAnsi="KlarMinTC GenKiMerriMix PunctFi"/>
+          <w:lang w:val="it-IT"/>
+        </w:rPr>
+        <w:t>low double</w:t>
+      </w:r>
+      <w:r>
+        <w:rPr>
+          <w:rFonts w:ascii="Times New Roman" w:eastAsia="KlarMinTC GenKiMerriMix PunctFi" w:hAnsi="Times New Roman" w:cs="Times New Roman"/>
+          <w:lang w:val="it-IT"/>
+        </w:rPr>
+        <w:t>„</w:t>
+      </w:r>
+    </w:p>
+    <w:p>
+      <w:pPr>
+        <w:spacing w:after="0" w:line="0" w:lineRule="atLeast"/>
+        <w:rPr>
+          <w:rFonts w:ascii="KlarMinTC GenKiMerriMix PunctFi" w:eastAsia="KlarMinTC GenKiMerriMix PunctFi" w:hAnsi="KlarMinTC GenKiMerriMix PunctFi"/>
+        </w:rPr>
+      </w:pPr>
+      <w:r>
+        <w:rPr>
+          <w:rFonts w:ascii="Times New Roman" w:eastAsia="KlarMinTC GenKiMerriMix PunctFi" w:hAnsi="Times New Roman" w:cs="Times New Roman"/>
+        </w:rPr>
+        <w:lastRenderedPageBreak/>
+        <w:t>‹</w:t>
+      </w:r>
+      <w:r>
+        <w:rPr>
+          <w:rFonts w:ascii="KlarMinTC GenKiMerriMix PunctFi" w:eastAsia="KlarMinTC GenKiMerriMix PunctFi" w:hAnsi="KlarMinTC GenKiMerriMix PunctFi"/>
+        </w:rPr>
+        <w:t>angle</w:t>
+      </w:r>
+      <w:r>
+        <w:rPr>
+          <w:rFonts w:ascii="Times New Roman" w:eastAsia="KlarMinTC GenKiMerriMix PunctFi" w:hAnsi="Times New Roman" w:cs="Times New Roman"/>
+        </w:rPr>
+        <w:t>‹</w:t>
+      </w:r>
+      <w:r>
+        <w:rPr>
+          <w:rFonts w:ascii="KlarMinTC GenKiMerriMix PunctFi" w:eastAsia="KlarMinTC GenKiMerriMix PunctFi" w:hAnsi="KlarMinTC GenKiMerriMix PunctFi"/>
+        </w:rPr>
+        <w:t xml:space="preserve"> </w:t>
+      </w:r>
+      <w:r>
+        <w:rPr>
+          <w:rFonts w:ascii="Times New Roman" w:eastAsia="KlarMinTC GenKiMerriMix PunctFi" w:hAnsi="Times New Roman" w:cs="Times New Roman"/>
+        </w:rPr>
+        <w:t>›</w:t>
+      </w:r>
+      <w:r>
+        <w:rPr>
+          <w:rFonts w:ascii="KlarMinTC GenKiMerriMix PunctFi" w:eastAsia="KlarMinTC GenKiMerriMix PunctFi" w:hAnsi="KlarMinTC GenKiMerriMix PunctFi"/>
+        </w:rPr>
+        <w:t>angle</w:t>
+      </w:r>
+      <w:r>
+        <w:rPr>
+          <w:rFonts w:ascii="Times New Roman" w:eastAsia="KlarMinTC GenKiMerriMix PunctFi" w:hAnsi="Times New Roman" w:cs="Times New Roman"/>
+        </w:rPr>
+        <w:t>›</w:t>
+      </w:r>
+    </w:p>
+    <w:p>
+      <w:pPr>
+        <w:spacing w:after="0" w:line="0" w:lineRule="atLeast"/>
+        <w:rPr>
+          <w:rFonts w:ascii="KlarMinTC GenKiMerriMix PunctFi" w:eastAsia="KlarMinTC GenKiMerriMix PunctFi" w:hAnsi="KlarMinTC GenKiMerriMix PunctFi"/>
+        </w:rPr>
+      </w:pPr>
+      <w:r>
+        <w:rPr>
+          <w:rFonts w:ascii="KlarMinTC GenKiMerriMix PunctFi" w:eastAsia="KlarMinTC GenKiMerriMix PunctFi" w:hAnsi="KlarMinTC GenKiMerriMix PunctFi"/>
+        </w:rPr>
+        <w:t>prime: 5′ 10</w:t>
+      </w:r>
+      <w:r>
+        <w:rPr>
+          <w:rFonts w:ascii="Times New Roman" w:eastAsia="KlarMinTC GenKiMerriMix PunctFi" w:hAnsi="Times New Roman" w:cs="Times New Roman"/>
+        </w:rPr>
+        <w:t>″</w:t>
+      </w:r>
+    </w:p>
+    <w:p>
+      <w:pPr>
+        <w:spacing w:after="0" w:line="0" w:lineRule="atLeast"/>
+        <w:rPr>
+          <w:rFonts w:ascii="KlarMinTC GenKiMerriMix PunctFi" w:eastAsia="KlarMinTC GenKiMerriMix PunctFi" w:hAnsi="KlarMinTC GenKiMerriMix PunctFi"/>
+        </w:rPr>
+      </w:pPr>
+      <w:r>
+        <w:rPr>
+          <w:rFonts w:ascii="KlarMinTC GenKiMerriMix PunctFi" w:eastAsia="KlarMinTC GenKiMerriMix PunctFi" w:hAnsi="KlarMinTC GenKiMerriMix PunctFi"/>
+        </w:rPr>
+        <w:t xml:space="preserve">warning: </w:t>
+      </w:r>
+      <w:r>
+        <w:rPr>
+          <w:rFonts w:ascii="Times New Roman" w:eastAsia="KlarMinTC GenKiMerriMix PunctFi" w:hAnsi="Times New Roman" w:cs="Times New Roman"/>
+        </w:rPr>
+        <w:t>‼</w:t>
+      </w:r>
+    </w:p>
+    <w:p>
+      <w:pPr>
+        <w:spacing w:after="0" w:line="0" w:lineRule="atLeast"/>
+        <w:rPr>
+          <w:rFonts w:ascii="KlarMinTC GenKiMerriMix PunctFi" w:eastAsia="KlarMinTC GenKiMerriMix PunctFi" w:hAnsi="KlarMinTC GenKiMerriMix PunctFi"/>
+        </w:rPr>
+      </w:pPr>
+      <w:r>
+        <w:rPr>
+          <w:rFonts w:ascii="KlarMinTC GenKiMerriMix PunctFi" w:eastAsia="KlarMinTC GenKiMerriMix PunctFi" w:hAnsi="KlarMinTC GenKiMerriMix PunctFi"/>
+        </w:rPr>
+        <w:t xml:space="preserve">quote test: ‘A’, “B”, </w:t>
+      </w:r>
+      <w:r>
+        <w:rPr>
+          <w:rFonts w:ascii="Times New Roman" w:eastAsia="KlarMinTC GenKiMerriMix PunctFi" w:hAnsi="Times New Roman" w:cs="Times New Roman"/>
+        </w:rPr>
+        <w:t>‚</w:t>
+      </w:r>
+      <w:r>
+        <w:rPr>
+          <w:rFonts w:ascii="KlarMinTC GenKiMerriMix PunctFi" w:eastAsia="KlarMinTC GenKiMerriMix PunctFi" w:hAnsi="KlarMinTC GenKiMerriMix PunctFi"/>
+        </w:rPr>
+        <w:t>C</w:t>
+      </w:r>
+      <w:r>
+        <w:rPr>
+          <w:rFonts w:ascii="KlarMinTC GenKiMerriMix PunctFi" w:eastAsia="KlarMinTC GenKiMerriMix PunctFi" w:hAnsi="KlarMinTC GenKiMerriMix PunctFi" w:cs="KlarMinTC GenKiMerriMix PunctFi" w:hint="eastAsia"/>
+        </w:rPr>
+        <w:t>’</w:t>
+      </w:r>
+      <w:r>
+        <w:rPr>
+          <w:rFonts w:ascii="KlarMinTC GenKiMerriMix PunctFi" w:eastAsia="KlarMinTC GenKiMerriMix PunctFi" w:hAnsi="KlarMinTC GenKiMerriMix PunctFi"/>
+        </w:rPr>
+        <w:t xml:space="preserve">, </w:t>
+      </w:r>
+      <w:r>
+        <w:rPr>
+          <w:rFonts w:ascii="Times New Roman" w:eastAsia="KlarMinTC GenKiMerriMix PunctFi" w:hAnsi="Times New Roman" w:cs="Times New Roman"/>
+        </w:rPr>
+        <w:t>„</w:t>
+      </w:r>
+      <w:r>
+        <w:rPr>
+          <w:rFonts w:ascii="KlarMinTC GenKiMerriMix PunctFi" w:eastAsia="KlarMinTC GenKiMerriMix PunctFi" w:hAnsi="KlarMinTC GenKiMerriMix PunctFi"/>
+        </w:rPr>
+        <w:t>D</w:t>
+      </w:r>
+      <w:r>
+        <w:rPr>
+          <w:rFonts w:ascii="KlarMinTC GenKiMerriMix PunctFi" w:eastAsia="KlarMinTC GenKiMerriMix PunctFi" w:hAnsi="KlarMinTC GenKiMerriMix PunctFi" w:cs="KlarMinTC GenKiMerriMix PunctFi" w:hint="eastAsia"/>
+        </w:rPr>
+        <w:t>”</w:t>
+      </w:r>
+      <w:r>
+        <w:rPr>
+          <w:rFonts w:ascii="KlarMinTC GenKiMerriMix PunctFi" w:eastAsia="KlarMinTC GenKiMerriMix PunctFi" w:hAnsi="KlarMinTC GenKiMerriMix PunctFi"/>
+        </w:rPr>
+        <w:t xml:space="preserve">, </w:t>
+      </w:r>
+      <w:r>
+        <w:rPr>
+          <w:rFonts w:ascii="Times New Roman" w:eastAsia="KlarMinTC GenKiMerriMix PunctFi" w:hAnsi="Times New Roman" w:cs="Times New Roman"/>
+        </w:rPr>
+        <w:t>‹</w:t>
+      </w:r>
+      <w:r>
+        <w:rPr>
+          <w:rFonts w:ascii="KlarMinTC GenKiMerriMix PunctFi" w:eastAsia="KlarMinTC GenKiMerriMix PunctFi" w:hAnsi="KlarMinTC GenKiMerriMix PunctFi"/>
+        </w:rPr>
+        <w:t>E</w:t>
+      </w:r>
+      <w:r>
+        <w:rPr>
+          <w:rFonts w:ascii="Times New Roman" w:eastAsia="KlarMinTC GenKiMerriMix PunctFi" w:hAnsi="Times New Roman" w:cs="Times New Roman"/>
+        </w:rPr>
+        <w:t>›</w:t>
+      </w:r>
+    </w:p>
+    <w:p>
+      <w:pPr>
+        <w:spacing w:after="0" w:line="0" w:lineRule="atLeast"/>
+        <w:rPr>
+          <w:rFonts w:ascii="KlarMinTC GenKiMerriMix PunctFi" w:eastAsia="KlarMinTC GenKiMerriMix PunctFi" w:hAnsi="KlarMinTC GenKiMerriMix PunctFi"/>
+        </w:rPr>
+      </w:pPr>
+    </w:p>
+    <w:p>
+      <w:pPr>
+        <w:spacing w:after="0" w:line="0" w:lineRule="atLeast"/>
+        <w:rPr>
+          <w:rFonts w:ascii="KlarMinTC GenKiMerriMix PunctFi" w:eastAsia="KlarMinTC GenKiMerriMix PunctFi" w:hAnsi="KlarMinTC GenKiMerriMix PunctFi"/>
+        </w:rPr>
+      </w:pPr>
+      <w:r>
+        <w:rPr>
+          <w:rFonts w:ascii="KlarMinTC GenKiMerriMix PunctFi" w:eastAsia="KlarMinTC GenKiMerriMix PunctFi" w:hAnsi="KlarMinTC GenKiMerriMix PunctFi"/>
+        </w:rPr>
+        <w:t>全形常用標點：</w:t>
+      </w:r>
+    </w:p>
+    <w:p>
+      <w:pPr>
+        <w:spacing w:after="0" w:line="0" w:lineRule="atLeast"/>
+        <w:rPr>
+          <w:rFonts w:ascii="KlarMinTC GenKiMerriMix PunctFi" w:eastAsia="KlarMinTC GenKiMerriMix PunctFi" w:hAnsi="KlarMinTC GenKiMerriMix PunctFi"/>
+        </w:rPr>
+      </w:pPr>
+      <w:r>
+        <w:rPr>
+          <w:rFonts w:ascii="KlarMinTC GenKiMerriMix PunctFi" w:eastAsia="KlarMinTC GenKiMerriMix PunctFi" w:hAnsi="KlarMinTC GenKiMerriMix PunctFi"/>
+        </w:rPr>
+        <w:t xml:space="preserve">， 。 、 ； ： ！ ？ （ ） 【 】 〔 〕 「 」 『 』 《 》 〈 〉 ／ </w:t>
+      </w:r>
+      <w:proofErr w:type="gramStart"/>
+      <w:r>
+        <w:rPr>
+          <w:rFonts w:ascii="KlarMinTC GenKiMerriMix PunctFi" w:eastAsia="KlarMinTC GenKiMerriMix PunctFi" w:hAnsi="KlarMinTC GenKiMerriMix PunctFi"/>
+        </w:rPr>
+        <w:t>＼</w:t>
+      </w:r>
+      <w:proofErr w:type="gramEnd"/>
+      <w:r>
+        <w:rPr>
+          <w:rFonts w:ascii="KlarMinTC GenKiMerriMix PunctFi" w:eastAsia="KlarMinTC GenKiMerriMix PunctFi" w:hAnsi="KlarMinTC GenKiMerriMix PunctFi"/>
+        </w:rPr>
+        <w:t xml:space="preserve"> </w:t>
+      </w:r>
+      <w:proofErr w:type="gramStart"/>
+      <w:r>
+        <w:rPr>
+          <w:rFonts w:ascii="KlarMinTC GenKiMerriMix PunctFi" w:eastAsia="KlarMinTC GenKiMerriMix PunctFi" w:hAnsi="KlarMinTC GenKiMerriMix PunctFi"/>
+        </w:rPr>
+        <w:t>｜</w:t>
+      </w:r>
+      <w:proofErr w:type="gramEnd"/>
+      <w:r>
+        <w:rPr>
+          <w:rFonts w:ascii="KlarMinTC GenKiMerriMix PunctFi" w:eastAsia="KlarMinTC GenKiMerriMix PunctFi" w:hAnsi="KlarMinTC GenKiMerriMix PunctFi"/>
+        </w:rPr>
+        <w:t xml:space="preserve"> ～ </w:t>
+      </w:r>
+      <w:proofErr w:type="gramStart"/>
+      <w:r>
+        <w:rPr>
+          <w:rFonts w:ascii="新細明體" w:eastAsia="新細明體" w:hAnsi="新細明體" w:cs="新細明體" w:hint="eastAsia"/>
+        </w:rPr>
+        <w:t>｀</w:t>
+      </w:r>
+      <w:proofErr w:type="gramEnd"/>
+      <w:r>
+        <w:rPr>
+          <w:rFonts w:ascii="KlarMinTC GenKiMerriMix PunctFi" w:eastAsia="KlarMinTC GenKiMerriMix PunctFi" w:hAnsi="KlarMinTC GenKiMerriMix PunctFi"/>
+        </w:rPr>
+        <w:t xml:space="preserve"> ．</w:t>
+      </w:r>
+    </w:p>
+    <w:p>
+      <w:pPr>
+        <w:spacing w:after="0" w:line="0" w:lineRule="atLeast"/>
+        <w:rPr>
+          <w:rFonts w:ascii="KlarMinTC GenKiMerriMix PunctFi" w:eastAsia="KlarMinTC GenKiMerriMix PunctFi" w:hAnsi="KlarMinTC GenKiMerriMix PunctFi"/>
+        </w:rPr>
+      </w:pPr>
+      <w:r>
+        <w:rPr>
+          <w:rFonts w:ascii="KlarMinTC GenKiMerriMix PunctFi" w:eastAsia="KlarMinTC GenKiMerriMix PunctFi" w:hAnsi="KlarMinTC GenKiMerriMix PunctFi"/>
+        </w:rPr>
+        <w:t>中文「引號」與『雙層引號』，還有（圓括號）、【方頭括號】、〈尖括號〉、《書名號》都要看起來穩定。</w:t>
+      </w:r>
+    </w:p>
+    <w:p>
+      <w:pPr>
+        <w:spacing w:after="0" w:line="0" w:lineRule="atLeast"/>
+        <w:rPr>
+          <w:rFonts w:ascii="KlarMinTC GenKiMerriMix PunctFi" w:eastAsia="KlarMinTC GenKiMerriMix PunctFi" w:hAnsi="KlarMinTC GenKiMerriMix PunctFi"/>
+        </w:rPr>
+      </w:pPr>
+    </w:p>
+    <w:p>
+      <w:pPr>
+        <w:spacing w:after="0" w:line="0" w:lineRule="atLeast"/>
+        <w:rPr>
+          <w:rFonts w:ascii="KlarMinTC GenKiMerriMix PunctFi" w:eastAsia="KlarMinTC GenKiMerriMix PunctFi" w:hAnsi="KlarMinTC GenKiMerriMix PunctFi"/>
+        </w:rPr>
+      </w:pPr>
+      <w:r>
+        <w:rPr>
+          <w:rFonts w:ascii="KlarMinTC GenKiMerriMix PunctFi" w:eastAsia="KlarMinTC GenKiMerriMix PunctFi" w:hAnsi="KlarMinTC GenKiMerriMix PunctFi"/>
+        </w:rPr>
+        <w:t>全半形對照：</w:t>
+      </w:r>
+    </w:p>
+    <w:p>
+      <w:pPr>
+        <w:spacing w:after="0" w:line="0" w:lineRule="atLeast"/>
+        <w:rPr>
+          <w:rFonts w:ascii="KlarMinTC GenKiMerriMix PunctFi" w:eastAsia="KlarMinTC GenKiMerriMix PunctFi" w:hAnsi="KlarMinTC GenKiMerriMix PunctFi"/>
+        </w:rPr>
+      </w:pPr>
+      <w:r>
+        <w:rPr>
+          <w:rFonts w:ascii="KlarMinTC GenKiMerriMix PunctFi" w:eastAsia="KlarMinTC GenKiMerriMix PunctFi" w:hAnsi="KlarMinTC GenKiMerriMix PunctFi"/>
+        </w:rPr>
+        <w:t>, ，</w:t>
+      </w:r>
+    </w:p>
+    <w:p>
+      <w:pPr>
+        <w:spacing w:after="0" w:line="0" w:lineRule="atLeast"/>
+        <w:rPr>
+          <w:rFonts w:ascii="KlarMinTC GenKiMerriMix PunctFi" w:eastAsia="KlarMinTC GenKiMerriMix PunctFi" w:hAnsi="KlarMinTC GenKiMerriMix PunctFi"/>
+        </w:rPr>
+      </w:pPr>
+      <w:r>
+        <w:rPr>
+          <w:rFonts w:ascii="KlarMinTC GenKiMerriMix PunctFi" w:eastAsia="KlarMinTC GenKiMerriMix PunctFi" w:hAnsi="KlarMinTC GenKiMerriMix PunctFi"/>
+        </w:rPr>
+        <w:t>. 。</w:t>
+      </w:r>
+    </w:p>
+    <w:p>
+      <w:pPr>
+        <w:spacing w:after="0" w:line="0" w:lineRule="atLeast"/>
+        <w:rPr>
+          <w:rFonts w:ascii="KlarMinTC GenKiMerriMix PunctFi" w:eastAsia="KlarMinTC GenKiMerriMix PunctFi" w:hAnsi="KlarMinTC GenKiMerriMix PunctFi"/>
+        </w:rPr>
+      </w:pPr>
+      <w:r>
+        <w:rPr>
+          <w:rFonts w:ascii="KlarMinTC GenKiMerriMix PunctFi" w:eastAsia="KlarMinTC GenKiMerriMix PunctFi" w:hAnsi="KlarMinTC GenKiMerriMix PunctFi"/>
+        </w:rPr>
+        <w:t>: ：</w:t>
+      </w:r>
+    </w:p>
+    <w:p>
+      <w:pPr>
+        <w:spacing w:after="0" w:line="0" w:lineRule="atLeast"/>
+        <w:rPr>
+          <w:rFonts w:ascii="KlarMinTC GenKiMerriMix PunctFi" w:eastAsia="KlarMinTC GenKiMerriMix PunctFi" w:hAnsi="KlarMinTC GenKiMerriMix PunctFi"/>
+        </w:rPr>
+      </w:pPr>
+      <w:r>
+        <w:rPr>
+          <w:rFonts w:ascii="KlarMinTC GenKiMerriMix PunctFi" w:eastAsia="KlarMinTC GenKiMerriMix PunctFi" w:hAnsi="KlarMinTC GenKiMerriMix PunctFi"/>
+        </w:rPr>
+        <w:t>; ；</w:t>
+      </w:r>
+    </w:p>
+    <w:p>
+      <w:pPr>
+        <w:spacing w:after="0" w:line="0" w:lineRule="atLeast"/>
+        <w:rPr>
+          <w:rFonts w:ascii="KlarMinTC GenKiMerriMix PunctFi" w:eastAsia="KlarMinTC GenKiMerriMix PunctFi" w:hAnsi="KlarMinTC GenKiMerriMix PunctFi"/>
+        </w:rPr>
+      </w:pPr>
+      <w:r>
+        <w:rPr>
+          <w:rFonts w:ascii="KlarMinTC GenKiMerriMix PunctFi" w:eastAsia="KlarMinTC GenKiMerriMix PunctFi" w:hAnsi="KlarMinTC GenKiMerriMix PunctFi"/>
+        </w:rPr>
+        <w:t>! ！</w:t>
+      </w:r>
+    </w:p>
+    <w:p>
+      <w:pPr>
+        <w:spacing w:after="0" w:line="0" w:lineRule="atLeast"/>
+        <w:rPr>
+          <w:rFonts w:ascii="KlarMinTC GenKiMerriMix PunctFi" w:eastAsia="KlarMinTC GenKiMerriMix PunctFi" w:hAnsi="KlarMinTC GenKiMerriMix PunctFi"/>
+        </w:rPr>
+      </w:pPr>
+      <w:r>
+        <w:rPr>
+          <w:rFonts w:ascii="KlarMinTC GenKiMerriMix PunctFi" w:eastAsia="KlarMinTC GenKiMerriMix PunctFi" w:hAnsi="KlarMinTC GenKiMerriMix PunctFi"/>
+        </w:rPr>
+        <w:t>? ？</w:t>
+      </w:r>
+    </w:p>
+    <w:p>
+      <w:pPr>
+        <w:spacing w:after="0" w:line="0" w:lineRule="atLeast"/>
+        <w:rPr>
+          <w:rFonts w:ascii="KlarMinTC GenKiMerriMix PunctFi" w:eastAsia="KlarMinTC GenKiMerriMix PunctFi" w:hAnsi="KlarMinTC GenKiMerriMix PunctFi"/>
+        </w:rPr>
+      </w:pPr>
+      <w:r>
+        <w:rPr>
+          <w:rFonts w:ascii="KlarMinTC GenKiMerriMix PunctFi" w:eastAsia="KlarMinTC GenKiMerriMix PunctFi" w:hAnsi="KlarMinTC GenKiMerriMix PunctFi"/>
+        </w:rPr>
+        <w:t xml:space="preserve">( </w:t>
+      </w:r>
+      <w:proofErr w:type="gramStart"/>
+      <w:r>
+        <w:rPr>
+          <w:rFonts w:ascii="KlarMinTC GenKiMerriMix PunctFi" w:eastAsia="KlarMinTC GenKiMerriMix PunctFi" w:hAnsi="KlarMinTC GenKiMerriMix PunctFi"/>
+        </w:rPr>
+        <w:t>（</w:t>
+      </w:r>
+      <w:proofErr w:type="gramEnd"/>
+    </w:p>
+    <w:p>
+      <w:pPr>
+        <w:spacing w:after="0" w:line="0" w:lineRule="atLeast"/>
+        <w:rPr>
+          <w:rFonts w:ascii="KlarMinTC GenKiMerriMix PunctFi" w:eastAsia="KlarMinTC GenKiMerriMix PunctFi" w:hAnsi="KlarMinTC GenKiMerriMix PunctFi"/>
+        </w:rPr>
+      </w:pPr>
+      <w:r>
+        <w:rPr>
+          <w:rFonts w:ascii="KlarMinTC GenKiMerriMix PunctFi" w:eastAsia="KlarMinTC GenKiMerriMix PunctFi" w:hAnsi="KlarMinTC GenKiMerriMix PunctFi"/>
+        </w:rPr>
+        <w:t xml:space="preserve">) </w:t>
+      </w:r>
+      <w:proofErr w:type="gramStart"/>
+      <w:r>
+        <w:rPr>
+          <w:rFonts w:ascii="KlarMinTC GenKiMerriMix PunctFi" w:eastAsia="KlarMinTC GenKiMerriMix PunctFi" w:hAnsi="KlarMinTC GenKiMerriMix PunctFi"/>
+        </w:rPr>
+        <w:t>）</w:t>
+      </w:r>
+      <w:proofErr w:type="gramEnd"/>
+    </w:p>
+    <w:p>
+      <w:pPr>
+        <w:spacing w:after="0" w:line="0" w:lineRule="atLeast"/>
+        <w:rPr>
+          <w:rFonts w:ascii="KlarMinTC GenKiMerriMix PunctFi" w:eastAsia="KlarMinTC GenKiMerriMix PunctFi" w:hAnsi="KlarMinTC GenKiMerriMix PunctFi"/>
+        </w:rPr>
+      </w:pPr>
+      <w:r>
+        <w:rPr>
+          <w:rFonts w:ascii="KlarMinTC GenKiMerriMix PunctFi" w:eastAsia="KlarMinTC GenKiMerriMix PunctFi" w:hAnsi="KlarMinTC GenKiMerriMix PunctFi"/>
+        </w:rPr>
+        <w:t xml:space="preserve">[ </w:t>
+      </w:r>
+      <w:proofErr w:type="gramStart"/>
+      <w:r>
+        <w:rPr>
+          <w:rFonts w:ascii="KlarMinTC GenKiMerriMix PunctFi" w:eastAsia="KlarMinTC GenKiMerriMix PunctFi" w:hAnsi="KlarMinTC GenKiMerriMix PunctFi"/>
+        </w:rPr>
+        <w:t>【</w:t>
+      </w:r>
+      <w:proofErr w:type="gramEnd"/>
+    </w:p>
+    <w:p>
+      <w:pPr>
+        <w:spacing w:after="0" w:line="0" w:lineRule="atLeast"/>
+        <w:rPr>
+          <w:rFonts w:ascii="KlarMinTC GenKiMerriMix PunctFi" w:eastAsia="KlarMinTC GenKiMerriMix PunctFi" w:hAnsi="KlarMinTC GenKiMerriMix PunctFi"/>
+        </w:rPr>
+      </w:pPr>
+      <w:r>
+        <w:rPr>
+          <w:rFonts w:ascii="KlarMinTC GenKiMerriMix PunctFi" w:eastAsia="KlarMinTC GenKiMerriMix PunctFi" w:hAnsi="KlarMinTC GenKiMerriMix PunctFi"/>
+        </w:rPr>
+        <w:t xml:space="preserve">] </w:t>
+      </w:r>
+      <w:proofErr w:type="gramStart"/>
+      <w:r>
+        <w:rPr>
+          <w:rFonts w:ascii="KlarMinTC GenKiMerriMix PunctFi" w:eastAsia="KlarMinTC GenKiMerriMix PunctFi" w:hAnsi="KlarMinTC GenKiMerriMix PunctFi"/>
+        </w:rPr>
+        <w:t>】</w:t>
+      </w:r>
+      <w:proofErr w:type="gramEnd"/>
+    </w:p>
+    <w:p>
+      <w:pPr>
+        <w:spacing w:after="0" w:line="0" w:lineRule="atLeast"/>
+        <w:rPr>
+          <w:rFonts w:ascii="KlarMinTC GenKiMerriMix PunctFi" w:eastAsia="KlarMinTC GenKiMerriMix PunctFi" w:hAnsi="KlarMinTC GenKiMerriMix PunctFi"/>
+        </w:rPr>
+      </w:pPr>
+      <w:r>
+        <w:rPr>
+          <w:rFonts w:ascii="KlarMinTC GenKiMerriMix PunctFi" w:eastAsia="KlarMinTC GenKiMerriMix PunctFi" w:hAnsi="KlarMinTC GenKiMerriMix PunctFi"/>
+        </w:rPr>
+        <w:t xml:space="preserve">{ </w:t>
+      </w:r>
+      <w:proofErr w:type="gramStart"/>
+      <w:r>
+        <w:rPr>
+          <w:rFonts w:ascii="KlarMinTC GenKiMerriMix PunctFi" w:eastAsia="KlarMinTC GenKiMerriMix PunctFi" w:hAnsi="KlarMinTC GenKiMerriMix PunctFi"/>
+        </w:rPr>
+        <w:t>〔</w:t>
+      </w:r>
+      <w:proofErr w:type="gramEnd"/>
+    </w:p>
+    <w:p>
+      <w:pPr>
+        <w:spacing w:after="0" w:line="0" w:lineRule="atLeast"/>
+        <w:rPr>
+          <w:rFonts w:ascii="KlarMinTC GenKiMerriMix PunctFi" w:eastAsia="KlarMinTC GenKiMerriMix PunctFi" w:hAnsi="KlarMinTC GenKiMerriMix PunctFi"/>
+        </w:rPr>
+      </w:pPr>
+      <w:r>
+        <w:rPr>
+          <w:rFonts w:ascii="KlarMinTC GenKiMerriMix PunctFi" w:eastAsia="KlarMinTC GenKiMerriMix PunctFi" w:hAnsi="KlarMinTC GenKiMerriMix PunctFi"/>
+        </w:rPr>
+        <w:t xml:space="preserve">} </w:t>
+      </w:r>
+      <w:proofErr w:type="gramStart"/>
+      <w:r>
+        <w:rPr>
+          <w:rFonts w:ascii="KlarMinTC GenKiMerriMix PunctFi" w:eastAsia="KlarMinTC GenKiMerriMix PunctFi" w:hAnsi="KlarMinTC GenKiMerriMix PunctFi"/>
+        </w:rPr>
+        <w:t>〕</w:t>
+      </w:r>
+      <w:proofErr w:type="gramEnd"/>
+    </w:p>
+    <w:p>
+      <w:pPr>
+        <w:spacing w:after="0" w:line="0" w:lineRule="atLeast"/>
+        <w:rPr>
+          <w:rFonts w:ascii="KlarMinTC GenKiMerriMix PunctFi" w:eastAsia="KlarMinTC GenKiMerriMix PunctFi" w:hAnsi="KlarMinTC GenKiMerriMix PunctFi"/>
+        </w:rPr>
+      </w:pPr>
+      <w:r>
+        <w:rPr>
+          <w:rFonts w:ascii="KlarMinTC GenKiMerriMix PunctFi" w:eastAsia="KlarMinTC GenKiMerriMix PunctFi" w:hAnsi="KlarMinTC GenKiMerriMix PunctFi"/>
+        </w:rPr>
+        <w:t>/ ／</w:t>
+      </w:r>
+    </w:p>
+    <w:p>
+      <w:pPr>
+        <w:spacing w:after="0" w:line="0" w:lineRule="atLeast"/>
+        <w:rPr>
+          <w:rFonts w:ascii="KlarMinTC GenKiMerriMix PunctFi" w:eastAsia="KlarMinTC GenKiMerriMix PunctFi" w:hAnsi="KlarMinTC GenKiMerriMix PunctFi"/>
+        </w:rPr>
+      </w:pPr>
+      <w:r>
+        <w:rPr>
+          <w:rFonts w:ascii="KlarMinTC GenKiMerriMix PunctFi" w:eastAsia="KlarMinTC GenKiMerriMix PunctFi" w:hAnsi="KlarMinTC GenKiMerriMix PunctFi"/>
+        </w:rPr>
+        <w:t xml:space="preserve">\ </w:t>
+      </w:r>
+      <w:proofErr w:type="gramStart"/>
+      <w:r>
+        <w:rPr>
+          <w:rFonts w:ascii="KlarMinTC GenKiMerriMix PunctFi" w:eastAsia="KlarMinTC GenKiMerriMix PunctFi" w:hAnsi="KlarMinTC GenKiMerriMix PunctFi"/>
+        </w:rPr>
+        <w:t>＼</w:t>
+      </w:r>
+      <w:proofErr w:type="gramEnd"/>
+    </w:p>
+    <w:p>
+      <w:pPr>
+        <w:spacing w:after="0" w:line="0" w:lineRule="atLeast"/>
+        <w:rPr>
+          <w:rFonts w:ascii="KlarMinTC GenKiMerriMix PunctFi" w:eastAsia="KlarMinTC GenKiMerriMix PunctFi" w:hAnsi="KlarMinTC GenKiMerriMix PunctFi"/>
+        </w:rPr>
+      </w:pPr>
+      <w:r>
+        <w:rPr>
+          <w:rFonts w:ascii="KlarMinTC GenKiMerriMix PunctFi" w:eastAsia="KlarMinTC GenKiMerriMix PunctFi" w:hAnsi="KlarMinTC GenKiMerriMix PunctFi"/>
+        </w:rPr>
+        <w:t xml:space="preserve">| </w:t>
+      </w:r>
+      <w:proofErr w:type="gramStart"/>
+      <w:r>
+        <w:rPr>
+          <w:rFonts w:ascii="KlarMinTC GenKiMerriMix PunctFi" w:eastAsia="KlarMinTC GenKiMerriMix PunctFi" w:hAnsi="KlarMinTC GenKiMerriMix PunctFi"/>
+        </w:rPr>
+        <w:t>｜</w:t>
+      </w:r>
+      <w:proofErr w:type="gramEnd"/>
+    </w:p>
+    <w:p>
+      <w:pPr>
+        <w:spacing w:after="0" w:line="0" w:lineRule="atLeast"/>
+        <w:rPr>
+          <w:rFonts w:ascii="KlarMinTC GenKiMerriMix PunctFi" w:eastAsia="KlarMinTC GenKiMerriMix PunctFi" w:hAnsi="KlarMinTC GenKiMerriMix PunctFi"/>
+        </w:rPr>
+      </w:pPr>
+      <w:r>
+        <w:rPr>
+          <w:rFonts w:ascii="KlarMinTC GenKiMerriMix PunctFi" w:eastAsia="KlarMinTC GenKiMerriMix PunctFi" w:hAnsi="KlarMinTC GenKiMerriMix PunctFi"/>
+        </w:rPr>
+        <w:t>~ ～</w:t>
+      </w:r>
+    </w:p>
+    <w:p>
+      <w:pPr>
+        <w:spacing w:after="0" w:line="0" w:lineRule="atLeast"/>
+        <w:rPr>
+          <w:rFonts w:ascii="KlarMinTC GenKiMerriMix PunctFi" w:eastAsia="KlarMinTC GenKiMerriMix PunctFi" w:hAnsi="KlarMinTC GenKiMerriMix PunctFi"/>
+        </w:rPr>
+      </w:pPr>
+      <w:r>
+        <w:rPr>
+          <w:rFonts w:ascii="KlarMinTC GenKiMerriMix PunctFi" w:eastAsia="KlarMinTC GenKiMerriMix PunctFi" w:hAnsi="KlarMinTC GenKiMerriMix PunctFi"/>
+        </w:rPr>
+        <w:t xml:space="preserve">` </w:t>
+      </w:r>
+      <w:proofErr w:type="gramStart"/>
+      <w:r>
+        <w:rPr>
+          <w:rFonts w:ascii="新細明體" w:eastAsia="新細明體" w:hAnsi="新細明體" w:cs="新細明體" w:hint="eastAsia"/>
+        </w:rPr>
+        <w:t>｀</w:t>
+      </w:r>
+      <w:proofErr w:type="gramEnd"/>
+    </w:p>
+    <w:p>
+      <w:pPr>
+        <w:spacing w:after="0" w:line="0" w:lineRule="atLeast"/>
+        <w:rPr>
+          <w:rFonts w:ascii="KlarMinTC GenKiMerriMix PunctFi" w:eastAsia="KlarMinTC GenKiMerriMix PunctFi" w:hAnsi="KlarMinTC GenKiMerriMix PunctFi"/>
+        </w:rPr>
+      </w:pPr>
+      <w:r>
+        <w:rPr>
+          <w:rFonts w:ascii="KlarMinTC GenKiMerriMix PunctFi" w:eastAsia="KlarMinTC GenKiMerriMix PunctFi" w:hAnsi="KlarMinTC GenKiMerriMix PunctFi"/>
+        </w:rPr>
+        <w:t xml:space="preserve">&lt; </w:t>
+      </w:r>
+      <w:proofErr w:type="gramStart"/>
+      <w:r>
+        <w:rPr>
+          <w:rFonts w:ascii="KlarMinTC GenKiMerriMix PunctFi" w:eastAsia="KlarMinTC GenKiMerriMix PunctFi" w:hAnsi="KlarMinTC GenKiMerriMix PunctFi"/>
+        </w:rPr>
+        <w:t>〈</w:t>
+      </w:r>
+      <w:proofErr w:type="gramEnd"/>
+    </w:p>
+    <w:p>
+      <w:pPr>
+        <w:spacing w:after="0" w:line="0" w:lineRule="atLeast"/>
+        <w:rPr>
+          <w:rFonts w:ascii="KlarMinTC GenKiMerriMix PunctFi" w:eastAsia="KlarMinTC GenKiMerriMix PunctFi" w:hAnsi="KlarMinTC GenKiMerriMix PunctFi"/>
+        </w:rPr>
+      </w:pPr>
+      <w:r>
+        <w:rPr>
+          <w:rFonts w:ascii="KlarMinTC GenKiMerriMix PunctFi" w:eastAsia="KlarMinTC GenKiMerriMix PunctFi" w:hAnsi="KlarMinTC GenKiMerriMix PunctFi"/>
+        </w:rPr>
+        <w:t xml:space="preserve">&gt; </w:t>
+      </w:r>
+      <w:proofErr w:type="gramStart"/>
+      <w:r>
+        <w:rPr>
+          <w:rFonts w:ascii="KlarMinTC GenKiMerriMix PunctFi" w:eastAsia="KlarMinTC GenKiMerriMix PunctFi" w:hAnsi="KlarMinTC GenKiMerriMix PunctFi"/>
+        </w:rPr>
+        <w:t>〉</w:t>
+      </w:r>
+      <w:proofErr w:type="gramEnd"/>
+    </w:p>
+    <w:p>
+      <w:pPr>
+        <w:spacing w:after="0" w:line="0" w:lineRule="atLeast"/>
+        <w:rPr>
+          <w:rFonts w:ascii="KlarMinTC GenKiMerriMix PunctFi" w:eastAsia="KlarMinTC GenKiMerriMix PunctFi" w:hAnsi="KlarMinTC GenKiMerriMix PunctFi"/>
+        </w:rPr>
+      </w:pPr>
+      <w:r>
+        <w:rPr>
+          <w:rFonts w:ascii="KlarMinTC GenKiMerriMix PunctFi" w:eastAsia="KlarMinTC GenKiMerriMix PunctFi" w:hAnsi="KlarMinTC GenKiMerriMix PunctFi"/>
+        </w:rPr>
+        <w:t>' ‘ ’</w:t>
+      </w:r>
+    </w:p>
+    <w:p>
+      <w:pPr>
+        <w:spacing w:after="0" w:line="0" w:lineRule="atLeast"/>
+        <w:rPr>
+          <w:rFonts w:ascii="KlarMinTC GenKiMerriMix PunctFi" w:eastAsia="KlarMinTC GenKiMerriMix PunctFi" w:hAnsi="KlarMinTC GenKiMerriMix PunctFi"/>
+        </w:rPr>
+      </w:pPr>
+      <w:r>
+        <w:rPr>
+          <w:rFonts w:ascii="KlarMinTC GenKiMerriMix PunctFi" w:eastAsia="KlarMinTC GenKiMerriMix PunctFi" w:hAnsi="KlarMinTC GenKiMerriMix PunctFi"/>
+        </w:rPr>
+        <w:t>" “ ”</w:t>
+      </w:r>
+    </w:p>
+    <w:p>
+      <w:pPr>
+        <w:spacing w:after="0" w:line="0" w:lineRule="atLeast"/>
+        <w:rPr>
+          <w:rFonts w:ascii="KlarMinTC GenKiMerriMix PunctFi" w:eastAsia="KlarMinTC GenKiMerriMix PunctFi" w:hAnsi="KlarMinTC GenKiMerriMix PunctFi"/>
+        </w:rPr>
+      </w:pPr>
+    </w:p>
+    <w:p>
+      <w:pPr>
+        <w:spacing w:after="0" w:line="0" w:lineRule="atLeast"/>
+        <w:rPr>
+          <w:rFonts w:ascii="KlarMinTC GenKiMerriMix PunctFi" w:eastAsia="KlarMinTC GenKiMerriMix PunctFi" w:hAnsi="KlarMinTC GenKiMerriMix PunctFi"/>
+        </w:rPr>
+      </w:pPr>
+      <w:r>
+        <w:rPr>
+          <w:rFonts w:ascii="KlarMinTC GenKiMerriMix PunctFi" w:eastAsia="KlarMinTC GenKiMerriMix PunctFi" w:hAnsi="KlarMinTC GenKiMerriMix PunctFi"/>
+        </w:rPr>
+        <w:t>數字與字母：</w:t>
+      </w:r>
+    </w:p>
+    <w:p>
+      <w:pPr>
+        <w:spacing w:after="0" w:line="0" w:lineRule="atLeast"/>
+        <w:rPr>
+          <w:rFonts w:ascii="KlarMinTC GenKiMerriMix PunctFi" w:eastAsia="KlarMinTC GenKiMerriMix PunctFi" w:hAnsi="KlarMinTC GenKiMerriMix PunctFi"/>
+        </w:rPr>
+      </w:pPr>
+      <w:r>
+        <w:rPr>
+          <w:rFonts w:ascii="KlarMinTC GenKiMerriMix PunctFi" w:eastAsia="KlarMinTC GenKiMerriMix PunctFi" w:hAnsi="KlarMinTC GenKiMerriMix PunctFi"/>
+        </w:rPr>
+        <w:lastRenderedPageBreak/>
+        <w:t>0123456789</w:t>
+      </w:r>
+    </w:p>
+    <w:p>
+      <w:pPr>
+        <w:spacing w:after="0" w:line="0" w:lineRule="atLeast"/>
+        <w:rPr>
+          <w:rFonts w:ascii="KlarMinTC GenKiMerriMix PunctFi" w:eastAsia="KlarMinTC GenKiMerriMix PunctFi" w:hAnsi="KlarMinTC GenKiMerriMix PunctFi"/>
+        </w:rPr>
+      </w:pPr>
+      <w:r>
+        <w:rPr>
+          <w:rFonts w:ascii="KlarMinTC GenKiMerriMix PunctFi" w:eastAsia="KlarMinTC GenKiMerriMix PunctFi" w:hAnsi="KlarMinTC GenKiMerriMix PunctFi"/>
+        </w:rPr>
+        <w:t>ABCDEFGHIJKLMNOPQRSTUVWXYZ</w:t>
+      </w:r>
+    </w:p>
+    <w:p>
+      <w:pPr>
+        <w:spacing w:after="0" w:line="0" w:lineRule="atLeast"/>
+        <w:rPr>
+          <w:rFonts w:ascii="KlarMinTC GenKiMerriMix PunctFi" w:eastAsia="KlarMinTC GenKiMerriMix PunctFi" w:hAnsi="KlarMinTC GenKiMerriMix PunctFi"/>
+        </w:rPr>
+      </w:pPr>
+      <w:proofErr w:type="spellStart"/>
+      <w:r>
+        <w:rPr>
+          <w:rFonts w:ascii="KlarMinTC GenKiMerriMix PunctFi" w:eastAsia="KlarMinTC GenKiMerriMix PunctFi" w:hAnsi="KlarMinTC GenKiMerriMix PunctFi"/>
+        </w:rPr>
+        <w:t>abcdefghijklmnopqrstuvwxyz</w:t>
+      </w:r>
+      <w:proofErr w:type="spellEnd"/>
+    </w:p>
+    <w:p>
+      <w:pPr>
+        <w:spacing w:after="0" w:line="0" w:lineRule="atLeast"/>
+        <w:rPr>
+          <w:rFonts w:ascii="KlarMinTC GenKiMerriMix PunctFi" w:eastAsia="KlarMinTC GenKiMerriMix PunctFi" w:hAnsi="KlarMinTC GenKiMerriMix PunctFi"/>
+        </w:rPr>
+      </w:pPr>
+    </w:p>
+    <w:p>
+      <w:pPr>
+        <w:spacing w:after="0" w:line="0" w:lineRule="atLeast"/>
+        <w:rPr>
+          <w:rFonts w:ascii="KlarMinTC GenKiMerriMix PunctFi" w:eastAsia="KlarMinTC GenKiMerriMix PunctFi" w:hAnsi="KlarMinTC GenKiMerriMix PunctFi"/>
+        </w:rPr>
+      </w:pPr>
+      <w:r>
+        <w:rPr>
+          <w:rFonts w:ascii="KlarMinTC GenKiMerriMix PunctFi" w:eastAsia="KlarMinTC GenKiMerriMix PunctFi" w:hAnsi="KlarMinTC GenKiMerriMix PunctFi"/>
+        </w:rPr>
+        <w:t>常見</w:t>
+      </w:r>
+      <w:proofErr w:type="gramStart"/>
+      <w:r>
+        <w:rPr>
+          <w:rFonts w:ascii="KlarMinTC GenKiMerriMix PunctFi" w:eastAsia="KlarMinTC GenKiMerriMix PunctFi" w:hAnsi="KlarMinTC GenKiMerriMix PunctFi"/>
+        </w:rPr>
+        <w:t>混排句</w:t>
+      </w:r>
+      <w:proofErr w:type="gramEnd"/>
+      <w:r>
+        <w:rPr>
+          <w:rFonts w:ascii="KlarMinTC GenKiMerriMix PunctFi" w:eastAsia="KlarMinTC GenKiMerriMix PunctFi" w:hAnsi="KlarMinTC GenKiMerriMix PunctFi"/>
+        </w:rPr>
+        <w:t>：</w:t>
+      </w:r>
+    </w:p>
+    <w:p>
+      <w:pPr>
+        <w:spacing w:after="0" w:line="0" w:lineRule="atLeast"/>
+        <w:rPr>
+          <w:rFonts w:ascii="KlarMinTC GenKiMerriMix PunctFi" w:eastAsia="KlarMinTC GenKiMerriMix PunctFi" w:hAnsi="KlarMinTC GenKiMerriMix PunctFi"/>
+        </w:rPr>
+      </w:pPr>
+      <w:r>
+        <w:rPr>
+          <w:rFonts w:ascii="KlarMinTC GenKiMerriMix PunctFi" w:eastAsia="KlarMinTC GenKiMerriMix PunctFi" w:hAnsi="KlarMinTC GenKiMerriMix PunctFi"/>
+        </w:rPr>
+        <w:t>研究編號 A-01、A-02、A-03；樣本代碼為 TK9, TNG67, CMSY131。</w:t>
+      </w:r>
+    </w:p>
+    <w:p>
+      <w:pPr>
+        <w:spacing w:after="0" w:line="0" w:lineRule="atLeast"/>
+        <w:rPr>
+          <w:rFonts w:ascii="KlarMinTC GenKiMerriMix PunctFi" w:eastAsia="KlarMinTC GenKiMerriMix PunctFi" w:hAnsi="KlarMinTC GenKiMerriMix PunctFi"/>
+        </w:rPr>
+      </w:pPr>
+      <w:r>
+        <w:rPr>
+          <w:rFonts w:ascii="KlarMinTC GenKiMerriMix PunctFi" w:eastAsia="KlarMinTC GenKiMerriMix PunctFi" w:hAnsi="KlarMinTC GenKiMerriMix PunctFi"/>
+        </w:rPr>
+        <w:t xml:space="preserve">Email: </w:t>
+      </w:r>
+      <w:hyperlink r:id="rId4" w:tgtFrame="_blank" w:history="1">
+        <w:r>
+          <w:rPr>
+            <w:rStyle w:val="ae"/>
+            <w:rFonts w:ascii="KlarMinTC GenKiMerriMix PunctFi" w:eastAsia="KlarMinTC GenKiMerriMix PunctFi" w:hAnsi="KlarMinTC GenKiMerriMix PunctFi"/>
+          </w:rPr>
+          <w:t>test-font@example.com</w:t>
+        </w:r>
+      </w:hyperlink>
+    </w:p>
+    <w:p>
+      <w:pPr>
+        <w:spacing w:after="0" w:line="0" w:lineRule="atLeast"/>
+        <w:rPr>
+          <w:rFonts w:ascii="KlarMinTC GenKiMerriMix PunctFi" w:eastAsia="KlarMinTC GenKiMerriMix PunctFi" w:hAnsi="KlarMinTC GenKiMerriMix PunctFi"/>
+        </w:rPr>
+      </w:pPr>
+      <w:r>
+        <w:rPr>
+          <w:rFonts w:ascii="KlarMinTC GenKiMerriMix PunctFi" w:eastAsia="KlarMinTC GenKiMerriMix PunctFi" w:hAnsi="KlarMinTC GenKiMerriMix PunctFi"/>
+        </w:rPr>
+        <w:t xml:space="preserve">URL: </w:t>
+      </w:r>
+      <w:hyperlink r:id="rId5" w:tgtFrame="_blank" w:history="1">
+        <w:r>
+          <w:rPr>
+            <w:rStyle w:val="ae"/>
+            <w:rFonts w:ascii="KlarMinTC GenKiMerriMix PunctFi" w:eastAsia="KlarMinTC GenKiMerriMix PunctFi" w:hAnsi="KlarMinTC GenKiMerriMix PunctFi"/>
+          </w:rPr>
+          <w:t>https://example.com/font-test?ver=5.1</w:t>
+        </w:r>
+      </w:hyperlink>
+    </w:p>
+    <w:p>
+      <w:pPr>
+        <w:spacing w:after="0" w:line="0" w:lineRule="atLeast"/>
+        <w:rPr>
+          <w:rFonts w:ascii="KlarMinTC GenKiMerriMix PunctFi" w:eastAsia="KlarMinTC GenKiMerriMix PunctFi" w:hAnsi="KlarMinTC GenKiMerriMix PunctFi"/>
+        </w:rPr>
+      </w:pPr>
+      <w:r>
+        <w:rPr>
+          <w:rFonts w:ascii="KlarMinTC GenKiMerriMix PunctFi" w:eastAsia="KlarMinTC GenKiMerriMix PunctFi" w:hAnsi="KlarMinTC GenKiMerriMix PunctFi"/>
+        </w:rPr>
+        <w:t>Windows path: C:\Users\Name\Desktop\Font\Test\</w:t>
+      </w:r>
+    </w:p>
+    <w:p>
+      <w:pPr>
+        <w:spacing w:after="0" w:line="0" w:lineRule="atLeast"/>
+        <w:rPr>
+          <w:rFonts w:ascii="KlarMinTC GenKiMerriMix PunctFi" w:eastAsia="KlarMinTC GenKiMerriMix PunctFi" w:hAnsi="KlarMinTC GenKiMerriMix PunctFi"/>
+        </w:rPr>
+      </w:pPr>
+      <w:r>
+        <w:rPr>
+          <w:rFonts w:ascii="KlarMinTC GenKiMerriMix PunctFi" w:eastAsia="KlarMinTC GenKiMerriMix PunctFi" w:hAnsi="KlarMinTC GenKiMerriMix PunctFi"/>
+        </w:rPr>
+        <w:t>Formula-like text: protein% = 7.5; amylose% = 18.2; score = 73.2/100.</w:t>
+      </w:r>
+    </w:p>
+    <w:p>
+      <w:pPr>
+        <w:spacing w:after="0" w:line="0" w:lineRule="atLeast"/>
+        <w:rPr>
+          <w:rFonts w:ascii="KlarMinTC GenKiMerriMix PunctFi" w:eastAsia="KlarMinTC GenKiMerriMix PunctFi" w:hAnsi="KlarMinTC GenKiMerriMix PunctFi"/>
+        </w:rPr>
+      </w:pPr>
+    </w:p>
+    <w:p>
+      <w:pPr>
+        <w:spacing w:after="0" w:line="0" w:lineRule="atLeast"/>
+        <w:rPr>
+          <w:rFonts w:ascii="KlarMinTC GenKiMerriMix PunctFi" w:eastAsia="KlarMinTC GenKiMerriMix PunctFi" w:hAnsi="KlarMinTC GenKiMerriMix PunctFi"/>
+        </w:rPr>
+      </w:pPr>
+      <w:r>
+        <w:rPr>
+          <w:rFonts w:ascii="KlarMinTC GenKiMerriMix PunctFi" w:eastAsia="KlarMinTC GenKiMerriMix PunctFi" w:hAnsi="KlarMinTC GenKiMerriMix PunctFi"/>
+        </w:rPr>
+        <w:t>排版觀察重點：</w:t>
+      </w:r>
+    </w:p>
+    <w:p>
+      <w:pPr>
+        <w:spacing w:after="0" w:line="0" w:lineRule="atLeast"/>
+        <w:rPr>
+          <w:rFonts w:ascii="KlarMinTC GenKiMerriMix PunctFi" w:eastAsia="KlarMinTC GenKiMerriMix PunctFi" w:hAnsi="KlarMinTC GenKiMerriMix PunctFi"/>
+        </w:rPr>
+      </w:pPr>
+      <w:r>
+        <w:rPr>
+          <w:rFonts w:ascii="KlarMinTC GenKiMerriMix PunctFi" w:eastAsia="KlarMinTC GenKiMerriMix PunctFi" w:hAnsi="KlarMinTC GenKiMerriMix PunctFi"/>
+        </w:rPr>
+        <w:t>漢字，標點，English words，1234567890，是否在同一視覺尺度上；</w:t>
+      </w:r>
+    </w:p>
+    <w:p>
+      <w:pPr>
+        <w:spacing w:after="0" w:line="0" w:lineRule="atLeast"/>
+        <w:rPr>
+          <w:rFonts w:ascii="KlarMinTC GenKiMerriMix PunctFi" w:eastAsia="KlarMinTC GenKiMerriMix PunctFi" w:hAnsi="KlarMinTC GenKiMerriMix PunctFi"/>
+        </w:rPr>
+      </w:pPr>
+      <w:r>
+        <w:rPr>
+          <w:rFonts w:ascii="KlarMinTC GenKiMerriMix PunctFi" w:eastAsia="KlarMinTC GenKiMerriMix PunctFi" w:hAnsi="KlarMinTC GenKiMerriMix PunctFi"/>
+        </w:rPr>
+        <w:t>逗號,句點.引號' "連字號-是否過大；</w:t>
+      </w:r>
+    </w:p>
+    <w:p>
+      <w:pPr>
+        <w:spacing w:after="0" w:line="0" w:lineRule="atLeast"/>
+        <w:rPr>
+          <w:rFonts w:ascii="KlarMinTC GenKiMerriMix PunctFi" w:eastAsia="KlarMinTC GenKiMerriMix PunctFi" w:hAnsi="KlarMinTC GenKiMerriMix PunctFi"/>
+        </w:rPr>
+      </w:pPr>
+      <w:r>
+        <w:rPr>
+          <w:rFonts w:ascii="KlarMinTC GenKiMerriMix PunctFi" w:eastAsia="KlarMinTC GenKiMerriMix PunctFi" w:hAnsi="KlarMinTC GenKiMerriMix PunctFi"/>
+        </w:rPr>
+        <w:t>全形標點，是否比漢字</w:t>
+      </w:r>
+      <w:proofErr w:type="gramStart"/>
+      <w:r>
+        <w:rPr>
+          <w:rFonts w:ascii="KlarMinTC GenKiMerriMix PunctFi" w:eastAsia="KlarMinTC GenKiMerriMix PunctFi" w:hAnsi="KlarMinTC GenKiMerriMix PunctFi"/>
+        </w:rPr>
+        <w:t>明顯胖</w:t>
+      </w:r>
+      <w:proofErr w:type="gramEnd"/>
+      <w:r>
+        <w:rPr>
+          <w:rFonts w:ascii="KlarMinTC GenKiMerriMix PunctFi" w:eastAsia="KlarMinTC GenKiMerriMix PunctFi" w:hAnsi="KlarMinTC GenKiMerriMix PunctFi"/>
+        </w:rPr>
+        <w:t>或明顯高；</w:t>
+      </w:r>
+    </w:p>
+    <w:p>
+      <w:pPr>
+        <w:spacing w:after="0" w:line="0" w:lineRule="atLeast"/>
+        <w:rPr>
+          <w:rFonts w:ascii="KlarMinTC GenKiMerriMix PunctFi" w:eastAsia="KlarMinTC GenKiMerriMix PunctFi" w:hAnsi="KlarMinTC GenKiMerriMix PunctFi"/>
+        </w:rPr>
+      </w:pPr>
+      <w:r>
+        <w:rPr>
+          <w:rFonts w:ascii="KlarMinTC GenKiMerriMix PunctFi" w:eastAsia="KlarMinTC GenKiMerriMix PunctFi" w:hAnsi="KlarMinTC GenKiMerriMix PunctFi"/>
+        </w:rPr>
+        <w:t>括號（ ）( )【 】[ ] 〈 〉&lt; &gt; 是否置中；</w:t>
+      </w:r>
+    </w:p>
+    <w:p>
+      <w:pPr>
+        <w:spacing w:after="0" w:line="0" w:lineRule="atLeast"/>
+        <w:rPr>
+          <w:rFonts w:ascii="KlarMinTC GenKiMerriMix PunctFi" w:eastAsia="KlarMinTC GenKiMerriMix PunctFi" w:hAnsi="KlarMinTC GenKiMerriMix PunctFi"/>
+        </w:rPr>
+      </w:pPr>
+      <w:r>
+        <w:rPr>
+          <w:rFonts w:ascii="KlarMinTC GenKiMerriMix PunctFi" w:eastAsia="KlarMinTC GenKiMerriMix PunctFi" w:hAnsi="KlarMinTC GenKiMerriMix PunctFi"/>
+        </w:rPr>
+        <w:t xml:space="preserve">斜線 / ／、反斜線 \ </w:t>
+      </w:r>
+      <w:proofErr w:type="gramStart"/>
+      <w:r>
+        <w:rPr>
+          <w:rFonts w:ascii="KlarMinTC GenKiMerriMix PunctFi" w:eastAsia="KlarMinTC GenKiMerriMix PunctFi" w:hAnsi="KlarMinTC GenKiMerriMix PunctFi"/>
+        </w:rPr>
+        <w:t>＼</w:t>
+      </w:r>
+      <w:proofErr w:type="gramEnd"/>
+      <w:r>
+        <w:rPr>
+          <w:rFonts w:ascii="KlarMinTC GenKiMerriMix PunctFi" w:eastAsia="KlarMinTC GenKiMerriMix PunctFi" w:hAnsi="KlarMinTC GenKiMerriMix PunctFi"/>
+        </w:rPr>
+        <w:t>、</w:t>
+      </w:r>
+      <w:proofErr w:type="gramStart"/>
+      <w:r>
+        <w:rPr>
+          <w:rFonts w:ascii="KlarMinTC GenKiMerriMix PunctFi" w:eastAsia="KlarMinTC GenKiMerriMix PunctFi" w:hAnsi="KlarMinTC GenKiMerriMix PunctFi"/>
+        </w:rPr>
+        <w:t>豎線 | ｜</w:t>
+      </w:r>
+      <w:proofErr w:type="gramEnd"/>
+      <w:r>
+        <w:rPr>
+          <w:rFonts w:ascii="KlarMinTC GenKiMerriMix PunctFi" w:eastAsia="KlarMinTC GenKiMerriMix PunctFi" w:hAnsi="KlarMinTC GenKiMerriMix PunctFi"/>
+        </w:rPr>
+        <w:t xml:space="preserve">、波浪 ~ ～、反引號 ` </w:t>
+      </w:r>
+      <w:proofErr w:type="gramStart"/>
+      <w:r>
+        <w:rPr>
+          <w:rFonts w:ascii="新細明體" w:eastAsia="新細明體" w:hAnsi="新細明體" w:cs="新細明體" w:hint="eastAsia"/>
+        </w:rPr>
+        <w:t>｀</w:t>
+      </w:r>
+      <w:proofErr w:type="gramEnd"/>
+      <w:r>
+        <w:rPr>
+          <w:rFonts w:ascii="KlarMinTC GenKiMerriMix PunctFi" w:eastAsia="KlarMinTC GenKiMerriMix PunctFi" w:hAnsi="KlarMinTC GenKiMerriMix PunctFi"/>
+        </w:rPr>
+        <w:t xml:space="preserve"> 是否突兀。</w:t>
+      </w:r>
+    </w:p>
+    <w:p>
+      <w:pPr>
+        <w:spacing w:after="0" w:line="0" w:lineRule="atLeast"/>
+        <w:rPr>
+          <w:rFonts w:ascii="KlarMinTC GenKiMerriMix PunctFi" w:eastAsia="KlarMinTC GenKiMerriMix PunctFi" w:hAnsi="KlarMinTC GenKiMerriMix PunctFi"/>
         </w:rPr>
       </w:pPr>
     </w:p>
@@ -1023,6 +2404,29 @@
       <w:spacing w:val="5"/>
     </w:rPr>
   </w:style>
+  <w:style w:type="character" w:styleId="ae">
+    <w:name w:val="Hyperlink"/>
+    <w:basedOn w:val="a0"/>
+    <w:uiPriority w:val="99"/>
+    <w:unhideWhenUsed/>
+    <w:rsid w:val="007E2060"/>
+    <w:rPr>
+      <w:color w:val="0563C1" w:themeColor="hyperlink"/>
+      <w:u w:val="single"/>
+    </w:rPr>
+  </w:style>
+  <w:style w:type="character" w:styleId="af">
+    <w:name w:val="Unresolved Mention"/>
+    <w:basedOn w:val="a0"/>
+    <w:uiPriority w:val="99"/>
+    <w:semiHidden/>
+    <w:unhideWhenUsed/>
+    <w:rsid w:val="007E2060"/>
+    <w:rPr>
+      <w:color w:val="605E5C"/>
+      <w:shd w:val="clear" w:color="auto" w:fill="E1DFDD"/>
+    </w:rPr>
+  </w:style>
 </w:styles>
 </file>
 

--- a/測試排版文字.docx
+++ b/測試排版文字.docx
@@ -115,6 +115,1303 @@
           <w:rFonts w:ascii="KlarMinTC GenKiMerriMix PunctFi" w:eastAsia="KlarMinTC GenKiMerriMix PunctFi" w:hAnsi="KlarMinTC GenKiMerriMix PunctFi"/>
         </w:rPr>
       </w:pPr>
+      <w:r>
+        <w:rPr>
+          <w:rFonts w:ascii="KlarMinTC GenKiMerriMix PunctFi" w:eastAsia="KlarMinTC GenKiMerriMix PunctFi" w:hAnsi="KlarMinTC GenKiMerriMix PunctFi" w:hint="eastAsia"/>
+        </w:rPr>
+        <w:t>【中文段落】</w:t>
+      </w:r>
+    </w:p>
+    <w:p>
+      <w:pPr>
+        <w:spacing w:after="0" w:line="0" w:lineRule="atLeast"/>
+        <w:rPr>
+          <w:rFonts w:ascii="KlarMinTC GenKiMerriMix PunctFi" w:eastAsia="KlarMinTC GenKiMerriMix PunctFi" w:hAnsi="KlarMinTC GenKiMerriMix PunctFi"/>
+        </w:rPr>
+      </w:pPr>
+      <w:r>
+        <w:rPr>
+          <w:rFonts w:ascii="KlarMinTC GenKiMerriMix PunctFi" w:eastAsia="KlarMinTC GenKiMerriMix PunctFi" w:hAnsi="KlarMinTC GenKiMerriMix PunctFi" w:hint="eastAsia"/>
+        </w:rPr>
+        <w:t xml:space="preserve">這是一段繁體中文測試文字，用來觀察單行行距、上下裁切、標點位置與整體密度是否接近原始 BLZ UD 明朝或 </w:t>
+      </w:r>
+      <w:proofErr w:type="spellStart"/>
+      <w:r>
+        <w:rPr>
+          <w:rFonts w:ascii="KlarMinTC GenKiMerriMix PunctFi" w:eastAsia="KlarMinTC GenKiMerriMix PunctFi" w:hAnsi="KlarMinTC GenKiMerriMix PunctFi" w:hint="eastAsia"/>
+        </w:rPr>
+        <w:t>TRWUDMincho</w:t>
+      </w:r>
+      <w:proofErr w:type="spellEnd"/>
+      <w:r>
+        <w:rPr>
+          <w:rFonts w:ascii="KlarMinTC GenKiMerriMix PunctFi" w:eastAsia="KlarMinTC GenKiMerriMix PunctFi" w:hAnsi="KlarMinTC GenKiMerriMix PunctFi" w:hint="eastAsia"/>
+        </w:rPr>
+        <w:t>。若版面看起來</w:t>
+      </w:r>
+      <w:proofErr w:type="gramStart"/>
+      <w:r>
+        <w:rPr>
+          <w:rFonts w:ascii="KlarMinTC GenKiMerriMix PunctFi" w:eastAsia="KlarMinTC GenKiMerriMix PunctFi" w:hAnsi="KlarMinTC GenKiMerriMix PunctFi" w:hint="eastAsia"/>
+        </w:rPr>
+        <w:t>鬆</w:t>
+      </w:r>
+      <w:proofErr w:type="gramEnd"/>
+      <w:r>
+        <w:rPr>
+          <w:rFonts w:ascii="KlarMinTC GenKiMerriMix PunctFi" w:eastAsia="KlarMinTC GenKiMerriMix PunctFi" w:hAnsi="KlarMinTC GenKiMerriMix PunctFi" w:hint="eastAsia"/>
+        </w:rPr>
+        <w:t>、浮、空，通常代表 ascent / descent 或少數異常 glyph 仍在</w:t>
+      </w:r>
+      <w:proofErr w:type="gramStart"/>
+      <w:r>
+        <w:rPr>
+          <w:rFonts w:ascii="KlarMinTC GenKiMerriMix PunctFi" w:eastAsia="KlarMinTC GenKiMerriMix PunctFi" w:hAnsi="KlarMinTC GenKiMerriMix PunctFi" w:hint="eastAsia"/>
+        </w:rPr>
+        <w:t>撐高整行</w:t>
+      </w:r>
+      <w:proofErr w:type="gramEnd"/>
+      <w:r>
+        <w:rPr>
+          <w:rFonts w:ascii="KlarMinTC GenKiMerriMix PunctFi" w:eastAsia="KlarMinTC GenKiMerriMix PunctFi" w:hAnsi="KlarMinTC GenKiMerriMix PunctFi" w:hint="eastAsia"/>
+        </w:rPr>
+        <w:t>。</w:t>
+      </w:r>
+    </w:p>
+    <w:p>
+      <w:pPr>
+        <w:spacing w:after="0" w:line="0" w:lineRule="atLeast"/>
+        <w:rPr>
+          <w:rFonts w:ascii="KlarMinTC GenKiMerriMix PunctFi" w:eastAsia="KlarMinTC GenKiMerriMix PunctFi" w:hAnsi="KlarMinTC GenKiMerriMix PunctFi"/>
+        </w:rPr>
+      </w:pPr>
+    </w:p>
+    <w:p>
+      <w:pPr>
+        <w:spacing w:after="0" w:line="0" w:lineRule="atLeast"/>
+        <w:rPr>
+          <w:rFonts w:ascii="KlarMinTC GenKiMerriMix PunctFi" w:eastAsia="KlarMinTC GenKiMerriMix PunctFi" w:hAnsi="KlarMinTC GenKiMerriMix PunctFi"/>
+        </w:rPr>
+      </w:pPr>
+      <w:r>
+        <w:rPr>
+          <w:rFonts w:ascii="KlarMinTC GenKiMerriMix PunctFi" w:eastAsia="KlarMinTC GenKiMerriMix PunctFi" w:hAnsi="KlarMinTC GenKiMerriMix PunctFi" w:hint="eastAsia"/>
+        </w:rPr>
+        <w:t>【中英數混排】</w:t>
+      </w:r>
+    </w:p>
+    <w:p>
+      <w:pPr>
+        <w:spacing w:after="0" w:line="0" w:lineRule="atLeast"/>
+        <w:rPr>
+          <w:rFonts w:ascii="KlarMinTC GenKiMerriMix PunctFi" w:eastAsia="KlarMinTC GenKiMerriMix PunctFi" w:hAnsi="KlarMinTC GenKiMerriMix PunctFi"/>
+        </w:rPr>
+      </w:pPr>
+      <w:r>
+        <w:rPr>
+          <w:rFonts w:ascii="KlarMinTC GenKiMerriMix PunctFi" w:eastAsia="KlarMinTC GenKiMerriMix PunctFi" w:hAnsi="KlarMinTC GenKiMerriMix PunctFi" w:hint="eastAsia"/>
+        </w:rPr>
+        <w:t>版本 1.0 預定於 2026-03-25 建立候選版，建議使用 11 pt、12 pt、14 pt 比對內文，並觀察 URL、檔案路徑、Email、數字與標點在同一行中的穩定度。</w:t>
+      </w:r>
+    </w:p>
+    <w:p>
+      <w:pPr>
+        <w:spacing w:after="0" w:line="0" w:lineRule="atLeast"/>
+        <w:rPr>
+          <w:rFonts w:ascii="KlarMinTC GenKiMerriMix PunctFi" w:eastAsia="KlarMinTC GenKiMerriMix PunctFi" w:hAnsi="KlarMinTC GenKiMerriMix PunctFi"/>
+        </w:rPr>
+      </w:pPr>
+    </w:p>
+    <w:p>
+      <w:pPr>
+        <w:spacing w:after="0" w:line="0" w:lineRule="atLeast"/>
+        <w:rPr>
+          <w:rFonts w:ascii="KlarMinTC GenKiMerriMix PunctFi" w:eastAsia="KlarMinTC GenKiMerriMix PunctFi" w:hAnsi="KlarMinTC GenKiMerriMix PunctFi"/>
+        </w:rPr>
+      </w:pPr>
+      <w:r>
+        <w:rPr>
+          <w:rFonts w:ascii="KlarMinTC GenKiMerriMix PunctFi" w:eastAsia="KlarMinTC GenKiMerriMix PunctFi" w:hAnsi="KlarMinTC GenKiMerriMix PunctFi" w:hint="eastAsia"/>
+        </w:rPr>
+        <w:t>【路徑 / URL / Email】</w:t>
+      </w:r>
+    </w:p>
+    <w:p>
+      <w:pPr>
+        <w:spacing w:after="0" w:line="0" w:lineRule="atLeast"/>
+        <w:rPr>
+          <w:rFonts w:ascii="KlarMinTC GenKiMerriMix PunctFi" w:eastAsia="KlarMinTC GenKiMerriMix PunctFi" w:hAnsi="KlarMinTC GenKiMerriMix PunctFi"/>
+        </w:rPr>
+      </w:pPr>
+      <w:r>
+        <w:rPr>
+          <w:rFonts w:ascii="KlarMinTC GenKiMerriMix PunctFi" w:eastAsia="KlarMinTC GenKiMerriMix PunctFi" w:hAnsi="KlarMinTC GenKiMerriMix PunctFi"/>
+        </w:rPr>
+        <w:t>C:\Users\user\OneDrive\project\UDminchoModified</w:t>
+      </w:r>
+    </w:p>
+    <w:p>
+      <w:pPr>
+        <w:spacing w:after="0" w:line="0" w:lineRule="atLeast"/>
+        <w:rPr>
+          <w:rFonts w:ascii="KlarMinTC GenKiMerriMix PunctFi" w:eastAsia="KlarMinTC GenKiMerriMix PunctFi" w:hAnsi="KlarMinTC GenKiMerriMix PunctFi"/>
+        </w:rPr>
+      </w:pPr>
+      <w:r>
+        <w:rPr>
+          <w:rFonts w:ascii="KlarMinTC GenKiMerriMix PunctFi" w:eastAsia="KlarMinTC GenKiMerriMix PunctFi" w:hAnsi="KlarMinTC GenKiMerriMix PunctFi"/>
+        </w:rPr>
+        <w:t>https://example.com/KlarMinTC/test?version=1.0&amp;mode=layout</w:t>
+      </w:r>
+    </w:p>
+    <w:p>
+      <w:pPr>
+        <w:spacing w:after="0" w:line="0" w:lineRule="atLeast"/>
+        <w:rPr>
+          <w:rFonts w:ascii="KlarMinTC GenKiMerriMix PunctFi" w:eastAsia="KlarMinTC GenKiMerriMix PunctFi" w:hAnsi="KlarMinTC GenKiMerriMix PunctFi"/>
+        </w:rPr>
+      </w:pPr>
+      <w:r>
+        <w:rPr>
+          <w:rFonts w:ascii="KlarMinTC GenKiMerriMix PunctFi" w:eastAsia="KlarMinTC GenKiMerriMix PunctFi" w:hAnsi="KlarMinTC GenKiMerriMix PunctFi"/>
+        </w:rPr>
+        <w:t>klarmin-test@example.com</w:t>
+      </w:r>
+    </w:p>
+    <w:p>
+      <w:pPr>
+        <w:spacing w:after="0" w:line="0" w:lineRule="atLeast"/>
+        <w:rPr>
+          <w:rFonts w:ascii="KlarMinTC GenKiMerriMix PunctFi" w:eastAsia="KlarMinTC GenKiMerriMix PunctFi" w:hAnsi="KlarMinTC GenKiMerriMix PunctFi"/>
+        </w:rPr>
+      </w:pPr>
+    </w:p>
+    <w:p>
+      <w:pPr>
+        <w:spacing w:after="0" w:line="0" w:lineRule="atLeast"/>
+        <w:rPr>
+          <w:rFonts w:ascii="KlarMinTC GenKiMerriMix PunctFi" w:eastAsia="KlarMinTC GenKiMerriMix PunctFi" w:hAnsi="KlarMinTC GenKiMerriMix PunctFi"/>
+        </w:rPr>
+      </w:pPr>
+      <w:r>
+        <w:rPr>
+          <w:rFonts w:ascii="KlarMinTC GenKiMerriMix PunctFi" w:eastAsia="KlarMinTC GenKiMerriMix PunctFi" w:hAnsi="KlarMinTC GenKiMerriMix PunctFi" w:hint="eastAsia"/>
+        </w:rPr>
+        <w:t>【常用標點】</w:t>
+      </w:r>
+    </w:p>
+    <w:p>
+      <w:pPr>
+        <w:spacing w:after="0" w:line="0" w:lineRule="atLeast"/>
+        <w:rPr>
+          <w:rFonts w:ascii="KlarMinTC GenKiMerriMix PunctFi" w:eastAsia="KlarMinTC GenKiMerriMix PunctFi" w:hAnsi="KlarMinTC GenKiMerriMix PunctFi"/>
+        </w:rPr>
+      </w:pPr>
+      <w:r>
+        <w:rPr>
+          <w:rFonts w:ascii="KlarMinTC GenKiMerriMix PunctFi" w:eastAsia="KlarMinTC GenKiMerriMix PunctFi" w:hAnsi="KlarMinTC GenKiMerriMix PunctFi" w:hint="eastAsia"/>
+        </w:rPr>
+        <w:t>「中文引號」、（全形括號）、，。！？；：…</w:t>
+      </w:r>
+      <w:proofErr w:type="gramStart"/>
+      <w:r>
+        <w:rPr>
+          <w:rFonts w:ascii="KlarMinTC GenKiMerriMix PunctFi" w:eastAsia="KlarMinTC GenKiMerriMix PunctFi" w:hAnsi="KlarMinTC GenKiMerriMix PunctFi" w:hint="eastAsia"/>
+        </w:rPr>
+        <w:t>…</w:t>
+      </w:r>
+      <w:proofErr w:type="gramEnd"/>
+      <w:r>
+        <w:rPr>
+          <w:rFonts w:ascii="KlarMinTC GenKiMerriMix PunctFi" w:eastAsia="KlarMinTC GenKiMerriMix PunctFi" w:hAnsi="KlarMinTC GenKiMerriMix PunctFi" w:hint="eastAsia"/>
+        </w:rPr>
+        <w:t>《書名號》〈篇名號〉</w:t>
+      </w:r>
+    </w:p>
+    <w:p>
+      <w:pPr>
+        <w:spacing w:after="0" w:line="0" w:lineRule="atLeast"/>
+        <w:rPr>
+          <w:rFonts w:ascii="KlarMinTC GenKiMerriMix PunctFi" w:eastAsia="KlarMinTC GenKiMerriMix PunctFi" w:hAnsi="KlarMinTC GenKiMerriMix PunctFi"/>
+        </w:rPr>
+      </w:pPr>
+      <w:r>
+        <w:rPr>
+          <w:rFonts w:ascii="KlarMinTC GenKiMerriMix PunctFi" w:eastAsia="KlarMinTC GenKiMerriMix PunctFi" w:hAnsi="KlarMinTC GenKiMerriMix PunctFi"/>
+        </w:rPr>
+        <w:t xml:space="preserve">"English quotes", (parentheses), [brackets], {braces}, / slash, - hyphen, – </w:t>
+      </w:r>
+      <w:proofErr w:type="spellStart"/>
+      <w:r>
+        <w:rPr>
+          <w:rFonts w:ascii="KlarMinTC GenKiMerriMix PunctFi" w:eastAsia="KlarMinTC GenKiMerriMix PunctFi" w:hAnsi="KlarMinTC GenKiMerriMix PunctFi"/>
+        </w:rPr>
+        <w:t>en</w:t>
+      </w:r>
+      <w:proofErr w:type="spellEnd"/>
+      <w:r>
+        <w:rPr>
+          <w:rFonts w:ascii="KlarMinTC GenKiMerriMix PunctFi" w:eastAsia="KlarMinTC GenKiMerriMix PunctFi" w:hAnsi="KlarMinTC GenKiMerriMix PunctFi"/>
+        </w:rPr>
+        <w:t xml:space="preserve"> dash, — </w:t>
+      </w:r>
+      <w:proofErr w:type="spellStart"/>
+      <w:r>
+        <w:rPr>
+          <w:rFonts w:ascii="KlarMinTC GenKiMerriMix PunctFi" w:eastAsia="KlarMinTC GenKiMerriMix PunctFi" w:hAnsi="KlarMinTC GenKiMerriMix PunctFi"/>
+        </w:rPr>
+        <w:t>em</w:t>
+      </w:r>
+      <w:proofErr w:type="spellEnd"/>
+      <w:r>
+        <w:rPr>
+          <w:rFonts w:ascii="KlarMinTC GenKiMerriMix PunctFi" w:eastAsia="KlarMinTC GenKiMerriMix PunctFi" w:hAnsi="KlarMinTC GenKiMerriMix PunctFi"/>
+        </w:rPr>
+        <w:t xml:space="preserve"> dash</w:t>
+      </w:r>
+    </w:p>
+    <w:p>
+      <w:pPr>
+        <w:spacing w:after="0" w:line="0" w:lineRule="atLeast"/>
+        <w:rPr>
+          <w:rFonts w:ascii="KlarMinTC GenKiMerriMix PunctFi" w:eastAsia="KlarMinTC GenKiMerriMix PunctFi" w:hAnsi="KlarMinTC GenKiMerriMix PunctFi"/>
+        </w:rPr>
+      </w:pPr>
+    </w:p>
+    <w:p>
+      <w:pPr>
+        <w:spacing w:after="0" w:line="0" w:lineRule="atLeast"/>
+        <w:rPr>
+          <w:rFonts w:ascii="KlarMinTC GenKiMerriMix PunctFi" w:eastAsia="KlarMinTC GenKiMerriMix PunctFi" w:hAnsi="KlarMinTC GenKiMerriMix PunctFi"/>
+        </w:rPr>
+      </w:pPr>
+      <w:r>
+        <w:rPr>
+          <w:rFonts w:ascii="KlarMinTC GenKiMerriMix PunctFi" w:eastAsia="KlarMinTC GenKiMerriMix PunctFi" w:hAnsi="KlarMinTC GenKiMerriMix PunctFi" w:hint="eastAsia"/>
+        </w:rPr>
+        <w:t>【高優先符號壓力測試】</w:t>
+      </w:r>
+    </w:p>
+    <w:p>
+      <w:pPr>
+        <w:spacing w:after="0" w:line="0" w:lineRule="atLeast"/>
+        <w:rPr>
+          <w:rFonts w:ascii="KlarMinTC GenKiMerriMix PunctFi" w:eastAsia="KlarMinTC GenKiMerriMix PunctFi" w:hAnsi="KlarMinTC GenKiMerriMix PunctFi"/>
+        </w:rPr>
+      </w:pPr>
+      <w:r>
+        <w:rPr>
+          <w:rFonts w:ascii="Times New Roman" w:eastAsia="KlarMinTC GenKiMerriMix PunctFi" w:hAnsi="Times New Roman" w:cs="Times New Roman"/>
+        </w:rPr>
+        <w:t>†</w:t>
+      </w:r>
+      <w:r>
+        <w:rPr>
+          <w:rFonts w:ascii="KlarMinTC GenKiMerriMix PunctFi" w:eastAsia="KlarMinTC GenKiMerriMix PunctFi" w:hAnsi="KlarMinTC GenKiMerriMix PunctFi"/>
+        </w:rPr>
+        <w:t xml:space="preserve"> </w:t>
+      </w:r>
+      <w:r>
+        <w:rPr>
+          <w:rFonts w:ascii="Times New Roman" w:eastAsia="KlarMinTC GenKiMerriMix PunctFi" w:hAnsi="Times New Roman" w:cs="Times New Roman"/>
+        </w:rPr>
+        <w:t>‡</w:t>
+      </w:r>
+      <w:r>
+        <w:rPr>
+          <w:rFonts w:ascii="KlarMinTC GenKiMerriMix PunctFi" w:eastAsia="KlarMinTC GenKiMerriMix PunctFi" w:hAnsi="KlarMinTC GenKiMerriMix PunctFi"/>
+        </w:rPr>
+        <w:t xml:space="preserve"> </w:t>
+      </w:r>
+      <w:r>
+        <w:rPr>
+          <w:rFonts w:ascii="Times New Roman" w:eastAsia="KlarMinTC GenKiMerriMix PunctFi" w:hAnsi="Times New Roman" w:cs="Times New Roman"/>
+        </w:rPr>
+        <w:t>‰</w:t>
+      </w:r>
+      <w:r>
+        <w:rPr>
+          <w:rFonts w:ascii="KlarMinTC GenKiMerriMix PunctFi" w:eastAsia="KlarMinTC GenKiMerriMix PunctFi" w:hAnsi="KlarMinTC GenKiMerriMix PunctFi"/>
+        </w:rPr>
+        <w:t xml:space="preserve"> </w:t>
+      </w:r>
+      <w:r>
+        <w:rPr>
+          <w:rFonts w:ascii="KlarMinTC GenKiMerriMix PunctFi" w:eastAsia="KlarMinTC GenKiMerriMix PunctFi" w:hAnsi="KlarMinTC GenKiMerriMix PunctFi" w:hint="eastAsia"/>
+        </w:rPr>
+        <w:t>℅</w:t>
+      </w:r>
+      <w:r>
+        <w:rPr>
+          <w:rFonts w:ascii="KlarMinTC GenKiMerriMix PunctFi" w:eastAsia="KlarMinTC GenKiMerriMix PunctFi" w:hAnsi="KlarMinTC GenKiMerriMix PunctFi"/>
+        </w:rPr>
+        <w:t xml:space="preserve"> </w:t>
+      </w:r>
+      <w:r>
+        <w:rPr>
+          <w:rFonts w:ascii="Cambria Math" w:eastAsia="KlarMinTC GenKiMerriMix PunctFi" w:hAnsi="Cambria Math" w:cs="Cambria Math"/>
+        </w:rPr>
+        <w:t>№</w:t>
+      </w:r>
+      <w:r>
+        <w:rPr>
+          <w:rFonts w:ascii="KlarMinTC GenKiMerriMix PunctFi" w:eastAsia="KlarMinTC GenKiMerriMix PunctFi" w:hAnsi="KlarMinTC GenKiMerriMix PunctFi"/>
+        </w:rPr>
+        <w:t xml:space="preserve"> </w:t>
+      </w:r>
+      <w:r>
+        <w:rPr>
+          <w:rFonts w:ascii="Cambria Math" w:eastAsia="KlarMinTC GenKiMerriMix PunctFi" w:hAnsi="Cambria Math" w:cs="Cambria Math"/>
+        </w:rPr>
+        <w:t>™</w:t>
+      </w:r>
+      <w:r>
+        <w:rPr>
+          <w:rFonts w:ascii="KlarMinTC GenKiMerriMix PunctFi" w:eastAsia="KlarMinTC GenKiMerriMix PunctFi" w:hAnsi="KlarMinTC GenKiMerriMix PunctFi"/>
+        </w:rPr>
+        <w:t xml:space="preserve"> </w:t>
+      </w:r>
+      <w:r>
+        <w:rPr>
+          <w:rFonts w:ascii="Cambria Math" w:eastAsia="KlarMinTC GenKiMerriMix PunctFi" w:hAnsi="Cambria Math" w:cs="Cambria Math"/>
+        </w:rPr>
+        <w:t>℮</w:t>
+      </w:r>
+      <w:r>
+        <w:rPr>
+          <w:rFonts w:ascii="KlarMinTC GenKiMerriMix PunctFi" w:eastAsia="KlarMinTC GenKiMerriMix PunctFi" w:hAnsi="KlarMinTC GenKiMerriMix PunctFi"/>
+        </w:rPr>
+        <w:t xml:space="preserve"> </w:t>
+      </w:r>
+      <w:r>
+        <w:rPr>
+          <w:rFonts w:ascii="Times New Roman" w:eastAsia="KlarMinTC GenKiMerriMix PunctFi" w:hAnsi="Times New Roman" w:cs="Times New Roman"/>
+        </w:rPr>
+        <w:t>◊</w:t>
+      </w:r>
+    </w:p>
+    <w:p>
+      <w:pPr>
+        <w:spacing w:after="0" w:line="0" w:lineRule="atLeast"/>
+        <w:rPr>
+          <w:rFonts w:ascii="KlarMinTC GenKiMerriMix PunctFi" w:eastAsia="KlarMinTC GenKiMerriMix PunctFi" w:hAnsi="KlarMinTC GenKiMerriMix PunctFi"/>
+        </w:rPr>
+      </w:pPr>
+      <w:r>
+        <w:rPr>
+          <w:rFonts w:ascii="KlarMinTC GenKiMerriMix PunctFi" w:eastAsia="KlarMinTC GenKiMerriMix PunctFi" w:hAnsi="KlarMinTC GenKiMerriMix PunctFi" w:hint="eastAsia"/>
+        </w:rPr>
+        <w:t>←</w:t>
+      </w:r>
+      <w:r>
+        <w:rPr>
+          <w:rFonts w:ascii="KlarMinTC GenKiMerriMix PunctFi" w:eastAsia="KlarMinTC GenKiMerriMix PunctFi" w:hAnsi="KlarMinTC GenKiMerriMix PunctFi"/>
+        </w:rPr>
+        <w:t xml:space="preserve"> </w:t>
+      </w:r>
+      <w:r>
+        <w:rPr>
+          <w:rFonts w:ascii="KlarMinTC GenKiMerriMix PunctFi" w:eastAsia="KlarMinTC GenKiMerriMix PunctFi" w:hAnsi="KlarMinTC GenKiMerriMix PunctFi" w:hint="eastAsia"/>
+        </w:rPr>
+        <w:t>↑</w:t>
+      </w:r>
+      <w:r>
+        <w:rPr>
+          <w:rFonts w:ascii="KlarMinTC GenKiMerriMix PunctFi" w:eastAsia="KlarMinTC GenKiMerriMix PunctFi" w:hAnsi="KlarMinTC GenKiMerriMix PunctFi"/>
+        </w:rPr>
+        <w:t xml:space="preserve"> </w:t>
+      </w:r>
+      <w:r>
+        <w:rPr>
+          <w:rFonts w:ascii="KlarMinTC GenKiMerriMix PunctFi" w:eastAsia="KlarMinTC GenKiMerriMix PunctFi" w:hAnsi="KlarMinTC GenKiMerriMix PunctFi" w:hint="eastAsia"/>
+        </w:rPr>
+        <w:t>→</w:t>
+      </w:r>
+      <w:r>
+        <w:rPr>
+          <w:rFonts w:ascii="KlarMinTC GenKiMerriMix PunctFi" w:eastAsia="KlarMinTC GenKiMerriMix PunctFi" w:hAnsi="KlarMinTC GenKiMerriMix PunctFi"/>
+        </w:rPr>
+        <w:t xml:space="preserve"> </w:t>
+      </w:r>
+      <w:r>
+        <w:rPr>
+          <w:rFonts w:ascii="KlarMinTC GenKiMerriMix PunctFi" w:eastAsia="KlarMinTC GenKiMerriMix PunctFi" w:hAnsi="KlarMinTC GenKiMerriMix PunctFi" w:hint="eastAsia"/>
+        </w:rPr>
+        <w:t>↓</w:t>
+      </w:r>
+      <w:r>
+        <w:rPr>
+          <w:rFonts w:ascii="KlarMinTC GenKiMerriMix PunctFi" w:eastAsia="KlarMinTC GenKiMerriMix PunctFi" w:hAnsi="KlarMinTC GenKiMerriMix PunctFi"/>
+        </w:rPr>
+        <w:t xml:space="preserve"> </w:t>
+      </w:r>
+      <w:r>
+        <w:rPr>
+          <w:rFonts w:ascii="Times New Roman" w:eastAsia="KlarMinTC GenKiMerriMix PunctFi" w:hAnsi="Times New Roman" w:cs="Times New Roman"/>
+        </w:rPr>
+        <w:t>↔</w:t>
+      </w:r>
+      <w:r>
+        <w:rPr>
+          <w:rFonts w:ascii="KlarMinTC GenKiMerriMix PunctFi" w:eastAsia="KlarMinTC GenKiMerriMix PunctFi" w:hAnsi="KlarMinTC GenKiMerriMix PunctFi"/>
+        </w:rPr>
+        <w:t xml:space="preserve"> </w:t>
+      </w:r>
+      <w:r>
+        <w:rPr>
+          <w:rFonts w:ascii="Times New Roman" w:eastAsia="KlarMinTC GenKiMerriMix PunctFi" w:hAnsi="Times New Roman" w:cs="Times New Roman"/>
+        </w:rPr>
+        <w:t>↕</w:t>
+      </w:r>
+    </w:p>
+    <w:p>
+      <w:pPr>
+        <w:spacing w:after="0" w:line="0" w:lineRule="atLeast"/>
+        <w:rPr>
+          <w:rFonts w:ascii="KlarMinTC GenKiMerriMix PunctFi" w:eastAsia="KlarMinTC GenKiMerriMix PunctFi" w:hAnsi="KlarMinTC GenKiMerriMix PunctFi"/>
+        </w:rPr>
+      </w:pPr>
+      <w:r>
+        <w:rPr>
+          <w:rFonts w:ascii="Cambria Math" w:eastAsia="KlarMinTC GenKiMerriMix PunctFi" w:hAnsi="Cambria Math" w:cs="Cambria Math"/>
+        </w:rPr>
+        <w:t>∂</w:t>
+      </w:r>
+      <w:r>
+        <w:rPr>
+          <w:rFonts w:ascii="KlarMinTC GenKiMerriMix PunctFi" w:eastAsia="KlarMinTC GenKiMerriMix PunctFi" w:hAnsi="KlarMinTC GenKiMerriMix PunctFi"/>
+        </w:rPr>
+        <w:t xml:space="preserve"> </w:t>
+      </w:r>
+      <w:r>
+        <w:rPr>
+          <w:rFonts w:ascii="Cambria Math" w:eastAsia="KlarMinTC GenKiMerriMix PunctFi" w:hAnsi="Cambria Math" w:cs="Cambria Math"/>
+        </w:rPr>
+        <w:t>∆</w:t>
+      </w:r>
+      <w:r>
+        <w:rPr>
+          <w:rFonts w:ascii="KlarMinTC GenKiMerriMix PunctFi" w:eastAsia="KlarMinTC GenKiMerriMix PunctFi" w:hAnsi="KlarMinTC GenKiMerriMix PunctFi"/>
+        </w:rPr>
+        <w:t xml:space="preserve"> </w:t>
+      </w:r>
+      <w:r>
+        <w:rPr>
+          <w:rFonts w:ascii="Cambria Math" w:eastAsia="KlarMinTC GenKiMerriMix PunctFi" w:hAnsi="Cambria Math" w:cs="Cambria Math"/>
+        </w:rPr>
+        <w:t>∏</w:t>
+      </w:r>
+      <w:r>
+        <w:rPr>
+          <w:rFonts w:ascii="KlarMinTC GenKiMerriMix PunctFi" w:eastAsia="KlarMinTC GenKiMerriMix PunctFi" w:hAnsi="KlarMinTC GenKiMerriMix PunctFi"/>
+        </w:rPr>
+        <w:t xml:space="preserve"> </w:t>
+      </w:r>
+      <w:r>
+        <w:rPr>
+          <w:rFonts w:ascii="Cambria Math" w:eastAsia="KlarMinTC GenKiMerriMix PunctFi" w:hAnsi="Cambria Math" w:cs="Cambria Math"/>
+        </w:rPr>
+        <w:t>∑</w:t>
+      </w:r>
+      <w:r>
+        <w:rPr>
+          <w:rFonts w:ascii="KlarMinTC GenKiMerriMix PunctFi" w:eastAsia="KlarMinTC GenKiMerriMix PunctFi" w:hAnsi="KlarMinTC GenKiMerriMix PunctFi"/>
+        </w:rPr>
+        <w:t xml:space="preserve"> </w:t>
+      </w:r>
+      <w:r>
+        <w:rPr>
+          <w:rFonts w:ascii="KlarMinTC GenKiMerriMix PunctFi" w:eastAsia="KlarMinTC GenKiMerriMix PunctFi" w:hAnsi="KlarMinTC GenKiMerriMix PunctFi" w:hint="eastAsia"/>
+        </w:rPr>
+        <w:t>∕</w:t>
+      </w:r>
+      <w:r>
+        <w:rPr>
+          <w:rFonts w:ascii="KlarMinTC GenKiMerriMix PunctFi" w:eastAsia="KlarMinTC GenKiMerriMix PunctFi" w:hAnsi="KlarMinTC GenKiMerriMix PunctFi"/>
+        </w:rPr>
+        <w:t xml:space="preserve"> </w:t>
+      </w:r>
+      <w:r>
+        <w:rPr>
+          <w:rFonts w:ascii="KlarMinTC GenKiMerriMix PunctFi" w:eastAsia="KlarMinTC GenKiMerriMix PunctFi" w:hAnsi="KlarMinTC GenKiMerriMix PunctFi" w:hint="eastAsia"/>
+        </w:rPr>
+        <w:t>√</w:t>
+      </w:r>
+      <w:r>
+        <w:rPr>
+          <w:rFonts w:ascii="KlarMinTC GenKiMerriMix PunctFi" w:eastAsia="KlarMinTC GenKiMerriMix PunctFi" w:hAnsi="KlarMinTC GenKiMerriMix PunctFi"/>
+        </w:rPr>
+        <w:t xml:space="preserve"> </w:t>
+      </w:r>
+      <w:r>
+        <w:rPr>
+          <w:rFonts w:ascii="KlarMinTC GenKiMerriMix PunctFi" w:eastAsia="KlarMinTC GenKiMerriMix PunctFi" w:hAnsi="KlarMinTC GenKiMerriMix PunctFi" w:hint="eastAsia"/>
+        </w:rPr>
+        <w:t>∞</w:t>
+      </w:r>
+      <w:r>
+        <w:rPr>
+          <w:rFonts w:ascii="KlarMinTC GenKiMerriMix PunctFi" w:eastAsia="KlarMinTC GenKiMerriMix PunctFi" w:hAnsi="KlarMinTC GenKiMerriMix PunctFi"/>
+        </w:rPr>
+        <w:t xml:space="preserve"> </w:t>
+      </w:r>
+      <w:r>
+        <w:rPr>
+          <w:rFonts w:ascii="KlarMinTC GenKiMerriMix PunctFi" w:eastAsia="KlarMinTC GenKiMerriMix PunctFi" w:hAnsi="KlarMinTC GenKiMerriMix PunctFi" w:hint="eastAsia"/>
+        </w:rPr>
+        <w:t>∫</w:t>
+      </w:r>
+      <w:r>
+        <w:rPr>
+          <w:rFonts w:ascii="KlarMinTC GenKiMerriMix PunctFi" w:eastAsia="KlarMinTC GenKiMerriMix PunctFi" w:hAnsi="KlarMinTC GenKiMerriMix PunctFi"/>
+        </w:rPr>
+        <w:t xml:space="preserve"> </w:t>
+      </w:r>
+      <w:r>
+        <w:rPr>
+          <w:rFonts w:ascii="Cambria Math" w:eastAsia="KlarMinTC GenKiMerriMix PunctFi" w:hAnsi="Cambria Math" w:cs="Cambria Math"/>
+        </w:rPr>
+        <w:t>≈</w:t>
+      </w:r>
+      <w:r>
+        <w:rPr>
+          <w:rFonts w:ascii="KlarMinTC GenKiMerriMix PunctFi" w:eastAsia="KlarMinTC GenKiMerriMix PunctFi" w:hAnsi="KlarMinTC GenKiMerriMix PunctFi"/>
+        </w:rPr>
+        <w:t xml:space="preserve"> </w:t>
+      </w:r>
+      <w:r>
+        <w:rPr>
+          <w:rFonts w:ascii="KlarMinTC GenKiMerriMix PunctFi" w:eastAsia="KlarMinTC GenKiMerriMix PunctFi" w:hAnsi="KlarMinTC GenKiMerriMix PunctFi" w:hint="eastAsia"/>
+        </w:rPr>
+        <w:t>≠</w:t>
+      </w:r>
+      <w:r>
+        <w:rPr>
+          <w:rFonts w:ascii="KlarMinTC GenKiMerriMix PunctFi" w:eastAsia="KlarMinTC GenKiMerriMix PunctFi" w:hAnsi="KlarMinTC GenKiMerriMix PunctFi"/>
+        </w:rPr>
+        <w:t xml:space="preserve"> </w:t>
+      </w:r>
+      <w:r>
+        <w:rPr>
+          <w:rFonts w:ascii="Cambria Math" w:eastAsia="KlarMinTC GenKiMerriMix PunctFi" w:hAnsi="Cambria Math" w:cs="Cambria Math"/>
+        </w:rPr>
+        <w:t>≤</w:t>
+      </w:r>
+      <w:r>
+        <w:rPr>
+          <w:rFonts w:ascii="KlarMinTC GenKiMerriMix PunctFi" w:eastAsia="KlarMinTC GenKiMerriMix PunctFi" w:hAnsi="KlarMinTC GenKiMerriMix PunctFi"/>
+        </w:rPr>
+        <w:t xml:space="preserve"> </w:t>
+      </w:r>
+      <w:r>
+        <w:rPr>
+          <w:rFonts w:ascii="Cambria Math" w:eastAsia="KlarMinTC GenKiMerriMix PunctFi" w:hAnsi="Cambria Math" w:cs="Cambria Math"/>
+        </w:rPr>
+        <w:t>≥</w:t>
+      </w:r>
+    </w:p>
+    <w:p>
+      <w:pPr>
+        <w:spacing w:after="0" w:line="0" w:lineRule="atLeast"/>
+        <w:rPr>
+          <w:rFonts w:ascii="KlarMinTC GenKiMerriMix PunctFi" w:eastAsia="KlarMinTC GenKiMerriMix PunctFi" w:hAnsi="KlarMinTC GenKiMerriMix PunctFi"/>
+        </w:rPr>
+      </w:pPr>
+    </w:p>
+    <w:p>
+      <w:pPr>
+        <w:spacing w:after="0" w:line="0" w:lineRule="atLeast"/>
+        <w:rPr>
+          <w:rFonts w:ascii="KlarMinTC GenKiMerriMix PunctFi" w:eastAsia="KlarMinTC GenKiMerriMix PunctFi" w:hAnsi="KlarMinTC GenKiMerriMix PunctFi"/>
+        </w:rPr>
+      </w:pPr>
+      <w:r>
+        <w:rPr>
+          <w:rFonts w:ascii="KlarMinTC GenKiMerriMix PunctFi" w:eastAsia="KlarMinTC GenKiMerriMix PunctFi" w:hAnsi="KlarMinTC GenKiMerriMix PunctFi" w:hint="eastAsia"/>
+        </w:rPr>
+        <w:lastRenderedPageBreak/>
+        <w:t>【混排壓力句】</w:t>
+      </w:r>
+    </w:p>
+    <w:p>
+      <w:pPr>
+        <w:spacing w:after="0" w:line="0" w:lineRule="atLeast"/>
+        <w:rPr>
+          <w:rFonts w:ascii="KlarMinTC GenKiMerriMix PunctFi" w:eastAsia="KlarMinTC GenKiMerriMix PunctFi" w:hAnsi="KlarMinTC GenKiMerriMix PunctFi"/>
+        </w:rPr>
+      </w:pPr>
+      <w:r>
+        <w:rPr>
+          <w:rFonts w:ascii="KlarMinTC GenKiMerriMix PunctFi" w:eastAsia="KlarMinTC GenKiMerriMix PunctFi" w:hAnsi="KlarMinTC GenKiMerriMix PunctFi" w:hint="eastAsia"/>
+        </w:rPr>
+        <w:t>請見圖</w:t>
+      </w:r>
+      <w:r>
+        <w:rPr>
+          <w:rFonts w:ascii="KlarMinTC GenKiMerriMix PunctFi" w:eastAsia="KlarMinTC GenKiMerriMix PunctFi" w:hAnsi="KlarMinTC GenKiMerriMix PunctFi"/>
+        </w:rPr>
+        <w:t xml:space="preserve"> 3 </w:t>
+      </w:r>
+      <w:r>
+        <w:rPr>
+          <w:rFonts w:ascii="KlarMinTC GenKiMerriMix PunctFi" w:eastAsia="KlarMinTC GenKiMerriMix PunctFi" w:hAnsi="KlarMinTC GenKiMerriMix PunctFi" w:hint="eastAsia"/>
+        </w:rPr>
+        <w:t>→</w:t>
+      </w:r>
+      <w:r>
+        <w:rPr>
+          <w:rFonts w:ascii="KlarMinTC GenKiMerriMix PunctFi" w:eastAsia="KlarMinTC GenKiMerriMix PunctFi" w:hAnsi="KlarMinTC GenKiMerriMix PunctFi"/>
+        </w:rPr>
+        <w:t xml:space="preserve"> </w:t>
+      </w:r>
+      <w:r>
+        <w:rPr>
+          <w:rFonts w:ascii="KlarMinTC GenKiMerriMix PunctFi" w:eastAsia="KlarMinTC GenKiMerriMix PunctFi" w:hAnsi="KlarMinTC GenKiMerriMix PunctFi" w:hint="eastAsia"/>
+        </w:rPr>
+        <w:t>表</w:t>
+      </w:r>
+      <w:r>
+        <w:rPr>
+          <w:rFonts w:ascii="KlarMinTC GenKiMerriMix PunctFi" w:eastAsia="KlarMinTC GenKiMerriMix PunctFi" w:hAnsi="KlarMinTC GenKiMerriMix PunctFi"/>
+        </w:rPr>
+        <w:t xml:space="preserve"> 4</w:t>
+      </w:r>
+      <w:r>
+        <w:rPr>
+          <w:rFonts w:ascii="KlarMinTC GenKiMerriMix PunctFi" w:eastAsia="KlarMinTC GenKiMerriMix PunctFi" w:hAnsi="KlarMinTC GenKiMerriMix PunctFi" w:hint="eastAsia"/>
+        </w:rPr>
+        <w:t>，誤差約為</w:t>
+      </w:r>
+      <w:r>
+        <w:rPr>
+          <w:rFonts w:ascii="KlarMinTC GenKiMerriMix PunctFi" w:eastAsia="KlarMinTC GenKiMerriMix PunctFi" w:hAnsi="KlarMinTC GenKiMerriMix PunctFi"/>
+        </w:rPr>
+        <w:t xml:space="preserve"> </w:t>
+      </w:r>
+      <w:r>
+        <w:rPr>
+          <w:rFonts w:ascii="KlarMinTC GenKiMerriMix PunctFi" w:eastAsia="KlarMinTC GenKiMerriMix PunctFi" w:hAnsi="KlarMinTC GenKiMerriMix PunctFi" w:hint="eastAsia"/>
+        </w:rPr>
+        <w:t>∫</w:t>
+      </w:r>
+      <w:r>
+        <w:rPr>
+          <w:rFonts w:ascii="KlarMinTC GenKiMerriMix PunctFi" w:eastAsia="KlarMinTC GenKiMerriMix PunctFi" w:hAnsi="KlarMinTC GenKiMerriMix PunctFi"/>
+        </w:rPr>
+        <w:t xml:space="preserve">_0^1 x^2 dx </w:t>
+      </w:r>
+      <w:r>
+        <w:rPr>
+          <w:rFonts w:ascii="Cambria Math" w:eastAsia="KlarMinTC GenKiMerriMix PunctFi" w:hAnsi="Cambria Math" w:cs="Cambria Math"/>
+        </w:rPr>
+        <w:t>≈</w:t>
+      </w:r>
+      <w:r>
+        <w:rPr>
+          <w:rFonts w:ascii="KlarMinTC GenKiMerriMix PunctFi" w:eastAsia="KlarMinTC GenKiMerriMix PunctFi" w:hAnsi="KlarMinTC GenKiMerriMix PunctFi"/>
+        </w:rPr>
+        <w:t xml:space="preserve"> 0.333</w:t>
+      </w:r>
+      <w:r>
+        <w:rPr>
+          <w:rFonts w:ascii="KlarMinTC GenKiMerriMix PunctFi" w:eastAsia="KlarMinTC GenKiMerriMix PunctFi" w:hAnsi="KlarMinTC GenKiMerriMix PunctFi" w:hint="eastAsia"/>
+        </w:rPr>
+        <w:t>；若條件</w:t>
+      </w:r>
+      <w:r>
+        <w:rPr>
+          <w:rFonts w:ascii="KlarMinTC GenKiMerriMix PunctFi" w:eastAsia="KlarMinTC GenKiMerriMix PunctFi" w:hAnsi="KlarMinTC GenKiMerriMix PunctFi"/>
+        </w:rPr>
+        <w:t xml:space="preserve"> A </w:t>
+      </w:r>
+      <w:r>
+        <w:rPr>
+          <w:rFonts w:ascii="KlarMinTC GenKiMerriMix PunctFi" w:eastAsia="KlarMinTC GenKiMerriMix PunctFi" w:hAnsi="KlarMinTC GenKiMerriMix PunctFi" w:hint="eastAsia"/>
+        </w:rPr>
+        <w:t>≠</w:t>
+      </w:r>
+      <w:r>
+        <w:rPr>
+          <w:rFonts w:ascii="KlarMinTC GenKiMerriMix PunctFi" w:eastAsia="KlarMinTC GenKiMerriMix PunctFi" w:hAnsi="KlarMinTC GenKiMerriMix PunctFi"/>
+        </w:rPr>
+        <w:t xml:space="preserve"> B</w:t>
+      </w:r>
+      <w:r>
+        <w:rPr>
+          <w:rFonts w:ascii="KlarMinTC GenKiMerriMix PunctFi" w:eastAsia="KlarMinTC GenKiMerriMix PunctFi" w:hAnsi="KlarMinTC GenKiMerriMix PunctFi" w:hint="eastAsia"/>
+        </w:rPr>
+        <w:t>，則以</w:t>
+      </w:r>
+      <w:r>
+        <w:rPr>
+          <w:rFonts w:ascii="KlarMinTC GenKiMerriMix PunctFi" w:eastAsia="KlarMinTC GenKiMerriMix PunctFi" w:hAnsi="KlarMinTC GenKiMerriMix PunctFi"/>
+        </w:rPr>
+        <w:t xml:space="preserve"> </w:t>
+      </w:r>
+      <w:r>
+        <w:rPr>
+          <w:rFonts w:ascii="Cambria Math" w:eastAsia="KlarMinTC GenKiMerriMix PunctFi" w:hAnsi="Cambria Math" w:cs="Cambria Math"/>
+        </w:rPr>
+        <w:t>∑</w:t>
+      </w:r>
+      <w:r>
+        <w:rPr>
+          <w:rFonts w:ascii="KlarMinTC GenKiMerriMix PunctFi" w:eastAsia="KlarMinTC GenKiMerriMix PunctFi" w:hAnsi="KlarMinTC GenKiMerriMix PunctFi" w:hint="eastAsia"/>
+        </w:rPr>
+        <w:t>、</w:t>
+      </w:r>
+      <w:r>
+        <w:rPr>
+          <w:rFonts w:ascii="Cambria Math" w:eastAsia="KlarMinTC GenKiMerriMix PunctFi" w:hAnsi="Cambria Math" w:cs="Cambria Math"/>
+        </w:rPr>
+        <w:t>∏</w:t>
+      </w:r>
+      <w:r>
+        <w:rPr>
+          <w:rFonts w:ascii="KlarMinTC GenKiMerriMix PunctFi" w:eastAsia="KlarMinTC GenKiMerriMix PunctFi" w:hAnsi="KlarMinTC GenKiMerriMix PunctFi"/>
+        </w:rPr>
+        <w:t xml:space="preserve"> </w:t>
+      </w:r>
+      <w:r>
+        <w:rPr>
+          <w:rFonts w:ascii="KlarMinTC GenKiMerriMix PunctFi" w:eastAsia="KlarMinTC GenKiMerriMix PunctFi" w:hAnsi="KlarMinTC GenKiMerriMix PunctFi" w:hint="eastAsia"/>
+        </w:rPr>
+        <w:t>與</w:t>
+      </w:r>
+      <w:r>
+        <w:rPr>
+          <w:rFonts w:ascii="KlarMinTC GenKiMerriMix PunctFi" w:eastAsia="KlarMinTC GenKiMerriMix PunctFi" w:hAnsi="KlarMinTC GenKiMerriMix PunctFi"/>
+        </w:rPr>
+        <w:t xml:space="preserve"> </w:t>
+      </w:r>
+      <w:r>
+        <w:rPr>
+          <w:rFonts w:ascii="KlarMinTC GenKiMerriMix PunctFi" w:eastAsia="KlarMinTC GenKiMerriMix PunctFi" w:hAnsi="KlarMinTC GenKiMerriMix PunctFi" w:hint="eastAsia"/>
+        </w:rPr>
+        <w:t>√</w:t>
+      </w:r>
+      <w:r>
+        <w:rPr>
+          <w:rFonts w:ascii="KlarMinTC GenKiMerriMix PunctFi" w:eastAsia="KlarMinTC GenKiMerriMix PunctFi" w:hAnsi="KlarMinTC GenKiMerriMix PunctFi"/>
+        </w:rPr>
+        <w:t xml:space="preserve"> </w:t>
+      </w:r>
+      <w:r>
+        <w:rPr>
+          <w:rFonts w:ascii="KlarMinTC GenKiMerriMix PunctFi" w:eastAsia="KlarMinTC GenKiMerriMix PunctFi" w:hAnsi="KlarMinTC GenKiMerriMix PunctFi" w:hint="eastAsia"/>
+        </w:rPr>
+        <w:t>重新整理推導，並在註記中加入</w:t>
+      </w:r>
+      <w:r>
+        <w:rPr>
+          <w:rFonts w:ascii="KlarMinTC GenKiMerriMix PunctFi" w:eastAsia="KlarMinTC GenKiMerriMix PunctFi" w:hAnsi="KlarMinTC GenKiMerriMix PunctFi"/>
+        </w:rPr>
+        <w:t xml:space="preserve"> </w:t>
+      </w:r>
+      <w:r>
+        <w:rPr>
+          <w:rFonts w:ascii="Cambria Math" w:eastAsia="KlarMinTC GenKiMerriMix PunctFi" w:hAnsi="Cambria Math" w:cs="Cambria Math"/>
+        </w:rPr>
+        <w:t>™</w:t>
+      </w:r>
+      <w:r>
+        <w:rPr>
+          <w:rFonts w:ascii="KlarMinTC GenKiMerriMix PunctFi" w:eastAsia="KlarMinTC GenKiMerriMix PunctFi" w:hAnsi="KlarMinTC GenKiMerriMix PunctFi" w:hint="eastAsia"/>
+        </w:rPr>
+        <w:t>、</w:t>
+      </w:r>
+      <w:r>
+        <w:rPr>
+          <w:rFonts w:ascii="Cambria Math" w:eastAsia="KlarMinTC GenKiMerriMix PunctFi" w:hAnsi="Cambria Math" w:cs="Cambria Math"/>
+        </w:rPr>
+        <w:t>№</w:t>
+      </w:r>
+      <w:r>
+        <w:rPr>
+          <w:rFonts w:ascii="KlarMinTC GenKiMerriMix PunctFi" w:eastAsia="KlarMinTC GenKiMerriMix PunctFi" w:hAnsi="KlarMinTC GenKiMerriMix PunctFi" w:hint="eastAsia"/>
+        </w:rPr>
+        <w:t>、</w:t>
+      </w:r>
+      <w:r>
+        <w:rPr>
+          <w:rFonts w:ascii="Times New Roman" w:eastAsia="KlarMinTC GenKiMerriMix PunctFi" w:hAnsi="Times New Roman" w:cs="Times New Roman"/>
+        </w:rPr>
+        <w:t>‰</w:t>
+      </w:r>
+      <w:r>
+        <w:rPr>
+          <w:rFonts w:ascii="KlarMinTC GenKiMerriMix PunctFi" w:eastAsia="KlarMinTC GenKiMerriMix PunctFi" w:hAnsi="KlarMinTC GenKiMerriMix PunctFi"/>
+        </w:rPr>
+        <w:t xml:space="preserve"> </w:t>
+      </w:r>
+      <w:r>
+        <w:rPr>
+          <w:rFonts w:ascii="KlarMinTC GenKiMerriMix PunctFi" w:eastAsia="KlarMinTC GenKiMerriMix PunctFi" w:hAnsi="KlarMinTC GenKiMerriMix PunctFi" w:hint="eastAsia"/>
+        </w:rPr>
+        <w:t>與</w:t>
+      </w:r>
+      <w:r>
+        <w:rPr>
+          <w:rFonts w:ascii="KlarMinTC GenKiMerriMix PunctFi" w:eastAsia="KlarMinTC GenKiMerriMix PunctFi" w:hAnsi="KlarMinTC GenKiMerriMix PunctFi"/>
+        </w:rPr>
+        <w:t xml:space="preserve"> </w:t>
+      </w:r>
+      <w:r>
+        <w:rPr>
+          <w:rFonts w:ascii="KlarMinTC GenKiMerriMix PunctFi" w:eastAsia="KlarMinTC GenKiMerriMix PunctFi" w:hAnsi="KlarMinTC GenKiMerriMix PunctFi" w:hint="eastAsia"/>
+        </w:rPr>
+        <w:t>℅。</w:t>
+      </w:r>
+    </w:p>
+    <w:p>
+      <w:pPr>
+        <w:spacing w:after="0" w:line="0" w:lineRule="atLeast"/>
+        <w:rPr>
+          <w:rFonts w:ascii="KlarMinTC GenKiMerriMix PunctFi" w:eastAsia="KlarMinTC GenKiMerriMix PunctFi" w:hAnsi="KlarMinTC GenKiMerriMix PunctFi"/>
+        </w:rPr>
+      </w:pPr>
+    </w:p>
+    <w:p>
+      <w:pPr>
+        <w:spacing w:after="0" w:line="0" w:lineRule="atLeast"/>
+        <w:rPr>
+          <w:rFonts w:ascii="KlarMinTC GenKiMerriMix PunctFi" w:eastAsia="KlarMinTC GenKiMerriMix PunctFi" w:hAnsi="KlarMinTC GenKiMerriMix PunctFi"/>
+        </w:rPr>
+      </w:pPr>
+      <w:r>
+        <w:rPr>
+          <w:rFonts w:ascii="KlarMinTC GenKiMerriMix PunctFi" w:eastAsia="KlarMinTC GenKiMerriMix PunctFi" w:hAnsi="KlarMinTC GenKiMerriMix PunctFi" w:hint="eastAsia"/>
+        </w:rPr>
+        <w:t>【擴充拉丁】</w:t>
+      </w:r>
+    </w:p>
+    <w:p>
+      <w:pPr>
+        <w:spacing w:after="0" w:line="0" w:lineRule="atLeast"/>
+        <w:rPr>
+          <w:rFonts w:ascii="KlarMinTC GenKiMerriMix PunctFi" w:eastAsia="KlarMinTC GenKiMerriMix PunctFi" w:hAnsi="KlarMinTC GenKiMerriMix PunctFi"/>
+        </w:rPr>
+      </w:pPr>
+      <w:r>
+        <w:rPr>
+          <w:rFonts w:ascii="Cambria" w:eastAsia="KlarMinTC GenKiMerriMix PunctFi" w:hAnsi="Cambria" w:cs="Cambria"/>
+        </w:rPr>
+        <w:t>Ů</w:t>
+      </w:r>
+      <w:r>
+        <w:rPr>
+          <w:rFonts w:ascii="KlarMinTC GenKiMerriMix PunctFi" w:eastAsia="KlarMinTC GenKiMerriMix PunctFi" w:hAnsi="KlarMinTC GenKiMerriMix PunctFi"/>
+        </w:rPr>
+        <w:t xml:space="preserve"> </w:t>
+      </w:r>
+      <w:r>
+        <w:rPr>
+          <w:rFonts w:ascii="Cambria" w:eastAsia="KlarMinTC GenKiMerriMix PunctFi" w:hAnsi="Cambria" w:cs="Cambria"/>
+        </w:rPr>
+        <w:t>Ǖ</w:t>
+      </w:r>
+      <w:r>
+        <w:rPr>
+          <w:rFonts w:ascii="KlarMinTC GenKiMerriMix PunctFi" w:eastAsia="KlarMinTC GenKiMerriMix PunctFi" w:hAnsi="KlarMinTC GenKiMerriMix PunctFi"/>
+        </w:rPr>
+        <w:t xml:space="preserve"> </w:t>
+      </w:r>
+      <w:r>
+        <w:rPr>
+          <w:rFonts w:ascii="Cambria" w:eastAsia="KlarMinTC GenKiMerriMix PunctFi" w:hAnsi="Cambria" w:cs="Cambria"/>
+        </w:rPr>
+        <w:t>Ǘ</w:t>
+      </w:r>
+      <w:r>
+        <w:rPr>
+          <w:rFonts w:ascii="KlarMinTC GenKiMerriMix PunctFi" w:eastAsia="KlarMinTC GenKiMerriMix PunctFi" w:hAnsi="KlarMinTC GenKiMerriMix PunctFi"/>
+        </w:rPr>
+        <w:t xml:space="preserve"> </w:t>
+      </w:r>
+      <w:r>
+        <w:rPr>
+          <w:rFonts w:ascii="Cambria" w:eastAsia="KlarMinTC GenKiMerriMix PunctFi" w:hAnsi="Cambria" w:cs="Cambria"/>
+        </w:rPr>
+        <w:t>Ǚ</w:t>
+      </w:r>
+      <w:r>
+        <w:rPr>
+          <w:rFonts w:ascii="KlarMinTC GenKiMerriMix PunctFi" w:eastAsia="KlarMinTC GenKiMerriMix PunctFi" w:hAnsi="KlarMinTC GenKiMerriMix PunctFi"/>
+        </w:rPr>
+        <w:t xml:space="preserve"> </w:t>
+      </w:r>
+      <w:r>
+        <w:rPr>
+          <w:rFonts w:ascii="Cambria" w:eastAsia="KlarMinTC GenKiMerriMix PunctFi" w:hAnsi="Cambria" w:cs="Cambria"/>
+        </w:rPr>
+        <w:t>Ǜ</w:t>
+      </w:r>
+    </w:p>
+    <w:p>
+      <w:pPr>
+        <w:spacing w:after="0" w:line="0" w:lineRule="atLeast"/>
+        <w:rPr>
+          <w:rFonts w:ascii="KlarMinTC GenKiMerriMix PunctFi" w:eastAsia="KlarMinTC GenKiMerriMix PunctFi" w:hAnsi="KlarMinTC GenKiMerriMix PunctFi"/>
+        </w:rPr>
+      </w:pPr>
+      <w:r>
+        <w:rPr>
+          <w:rFonts w:ascii="Cambria" w:eastAsia="KlarMinTC GenKiMerriMix PunctFi" w:hAnsi="Cambria" w:cs="Cambria"/>
+        </w:rPr>
+        <w:t>Ẩ</w:t>
+      </w:r>
+      <w:r>
+        <w:rPr>
+          <w:rFonts w:ascii="KlarMinTC GenKiMerriMix PunctFi" w:eastAsia="KlarMinTC GenKiMerriMix PunctFi" w:hAnsi="KlarMinTC GenKiMerriMix PunctFi"/>
+        </w:rPr>
+        <w:t xml:space="preserve"> </w:t>
+      </w:r>
+      <w:r>
+        <w:rPr>
+          <w:rFonts w:ascii="Cambria" w:eastAsia="KlarMinTC GenKiMerriMix PunctFi" w:hAnsi="Cambria" w:cs="Cambria"/>
+        </w:rPr>
+        <w:t>Ẫ</w:t>
+      </w:r>
+      <w:r>
+        <w:rPr>
+          <w:rFonts w:ascii="KlarMinTC GenKiMerriMix PunctFi" w:eastAsia="KlarMinTC GenKiMerriMix PunctFi" w:hAnsi="KlarMinTC GenKiMerriMix PunctFi"/>
+        </w:rPr>
+        <w:t xml:space="preserve"> </w:t>
+      </w:r>
+      <w:r>
+        <w:rPr>
+          <w:rFonts w:ascii="Cambria" w:eastAsia="KlarMinTC GenKiMerriMix PunctFi" w:hAnsi="Cambria" w:cs="Cambria"/>
+        </w:rPr>
+        <w:t>Ắ</w:t>
+      </w:r>
+      <w:r>
+        <w:rPr>
+          <w:rFonts w:ascii="KlarMinTC GenKiMerriMix PunctFi" w:eastAsia="KlarMinTC GenKiMerriMix PunctFi" w:hAnsi="KlarMinTC GenKiMerriMix PunctFi"/>
+        </w:rPr>
+        <w:t xml:space="preserve"> </w:t>
+      </w:r>
+      <w:r>
+        <w:rPr>
+          <w:rFonts w:ascii="Cambria" w:eastAsia="KlarMinTC GenKiMerriMix PunctFi" w:hAnsi="Cambria" w:cs="Cambria"/>
+        </w:rPr>
+        <w:t>Ằ</w:t>
+      </w:r>
+      <w:r>
+        <w:rPr>
+          <w:rFonts w:ascii="KlarMinTC GenKiMerriMix PunctFi" w:eastAsia="KlarMinTC GenKiMerriMix PunctFi" w:hAnsi="KlarMinTC GenKiMerriMix PunctFi"/>
+        </w:rPr>
+        <w:t xml:space="preserve"> </w:t>
+      </w:r>
+      <w:r>
+        <w:rPr>
+          <w:rFonts w:ascii="Cambria" w:eastAsia="KlarMinTC GenKiMerriMix PunctFi" w:hAnsi="Cambria" w:cs="Cambria"/>
+        </w:rPr>
+        <w:t>Ẳ</w:t>
+      </w:r>
+      <w:r>
+        <w:rPr>
+          <w:rFonts w:ascii="KlarMinTC GenKiMerriMix PunctFi" w:eastAsia="KlarMinTC GenKiMerriMix PunctFi" w:hAnsi="KlarMinTC GenKiMerriMix PunctFi"/>
+        </w:rPr>
+        <w:t xml:space="preserve"> </w:t>
+      </w:r>
+      <w:r>
+        <w:rPr>
+          <w:rFonts w:ascii="Cambria" w:eastAsia="KlarMinTC GenKiMerriMix PunctFi" w:hAnsi="Cambria" w:cs="Cambria"/>
+        </w:rPr>
+        <w:t>Ẵ</w:t>
+      </w:r>
+    </w:p>
+    <w:p>
+      <w:pPr>
+        <w:spacing w:after="0" w:line="0" w:lineRule="atLeast"/>
+        <w:rPr>
+          <w:rFonts w:ascii="KlarMinTC GenKiMerriMix PunctFi" w:eastAsia="KlarMinTC GenKiMerriMix PunctFi" w:hAnsi="KlarMinTC GenKiMerriMix PunctFi"/>
+        </w:rPr>
+      </w:pPr>
+      <w:r>
+        <w:rPr>
+          <w:rFonts w:ascii="Cambria" w:eastAsia="KlarMinTC GenKiMerriMix PunctFi" w:hAnsi="Cambria" w:cs="Cambria"/>
+        </w:rPr>
+        <w:t>Ể</w:t>
+      </w:r>
+      <w:r>
+        <w:rPr>
+          <w:rFonts w:ascii="KlarMinTC GenKiMerriMix PunctFi" w:eastAsia="KlarMinTC GenKiMerriMix PunctFi" w:hAnsi="KlarMinTC GenKiMerriMix PunctFi"/>
+        </w:rPr>
+        <w:t xml:space="preserve"> </w:t>
+      </w:r>
+      <w:r>
+        <w:rPr>
+          <w:rFonts w:ascii="Cambria" w:eastAsia="KlarMinTC GenKiMerriMix PunctFi" w:hAnsi="Cambria" w:cs="Cambria"/>
+        </w:rPr>
+        <w:t>Ễ</w:t>
+      </w:r>
+      <w:r>
+        <w:rPr>
+          <w:rFonts w:ascii="KlarMinTC GenKiMerriMix PunctFi" w:eastAsia="KlarMinTC GenKiMerriMix PunctFi" w:hAnsi="KlarMinTC GenKiMerriMix PunctFi"/>
+        </w:rPr>
+        <w:t xml:space="preserve"> </w:t>
+      </w:r>
+      <w:r>
+        <w:rPr>
+          <w:rFonts w:ascii="Cambria" w:eastAsia="KlarMinTC GenKiMerriMix PunctFi" w:hAnsi="Cambria" w:cs="Cambria"/>
+        </w:rPr>
+        <w:t>Ổ</w:t>
+      </w:r>
+      <w:r>
+        <w:rPr>
+          <w:rFonts w:ascii="KlarMinTC GenKiMerriMix PunctFi" w:eastAsia="KlarMinTC GenKiMerriMix PunctFi" w:hAnsi="KlarMinTC GenKiMerriMix PunctFi"/>
+        </w:rPr>
+        <w:t xml:space="preserve"> </w:t>
+      </w:r>
+      <w:r>
+        <w:rPr>
+          <w:rFonts w:ascii="Cambria" w:eastAsia="KlarMinTC GenKiMerriMix PunctFi" w:hAnsi="Cambria" w:cs="Cambria"/>
+        </w:rPr>
+        <w:t>Ỗ</w:t>
+      </w:r>
+    </w:p>
+    <w:p>
+      <w:pPr>
+        <w:spacing w:after="0" w:line="0" w:lineRule="atLeast"/>
+        <w:rPr>
+          <w:rFonts w:ascii="KlarMinTC GenKiMerriMix PunctFi" w:eastAsia="KlarMinTC GenKiMerriMix PunctFi" w:hAnsi="KlarMinTC GenKiMerriMix PunctFi"/>
+        </w:rPr>
+      </w:pPr>
+    </w:p>
+    <w:p>
+      <w:pPr>
+        <w:spacing w:after="0" w:line="0" w:lineRule="atLeast"/>
+        <w:rPr>
+          <w:rFonts w:ascii="KlarMinTC GenKiMerriMix PunctFi" w:eastAsia="KlarMinTC GenKiMerriMix PunctFi" w:hAnsi="KlarMinTC GenKiMerriMix PunctFi"/>
+        </w:rPr>
+      </w:pPr>
+      <w:r>
+        <w:rPr>
+          <w:rFonts w:ascii="KlarMinTC GenKiMerriMix PunctFi" w:eastAsia="KlarMinTC GenKiMerriMix PunctFi" w:hAnsi="KlarMinTC GenKiMerriMix PunctFi" w:hint="eastAsia"/>
+        </w:rPr>
+        <w:t>【注音 / 聲調】</w:t>
+      </w:r>
+    </w:p>
+    <w:p>
+      <w:pPr>
+        <w:spacing w:after="0" w:line="0" w:lineRule="atLeast"/>
+        <w:rPr>
+          <w:rFonts w:ascii="KlarMinTC GenKiMerriMix PunctFi" w:eastAsia="KlarMinTC GenKiMerriMix PunctFi" w:hAnsi="KlarMinTC GenKiMerriMix PunctFi"/>
+        </w:rPr>
+      </w:pPr>
+      <w:proofErr w:type="gramStart"/>
+      <w:r>
+        <w:rPr>
+          <w:rFonts w:ascii="KlarMinTC GenKiMerriMix PunctFi" w:eastAsia="KlarMinTC GenKiMerriMix PunctFi" w:hAnsi="KlarMinTC GenKiMerriMix PunctFi" w:hint="eastAsia"/>
+        </w:rPr>
+        <w:t>ㄅㄆㄇㄈ</w:t>
+      </w:r>
+      <w:proofErr w:type="gramEnd"/>
+      <w:r>
+        <w:rPr>
+          <w:rFonts w:ascii="KlarMinTC GenKiMerriMix PunctFi" w:eastAsia="KlarMinTC GenKiMerriMix PunctFi" w:hAnsi="KlarMinTC GenKiMerriMix PunctFi" w:hint="eastAsia"/>
+        </w:rPr>
+        <w:t xml:space="preserve"> </w:t>
+      </w:r>
+      <w:proofErr w:type="gramStart"/>
+      <w:r>
+        <w:rPr>
+          <w:rFonts w:ascii="KlarMinTC GenKiMerriMix PunctFi" w:eastAsia="KlarMinTC GenKiMerriMix PunctFi" w:hAnsi="KlarMinTC GenKiMerriMix PunctFi" w:hint="eastAsia"/>
+        </w:rPr>
+        <w:t>ㄉㄊㄋㄌ</w:t>
+      </w:r>
+      <w:proofErr w:type="gramEnd"/>
+      <w:r>
+        <w:rPr>
+          <w:rFonts w:ascii="KlarMinTC GenKiMerriMix PunctFi" w:eastAsia="KlarMinTC GenKiMerriMix PunctFi" w:hAnsi="KlarMinTC GenKiMerriMix PunctFi" w:hint="eastAsia"/>
+        </w:rPr>
+        <w:t xml:space="preserve"> </w:t>
+      </w:r>
+      <w:proofErr w:type="gramStart"/>
+      <w:r>
+        <w:rPr>
+          <w:rFonts w:ascii="KlarMinTC GenKiMerriMix PunctFi" w:eastAsia="KlarMinTC GenKiMerriMix PunctFi" w:hAnsi="KlarMinTC GenKiMerriMix PunctFi" w:hint="eastAsia"/>
+        </w:rPr>
+        <w:t>ㄍㄎㄏ</w:t>
+      </w:r>
+      <w:proofErr w:type="gramEnd"/>
+    </w:p>
+    <w:p>
+      <w:pPr>
+        <w:spacing w:after="0" w:line="0" w:lineRule="atLeast"/>
+        <w:rPr>
+          <w:rFonts w:ascii="KlarMinTC GenKiMerriMix PunctFi" w:eastAsia="KlarMinTC GenKiMerriMix PunctFi" w:hAnsi="KlarMinTC GenKiMerriMix PunctFi"/>
+        </w:rPr>
+      </w:pPr>
+      <w:r>
+        <w:rPr>
+          <w:rFonts w:ascii="Noto Sans TC" w:eastAsia="Noto Sans TC" w:hAnsi="Noto Sans TC" w:cs="Noto Sans TC" w:hint="eastAsia"/>
+        </w:rPr>
+        <w:t>〪</w:t>
+      </w:r>
+      <w:r>
+        <w:rPr>
+          <w:rFonts w:ascii="KlarMinTC GenKiMerriMix PunctFi" w:eastAsia="KlarMinTC GenKiMerriMix PunctFi" w:hAnsi="KlarMinTC GenKiMerriMix PunctFi"/>
+        </w:rPr>
+        <w:t xml:space="preserve"> </w:t>
+      </w:r>
+      <w:r>
+        <w:rPr>
+          <w:rFonts w:ascii="Noto Sans TC" w:eastAsia="Noto Sans TC" w:hAnsi="Noto Sans TC" w:cs="Noto Sans TC" w:hint="eastAsia"/>
+        </w:rPr>
+        <w:t>〫</w:t>
+      </w:r>
+      <w:r>
+        <w:rPr>
+          <w:rFonts w:ascii="KlarMinTC GenKiMerriMix PunctFi" w:eastAsia="KlarMinTC GenKiMerriMix PunctFi" w:hAnsi="KlarMinTC GenKiMerriMix PunctFi"/>
+        </w:rPr>
+        <w:t xml:space="preserve"> </w:t>
+      </w:r>
+      <w:r>
+        <w:rPr>
+          <w:rFonts w:ascii="Noto Sans TC" w:eastAsia="Noto Sans TC" w:hAnsi="Noto Sans TC" w:cs="Noto Sans TC" w:hint="eastAsia"/>
+        </w:rPr>
+        <w:t>〬</w:t>
+      </w:r>
+      <w:r>
+        <w:rPr>
+          <w:rFonts w:ascii="KlarMinTC GenKiMerriMix PunctFi" w:eastAsia="KlarMinTC GenKiMerriMix PunctFi" w:hAnsi="KlarMinTC GenKiMerriMix PunctFi"/>
+        </w:rPr>
+        <w:t xml:space="preserve"> </w:t>
+      </w:r>
+      <w:r>
+        <w:rPr>
+          <w:rFonts w:ascii="Noto Sans TC" w:eastAsia="Noto Sans TC" w:hAnsi="Noto Sans TC" w:cs="Noto Sans TC" w:hint="eastAsia"/>
+        </w:rPr>
+        <w:t>〭</w:t>
+      </w:r>
+    </w:p>
+    <w:p>
+      <w:pPr>
+        <w:spacing w:after="0" w:line="0" w:lineRule="atLeast"/>
+        <w:rPr>
+          <w:rFonts w:ascii="KlarMinTC GenKiMerriMix PunctFi" w:eastAsia="KlarMinTC GenKiMerriMix PunctFi" w:hAnsi="KlarMinTC GenKiMerriMix PunctFi"/>
+        </w:rPr>
+      </w:pPr>
+    </w:p>
+    <w:p>
+      <w:pPr>
+        <w:spacing w:after="0" w:line="0" w:lineRule="atLeast"/>
+        <w:rPr>
+          <w:rFonts w:ascii="KlarMinTC GenKiMerriMix PunctFi" w:eastAsia="KlarMinTC GenKiMerriMix PunctFi" w:hAnsi="KlarMinTC GenKiMerriMix PunctFi"/>
+        </w:rPr>
+      </w:pPr>
+      <w:r>
+        <w:rPr>
+          <w:rFonts w:ascii="KlarMinTC GenKiMerriMix PunctFi" w:eastAsia="KlarMinTC GenKiMerriMix PunctFi" w:hAnsi="KlarMinTC GenKiMerriMix PunctFi" w:hint="eastAsia"/>
+        </w:rPr>
+        <w:t>【直排相關記號】</w:t>
+      </w:r>
+    </w:p>
+    <w:p>
+      <w:pPr>
+        <w:spacing w:after="0" w:line="0" w:lineRule="atLeast"/>
+        <w:rPr>
+          <w:rFonts w:ascii="KlarMinTC GenKiMerriMix PunctFi" w:eastAsia="KlarMinTC GenKiMerriMix PunctFi" w:hAnsi="KlarMinTC GenKiMerriMix PunctFi"/>
+        </w:rPr>
+      </w:pPr>
+      <w:r>
+        <w:rPr>
+          <w:rFonts w:ascii="Noto Sans TC" w:eastAsia="Noto Sans TC" w:hAnsi="Noto Sans TC" w:cs="Noto Sans TC" w:hint="eastAsia"/>
+        </w:rPr>
+        <w:t>〱</w:t>
+      </w:r>
+      <w:r>
+        <w:rPr>
+          <w:rFonts w:ascii="KlarMinTC GenKiMerriMix PunctFi" w:eastAsia="KlarMinTC GenKiMerriMix PunctFi" w:hAnsi="KlarMinTC GenKiMerriMix PunctFi"/>
+        </w:rPr>
+        <w:t xml:space="preserve"> </w:t>
+      </w:r>
+      <w:r>
+        <w:rPr>
+          <w:rFonts w:ascii="Noto Sans TC" w:eastAsia="Noto Sans TC" w:hAnsi="Noto Sans TC" w:cs="Noto Sans TC" w:hint="eastAsia"/>
+        </w:rPr>
+        <w:t>〲</w:t>
+      </w:r>
+    </w:p>
+    <w:p>
+      <w:pPr>
+        <w:spacing w:after="0" w:line="0" w:lineRule="atLeast"/>
+        <w:rPr>
+          <w:rFonts w:ascii="KlarMinTC GenKiMerriMix PunctFi" w:eastAsia="KlarMinTC GenKiMerriMix PunctFi" w:hAnsi="KlarMinTC GenKiMerriMix PunctFi"/>
+        </w:rPr>
+      </w:pPr>
+    </w:p>
+    <w:p>
+      <w:pPr>
+        <w:spacing w:after="0" w:line="0" w:lineRule="atLeast"/>
+        <w:rPr>
+          <w:rFonts w:ascii="KlarMinTC GenKiMerriMix PunctFi" w:eastAsia="KlarMinTC GenKiMerriMix PunctFi" w:hAnsi="KlarMinTC GenKiMerriMix PunctFi"/>
+        </w:rPr>
+      </w:pPr>
+      <w:r>
+        <w:rPr>
+          <w:rFonts w:ascii="KlarMinTC GenKiMerriMix PunctFi" w:eastAsia="KlarMinTC GenKiMerriMix PunctFi" w:hAnsi="KlarMinTC GenKiMerriMix PunctFi" w:hint="eastAsia"/>
+        </w:rPr>
+        <w:t>【半形與相近低探字】</w:t>
+      </w:r>
+    </w:p>
+    <w:p>
+      <w:pPr>
+        <w:spacing w:after="0" w:line="0" w:lineRule="atLeast"/>
+        <w:rPr>
+          <w:rFonts w:ascii="KlarMinTC GenKiMerriMix PunctFi" w:eastAsia="KlarMinTC GenKiMerriMix PunctFi" w:hAnsi="KlarMinTC GenKiMerriMix PunctFi"/>
+        </w:rPr>
+      </w:pPr>
+      <w:proofErr w:type="gramStart"/>
+      <w:r>
+        <w:rPr>
+          <w:rFonts w:ascii="KlarMinTC GenKiMerriMix PunctFi" w:eastAsia="KlarMinTC GenKiMerriMix PunctFi" w:hAnsi="KlarMinTC GenKiMerriMix PunctFi" w:hint="eastAsia"/>
+        </w:rPr>
+        <w:t>ｊ</w:t>
+      </w:r>
+      <w:proofErr w:type="gramEnd"/>
+      <w:r>
+        <w:rPr>
+          <w:rFonts w:ascii="KlarMinTC GenKiMerriMix PunctFi" w:eastAsia="KlarMinTC GenKiMerriMix PunctFi" w:hAnsi="KlarMinTC GenKiMerriMix PunctFi"/>
+        </w:rPr>
+        <w:t xml:space="preserve"> </w:t>
+      </w:r>
+      <w:proofErr w:type="gramStart"/>
+      <w:r>
+        <w:rPr>
+          <w:rFonts w:ascii="KlarMinTC GenKiMerriMix PunctFi" w:eastAsia="KlarMinTC GenKiMerriMix PunctFi" w:hAnsi="KlarMinTC GenKiMerriMix PunctFi" w:hint="eastAsia"/>
+        </w:rPr>
+        <w:t>ｙ</w:t>
+      </w:r>
+      <w:proofErr w:type="gramEnd"/>
+      <w:r>
+        <w:rPr>
+          <w:rFonts w:ascii="KlarMinTC GenKiMerriMix PunctFi" w:eastAsia="KlarMinTC GenKiMerriMix PunctFi" w:hAnsi="KlarMinTC GenKiMerriMix PunctFi"/>
+        </w:rPr>
+        <w:t xml:space="preserve"> </w:t>
+      </w:r>
+      <w:r>
+        <w:rPr>
+          <w:rFonts w:ascii="Noto Sans TC" w:eastAsia="Noto Sans TC" w:hAnsi="Noto Sans TC" w:cs="Noto Sans TC" w:hint="eastAsia"/>
+        </w:rPr>
+        <w:t>￨</w:t>
+      </w:r>
+    </w:p>
+    <w:p>
+      <w:pPr>
+        <w:spacing w:after="0" w:line="0" w:lineRule="atLeast"/>
+        <w:rPr>
+          <w:rFonts w:ascii="KlarMinTC GenKiMerriMix PunctFi" w:eastAsia="KlarMinTC GenKiMerriMix PunctFi" w:hAnsi="KlarMinTC GenKiMerriMix PunctFi"/>
+        </w:rPr>
+      </w:pPr>
+      <w:r>
+        <w:rPr>
+          <w:rFonts w:ascii="KlarMinTC GenKiMerriMix PunctFi" w:eastAsia="KlarMinTC GenKiMerriMix PunctFi" w:hAnsi="KlarMinTC GenKiMerriMix PunctFi"/>
+        </w:rPr>
+        <w:t>j y | g p q</w:t>
+      </w:r>
     </w:p>
     <w:p>
       <w:pPr>
@@ -243,6 +1540,7 @@
         <w:rPr>
           <w:rFonts w:ascii="KlarMinTC GenKiMerriMix PunctFi" w:eastAsia="KlarMinTC GenKiMerriMix PunctFi" w:hAnsi="KlarMinTC GenKiMerriMix PunctFi"/>
         </w:rPr>
+        <w:lastRenderedPageBreak/>
         <w:t>, . ' " - ! ? : ; ( ) [ ] { } / \ |</w:t>
       </w:r>
     </w:p>
@@ -251,95 +1549,31 @@
         <w:spacing w:after="0" w:line="0" w:lineRule="atLeast"/>
         <w:rPr>
           <w:rFonts w:ascii="KlarMinTC GenKiMerriMix PunctFi" w:eastAsia="KlarMinTC GenKiMerriMix PunctFi" w:hAnsi="KlarMinTC GenKiMerriMix PunctFi"/>
-        </w:rPr>
-      </w:pPr>
-      <w:proofErr w:type="spellStart"/>
-      <w:proofErr w:type="gramStart"/>
-      <w:r>
-        <w:rPr>
-          <w:rFonts w:ascii="KlarMinTC GenKiMerriMix PunctFi" w:eastAsia="KlarMinTC GenKiMerriMix PunctFi" w:hAnsi="KlarMinTC GenKiMerriMix PunctFi"/>
-        </w:rPr>
-        <w:t>a,b</w:t>
-      </w:r>
-      <w:proofErr w:type="spellEnd"/>
-      <w:r>
-        <w:rPr>
-          <w:rFonts w:ascii="KlarMinTC GenKiMerriMix PunctFi" w:eastAsia="KlarMinTC GenKiMerriMix PunctFi" w:hAnsi="KlarMinTC GenKiMerriMix PunctFi"/>
-        </w:rPr>
-        <w:t>.</w:t>
-      </w:r>
-      <w:proofErr w:type="gramEnd"/>
-      <w:r>
-        <w:rPr>
-          <w:rFonts w:ascii="KlarMinTC GenKiMerriMix PunctFi" w:eastAsia="KlarMinTC GenKiMerriMix PunctFi" w:hAnsi="KlarMinTC GenKiMerriMix PunctFi"/>
-        </w:rPr>
-        <w:t xml:space="preserve"> </w:t>
-      </w:r>
-      <w:proofErr w:type="spellStart"/>
-      <w:r>
-        <w:rPr>
-          <w:rFonts w:ascii="KlarMinTC GenKiMerriMix PunctFi" w:eastAsia="KlarMinTC GenKiMerriMix PunctFi" w:hAnsi="KlarMinTC GenKiMerriMix PunctFi"/>
-        </w:rPr>
-        <w:t>c'd</w:t>
-      </w:r>
-      <w:proofErr w:type="spellEnd"/>
-      <w:r>
-        <w:rPr>
-          <w:rFonts w:ascii="KlarMinTC GenKiMerriMix PunctFi" w:eastAsia="KlarMinTC GenKiMerriMix PunctFi" w:hAnsi="KlarMinTC GenKiMerriMix PunctFi"/>
-        </w:rPr>
-        <w:t xml:space="preserve"> "e" f-g! h? </w:t>
-      </w:r>
-      <w:proofErr w:type="gramStart"/>
-      <w:r>
-        <w:rPr>
-          <w:rFonts w:ascii="KlarMinTC GenKiMerriMix PunctFi" w:eastAsia="KlarMinTC GenKiMerriMix PunctFi" w:hAnsi="KlarMinTC GenKiMerriMix PunctFi"/>
-        </w:rPr>
-        <w:t>i:j</w:t>
-      </w:r>
-      <w:proofErr w:type="gramEnd"/>
-      <w:r>
-        <w:rPr>
-          <w:rFonts w:ascii="KlarMinTC GenKiMerriMix PunctFi" w:eastAsia="KlarMinTC GenKiMerriMix PunctFi" w:hAnsi="KlarMinTC GenKiMerriMix PunctFi"/>
-        </w:rPr>
-        <w:t xml:space="preserve">; (k) [l] {m} /n/ \o\ </w:t>
-      </w:r>
-      <w:proofErr w:type="spellStart"/>
-      <w:r>
-        <w:rPr>
-          <w:rFonts w:ascii="KlarMinTC GenKiMerriMix PunctFi" w:eastAsia="KlarMinTC GenKiMerriMix PunctFi" w:hAnsi="KlarMinTC GenKiMerriMix PunctFi"/>
-        </w:rPr>
-        <w:t>p|q</w:t>
-      </w:r>
-      <w:proofErr w:type="spellEnd"/>
-    </w:p>
-    <w:p>
-      <w:pPr>
-        <w:spacing w:after="0" w:line="0" w:lineRule="atLeast"/>
-        <w:rPr>
-          <w:rFonts w:ascii="KlarMinTC GenKiMerriMix PunctFi" w:eastAsia="KlarMinTC GenKiMerriMix PunctFi" w:hAnsi="KlarMinTC GenKiMerriMix PunctFi"/>
           <w:lang w:val="it-IT"/>
         </w:rPr>
       </w:pPr>
-      <w:proofErr w:type="gramStart"/>
-      <w:r>
-        <w:rPr>
-          <w:rFonts w:ascii="KlarMinTC GenKiMerriMix PunctFi" w:eastAsia="KlarMinTC GenKiMerriMix PunctFi" w:hAnsi="KlarMinTC GenKiMerriMix PunctFi"/>
-        </w:rPr>
-        <w:t>A,B.</w:t>
-      </w:r>
-      <w:proofErr w:type="gramEnd"/>
-      <w:r>
-        <w:rPr>
-          <w:rFonts w:ascii="KlarMinTC GenKiMerriMix PunctFi" w:eastAsia="KlarMinTC GenKiMerriMix PunctFi" w:hAnsi="KlarMinTC GenKiMerriMix PunctFi"/>
-        </w:rPr>
-        <w:t xml:space="preserve"> C'D "E" F-G! </w:t>
-      </w:r>
       <w:r>
         <w:rPr>
           <w:rFonts w:ascii="KlarMinTC GenKiMerriMix PunctFi" w:eastAsia="KlarMinTC GenKiMerriMix PunctFi" w:hAnsi="KlarMinTC GenKiMerriMix PunctFi"/>
           <w:lang w:val="it-IT"/>
         </w:rPr>
-        <w:t>H? I:J; (K) [L] {M} /N/ \O\ P|Q</w:t>
+        <w:t>a,b. c'd "e" f-g! h? i:j; (k) [l] {m} /n/ \o\ p|q</w:t>
+      </w:r>
+    </w:p>
+    <w:p>
+      <w:pPr>
+        <w:spacing w:after="0" w:line="0" w:lineRule="atLeast"/>
+        <w:rPr>
+          <w:rFonts w:ascii="KlarMinTC GenKiMerriMix PunctFi" w:eastAsia="KlarMinTC GenKiMerriMix PunctFi" w:hAnsi="KlarMinTC GenKiMerriMix PunctFi"/>
+          <w:lang w:val="it-IT"/>
+        </w:rPr>
+      </w:pPr>
+      <w:r>
+        <w:rPr>
+          <w:rFonts w:ascii="KlarMinTC GenKiMerriMix PunctFi" w:eastAsia="KlarMinTC GenKiMerriMix PunctFi" w:hAnsi="KlarMinTC GenKiMerriMix PunctFi"/>
+          <w:lang w:val="it-IT"/>
+        </w:rPr>
+        <w:t>A,B. C'D "E" F-G! H? I:J; (K) [L] {M} /N/ \O\ P|Q</w:t>
       </w:r>
     </w:p>
     <w:p>
@@ -474,633 +1708,633 @@
         <w:rPr>
           <w:rFonts w:ascii="Times New Roman" w:eastAsia="KlarMinTC GenKiMerriMix PunctFi" w:hAnsi="Times New Roman" w:cs="Times New Roman"/>
         </w:rPr>
+        <w:t>‹</w:t>
+      </w:r>
+      <w:r>
+        <w:rPr>
+          <w:rFonts w:ascii="KlarMinTC GenKiMerriMix PunctFi" w:eastAsia="KlarMinTC GenKiMerriMix PunctFi" w:hAnsi="KlarMinTC GenKiMerriMix PunctFi"/>
+        </w:rPr>
+        <w:t>angle</w:t>
+      </w:r>
+      <w:r>
+        <w:rPr>
+          <w:rFonts w:ascii="Times New Roman" w:eastAsia="KlarMinTC GenKiMerriMix PunctFi" w:hAnsi="Times New Roman" w:cs="Times New Roman"/>
+        </w:rPr>
+        <w:t>‹</w:t>
+      </w:r>
+      <w:r>
+        <w:rPr>
+          <w:rFonts w:ascii="KlarMinTC GenKiMerriMix PunctFi" w:eastAsia="KlarMinTC GenKiMerriMix PunctFi" w:hAnsi="KlarMinTC GenKiMerriMix PunctFi"/>
+        </w:rPr>
+        <w:t xml:space="preserve"> </w:t>
+      </w:r>
+      <w:r>
+        <w:rPr>
+          <w:rFonts w:ascii="Times New Roman" w:eastAsia="KlarMinTC GenKiMerriMix PunctFi" w:hAnsi="Times New Roman" w:cs="Times New Roman"/>
+        </w:rPr>
+        <w:t>›</w:t>
+      </w:r>
+      <w:r>
+        <w:rPr>
+          <w:rFonts w:ascii="KlarMinTC GenKiMerriMix PunctFi" w:eastAsia="KlarMinTC GenKiMerriMix PunctFi" w:hAnsi="KlarMinTC GenKiMerriMix PunctFi"/>
+        </w:rPr>
+        <w:t>angle</w:t>
+      </w:r>
+      <w:r>
+        <w:rPr>
+          <w:rFonts w:ascii="Times New Roman" w:eastAsia="KlarMinTC GenKiMerriMix PunctFi" w:hAnsi="Times New Roman" w:cs="Times New Roman"/>
+        </w:rPr>
+        <w:t>›</w:t>
+      </w:r>
+    </w:p>
+    <w:p>
+      <w:pPr>
+        <w:spacing w:after="0" w:line="0" w:lineRule="atLeast"/>
+        <w:rPr>
+          <w:rFonts w:ascii="KlarMinTC GenKiMerriMix PunctFi" w:eastAsia="KlarMinTC GenKiMerriMix PunctFi" w:hAnsi="KlarMinTC GenKiMerriMix PunctFi"/>
+        </w:rPr>
+      </w:pPr>
+      <w:r>
+        <w:rPr>
+          <w:rFonts w:ascii="KlarMinTC GenKiMerriMix PunctFi" w:eastAsia="KlarMinTC GenKiMerriMix PunctFi" w:hAnsi="KlarMinTC GenKiMerriMix PunctFi"/>
+        </w:rPr>
+        <w:t>prime: 5′ 10</w:t>
+      </w:r>
+      <w:r>
+        <w:rPr>
+          <w:rFonts w:ascii="Times New Roman" w:eastAsia="KlarMinTC GenKiMerriMix PunctFi" w:hAnsi="Times New Roman" w:cs="Times New Roman"/>
+        </w:rPr>
+        <w:t>″</w:t>
+      </w:r>
+    </w:p>
+    <w:p>
+      <w:pPr>
+        <w:spacing w:after="0" w:line="0" w:lineRule="atLeast"/>
+        <w:rPr>
+          <w:rFonts w:ascii="KlarMinTC GenKiMerriMix PunctFi" w:eastAsia="KlarMinTC GenKiMerriMix PunctFi" w:hAnsi="KlarMinTC GenKiMerriMix PunctFi"/>
+        </w:rPr>
+      </w:pPr>
+      <w:r>
+        <w:rPr>
+          <w:rFonts w:ascii="KlarMinTC GenKiMerriMix PunctFi" w:eastAsia="KlarMinTC GenKiMerriMix PunctFi" w:hAnsi="KlarMinTC GenKiMerriMix PunctFi"/>
+        </w:rPr>
+        <w:t xml:space="preserve">warning: </w:t>
+      </w:r>
+      <w:r>
+        <w:rPr>
+          <w:rFonts w:ascii="Times New Roman" w:eastAsia="KlarMinTC GenKiMerriMix PunctFi" w:hAnsi="Times New Roman" w:cs="Times New Roman"/>
+        </w:rPr>
+        <w:t>‼</w:t>
+      </w:r>
+    </w:p>
+    <w:p>
+      <w:pPr>
+        <w:spacing w:after="0" w:line="0" w:lineRule="atLeast"/>
+        <w:rPr>
+          <w:rFonts w:ascii="KlarMinTC GenKiMerriMix PunctFi" w:eastAsia="KlarMinTC GenKiMerriMix PunctFi" w:hAnsi="KlarMinTC GenKiMerriMix PunctFi"/>
+        </w:rPr>
+      </w:pPr>
+      <w:r>
+        <w:rPr>
+          <w:rFonts w:ascii="KlarMinTC GenKiMerriMix PunctFi" w:eastAsia="KlarMinTC GenKiMerriMix PunctFi" w:hAnsi="KlarMinTC GenKiMerriMix PunctFi"/>
+        </w:rPr>
+        <w:t xml:space="preserve">quote test: ‘A’, “B”, </w:t>
+      </w:r>
+      <w:r>
+        <w:rPr>
+          <w:rFonts w:ascii="Times New Roman" w:eastAsia="KlarMinTC GenKiMerriMix PunctFi" w:hAnsi="Times New Roman" w:cs="Times New Roman"/>
+        </w:rPr>
+        <w:t>‚</w:t>
+      </w:r>
+      <w:r>
+        <w:rPr>
+          <w:rFonts w:ascii="KlarMinTC GenKiMerriMix PunctFi" w:eastAsia="KlarMinTC GenKiMerriMix PunctFi" w:hAnsi="KlarMinTC GenKiMerriMix PunctFi"/>
+        </w:rPr>
+        <w:t>C</w:t>
+      </w:r>
+      <w:r>
+        <w:rPr>
+          <w:rFonts w:ascii="KlarMinTC GenKiMerriMix PunctFi" w:eastAsia="KlarMinTC GenKiMerriMix PunctFi" w:hAnsi="KlarMinTC GenKiMerriMix PunctFi" w:cs="KlarMinTC GenKiMerriMix PunctFi" w:hint="eastAsia"/>
+        </w:rPr>
+        <w:t>’</w:t>
+      </w:r>
+      <w:r>
+        <w:rPr>
+          <w:rFonts w:ascii="KlarMinTC GenKiMerriMix PunctFi" w:eastAsia="KlarMinTC GenKiMerriMix PunctFi" w:hAnsi="KlarMinTC GenKiMerriMix PunctFi"/>
+        </w:rPr>
+        <w:t xml:space="preserve">, </w:t>
+      </w:r>
+      <w:r>
+        <w:rPr>
+          <w:rFonts w:ascii="Times New Roman" w:eastAsia="KlarMinTC GenKiMerriMix PunctFi" w:hAnsi="Times New Roman" w:cs="Times New Roman"/>
+        </w:rPr>
+        <w:t>„</w:t>
+      </w:r>
+      <w:r>
+        <w:rPr>
+          <w:rFonts w:ascii="KlarMinTC GenKiMerriMix PunctFi" w:eastAsia="KlarMinTC GenKiMerriMix PunctFi" w:hAnsi="KlarMinTC GenKiMerriMix PunctFi"/>
+        </w:rPr>
+        <w:t>D</w:t>
+      </w:r>
+      <w:r>
+        <w:rPr>
+          <w:rFonts w:ascii="KlarMinTC GenKiMerriMix PunctFi" w:eastAsia="KlarMinTC GenKiMerriMix PunctFi" w:hAnsi="KlarMinTC GenKiMerriMix PunctFi" w:cs="KlarMinTC GenKiMerriMix PunctFi" w:hint="eastAsia"/>
+        </w:rPr>
+        <w:t>”</w:t>
+      </w:r>
+      <w:r>
+        <w:rPr>
+          <w:rFonts w:ascii="KlarMinTC GenKiMerriMix PunctFi" w:eastAsia="KlarMinTC GenKiMerriMix PunctFi" w:hAnsi="KlarMinTC GenKiMerriMix PunctFi"/>
+        </w:rPr>
+        <w:t xml:space="preserve">, </w:t>
+      </w:r>
+      <w:r>
+        <w:rPr>
+          <w:rFonts w:ascii="Times New Roman" w:eastAsia="KlarMinTC GenKiMerriMix PunctFi" w:hAnsi="Times New Roman" w:cs="Times New Roman"/>
+        </w:rPr>
+        <w:t>‹</w:t>
+      </w:r>
+      <w:r>
+        <w:rPr>
+          <w:rFonts w:ascii="KlarMinTC GenKiMerriMix PunctFi" w:eastAsia="KlarMinTC GenKiMerriMix PunctFi" w:hAnsi="KlarMinTC GenKiMerriMix PunctFi"/>
+        </w:rPr>
+        <w:t>E</w:t>
+      </w:r>
+      <w:r>
+        <w:rPr>
+          <w:rFonts w:ascii="Times New Roman" w:eastAsia="KlarMinTC GenKiMerriMix PunctFi" w:hAnsi="Times New Roman" w:cs="Times New Roman"/>
+        </w:rPr>
+        <w:t>›</w:t>
+      </w:r>
+    </w:p>
+    <w:p>
+      <w:pPr>
+        <w:spacing w:after="0" w:line="0" w:lineRule="atLeast"/>
+        <w:rPr>
+          <w:rFonts w:ascii="KlarMinTC GenKiMerriMix PunctFi" w:eastAsia="KlarMinTC GenKiMerriMix PunctFi" w:hAnsi="KlarMinTC GenKiMerriMix PunctFi"/>
+        </w:rPr>
+      </w:pPr>
+    </w:p>
+    <w:p>
+      <w:pPr>
+        <w:spacing w:after="0" w:line="0" w:lineRule="atLeast"/>
+        <w:rPr>
+          <w:rFonts w:ascii="KlarMinTC GenKiMerriMix PunctFi" w:eastAsia="KlarMinTC GenKiMerriMix PunctFi" w:hAnsi="KlarMinTC GenKiMerriMix PunctFi"/>
+        </w:rPr>
+      </w:pPr>
+      <w:r>
+        <w:rPr>
+          <w:rFonts w:ascii="KlarMinTC GenKiMerriMix PunctFi" w:eastAsia="KlarMinTC GenKiMerriMix PunctFi" w:hAnsi="KlarMinTC GenKiMerriMix PunctFi"/>
+        </w:rPr>
+        <w:t>全形常用標點：</w:t>
+      </w:r>
+    </w:p>
+    <w:p>
+      <w:pPr>
+        <w:spacing w:after="0" w:line="0" w:lineRule="atLeast"/>
+        <w:rPr>
+          <w:rFonts w:ascii="KlarMinTC GenKiMerriMix PunctFi" w:eastAsia="KlarMinTC GenKiMerriMix PunctFi" w:hAnsi="KlarMinTC GenKiMerriMix PunctFi"/>
+        </w:rPr>
+      </w:pPr>
+      <w:r>
+        <w:rPr>
+          <w:rFonts w:ascii="KlarMinTC GenKiMerriMix PunctFi" w:eastAsia="KlarMinTC GenKiMerriMix PunctFi" w:hAnsi="KlarMinTC GenKiMerriMix PunctFi"/>
+        </w:rPr>
+        <w:t xml:space="preserve">， 。 、 ； ： ！ ？ （ ） 【 】 〔 〕 「 」 『 』 《 》 〈 〉 ／ </w:t>
+      </w:r>
+      <w:proofErr w:type="gramStart"/>
+      <w:r>
+        <w:rPr>
+          <w:rFonts w:ascii="KlarMinTC GenKiMerriMix PunctFi" w:eastAsia="KlarMinTC GenKiMerriMix PunctFi" w:hAnsi="KlarMinTC GenKiMerriMix PunctFi"/>
+        </w:rPr>
+        <w:t>＼</w:t>
+      </w:r>
+      <w:proofErr w:type="gramEnd"/>
+      <w:r>
+        <w:rPr>
+          <w:rFonts w:ascii="KlarMinTC GenKiMerriMix PunctFi" w:eastAsia="KlarMinTC GenKiMerriMix PunctFi" w:hAnsi="KlarMinTC GenKiMerriMix PunctFi"/>
+        </w:rPr>
+        <w:t xml:space="preserve"> </w:t>
+      </w:r>
+      <w:proofErr w:type="gramStart"/>
+      <w:r>
+        <w:rPr>
+          <w:rFonts w:ascii="KlarMinTC GenKiMerriMix PunctFi" w:eastAsia="KlarMinTC GenKiMerriMix PunctFi" w:hAnsi="KlarMinTC GenKiMerriMix PunctFi"/>
+        </w:rPr>
+        <w:t>｜</w:t>
+      </w:r>
+      <w:proofErr w:type="gramEnd"/>
+      <w:r>
+        <w:rPr>
+          <w:rFonts w:ascii="KlarMinTC GenKiMerriMix PunctFi" w:eastAsia="KlarMinTC GenKiMerriMix PunctFi" w:hAnsi="KlarMinTC GenKiMerriMix PunctFi"/>
+        </w:rPr>
+        <w:t xml:space="preserve"> ～ </w:t>
+      </w:r>
+      <w:proofErr w:type="gramStart"/>
+      <w:r>
+        <w:rPr>
+          <w:rFonts w:ascii="新細明體" w:eastAsia="新細明體" w:hAnsi="新細明體" w:cs="新細明體" w:hint="eastAsia"/>
+        </w:rPr>
+        <w:t>｀</w:t>
+      </w:r>
+      <w:proofErr w:type="gramEnd"/>
+      <w:r>
+        <w:rPr>
+          <w:rFonts w:ascii="KlarMinTC GenKiMerriMix PunctFi" w:eastAsia="KlarMinTC GenKiMerriMix PunctFi" w:hAnsi="KlarMinTC GenKiMerriMix PunctFi"/>
+        </w:rPr>
+        <w:t xml:space="preserve"> ．</w:t>
+      </w:r>
+    </w:p>
+    <w:p>
+      <w:pPr>
+        <w:spacing w:after="0" w:line="0" w:lineRule="atLeast"/>
+        <w:rPr>
+          <w:rFonts w:ascii="KlarMinTC GenKiMerriMix PunctFi" w:eastAsia="KlarMinTC GenKiMerriMix PunctFi" w:hAnsi="KlarMinTC GenKiMerriMix PunctFi"/>
+        </w:rPr>
+      </w:pPr>
+      <w:r>
+        <w:rPr>
+          <w:rFonts w:ascii="KlarMinTC GenKiMerriMix PunctFi" w:eastAsia="KlarMinTC GenKiMerriMix PunctFi" w:hAnsi="KlarMinTC GenKiMerriMix PunctFi"/>
+        </w:rPr>
+        <w:t>中文「引號」與『雙層引號』，還有（圓括號）、【方頭括號】、〈尖括號〉、《書名號》都要看起來穩定。</w:t>
+      </w:r>
+    </w:p>
+    <w:p>
+      <w:pPr>
+        <w:spacing w:after="0" w:line="0" w:lineRule="atLeast"/>
+        <w:rPr>
+          <w:rFonts w:ascii="KlarMinTC GenKiMerriMix PunctFi" w:eastAsia="KlarMinTC GenKiMerriMix PunctFi" w:hAnsi="KlarMinTC GenKiMerriMix PunctFi"/>
+        </w:rPr>
+      </w:pPr>
+    </w:p>
+    <w:p>
+      <w:pPr>
+        <w:spacing w:after="0" w:line="0" w:lineRule="atLeast"/>
+        <w:rPr>
+          <w:rFonts w:ascii="KlarMinTC GenKiMerriMix PunctFi" w:eastAsia="KlarMinTC GenKiMerriMix PunctFi" w:hAnsi="KlarMinTC GenKiMerriMix PunctFi"/>
+        </w:rPr>
+      </w:pPr>
+      <w:r>
+        <w:rPr>
+          <w:rFonts w:ascii="KlarMinTC GenKiMerriMix PunctFi" w:eastAsia="KlarMinTC GenKiMerriMix PunctFi" w:hAnsi="KlarMinTC GenKiMerriMix PunctFi"/>
+        </w:rPr>
+        <w:t>全半形對照：</w:t>
+      </w:r>
+    </w:p>
+    <w:p>
+      <w:pPr>
+        <w:spacing w:after="0" w:line="0" w:lineRule="atLeast"/>
+        <w:rPr>
+          <w:rFonts w:ascii="KlarMinTC GenKiMerriMix PunctFi" w:eastAsia="KlarMinTC GenKiMerriMix PunctFi" w:hAnsi="KlarMinTC GenKiMerriMix PunctFi"/>
+        </w:rPr>
+      </w:pPr>
+      <w:r>
+        <w:rPr>
+          <w:rFonts w:ascii="KlarMinTC GenKiMerriMix PunctFi" w:eastAsia="KlarMinTC GenKiMerriMix PunctFi" w:hAnsi="KlarMinTC GenKiMerriMix PunctFi"/>
+        </w:rPr>
+        <w:t>, ，</w:t>
+      </w:r>
+    </w:p>
+    <w:p>
+      <w:pPr>
+        <w:spacing w:after="0" w:line="0" w:lineRule="atLeast"/>
+        <w:rPr>
+          <w:rFonts w:ascii="KlarMinTC GenKiMerriMix PunctFi" w:eastAsia="KlarMinTC GenKiMerriMix PunctFi" w:hAnsi="KlarMinTC GenKiMerriMix PunctFi"/>
+        </w:rPr>
+      </w:pPr>
+      <w:r>
+        <w:rPr>
+          <w:rFonts w:ascii="KlarMinTC GenKiMerriMix PunctFi" w:eastAsia="KlarMinTC GenKiMerriMix PunctFi" w:hAnsi="KlarMinTC GenKiMerriMix PunctFi"/>
+        </w:rPr>
+        <w:t>. 。</w:t>
+      </w:r>
+    </w:p>
+    <w:p>
+      <w:pPr>
+        <w:spacing w:after="0" w:line="0" w:lineRule="atLeast"/>
+        <w:rPr>
+          <w:rFonts w:ascii="KlarMinTC GenKiMerriMix PunctFi" w:eastAsia="KlarMinTC GenKiMerriMix PunctFi" w:hAnsi="KlarMinTC GenKiMerriMix PunctFi"/>
+        </w:rPr>
+      </w:pPr>
+      <w:r>
+        <w:rPr>
+          <w:rFonts w:ascii="KlarMinTC GenKiMerriMix PunctFi" w:eastAsia="KlarMinTC GenKiMerriMix PunctFi" w:hAnsi="KlarMinTC GenKiMerriMix PunctFi"/>
+        </w:rPr>
+        <w:t>: ：</w:t>
+      </w:r>
+    </w:p>
+    <w:p>
+      <w:pPr>
+        <w:spacing w:after="0" w:line="0" w:lineRule="atLeast"/>
+        <w:rPr>
+          <w:rFonts w:ascii="KlarMinTC GenKiMerriMix PunctFi" w:eastAsia="KlarMinTC GenKiMerriMix PunctFi" w:hAnsi="KlarMinTC GenKiMerriMix PunctFi"/>
+        </w:rPr>
+      </w:pPr>
+      <w:r>
+        <w:rPr>
+          <w:rFonts w:ascii="KlarMinTC GenKiMerriMix PunctFi" w:eastAsia="KlarMinTC GenKiMerriMix PunctFi" w:hAnsi="KlarMinTC GenKiMerriMix PunctFi"/>
+        </w:rPr>
+        <w:t>; ；</w:t>
+      </w:r>
+    </w:p>
+    <w:p>
+      <w:pPr>
+        <w:spacing w:after="0" w:line="0" w:lineRule="atLeast"/>
+        <w:rPr>
+          <w:rFonts w:ascii="KlarMinTC GenKiMerriMix PunctFi" w:eastAsia="KlarMinTC GenKiMerriMix PunctFi" w:hAnsi="KlarMinTC GenKiMerriMix PunctFi"/>
+        </w:rPr>
+      </w:pPr>
+      <w:r>
+        <w:rPr>
+          <w:rFonts w:ascii="KlarMinTC GenKiMerriMix PunctFi" w:eastAsia="KlarMinTC GenKiMerriMix PunctFi" w:hAnsi="KlarMinTC GenKiMerriMix PunctFi"/>
+        </w:rPr>
+        <w:t>! ！</w:t>
+      </w:r>
+    </w:p>
+    <w:p>
+      <w:pPr>
+        <w:spacing w:after="0" w:line="0" w:lineRule="atLeast"/>
+        <w:rPr>
+          <w:rFonts w:ascii="KlarMinTC GenKiMerriMix PunctFi" w:eastAsia="KlarMinTC GenKiMerriMix PunctFi" w:hAnsi="KlarMinTC GenKiMerriMix PunctFi"/>
+        </w:rPr>
+      </w:pPr>
+      <w:r>
+        <w:rPr>
+          <w:rFonts w:ascii="KlarMinTC GenKiMerriMix PunctFi" w:eastAsia="KlarMinTC GenKiMerriMix PunctFi" w:hAnsi="KlarMinTC GenKiMerriMix PunctFi"/>
+        </w:rPr>
+        <w:t>? ？</w:t>
+      </w:r>
+    </w:p>
+    <w:p>
+      <w:pPr>
+        <w:spacing w:after="0" w:line="0" w:lineRule="atLeast"/>
+        <w:rPr>
+          <w:rFonts w:ascii="KlarMinTC GenKiMerriMix PunctFi" w:eastAsia="KlarMinTC GenKiMerriMix PunctFi" w:hAnsi="KlarMinTC GenKiMerriMix PunctFi"/>
+        </w:rPr>
+      </w:pPr>
+      <w:r>
+        <w:rPr>
+          <w:rFonts w:ascii="KlarMinTC GenKiMerriMix PunctFi" w:eastAsia="KlarMinTC GenKiMerriMix PunctFi" w:hAnsi="KlarMinTC GenKiMerriMix PunctFi"/>
+        </w:rPr>
+        <w:t xml:space="preserve">( </w:t>
+      </w:r>
+      <w:proofErr w:type="gramStart"/>
+      <w:r>
+        <w:rPr>
+          <w:rFonts w:ascii="KlarMinTC GenKiMerriMix PunctFi" w:eastAsia="KlarMinTC GenKiMerriMix PunctFi" w:hAnsi="KlarMinTC GenKiMerriMix PunctFi"/>
+        </w:rPr>
+        <w:t>（</w:t>
+      </w:r>
+      <w:proofErr w:type="gramEnd"/>
+    </w:p>
+    <w:p>
+      <w:pPr>
+        <w:spacing w:after="0" w:line="0" w:lineRule="atLeast"/>
+        <w:rPr>
+          <w:rFonts w:ascii="KlarMinTC GenKiMerriMix PunctFi" w:eastAsia="KlarMinTC GenKiMerriMix PunctFi" w:hAnsi="KlarMinTC GenKiMerriMix PunctFi"/>
+        </w:rPr>
+      </w:pPr>
+      <w:r>
+        <w:rPr>
+          <w:rFonts w:ascii="KlarMinTC GenKiMerriMix PunctFi" w:eastAsia="KlarMinTC GenKiMerriMix PunctFi" w:hAnsi="KlarMinTC GenKiMerriMix PunctFi"/>
+        </w:rPr>
+        <w:t xml:space="preserve">) </w:t>
+      </w:r>
+      <w:proofErr w:type="gramStart"/>
+      <w:r>
+        <w:rPr>
+          <w:rFonts w:ascii="KlarMinTC GenKiMerriMix PunctFi" w:eastAsia="KlarMinTC GenKiMerriMix PunctFi" w:hAnsi="KlarMinTC GenKiMerriMix PunctFi"/>
+        </w:rPr>
+        <w:t>）</w:t>
+      </w:r>
+      <w:proofErr w:type="gramEnd"/>
+    </w:p>
+    <w:p>
+      <w:pPr>
+        <w:spacing w:after="0" w:line="0" w:lineRule="atLeast"/>
+        <w:rPr>
+          <w:rFonts w:ascii="KlarMinTC GenKiMerriMix PunctFi" w:eastAsia="KlarMinTC GenKiMerriMix PunctFi" w:hAnsi="KlarMinTC GenKiMerriMix PunctFi"/>
+        </w:rPr>
+      </w:pPr>
+      <w:r>
+        <w:rPr>
+          <w:rFonts w:ascii="KlarMinTC GenKiMerriMix PunctFi" w:eastAsia="KlarMinTC GenKiMerriMix PunctFi" w:hAnsi="KlarMinTC GenKiMerriMix PunctFi"/>
+        </w:rPr>
+        <w:t xml:space="preserve">[ </w:t>
+      </w:r>
+      <w:proofErr w:type="gramStart"/>
+      <w:r>
+        <w:rPr>
+          <w:rFonts w:ascii="KlarMinTC GenKiMerriMix PunctFi" w:eastAsia="KlarMinTC GenKiMerriMix PunctFi" w:hAnsi="KlarMinTC GenKiMerriMix PunctFi"/>
+        </w:rPr>
+        <w:t>【</w:t>
+      </w:r>
+      <w:proofErr w:type="gramEnd"/>
+    </w:p>
+    <w:p>
+      <w:pPr>
+        <w:spacing w:after="0" w:line="0" w:lineRule="atLeast"/>
+        <w:rPr>
+          <w:rFonts w:ascii="KlarMinTC GenKiMerriMix PunctFi" w:eastAsia="KlarMinTC GenKiMerriMix PunctFi" w:hAnsi="KlarMinTC GenKiMerriMix PunctFi"/>
+        </w:rPr>
+      </w:pPr>
+      <w:r>
+        <w:rPr>
+          <w:rFonts w:ascii="KlarMinTC GenKiMerriMix PunctFi" w:eastAsia="KlarMinTC GenKiMerriMix PunctFi" w:hAnsi="KlarMinTC GenKiMerriMix PunctFi"/>
+        </w:rPr>
+        <w:t xml:space="preserve">] </w:t>
+      </w:r>
+      <w:proofErr w:type="gramStart"/>
+      <w:r>
+        <w:rPr>
+          <w:rFonts w:ascii="KlarMinTC GenKiMerriMix PunctFi" w:eastAsia="KlarMinTC GenKiMerriMix PunctFi" w:hAnsi="KlarMinTC GenKiMerriMix PunctFi"/>
+        </w:rPr>
+        <w:t>】</w:t>
+      </w:r>
+      <w:proofErr w:type="gramEnd"/>
+    </w:p>
+    <w:p>
+      <w:pPr>
+        <w:spacing w:after="0" w:line="0" w:lineRule="atLeast"/>
+        <w:rPr>
+          <w:rFonts w:ascii="KlarMinTC GenKiMerriMix PunctFi" w:eastAsia="KlarMinTC GenKiMerriMix PunctFi" w:hAnsi="KlarMinTC GenKiMerriMix PunctFi"/>
+        </w:rPr>
+      </w:pPr>
+      <w:r>
+        <w:rPr>
+          <w:rFonts w:ascii="KlarMinTC GenKiMerriMix PunctFi" w:eastAsia="KlarMinTC GenKiMerriMix PunctFi" w:hAnsi="KlarMinTC GenKiMerriMix PunctFi"/>
+        </w:rPr>
+        <w:t xml:space="preserve">{ </w:t>
+      </w:r>
+      <w:proofErr w:type="gramStart"/>
+      <w:r>
+        <w:rPr>
+          <w:rFonts w:ascii="KlarMinTC GenKiMerriMix PunctFi" w:eastAsia="KlarMinTC GenKiMerriMix PunctFi" w:hAnsi="KlarMinTC GenKiMerriMix PunctFi"/>
+        </w:rPr>
+        <w:t>〔</w:t>
+      </w:r>
+      <w:proofErr w:type="gramEnd"/>
+    </w:p>
+    <w:p>
+      <w:pPr>
+        <w:spacing w:after="0" w:line="0" w:lineRule="atLeast"/>
+        <w:rPr>
+          <w:rFonts w:ascii="KlarMinTC GenKiMerriMix PunctFi" w:eastAsia="KlarMinTC GenKiMerriMix PunctFi" w:hAnsi="KlarMinTC GenKiMerriMix PunctFi"/>
+        </w:rPr>
+      </w:pPr>
+      <w:r>
+        <w:rPr>
+          <w:rFonts w:ascii="KlarMinTC GenKiMerriMix PunctFi" w:eastAsia="KlarMinTC GenKiMerriMix PunctFi" w:hAnsi="KlarMinTC GenKiMerriMix PunctFi"/>
+        </w:rPr>
+        <w:t xml:space="preserve">} </w:t>
+      </w:r>
+      <w:proofErr w:type="gramStart"/>
+      <w:r>
+        <w:rPr>
+          <w:rFonts w:ascii="KlarMinTC GenKiMerriMix PunctFi" w:eastAsia="KlarMinTC GenKiMerriMix PunctFi" w:hAnsi="KlarMinTC GenKiMerriMix PunctFi"/>
+        </w:rPr>
+        <w:t>〕</w:t>
+      </w:r>
+      <w:proofErr w:type="gramEnd"/>
+    </w:p>
+    <w:p>
+      <w:pPr>
+        <w:spacing w:after="0" w:line="0" w:lineRule="atLeast"/>
+        <w:rPr>
+          <w:rFonts w:ascii="KlarMinTC GenKiMerriMix PunctFi" w:eastAsia="KlarMinTC GenKiMerriMix PunctFi" w:hAnsi="KlarMinTC GenKiMerriMix PunctFi"/>
+        </w:rPr>
+      </w:pPr>
+      <w:r>
+        <w:rPr>
+          <w:rFonts w:ascii="KlarMinTC GenKiMerriMix PunctFi" w:eastAsia="KlarMinTC GenKiMerriMix PunctFi" w:hAnsi="KlarMinTC GenKiMerriMix PunctFi"/>
+        </w:rPr>
+        <w:t>/ ／</w:t>
+      </w:r>
+    </w:p>
+    <w:p>
+      <w:pPr>
+        <w:spacing w:after="0" w:line="0" w:lineRule="atLeast"/>
+        <w:rPr>
+          <w:rFonts w:ascii="KlarMinTC GenKiMerriMix PunctFi" w:eastAsia="KlarMinTC GenKiMerriMix PunctFi" w:hAnsi="KlarMinTC GenKiMerriMix PunctFi"/>
+        </w:rPr>
+      </w:pPr>
+      <w:r>
+        <w:rPr>
+          <w:rFonts w:ascii="KlarMinTC GenKiMerriMix PunctFi" w:eastAsia="KlarMinTC GenKiMerriMix PunctFi" w:hAnsi="KlarMinTC GenKiMerriMix PunctFi"/>
+        </w:rPr>
+        <w:t xml:space="preserve">\ </w:t>
+      </w:r>
+      <w:proofErr w:type="gramStart"/>
+      <w:r>
+        <w:rPr>
+          <w:rFonts w:ascii="KlarMinTC GenKiMerriMix PunctFi" w:eastAsia="KlarMinTC GenKiMerriMix PunctFi" w:hAnsi="KlarMinTC GenKiMerriMix PunctFi"/>
+        </w:rPr>
+        <w:t>＼</w:t>
+      </w:r>
+      <w:proofErr w:type="gramEnd"/>
+    </w:p>
+    <w:p>
+      <w:pPr>
+        <w:spacing w:after="0" w:line="0" w:lineRule="atLeast"/>
+        <w:rPr>
+          <w:rFonts w:ascii="KlarMinTC GenKiMerriMix PunctFi" w:eastAsia="KlarMinTC GenKiMerriMix PunctFi" w:hAnsi="KlarMinTC GenKiMerriMix PunctFi"/>
+        </w:rPr>
+      </w:pPr>
+      <w:r>
+        <w:rPr>
+          <w:rFonts w:ascii="KlarMinTC GenKiMerriMix PunctFi" w:eastAsia="KlarMinTC GenKiMerriMix PunctFi" w:hAnsi="KlarMinTC GenKiMerriMix PunctFi"/>
+        </w:rPr>
+        <w:t xml:space="preserve">| </w:t>
+      </w:r>
+      <w:proofErr w:type="gramStart"/>
+      <w:r>
+        <w:rPr>
+          <w:rFonts w:ascii="KlarMinTC GenKiMerriMix PunctFi" w:eastAsia="KlarMinTC GenKiMerriMix PunctFi" w:hAnsi="KlarMinTC GenKiMerriMix PunctFi"/>
+        </w:rPr>
+        <w:t>｜</w:t>
+      </w:r>
+      <w:proofErr w:type="gramEnd"/>
+    </w:p>
+    <w:p>
+      <w:pPr>
+        <w:spacing w:after="0" w:line="0" w:lineRule="atLeast"/>
+        <w:rPr>
+          <w:rFonts w:ascii="KlarMinTC GenKiMerriMix PunctFi" w:eastAsia="KlarMinTC GenKiMerriMix PunctFi" w:hAnsi="KlarMinTC GenKiMerriMix PunctFi"/>
+        </w:rPr>
+      </w:pPr>
+      <w:r>
+        <w:rPr>
+          <w:rFonts w:ascii="KlarMinTC GenKiMerriMix PunctFi" w:eastAsia="KlarMinTC GenKiMerriMix PunctFi" w:hAnsi="KlarMinTC GenKiMerriMix PunctFi"/>
+        </w:rPr>
         <w:lastRenderedPageBreak/>
-        <w:t>‹</w:t>
-      </w:r>
-      <w:r>
-        <w:rPr>
-          <w:rFonts w:ascii="KlarMinTC GenKiMerriMix PunctFi" w:eastAsia="KlarMinTC GenKiMerriMix PunctFi" w:hAnsi="KlarMinTC GenKiMerriMix PunctFi"/>
-        </w:rPr>
-        <w:t>angle</w:t>
-      </w:r>
-      <w:r>
-        <w:rPr>
-          <w:rFonts w:ascii="Times New Roman" w:eastAsia="KlarMinTC GenKiMerriMix PunctFi" w:hAnsi="Times New Roman" w:cs="Times New Roman"/>
-        </w:rPr>
-        <w:t>‹</w:t>
-      </w:r>
-      <w:r>
-        <w:rPr>
-          <w:rFonts w:ascii="KlarMinTC GenKiMerriMix PunctFi" w:eastAsia="KlarMinTC GenKiMerriMix PunctFi" w:hAnsi="KlarMinTC GenKiMerriMix PunctFi"/>
-        </w:rPr>
-        <w:t xml:space="preserve"> </w:t>
-      </w:r>
-      <w:r>
-        <w:rPr>
-          <w:rFonts w:ascii="Times New Roman" w:eastAsia="KlarMinTC GenKiMerriMix PunctFi" w:hAnsi="Times New Roman" w:cs="Times New Roman"/>
-        </w:rPr>
-        <w:t>›</w:t>
-      </w:r>
-      <w:r>
-        <w:rPr>
-          <w:rFonts w:ascii="KlarMinTC GenKiMerriMix PunctFi" w:eastAsia="KlarMinTC GenKiMerriMix PunctFi" w:hAnsi="KlarMinTC GenKiMerriMix PunctFi"/>
-        </w:rPr>
-        <w:t>angle</w:t>
-      </w:r>
-      <w:r>
-        <w:rPr>
-          <w:rFonts w:ascii="Times New Roman" w:eastAsia="KlarMinTC GenKiMerriMix PunctFi" w:hAnsi="Times New Roman" w:cs="Times New Roman"/>
-        </w:rPr>
-        <w:t>›</w:t>
-      </w:r>
-    </w:p>
-    <w:p>
-      <w:pPr>
-        <w:spacing w:after="0" w:line="0" w:lineRule="atLeast"/>
-        <w:rPr>
-          <w:rFonts w:ascii="KlarMinTC GenKiMerriMix PunctFi" w:eastAsia="KlarMinTC GenKiMerriMix PunctFi" w:hAnsi="KlarMinTC GenKiMerriMix PunctFi"/>
-        </w:rPr>
-      </w:pPr>
-      <w:r>
-        <w:rPr>
-          <w:rFonts w:ascii="KlarMinTC GenKiMerriMix PunctFi" w:eastAsia="KlarMinTC GenKiMerriMix PunctFi" w:hAnsi="KlarMinTC GenKiMerriMix PunctFi"/>
-        </w:rPr>
-        <w:t>prime: 5′ 10</w:t>
-      </w:r>
-      <w:r>
-        <w:rPr>
-          <w:rFonts w:ascii="Times New Roman" w:eastAsia="KlarMinTC GenKiMerriMix PunctFi" w:hAnsi="Times New Roman" w:cs="Times New Roman"/>
-        </w:rPr>
-        <w:t>″</w:t>
-      </w:r>
-    </w:p>
-    <w:p>
-      <w:pPr>
-        <w:spacing w:after="0" w:line="0" w:lineRule="atLeast"/>
-        <w:rPr>
-          <w:rFonts w:ascii="KlarMinTC GenKiMerriMix PunctFi" w:eastAsia="KlarMinTC GenKiMerriMix PunctFi" w:hAnsi="KlarMinTC GenKiMerriMix PunctFi"/>
-        </w:rPr>
-      </w:pPr>
-      <w:r>
-        <w:rPr>
-          <w:rFonts w:ascii="KlarMinTC GenKiMerriMix PunctFi" w:eastAsia="KlarMinTC GenKiMerriMix PunctFi" w:hAnsi="KlarMinTC GenKiMerriMix PunctFi"/>
-        </w:rPr>
-        <w:t xml:space="preserve">warning: </w:t>
-      </w:r>
-      <w:r>
-        <w:rPr>
-          <w:rFonts w:ascii="Times New Roman" w:eastAsia="KlarMinTC GenKiMerriMix PunctFi" w:hAnsi="Times New Roman" w:cs="Times New Roman"/>
-        </w:rPr>
-        <w:t>‼</w:t>
-      </w:r>
-    </w:p>
-    <w:p>
-      <w:pPr>
-        <w:spacing w:after="0" w:line="0" w:lineRule="atLeast"/>
-        <w:rPr>
-          <w:rFonts w:ascii="KlarMinTC GenKiMerriMix PunctFi" w:eastAsia="KlarMinTC GenKiMerriMix PunctFi" w:hAnsi="KlarMinTC GenKiMerriMix PunctFi"/>
-        </w:rPr>
-      </w:pPr>
-      <w:r>
-        <w:rPr>
-          <w:rFonts w:ascii="KlarMinTC GenKiMerriMix PunctFi" w:eastAsia="KlarMinTC GenKiMerriMix PunctFi" w:hAnsi="KlarMinTC GenKiMerriMix PunctFi"/>
-        </w:rPr>
-        <w:t xml:space="preserve">quote test: ‘A’, “B”, </w:t>
-      </w:r>
-      <w:r>
-        <w:rPr>
-          <w:rFonts w:ascii="Times New Roman" w:eastAsia="KlarMinTC GenKiMerriMix PunctFi" w:hAnsi="Times New Roman" w:cs="Times New Roman"/>
-        </w:rPr>
-        <w:t>‚</w:t>
-      </w:r>
-      <w:r>
-        <w:rPr>
-          <w:rFonts w:ascii="KlarMinTC GenKiMerriMix PunctFi" w:eastAsia="KlarMinTC GenKiMerriMix PunctFi" w:hAnsi="KlarMinTC GenKiMerriMix PunctFi"/>
-        </w:rPr>
-        <w:t>C</w:t>
-      </w:r>
-      <w:r>
-        <w:rPr>
-          <w:rFonts w:ascii="KlarMinTC GenKiMerriMix PunctFi" w:eastAsia="KlarMinTC GenKiMerriMix PunctFi" w:hAnsi="KlarMinTC GenKiMerriMix PunctFi" w:cs="KlarMinTC GenKiMerriMix PunctFi" w:hint="eastAsia"/>
-        </w:rPr>
-        <w:t>’</w:t>
-      </w:r>
-      <w:r>
-        <w:rPr>
-          <w:rFonts w:ascii="KlarMinTC GenKiMerriMix PunctFi" w:eastAsia="KlarMinTC GenKiMerriMix PunctFi" w:hAnsi="KlarMinTC GenKiMerriMix PunctFi"/>
-        </w:rPr>
-        <w:t xml:space="preserve">, </w:t>
-      </w:r>
-      <w:r>
-        <w:rPr>
-          <w:rFonts w:ascii="Times New Roman" w:eastAsia="KlarMinTC GenKiMerriMix PunctFi" w:hAnsi="Times New Roman" w:cs="Times New Roman"/>
-        </w:rPr>
-        <w:t>„</w:t>
-      </w:r>
-      <w:r>
-        <w:rPr>
-          <w:rFonts w:ascii="KlarMinTC GenKiMerriMix PunctFi" w:eastAsia="KlarMinTC GenKiMerriMix PunctFi" w:hAnsi="KlarMinTC GenKiMerriMix PunctFi"/>
-        </w:rPr>
-        <w:t>D</w:t>
-      </w:r>
-      <w:r>
-        <w:rPr>
-          <w:rFonts w:ascii="KlarMinTC GenKiMerriMix PunctFi" w:eastAsia="KlarMinTC GenKiMerriMix PunctFi" w:hAnsi="KlarMinTC GenKiMerriMix PunctFi" w:cs="KlarMinTC GenKiMerriMix PunctFi" w:hint="eastAsia"/>
-        </w:rPr>
-        <w:t>”</w:t>
-      </w:r>
-      <w:r>
-        <w:rPr>
-          <w:rFonts w:ascii="KlarMinTC GenKiMerriMix PunctFi" w:eastAsia="KlarMinTC GenKiMerriMix PunctFi" w:hAnsi="KlarMinTC GenKiMerriMix PunctFi"/>
-        </w:rPr>
-        <w:t xml:space="preserve">, </w:t>
-      </w:r>
-      <w:r>
-        <w:rPr>
-          <w:rFonts w:ascii="Times New Roman" w:eastAsia="KlarMinTC GenKiMerriMix PunctFi" w:hAnsi="Times New Roman" w:cs="Times New Roman"/>
-        </w:rPr>
-        <w:t>‹</w:t>
-      </w:r>
-      <w:r>
-        <w:rPr>
-          <w:rFonts w:ascii="KlarMinTC GenKiMerriMix PunctFi" w:eastAsia="KlarMinTC GenKiMerriMix PunctFi" w:hAnsi="KlarMinTC GenKiMerriMix PunctFi"/>
-        </w:rPr>
-        <w:t>E</w:t>
-      </w:r>
-      <w:r>
-        <w:rPr>
-          <w:rFonts w:ascii="Times New Roman" w:eastAsia="KlarMinTC GenKiMerriMix PunctFi" w:hAnsi="Times New Roman" w:cs="Times New Roman"/>
-        </w:rPr>
-        <w:t>›</w:t>
-      </w:r>
-    </w:p>
-    <w:p>
-      <w:pPr>
-        <w:spacing w:after="0" w:line="0" w:lineRule="atLeast"/>
-        <w:rPr>
-          <w:rFonts w:ascii="KlarMinTC GenKiMerriMix PunctFi" w:eastAsia="KlarMinTC GenKiMerriMix PunctFi" w:hAnsi="KlarMinTC GenKiMerriMix PunctFi"/>
-        </w:rPr>
-      </w:pPr>
-    </w:p>
-    <w:p>
-      <w:pPr>
-        <w:spacing w:after="0" w:line="0" w:lineRule="atLeast"/>
-        <w:rPr>
-          <w:rFonts w:ascii="KlarMinTC GenKiMerriMix PunctFi" w:eastAsia="KlarMinTC GenKiMerriMix PunctFi" w:hAnsi="KlarMinTC GenKiMerriMix PunctFi"/>
-        </w:rPr>
-      </w:pPr>
-      <w:r>
-        <w:rPr>
-          <w:rFonts w:ascii="KlarMinTC GenKiMerriMix PunctFi" w:eastAsia="KlarMinTC GenKiMerriMix PunctFi" w:hAnsi="KlarMinTC GenKiMerriMix PunctFi"/>
-        </w:rPr>
-        <w:t>全形常用標點：</w:t>
-      </w:r>
-    </w:p>
-    <w:p>
-      <w:pPr>
-        <w:spacing w:after="0" w:line="0" w:lineRule="atLeast"/>
-        <w:rPr>
-          <w:rFonts w:ascii="KlarMinTC GenKiMerriMix PunctFi" w:eastAsia="KlarMinTC GenKiMerriMix PunctFi" w:hAnsi="KlarMinTC GenKiMerriMix PunctFi"/>
-        </w:rPr>
-      </w:pPr>
-      <w:r>
-        <w:rPr>
-          <w:rFonts w:ascii="KlarMinTC GenKiMerriMix PunctFi" w:eastAsia="KlarMinTC GenKiMerriMix PunctFi" w:hAnsi="KlarMinTC GenKiMerriMix PunctFi"/>
-        </w:rPr>
-        <w:t xml:space="preserve">， 。 、 ； ： ！ ？ （ ） 【 】 〔 〕 「 」 『 』 《 》 〈 〉 ／ </w:t>
+        <w:t>~ ～</w:t>
+      </w:r>
+    </w:p>
+    <w:p>
+      <w:pPr>
+        <w:spacing w:after="0" w:line="0" w:lineRule="atLeast"/>
+        <w:rPr>
+          <w:rFonts w:ascii="KlarMinTC GenKiMerriMix PunctFi" w:eastAsia="KlarMinTC GenKiMerriMix PunctFi" w:hAnsi="KlarMinTC GenKiMerriMix PunctFi"/>
+        </w:rPr>
+      </w:pPr>
+      <w:r>
+        <w:rPr>
+          <w:rFonts w:ascii="KlarMinTC GenKiMerriMix PunctFi" w:eastAsia="KlarMinTC GenKiMerriMix PunctFi" w:hAnsi="KlarMinTC GenKiMerriMix PunctFi"/>
+        </w:rPr>
+        <w:t xml:space="preserve">` </w:t>
       </w:r>
       <w:proofErr w:type="gramStart"/>
       <w:r>
         <w:rPr>
-          <w:rFonts w:ascii="KlarMinTC GenKiMerriMix PunctFi" w:eastAsia="KlarMinTC GenKiMerriMix PunctFi" w:hAnsi="KlarMinTC GenKiMerriMix PunctFi"/>
-        </w:rPr>
-        <w:t>＼</w:t>
+          <w:rFonts w:ascii="新細明體" w:eastAsia="新細明體" w:hAnsi="新細明體" w:cs="新細明體" w:hint="eastAsia"/>
+        </w:rPr>
+        <w:t>｀</w:t>
       </w:r>
       <w:proofErr w:type="gramEnd"/>
-      <w:r>
-        <w:rPr>
-          <w:rFonts w:ascii="KlarMinTC GenKiMerriMix PunctFi" w:eastAsia="KlarMinTC GenKiMerriMix PunctFi" w:hAnsi="KlarMinTC GenKiMerriMix PunctFi"/>
-        </w:rPr>
-        <w:t xml:space="preserve"> </w:t>
+    </w:p>
+    <w:p>
+      <w:pPr>
+        <w:spacing w:after="0" w:line="0" w:lineRule="atLeast"/>
+        <w:rPr>
+          <w:rFonts w:ascii="KlarMinTC GenKiMerriMix PunctFi" w:eastAsia="KlarMinTC GenKiMerriMix PunctFi" w:hAnsi="KlarMinTC GenKiMerriMix PunctFi"/>
+        </w:rPr>
+      </w:pPr>
+      <w:r>
+        <w:rPr>
+          <w:rFonts w:ascii="KlarMinTC GenKiMerriMix PunctFi" w:eastAsia="KlarMinTC GenKiMerriMix PunctFi" w:hAnsi="KlarMinTC GenKiMerriMix PunctFi"/>
+        </w:rPr>
+        <w:t xml:space="preserve">&lt; </w:t>
       </w:r>
       <w:proofErr w:type="gramStart"/>
       <w:r>
         <w:rPr>
           <w:rFonts w:ascii="KlarMinTC GenKiMerriMix PunctFi" w:eastAsia="KlarMinTC GenKiMerriMix PunctFi" w:hAnsi="KlarMinTC GenKiMerriMix PunctFi"/>
         </w:rPr>
-        <w:t>｜</w:t>
+        <w:t>〈</w:t>
       </w:r>
       <w:proofErr w:type="gramEnd"/>
-      <w:r>
-        <w:rPr>
-          <w:rFonts w:ascii="KlarMinTC GenKiMerriMix PunctFi" w:eastAsia="KlarMinTC GenKiMerriMix PunctFi" w:hAnsi="KlarMinTC GenKiMerriMix PunctFi"/>
-        </w:rPr>
-        <w:t xml:space="preserve"> ～ </w:t>
+    </w:p>
+    <w:p>
+      <w:pPr>
+        <w:spacing w:after="0" w:line="0" w:lineRule="atLeast"/>
+        <w:rPr>
+          <w:rFonts w:ascii="KlarMinTC GenKiMerriMix PunctFi" w:eastAsia="KlarMinTC GenKiMerriMix PunctFi" w:hAnsi="KlarMinTC GenKiMerriMix PunctFi"/>
+        </w:rPr>
+      </w:pPr>
+      <w:r>
+        <w:rPr>
+          <w:rFonts w:ascii="KlarMinTC GenKiMerriMix PunctFi" w:eastAsia="KlarMinTC GenKiMerriMix PunctFi" w:hAnsi="KlarMinTC GenKiMerriMix PunctFi"/>
+        </w:rPr>
+        <w:t xml:space="preserve">&gt; </w:t>
       </w:r>
       <w:proofErr w:type="gramStart"/>
       <w:r>
         <w:rPr>
-          <w:rFonts w:ascii="新細明體" w:eastAsia="新細明體" w:hAnsi="新細明體" w:cs="新細明體" w:hint="eastAsia"/>
-        </w:rPr>
-        <w:t>｀</w:t>
+          <w:rFonts w:ascii="KlarMinTC GenKiMerriMix PunctFi" w:eastAsia="KlarMinTC GenKiMerriMix PunctFi" w:hAnsi="KlarMinTC GenKiMerriMix PunctFi"/>
+        </w:rPr>
+        <w:t>〉</w:t>
       </w:r>
       <w:proofErr w:type="gramEnd"/>
-      <w:r>
-        <w:rPr>
-          <w:rFonts w:ascii="KlarMinTC GenKiMerriMix PunctFi" w:eastAsia="KlarMinTC GenKiMerriMix PunctFi" w:hAnsi="KlarMinTC GenKiMerriMix PunctFi"/>
-        </w:rPr>
-        <w:t xml:space="preserve"> ．</w:t>
-      </w:r>
-    </w:p>
-    <w:p>
-      <w:pPr>
-        <w:spacing w:after="0" w:line="0" w:lineRule="atLeast"/>
-        <w:rPr>
-          <w:rFonts w:ascii="KlarMinTC GenKiMerriMix PunctFi" w:eastAsia="KlarMinTC GenKiMerriMix PunctFi" w:hAnsi="KlarMinTC GenKiMerriMix PunctFi"/>
-        </w:rPr>
-      </w:pPr>
-      <w:r>
-        <w:rPr>
-          <w:rFonts w:ascii="KlarMinTC GenKiMerriMix PunctFi" w:eastAsia="KlarMinTC GenKiMerriMix PunctFi" w:hAnsi="KlarMinTC GenKiMerriMix PunctFi"/>
-        </w:rPr>
-        <w:t>中文「引號」與『雙層引號』，還有（圓括號）、【方頭括號】、〈尖括號〉、《書名號》都要看起來穩定。</w:t>
-      </w:r>
-    </w:p>
-    <w:p>
-      <w:pPr>
-        <w:spacing w:after="0" w:line="0" w:lineRule="atLeast"/>
-        <w:rPr>
-          <w:rFonts w:ascii="KlarMinTC GenKiMerriMix PunctFi" w:eastAsia="KlarMinTC GenKiMerriMix PunctFi" w:hAnsi="KlarMinTC GenKiMerriMix PunctFi"/>
-        </w:rPr>
-      </w:pPr>
-    </w:p>
-    <w:p>
-      <w:pPr>
-        <w:spacing w:after="0" w:line="0" w:lineRule="atLeast"/>
-        <w:rPr>
-          <w:rFonts w:ascii="KlarMinTC GenKiMerriMix PunctFi" w:eastAsia="KlarMinTC GenKiMerriMix PunctFi" w:hAnsi="KlarMinTC GenKiMerriMix PunctFi"/>
-        </w:rPr>
-      </w:pPr>
-      <w:r>
-        <w:rPr>
-          <w:rFonts w:ascii="KlarMinTC GenKiMerriMix PunctFi" w:eastAsia="KlarMinTC GenKiMerriMix PunctFi" w:hAnsi="KlarMinTC GenKiMerriMix PunctFi"/>
-        </w:rPr>
-        <w:t>全半形對照：</w:t>
-      </w:r>
-    </w:p>
-    <w:p>
-      <w:pPr>
-        <w:spacing w:after="0" w:line="0" w:lineRule="atLeast"/>
-        <w:rPr>
-          <w:rFonts w:ascii="KlarMinTC GenKiMerriMix PunctFi" w:eastAsia="KlarMinTC GenKiMerriMix PunctFi" w:hAnsi="KlarMinTC GenKiMerriMix PunctFi"/>
-        </w:rPr>
-      </w:pPr>
-      <w:r>
-        <w:rPr>
-          <w:rFonts w:ascii="KlarMinTC GenKiMerriMix PunctFi" w:eastAsia="KlarMinTC GenKiMerriMix PunctFi" w:hAnsi="KlarMinTC GenKiMerriMix PunctFi"/>
-        </w:rPr>
-        <w:t>, ，</w:t>
-      </w:r>
-    </w:p>
-    <w:p>
-      <w:pPr>
-        <w:spacing w:after="0" w:line="0" w:lineRule="atLeast"/>
-        <w:rPr>
-          <w:rFonts w:ascii="KlarMinTC GenKiMerriMix PunctFi" w:eastAsia="KlarMinTC GenKiMerriMix PunctFi" w:hAnsi="KlarMinTC GenKiMerriMix PunctFi"/>
-        </w:rPr>
-      </w:pPr>
-      <w:r>
-        <w:rPr>
-          <w:rFonts w:ascii="KlarMinTC GenKiMerriMix PunctFi" w:eastAsia="KlarMinTC GenKiMerriMix PunctFi" w:hAnsi="KlarMinTC GenKiMerriMix PunctFi"/>
-        </w:rPr>
-        <w:t>. 。</w:t>
-      </w:r>
-    </w:p>
-    <w:p>
-      <w:pPr>
-        <w:spacing w:after="0" w:line="0" w:lineRule="atLeast"/>
-        <w:rPr>
-          <w:rFonts w:ascii="KlarMinTC GenKiMerriMix PunctFi" w:eastAsia="KlarMinTC GenKiMerriMix PunctFi" w:hAnsi="KlarMinTC GenKiMerriMix PunctFi"/>
-        </w:rPr>
-      </w:pPr>
-      <w:r>
-        <w:rPr>
-          <w:rFonts w:ascii="KlarMinTC GenKiMerriMix PunctFi" w:eastAsia="KlarMinTC GenKiMerriMix PunctFi" w:hAnsi="KlarMinTC GenKiMerriMix PunctFi"/>
-        </w:rPr>
-        <w:t>: ：</w:t>
-      </w:r>
-    </w:p>
-    <w:p>
-      <w:pPr>
-        <w:spacing w:after="0" w:line="0" w:lineRule="atLeast"/>
-        <w:rPr>
-          <w:rFonts w:ascii="KlarMinTC GenKiMerriMix PunctFi" w:eastAsia="KlarMinTC GenKiMerriMix PunctFi" w:hAnsi="KlarMinTC GenKiMerriMix PunctFi"/>
-        </w:rPr>
-      </w:pPr>
-      <w:r>
-        <w:rPr>
-          <w:rFonts w:ascii="KlarMinTC GenKiMerriMix PunctFi" w:eastAsia="KlarMinTC GenKiMerriMix PunctFi" w:hAnsi="KlarMinTC GenKiMerriMix PunctFi"/>
-        </w:rPr>
-        <w:t>; ；</w:t>
-      </w:r>
-    </w:p>
-    <w:p>
-      <w:pPr>
-        <w:spacing w:after="0" w:line="0" w:lineRule="atLeast"/>
-        <w:rPr>
-          <w:rFonts w:ascii="KlarMinTC GenKiMerriMix PunctFi" w:eastAsia="KlarMinTC GenKiMerriMix PunctFi" w:hAnsi="KlarMinTC GenKiMerriMix PunctFi"/>
-        </w:rPr>
-      </w:pPr>
-      <w:r>
-        <w:rPr>
-          <w:rFonts w:ascii="KlarMinTC GenKiMerriMix PunctFi" w:eastAsia="KlarMinTC GenKiMerriMix PunctFi" w:hAnsi="KlarMinTC GenKiMerriMix PunctFi"/>
-        </w:rPr>
-        <w:t>! ！</w:t>
-      </w:r>
-    </w:p>
-    <w:p>
-      <w:pPr>
-        <w:spacing w:after="0" w:line="0" w:lineRule="atLeast"/>
-        <w:rPr>
-          <w:rFonts w:ascii="KlarMinTC GenKiMerriMix PunctFi" w:eastAsia="KlarMinTC GenKiMerriMix PunctFi" w:hAnsi="KlarMinTC GenKiMerriMix PunctFi"/>
-        </w:rPr>
-      </w:pPr>
-      <w:r>
-        <w:rPr>
-          <w:rFonts w:ascii="KlarMinTC GenKiMerriMix PunctFi" w:eastAsia="KlarMinTC GenKiMerriMix PunctFi" w:hAnsi="KlarMinTC GenKiMerriMix PunctFi"/>
-        </w:rPr>
-        <w:t>? ？</w:t>
-      </w:r>
-    </w:p>
-    <w:p>
-      <w:pPr>
-        <w:spacing w:after="0" w:line="0" w:lineRule="atLeast"/>
-        <w:rPr>
-          <w:rFonts w:ascii="KlarMinTC GenKiMerriMix PunctFi" w:eastAsia="KlarMinTC GenKiMerriMix PunctFi" w:hAnsi="KlarMinTC GenKiMerriMix PunctFi"/>
-        </w:rPr>
-      </w:pPr>
-      <w:r>
-        <w:rPr>
-          <w:rFonts w:ascii="KlarMinTC GenKiMerriMix PunctFi" w:eastAsia="KlarMinTC GenKiMerriMix PunctFi" w:hAnsi="KlarMinTC GenKiMerriMix PunctFi"/>
-        </w:rPr>
-        <w:t xml:space="preserve">( </w:t>
-      </w:r>
-      <w:proofErr w:type="gramStart"/>
-      <w:r>
-        <w:rPr>
-          <w:rFonts w:ascii="KlarMinTC GenKiMerriMix PunctFi" w:eastAsia="KlarMinTC GenKiMerriMix PunctFi" w:hAnsi="KlarMinTC GenKiMerriMix PunctFi"/>
-        </w:rPr>
-        <w:t>（</w:t>
-      </w:r>
-      <w:proofErr w:type="gramEnd"/>
-    </w:p>
-    <w:p>
-      <w:pPr>
-        <w:spacing w:after="0" w:line="0" w:lineRule="atLeast"/>
-        <w:rPr>
-          <w:rFonts w:ascii="KlarMinTC GenKiMerriMix PunctFi" w:eastAsia="KlarMinTC GenKiMerriMix PunctFi" w:hAnsi="KlarMinTC GenKiMerriMix PunctFi"/>
-        </w:rPr>
-      </w:pPr>
-      <w:r>
-        <w:rPr>
-          <w:rFonts w:ascii="KlarMinTC GenKiMerriMix PunctFi" w:eastAsia="KlarMinTC GenKiMerriMix PunctFi" w:hAnsi="KlarMinTC GenKiMerriMix PunctFi"/>
-        </w:rPr>
-        <w:t xml:space="preserve">) </w:t>
-      </w:r>
-      <w:proofErr w:type="gramStart"/>
-      <w:r>
-        <w:rPr>
-          <w:rFonts w:ascii="KlarMinTC GenKiMerriMix PunctFi" w:eastAsia="KlarMinTC GenKiMerriMix PunctFi" w:hAnsi="KlarMinTC GenKiMerriMix PunctFi"/>
-        </w:rPr>
-        <w:t>）</w:t>
-      </w:r>
-      <w:proofErr w:type="gramEnd"/>
-    </w:p>
-    <w:p>
-      <w:pPr>
-        <w:spacing w:after="0" w:line="0" w:lineRule="atLeast"/>
-        <w:rPr>
-          <w:rFonts w:ascii="KlarMinTC GenKiMerriMix PunctFi" w:eastAsia="KlarMinTC GenKiMerriMix PunctFi" w:hAnsi="KlarMinTC GenKiMerriMix PunctFi"/>
-        </w:rPr>
-      </w:pPr>
-      <w:r>
-        <w:rPr>
-          <w:rFonts w:ascii="KlarMinTC GenKiMerriMix PunctFi" w:eastAsia="KlarMinTC GenKiMerriMix PunctFi" w:hAnsi="KlarMinTC GenKiMerriMix PunctFi"/>
-        </w:rPr>
-        <w:t xml:space="preserve">[ </w:t>
-      </w:r>
-      <w:proofErr w:type="gramStart"/>
-      <w:r>
-        <w:rPr>
-          <w:rFonts w:ascii="KlarMinTC GenKiMerriMix PunctFi" w:eastAsia="KlarMinTC GenKiMerriMix PunctFi" w:hAnsi="KlarMinTC GenKiMerriMix PunctFi"/>
-        </w:rPr>
-        <w:t>【</w:t>
-      </w:r>
-      <w:proofErr w:type="gramEnd"/>
-    </w:p>
-    <w:p>
-      <w:pPr>
-        <w:spacing w:after="0" w:line="0" w:lineRule="atLeast"/>
-        <w:rPr>
-          <w:rFonts w:ascii="KlarMinTC GenKiMerriMix PunctFi" w:eastAsia="KlarMinTC GenKiMerriMix PunctFi" w:hAnsi="KlarMinTC GenKiMerriMix PunctFi"/>
-        </w:rPr>
-      </w:pPr>
-      <w:r>
-        <w:rPr>
-          <w:rFonts w:ascii="KlarMinTC GenKiMerriMix PunctFi" w:eastAsia="KlarMinTC GenKiMerriMix PunctFi" w:hAnsi="KlarMinTC GenKiMerriMix PunctFi"/>
-        </w:rPr>
-        <w:t xml:space="preserve">] </w:t>
-      </w:r>
-      <w:proofErr w:type="gramStart"/>
-      <w:r>
-        <w:rPr>
-          <w:rFonts w:ascii="KlarMinTC GenKiMerriMix PunctFi" w:eastAsia="KlarMinTC GenKiMerriMix PunctFi" w:hAnsi="KlarMinTC GenKiMerriMix PunctFi"/>
-        </w:rPr>
-        <w:t>】</w:t>
-      </w:r>
-      <w:proofErr w:type="gramEnd"/>
-    </w:p>
-    <w:p>
-      <w:pPr>
-        <w:spacing w:after="0" w:line="0" w:lineRule="atLeast"/>
-        <w:rPr>
-          <w:rFonts w:ascii="KlarMinTC GenKiMerriMix PunctFi" w:eastAsia="KlarMinTC GenKiMerriMix PunctFi" w:hAnsi="KlarMinTC GenKiMerriMix PunctFi"/>
-        </w:rPr>
-      </w:pPr>
-      <w:r>
-        <w:rPr>
-          <w:rFonts w:ascii="KlarMinTC GenKiMerriMix PunctFi" w:eastAsia="KlarMinTC GenKiMerriMix PunctFi" w:hAnsi="KlarMinTC GenKiMerriMix PunctFi"/>
-        </w:rPr>
-        <w:t xml:space="preserve">{ </w:t>
-      </w:r>
-      <w:proofErr w:type="gramStart"/>
-      <w:r>
-        <w:rPr>
-          <w:rFonts w:ascii="KlarMinTC GenKiMerriMix PunctFi" w:eastAsia="KlarMinTC GenKiMerriMix PunctFi" w:hAnsi="KlarMinTC GenKiMerriMix PunctFi"/>
-        </w:rPr>
-        <w:t>〔</w:t>
-      </w:r>
-      <w:proofErr w:type="gramEnd"/>
-    </w:p>
-    <w:p>
-      <w:pPr>
-        <w:spacing w:after="0" w:line="0" w:lineRule="atLeast"/>
-        <w:rPr>
-          <w:rFonts w:ascii="KlarMinTC GenKiMerriMix PunctFi" w:eastAsia="KlarMinTC GenKiMerriMix PunctFi" w:hAnsi="KlarMinTC GenKiMerriMix PunctFi"/>
-        </w:rPr>
-      </w:pPr>
-      <w:r>
-        <w:rPr>
-          <w:rFonts w:ascii="KlarMinTC GenKiMerriMix PunctFi" w:eastAsia="KlarMinTC GenKiMerriMix PunctFi" w:hAnsi="KlarMinTC GenKiMerriMix PunctFi"/>
-        </w:rPr>
-        <w:t xml:space="preserve">} </w:t>
-      </w:r>
-      <w:proofErr w:type="gramStart"/>
-      <w:r>
-        <w:rPr>
-          <w:rFonts w:ascii="KlarMinTC GenKiMerriMix PunctFi" w:eastAsia="KlarMinTC GenKiMerriMix PunctFi" w:hAnsi="KlarMinTC GenKiMerriMix PunctFi"/>
-        </w:rPr>
-        <w:t>〕</w:t>
-      </w:r>
-      <w:proofErr w:type="gramEnd"/>
-    </w:p>
-    <w:p>
-      <w:pPr>
-        <w:spacing w:after="0" w:line="0" w:lineRule="atLeast"/>
-        <w:rPr>
-          <w:rFonts w:ascii="KlarMinTC GenKiMerriMix PunctFi" w:eastAsia="KlarMinTC GenKiMerriMix PunctFi" w:hAnsi="KlarMinTC GenKiMerriMix PunctFi"/>
-        </w:rPr>
-      </w:pPr>
-      <w:r>
-        <w:rPr>
-          <w:rFonts w:ascii="KlarMinTC GenKiMerriMix PunctFi" w:eastAsia="KlarMinTC GenKiMerriMix PunctFi" w:hAnsi="KlarMinTC GenKiMerriMix PunctFi"/>
-        </w:rPr>
-        <w:t>/ ／</w:t>
-      </w:r>
-    </w:p>
-    <w:p>
-      <w:pPr>
-        <w:spacing w:after="0" w:line="0" w:lineRule="atLeast"/>
-        <w:rPr>
-          <w:rFonts w:ascii="KlarMinTC GenKiMerriMix PunctFi" w:eastAsia="KlarMinTC GenKiMerriMix PunctFi" w:hAnsi="KlarMinTC GenKiMerriMix PunctFi"/>
-        </w:rPr>
-      </w:pPr>
-      <w:r>
-        <w:rPr>
-          <w:rFonts w:ascii="KlarMinTC GenKiMerriMix PunctFi" w:eastAsia="KlarMinTC GenKiMerriMix PunctFi" w:hAnsi="KlarMinTC GenKiMerriMix PunctFi"/>
-        </w:rPr>
-        <w:t xml:space="preserve">\ </w:t>
-      </w:r>
-      <w:proofErr w:type="gramStart"/>
-      <w:r>
-        <w:rPr>
-          <w:rFonts w:ascii="KlarMinTC GenKiMerriMix PunctFi" w:eastAsia="KlarMinTC GenKiMerriMix PunctFi" w:hAnsi="KlarMinTC GenKiMerriMix PunctFi"/>
-        </w:rPr>
-        <w:t>＼</w:t>
-      </w:r>
-      <w:proofErr w:type="gramEnd"/>
-    </w:p>
-    <w:p>
-      <w:pPr>
-        <w:spacing w:after="0" w:line="0" w:lineRule="atLeast"/>
-        <w:rPr>
-          <w:rFonts w:ascii="KlarMinTC GenKiMerriMix PunctFi" w:eastAsia="KlarMinTC GenKiMerriMix PunctFi" w:hAnsi="KlarMinTC GenKiMerriMix PunctFi"/>
-        </w:rPr>
-      </w:pPr>
-      <w:r>
-        <w:rPr>
-          <w:rFonts w:ascii="KlarMinTC GenKiMerriMix PunctFi" w:eastAsia="KlarMinTC GenKiMerriMix PunctFi" w:hAnsi="KlarMinTC GenKiMerriMix PunctFi"/>
-        </w:rPr>
-        <w:t xml:space="preserve">| </w:t>
-      </w:r>
-      <w:proofErr w:type="gramStart"/>
-      <w:r>
-        <w:rPr>
-          <w:rFonts w:ascii="KlarMinTC GenKiMerriMix PunctFi" w:eastAsia="KlarMinTC GenKiMerriMix PunctFi" w:hAnsi="KlarMinTC GenKiMerriMix PunctFi"/>
-        </w:rPr>
-        <w:t>｜</w:t>
-      </w:r>
-      <w:proofErr w:type="gramEnd"/>
-    </w:p>
-    <w:p>
-      <w:pPr>
-        <w:spacing w:after="0" w:line="0" w:lineRule="atLeast"/>
-        <w:rPr>
-          <w:rFonts w:ascii="KlarMinTC GenKiMerriMix PunctFi" w:eastAsia="KlarMinTC GenKiMerriMix PunctFi" w:hAnsi="KlarMinTC GenKiMerriMix PunctFi"/>
-        </w:rPr>
-      </w:pPr>
-      <w:r>
-        <w:rPr>
-          <w:rFonts w:ascii="KlarMinTC GenKiMerriMix PunctFi" w:eastAsia="KlarMinTC GenKiMerriMix PunctFi" w:hAnsi="KlarMinTC GenKiMerriMix PunctFi"/>
-        </w:rPr>
-        <w:t>~ ～</w:t>
-      </w:r>
-    </w:p>
-    <w:p>
-      <w:pPr>
-        <w:spacing w:after="0" w:line="0" w:lineRule="atLeast"/>
-        <w:rPr>
-          <w:rFonts w:ascii="KlarMinTC GenKiMerriMix PunctFi" w:eastAsia="KlarMinTC GenKiMerriMix PunctFi" w:hAnsi="KlarMinTC GenKiMerriMix PunctFi"/>
-        </w:rPr>
-      </w:pPr>
-      <w:r>
-        <w:rPr>
-          <w:rFonts w:ascii="KlarMinTC GenKiMerriMix PunctFi" w:eastAsia="KlarMinTC GenKiMerriMix PunctFi" w:hAnsi="KlarMinTC GenKiMerriMix PunctFi"/>
-        </w:rPr>
-        <w:t xml:space="preserve">` </w:t>
-      </w:r>
-      <w:proofErr w:type="gramStart"/>
-      <w:r>
-        <w:rPr>
-          <w:rFonts w:ascii="新細明體" w:eastAsia="新細明體" w:hAnsi="新細明體" w:cs="新細明體" w:hint="eastAsia"/>
-        </w:rPr>
-        <w:t>｀</w:t>
-      </w:r>
-      <w:proofErr w:type="gramEnd"/>
-    </w:p>
-    <w:p>
-      <w:pPr>
-        <w:spacing w:after="0" w:line="0" w:lineRule="atLeast"/>
-        <w:rPr>
-          <w:rFonts w:ascii="KlarMinTC GenKiMerriMix PunctFi" w:eastAsia="KlarMinTC GenKiMerriMix PunctFi" w:hAnsi="KlarMinTC GenKiMerriMix PunctFi"/>
-        </w:rPr>
-      </w:pPr>
-      <w:r>
-        <w:rPr>
-          <w:rFonts w:ascii="KlarMinTC GenKiMerriMix PunctFi" w:eastAsia="KlarMinTC GenKiMerriMix PunctFi" w:hAnsi="KlarMinTC GenKiMerriMix PunctFi"/>
-        </w:rPr>
-        <w:t xml:space="preserve">&lt; </w:t>
-      </w:r>
-      <w:proofErr w:type="gramStart"/>
-      <w:r>
-        <w:rPr>
-          <w:rFonts w:ascii="KlarMinTC GenKiMerriMix PunctFi" w:eastAsia="KlarMinTC GenKiMerriMix PunctFi" w:hAnsi="KlarMinTC GenKiMerriMix PunctFi"/>
-        </w:rPr>
-        <w:t>〈</w:t>
-      </w:r>
-      <w:proofErr w:type="gramEnd"/>
-    </w:p>
-    <w:p>
-      <w:pPr>
-        <w:spacing w:after="0" w:line="0" w:lineRule="atLeast"/>
-        <w:rPr>
-          <w:rFonts w:ascii="KlarMinTC GenKiMerriMix PunctFi" w:eastAsia="KlarMinTC GenKiMerriMix PunctFi" w:hAnsi="KlarMinTC GenKiMerriMix PunctFi"/>
-        </w:rPr>
-      </w:pPr>
-      <w:r>
-        <w:rPr>
-          <w:rFonts w:ascii="KlarMinTC GenKiMerriMix PunctFi" w:eastAsia="KlarMinTC GenKiMerriMix PunctFi" w:hAnsi="KlarMinTC GenKiMerriMix PunctFi"/>
-        </w:rPr>
-        <w:t xml:space="preserve">&gt; </w:t>
-      </w:r>
-      <w:proofErr w:type="gramStart"/>
-      <w:r>
-        <w:rPr>
-          <w:rFonts w:ascii="KlarMinTC GenKiMerriMix PunctFi" w:eastAsia="KlarMinTC GenKiMerriMix PunctFi" w:hAnsi="KlarMinTC GenKiMerriMix PunctFi"/>
-        </w:rPr>
-        <w:t>〉</w:t>
-      </w:r>
-      <w:proofErr w:type="gramEnd"/>
     </w:p>
     <w:p>
       <w:pPr>
@@ -1163,7 +2397,6 @@
         <w:rPr>
           <w:rFonts w:ascii="KlarMinTC GenKiMerriMix PunctFi" w:eastAsia="KlarMinTC GenKiMerriMix PunctFi" w:hAnsi="KlarMinTC GenKiMerriMix PunctFi"/>
         </w:rPr>
-        <w:lastRenderedPageBreak/>
         <w:t>0123456789</w:t>
       </w:r>
     </w:p>

--- a/測試排版文字.docx
+++ b/測試排版文字.docx
@@ -6,12 +6,12 @@
       <w:pPr>
         <w:spacing w:after="0" w:line="0" w:lineRule="atLeast"/>
         <w:rPr>
-          <w:rFonts w:ascii="KlarMinTC GenKiMerriMix PunctFi" w:eastAsia="KlarMinTC GenKiMerriMix PunctFi" w:hAnsi="KlarMinTC GenKiMerriMix PunctFi"/>
-        </w:rPr>
-      </w:pPr>
-      <w:r>
-        <w:rPr>
-          <w:rFonts w:ascii="KlarMinTC GenKiMerriMix PunctFi" w:eastAsia="KlarMinTC GenKiMerriMix PunctFi" w:hAnsi="KlarMinTC GenKiMerriMix PunctFi"/>
+          <w:rFonts w:ascii="日星宋體 1.0 SemiBold" w:eastAsia="日星宋體 1.0 SemiBold" w:hAnsi="日星宋體 1.0 SemiBold"/>
+        </w:rPr>
+      </w:pPr>
+      <w:r>
+        <w:rPr>
+          <w:rFonts w:ascii="日星宋體 1.0 SemiBold" w:eastAsia="日星宋體 1.0 SemiBold" w:hAnsi="日星宋體 1.0 SemiBold"/>
         </w:rPr>
         <w:t>米質研究的關鍵指標與方法論</w:t>
       </w:r>
@@ -20,48 +20,48 @@
       <w:pPr>
         <w:spacing w:after="0" w:line="0" w:lineRule="atLeast"/>
         <w:rPr>
-          <w:rFonts w:ascii="KlarMinTC GenKiMerriMix PunctFi" w:eastAsia="KlarMinTC GenKiMerriMix PunctFi" w:hAnsi="KlarMinTC GenKiMerriMix PunctFi"/>
-        </w:rPr>
-      </w:pPr>
-      <w:r>
-        <w:rPr>
-          <w:rFonts w:ascii="KlarMinTC GenKiMerriMix PunctFi" w:eastAsia="KlarMinTC GenKiMerriMix PunctFi" w:hAnsi="KlarMinTC GenKiMerriMix PunctFi"/>
+          <w:rFonts w:ascii="日星宋體 1.0 SemiBold" w:eastAsia="日星宋體 1.0 SemiBold" w:hAnsi="日星宋體 1.0 SemiBold"/>
+        </w:rPr>
+      </w:pPr>
+      <w:r>
+        <w:rPr>
+          <w:rFonts w:ascii="日星宋體 1.0 SemiBold" w:eastAsia="日星宋體 1.0 SemiBold" w:hAnsi="日星宋體 1.0 SemiBold"/>
         </w:rPr>
         <w:t>在</w:t>
       </w:r>
       <w:r>
         <w:rPr>
-          <w:rFonts w:ascii="新細明體" w:eastAsia="新細明體" w:hAnsi="新細明體" w:cs="新細明體" w:hint="eastAsia"/>
+          <w:rFonts w:ascii="微軟正黑體" w:eastAsia="微軟正黑體" w:hAnsi="微軟正黑體" w:cs="微軟正黑體" w:hint="eastAsia"/>
         </w:rPr>
         <w:t>稉</w:t>
       </w:r>
       <w:r>
         <w:rPr>
-          <w:rFonts w:ascii="KlarMinTC GenKiMerriMix PunctFi" w:eastAsia="KlarMinTC GenKiMerriMix PunctFi" w:hAnsi="KlarMinTC GenKiMerriMix PunctFi" w:cs="KlarMinTC GenKiMerriMix PunctFi" w:hint="eastAsia"/>
+          <w:rFonts w:ascii="日星宋體 1.0 SemiBold" w:eastAsia="日星宋體 1.0 SemiBold" w:hAnsi="日星宋體 1.0 SemiBold" w:cs="KlarMinTC GenKiMerriMix PunctFi" w:hint="eastAsia"/>
         </w:rPr>
         <w:t>稻</w:t>
       </w:r>
       <w:r>
         <w:rPr>
-          <w:rFonts w:ascii="KlarMinTC GenKiMerriMix PunctFi" w:eastAsia="KlarMinTC GenKiMerriMix PunctFi" w:hAnsi="KlarMinTC GenKiMerriMix PunctFi" w:hint="eastAsia"/>
+          <w:rFonts w:ascii="日星宋體 1.0 SemiBold" w:eastAsia="日星宋體 1.0 SemiBold" w:hAnsi="日星宋體 1.0 SemiBold" w:hint="eastAsia"/>
         </w:rPr>
         <w:t>與秈稻的</w:t>
       </w:r>
       <w:r>
         <w:rPr>
-          <w:rFonts w:ascii="KlarMinTC GenKiMerriMix PunctFi" w:eastAsia="KlarMinTC GenKiMerriMix PunctFi" w:hAnsi="KlarMinTC GenKiMerriMix PunctFi"/>
+          <w:rFonts w:ascii="日星宋體 1.0 SemiBold" w:eastAsia="日星宋體 1.0 SemiBold" w:hAnsi="日星宋體 1.0 SemiBold"/>
         </w:rPr>
         <w:t>稻</w:t>
       </w:r>
       <w:r>
         <w:rPr>
-          <w:rFonts w:ascii="KlarMinTC GenKiMerriMix PunctFi" w:eastAsia="KlarMinTC GenKiMerriMix PunctFi" w:hAnsi="KlarMinTC GenKiMerriMix PunctFi" w:hint="eastAsia"/>
+          <w:rFonts w:ascii="日星宋體 1.0 SemiBold" w:eastAsia="日星宋體 1.0 SemiBold" w:hAnsi="日星宋體 1.0 SemiBold" w:hint="eastAsia"/>
         </w:rPr>
         <w:t>米我是</w:t>
       </w:r>
       <w:r>
         <w:rPr>
-          <w:rFonts w:ascii="KlarMinTC GenKiMerriMix PunctFi" w:eastAsia="KlarMinTC GenKiMerriMix PunctFi" w:hAnsi="KlarMinTC GenKiMerriMix PunctFi"/>
+          <w:rFonts w:ascii="日星宋體 1.0 SemiBold" w:eastAsia="日星宋體 1.0 SemiBold" w:hAnsi="日星宋體 1.0 SemiBold"/>
         </w:rPr>
         <w:t>品質評估中，我們通常採用 NIR spectroscopy、chalkiness detection 與 sensory evaluation 等多元方法。研究團隊針對 Japonica 與 Indica 品種進行系統性分析，涵蓋蛋白質、脂肪、澱粉等主要營養成分。品質指標包括：外觀（whiteness、transparency）、烹飪特性（viscosity、hardness）、風味評價（aroma、taste）。</w:t>
       </w:r>
@@ -70,18 +70,18 @@
       <w:pPr>
         <w:spacing w:after="0" w:line="0" w:lineRule="atLeast"/>
         <w:rPr>
-          <w:rFonts w:ascii="KlarMinTC GenKiMerriMix PunctFi" w:eastAsia="KlarMinTC GenKiMerriMix PunctFi" w:hAnsi="KlarMinTC GenKiMerriMix PunctFi"/>
-        </w:rPr>
-      </w:pPr>
-      <w:r>
-        <w:rPr>
-          <w:rFonts w:ascii="KlarMinTC GenKiMerriMix PunctFi" w:eastAsia="KlarMinTC GenKiMerriMix PunctFi" w:hAnsi="KlarMinTC GenKiMerriMix PunctFi"/>
+          <w:rFonts w:ascii="日星宋體 1.0 SemiBold" w:eastAsia="日星宋體 1.0 SemiBold" w:hAnsi="日星宋體 1.0 SemiBold"/>
+        </w:rPr>
+      </w:pPr>
+      <w:r>
+        <w:rPr>
+          <w:rFonts w:ascii="日星宋體 1.0 SemiBold" w:eastAsia="日星宋體 1.0 SemiBold" w:hAnsi="日星宋體 1.0 SemiBold"/>
         </w:rPr>
         <w:t xml:space="preserve">實驗設計採用 Split-Plot ANOVA，統計檢定時使用 </w:t>
       </w:r>
       <w:r>
         <w:rPr>
-          <w:rFonts w:ascii="KlarMinTC GenKiMerriMix PunctFi" w:eastAsia="KlarMinTC GenKiMerriMix PunctFi" w:hAnsi="KlarMinTC GenKiMerriMix PunctFi"/>
+          <w:rFonts w:ascii="日星宋體 1.0 SemiBold" w:eastAsia="日星宋體 1.0 SemiBold" w:hAnsi="日星宋體 1.0 SemiBold"/>
           <w:i/>
           <w:iCs/>
         </w:rPr>
@@ -89,21 +89,21 @@
       </w:r>
       <w:r>
         <w:rPr>
-          <w:rFonts w:ascii="KlarMinTC GenKiMerriMix PunctFi" w:eastAsia="KlarMinTC GenKiMerriMix PunctFi" w:hAnsi="KlarMinTC GenKiMerriMix PunctFi"/>
+          <w:rFonts w:ascii="日星宋體 1.0 SemiBold" w:eastAsia="日星宋體 1.0 SemiBold" w:hAnsi="日星宋體 1.0 SemiBold"/>
         </w:rPr>
         <w:t>-value &lt; 0.05 作為顯著性門檻。資料視覺化則透過 PCA、correlation heatmap 等方法呈現。整個流程從樣品前處理、儀器校正、數據品管到最終報告，每</w:t>
       </w:r>
       <w:proofErr w:type="gramStart"/>
       <w:r>
         <w:rPr>
-          <w:rFonts w:ascii="KlarMinTC GenKiMerriMix PunctFi" w:eastAsia="KlarMinTC GenKiMerriMix PunctFi" w:hAnsi="KlarMinTC GenKiMerriMix PunctFi"/>
+          <w:rFonts w:ascii="日星宋體 1.0 SemiBold" w:eastAsia="日星宋體 1.0 SemiBold" w:hAnsi="日星宋體 1.0 SemiBold"/>
         </w:rPr>
         <w:t>個</w:t>
       </w:r>
       <w:proofErr w:type="gramEnd"/>
       <w:r>
         <w:rPr>
-          <w:rFonts w:ascii="KlarMinTC GenKiMerriMix PunctFi" w:eastAsia="KlarMinTC GenKiMerriMix PunctFi" w:hAnsi="KlarMinTC GenKiMerriMix PunctFi"/>
+          <w:rFonts w:ascii="日星宋體 1.0 SemiBold" w:eastAsia="日星宋體 1.0 SemiBold" w:hAnsi="日星宋體 1.0 SemiBold"/>
         </w:rPr>
         <w:t>環節都須遵循 ISO 標準與 SOPs。此舉確保結果的可重複性與可信。</w:t>
       </w:r>
@@ -112,12 +112,12 @@
       <w:pPr>
         <w:spacing w:after="0" w:line="0" w:lineRule="atLeast"/>
         <w:rPr>
-          <w:rFonts w:ascii="KlarMinTC GenKiMerriMix PunctFi" w:eastAsia="KlarMinTC GenKiMerriMix PunctFi" w:hAnsi="KlarMinTC GenKiMerriMix PunctFi"/>
-        </w:rPr>
-      </w:pPr>
-      <w:r>
-        <w:rPr>
-          <w:rFonts w:ascii="KlarMinTC GenKiMerriMix PunctFi" w:eastAsia="KlarMinTC GenKiMerriMix PunctFi" w:hAnsi="KlarMinTC GenKiMerriMix PunctFi" w:hint="eastAsia"/>
+          <w:rFonts w:ascii="日星宋體 1.0 SemiBold" w:eastAsia="日星宋體 1.0 SemiBold" w:hAnsi="日星宋體 1.0 SemiBold"/>
+        </w:rPr>
+      </w:pPr>
+      <w:r>
+        <w:rPr>
+          <w:rFonts w:ascii="日星宋體 1.0 SemiBold" w:eastAsia="日星宋體 1.0 SemiBold" w:hAnsi="日星宋體 1.0 SemiBold" w:hint="eastAsia"/>
         </w:rPr>
         <w:t>【中文段落】</w:t>
       </w:r>
@@ -126,54 +126,54 @@
       <w:pPr>
         <w:spacing w:after="0" w:line="0" w:lineRule="atLeast"/>
         <w:rPr>
-          <w:rFonts w:ascii="KlarMinTC GenKiMerriMix PunctFi" w:eastAsia="KlarMinTC GenKiMerriMix PunctFi" w:hAnsi="KlarMinTC GenKiMerriMix PunctFi"/>
-        </w:rPr>
-      </w:pPr>
-      <w:r>
-        <w:rPr>
-          <w:rFonts w:ascii="KlarMinTC GenKiMerriMix PunctFi" w:eastAsia="KlarMinTC GenKiMerriMix PunctFi" w:hAnsi="KlarMinTC GenKiMerriMix PunctFi" w:hint="eastAsia"/>
+          <w:rFonts w:ascii="日星宋體 1.0 SemiBold" w:eastAsia="日星宋體 1.0 SemiBold" w:hAnsi="日星宋體 1.0 SemiBold"/>
+        </w:rPr>
+      </w:pPr>
+      <w:r>
+        <w:rPr>
+          <w:rFonts w:ascii="日星宋體 1.0 SemiBold" w:eastAsia="日星宋體 1.0 SemiBold" w:hAnsi="日星宋體 1.0 SemiBold" w:hint="eastAsia"/>
         </w:rPr>
         <w:t xml:space="preserve">這是一段繁體中文測試文字，用來觀察單行行距、上下裁切、標點位置與整體密度是否接近原始 BLZ UD 明朝或 </w:t>
       </w:r>
       <w:proofErr w:type="spellStart"/>
       <w:r>
         <w:rPr>
-          <w:rFonts w:ascii="KlarMinTC GenKiMerriMix PunctFi" w:eastAsia="KlarMinTC GenKiMerriMix PunctFi" w:hAnsi="KlarMinTC GenKiMerriMix PunctFi" w:hint="eastAsia"/>
+          <w:rFonts w:ascii="日星宋體 1.0 SemiBold" w:eastAsia="日星宋體 1.0 SemiBold" w:hAnsi="日星宋體 1.0 SemiBold" w:hint="eastAsia"/>
         </w:rPr>
         <w:t>TRWUDMincho</w:t>
       </w:r>
       <w:proofErr w:type="spellEnd"/>
       <w:r>
         <w:rPr>
-          <w:rFonts w:ascii="KlarMinTC GenKiMerriMix PunctFi" w:eastAsia="KlarMinTC GenKiMerriMix PunctFi" w:hAnsi="KlarMinTC GenKiMerriMix PunctFi" w:hint="eastAsia"/>
+          <w:rFonts w:ascii="日星宋體 1.0 SemiBold" w:eastAsia="日星宋體 1.0 SemiBold" w:hAnsi="日星宋體 1.0 SemiBold" w:hint="eastAsia"/>
         </w:rPr>
         <w:t>。若版面看起來</w:t>
       </w:r>
       <w:proofErr w:type="gramStart"/>
       <w:r>
         <w:rPr>
-          <w:rFonts w:ascii="KlarMinTC GenKiMerriMix PunctFi" w:eastAsia="KlarMinTC GenKiMerriMix PunctFi" w:hAnsi="KlarMinTC GenKiMerriMix PunctFi" w:hint="eastAsia"/>
+          <w:rFonts w:ascii="日星宋體 1.0 SemiBold" w:eastAsia="日星宋體 1.0 SemiBold" w:hAnsi="日星宋體 1.0 SemiBold" w:hint="eastAsia"/>
         </w:rPr>
         <w:t>鬆</w:t>
       </w:r>
       <w:proofErr w:type="gramEnd"/>
       <w:r>
         <w:rPr>
-          <w:rFonts w:ascii="KlarMinTC GenKiMerriMix PunctFi" w:eastAsia="KlarMinTC GenKiMerriMix PunctFi" w:hAnsi="KlarMinTC GenKiMerriMix PunctFi" w:hint="eastAsia"/>
+          <w:rFonts w:ascii="日星宋體 1.0 SemiBold" w:eastAsia="日星宋體 1.0 SemiBold" w:hAnsi="日星宋體 1.0 SemiBold" w:hint="eastAsia"/>
         </w:rPr>
         <w:t>、浮、空，通常代表 ascent / descent 或少數異常 glyph 仍在</w:t>
       </w:r>
       <w:proofErr w:type="gramStart"/>
       <w:r>
         <w:rPr>
-          <w:rFonts w:ascii="KlarMinTC GenKiMerriMix PunctFi" w:eastAsia="KlarMinTC GenKiMerriMix PunctFi" w:hAnsi="KlarMinTC GenKiMerriMix PunctFi" w:hint="eastAsia"/>
+          <w:rFonts w:ascii="日星宋體 1.0 SemiBold" w:eastAsia="日星宋體 1.0 SemiBold" w:hAnsi="日星宋體 1.0 SemiBold" w:hint="eastAsia"/>
         </w:rPr>
         <w:t>撐高整行</w:t>
       </w:r>
       <w:proofErr w:type="gramEnd"/>
       <w:r>
         <w:rPr>
-          <w:rFonts w:ascii="KlarMinTC GenKiMerriMix PunctFi" w:eastAsia="KlarMinTC GenKiMerriMix PunctFi" w:hAnsi="KlarMinTC GenKiMerriMix PunctFi" w:hint="eastAsia"/>
+          <w:rFonts w:ascii="日星宋體 1.0 SemiBold" w:eastAsia="日星宋體 1.0 SemiBold" w:hAnsi="日星宋體 1.0 SemiBold" w:hint="eastAsia"/>
         </w:rPr>
         <w:t>。</w:t>
       </w:r>
@@ -182,20 +182,20 @@
       <w:pPr>
         <w:spacing w:after="0" w:line="0" w:lineRule="atLeast"/>
         <w:rPr>
-          <w:rFonts w:ascii="KlarMinTC GenKiMerriMix PunctFi" w:eastAsia="KlarMinTC GenKiMerriMix PunctFi" w:hAnsi="KlarMinTC GenKiMerriMix PunctFi"/>
-        </w:rPr>
-      </w:pPr>
-    </w:p>
-    <w:p>
-      <w:pPr>
-        <w:spacing w:after="0" w:line="0" w:lineRule="atLeast"/>
-        <w:rPr>
-          <w:rFonts w:ascii="KlarMinTC GenKiMerriMix PunctFi" w:eastAsia="KlarMinTC GenKiMerriMix PunctFi" w:hAnsi="KlarMinTC GenKiMerriMix PunctFi"/>
-        </w:rPr>
-      </w:pPr>
-      <w:r>
-        <w:rPr>
-          <w:rFonts w:ascii="KlarMinTC GenKiMerriMix PunctFi" w:eastAsia="KlarMinTC GenKiMerriMix PunctFi" w:hAnsi="KlarMinTC GenKiMerriMix PunctFi" w:hint="eastAsia"/>
+          <w:rFonts w:ascii="日星宋體 1.0 SemiBold" w:eastAsia="日星宋體 1.0 SemiBold" w:hAnsi="日星宋體 1.0 SemiBold"/>
+        </w:rPr>
+      </w:pPr>
+    </w:p>
+    <w:p>
+      <w:pPr>
+        <w:spacing w:after="0" w:line="0" w:lineRule="atLeast"/>
+        <w:rPr>
+          <w:rFonts w:ascii="日星宋體 1.0 SemiBold" w:eastAsia="日星宋體 1.0 SemiBold" w:hAnsi="日星宋體 1.0 SemiBold"/>
+        </w:rPr>
+      </w:pPr>
+      <w:r>
+        <w:rPr>
+          <w:rFonts w:ascii="日星宋體 1.0 SemiBold" w:eastAsia="日星宋體 1.0 SemiBold" w:hAnsi="日星宋體 1.0 SemiBold" w:hint="eastAsia"/>
         </w:rPr>
         <w:t>【中英數混排】</w:t>
       </w:r>
@@ -204,12 +204,12 @@
       <w:pPr>
         <w:spacing w:after="0" w:line="0" w:lineRule="atLeast"/>
         <w:rPr>
-          <w:rFonts w:ascii="KlarMinTC GenKiMerriMix PunctFi" w:eastAsia="KlarMinTC GenKiMerriMix PunctFi" w:hAnsi="KlarMinTC GenKiMerriMix PunctFi"/>
-        </w:rPr>
-      </w:pPr>
-      <w:r>
-        <w:rPr>
-          <w:rFonts w:ascii="KlarMinTC GenKiMerriMix PunctFi" w:eastAsia="KlarMinTC GenKiMerriMix PunctFi" w:hAnsi="KlarMinTC GenKiMerriMix PunctFi" w:hint="eastAsia"/>
+          <w:rFonts w:ascii="日星宋體 1.0 SemiBold" w:eastAsia="日星宋體 1.0 SemiBold" w:hAnsi="日星宋體 1.0 SemiBold"/>
+        </w:rPr>
+      </w:pPr>
+      <w:r>
+        <w:rPr>
+          <w:rFonts w:ascii="日星宋體 1.0 SemiBold" w:eastAsia="日星宋體 1.0 SemiBold" w:hAnsi="日星宋體 1.0 SemiBold" w:hint="eastAsia"/>
         </w:rPr>
         <w:t>版本 1.0 預定於 2026-03-25 建立候選版，建議使用 11 pt、12 pt、14 pt 比對內文，並觀察 URL、檔案路徑、Email、數字與標點在同一行中的穩定度。</w:t>
       </w:r>
@@ -218,20 +218,20 @@
       <w:pPr>
         <w:spacing w:after="0" w:line="0" w:lineRule="atLeast"/>
         <w:rPr>
-          <w:rFonts w:ascii="KlarMinTC GenKiMerriMix PunctFi" w:eastAsia="KlarMinTC GenKiMerriMix PunctFi" w:hAnsi="KlarMinTC GenKiMerriMix PunctFi"/>
-        </w:rPr>
-      </w:pPr>
-    </w:p>
-    <w:p>
-      <w:pPr>
-        <w:spacing w:after="0" w:line="0" w:lineRule="atLeast"/>
-        <w:rPr>
-          <w:rFonts w:ascii="KlarMinTC GenKiMerriMix PunctFi" w:eastAsia="KlarMinTC GenKiMerriMix PunctFi" w:hAnsi="KlarMinTC GenKiMerriMix PunctFi"/>
-        </w:rPr>
-      </w:pPr>
-      <w:r>
-        <w:rPr>
-          <w:rFonts w:ascii="KlarMinTC GenKiMerriMix PunctFi" w:eastAsia="KlarMinTC GenKiMerriMix PunctFi" w:hAnsi="KlarMinTC GenKiMerriMix PunctFi" w:hint="eastAsia"/>
+          <w:rFonts w:ascii="日星宋體 1.0 SemiBold" w:eastAsia="日星宋體 1.0 SemiBold" w:hAnsi="日星宋體 1.0 SemiBold"/>
+        </w:rPr>
+      </w:pPr>
+    </w:p>
+    <w:p>
+      <w:pPr>
+        <w:spacing w:after="0" w:line="0" w:lineRule="atLeast"/>
+        <w:rPr>
+          <w:rFonts w:ascii="日星宋體 1.0 SemiBold" w:eastAsia="日星宋體 1.0 SemiBold" w:hAnsi="日星宋體 1.0 SemiBold"/>
+        </w:rPr>
+      </w:pPr>
+      <w:r>
+        <w:rPr>
+          <w:rFonts w:ascii="日星宋體 1.0 SemiBold" w:eastAsia="日星宋體 1.0 SemiBold" w:hAnsi="日星宋體 1.0 SemiBold" w:hint="eastAsia"/>
         </w:rPr>
         <w:t>【路徑 / URL / Email】</w:t>
       </w:r>
@@ -240,12 +240,12 @@
       <w:pPr>
         <w:spacing w:after="0" w:line="0" w:lineRule="atLeast"/>
         <w:rPr>
-          <w:rFonts w:ascii="KlarMinTC GenKiMerriMix PunctFi" w:eastAsia="KlarMinTC GenKiMerriMix PunctFi" w:hAnsi="KlarMinTC GenKiMerriMix PunctFi"/>
-        </w:rPr>
-      </w:pPr>
-      <w:r>
-        <w:rPr>
-          <w:rFonts w:ascii="KlarMinTC GenKiMerriMix PunctFi" w:eastAsia="KlarMinTC GenKiMerriMix PunctFi" w:hAnsi="KlarMinTC GenKiMerriMix PunctFi"/>
+          <w:rFonts w:ascii="日星宋體 1.0 SemiBold" w:eastAsia="日星宋體 1.0 SemiBold" w:hAnsi="日星宋體 1.0 SemiBold"/>
+        </w:rPr>
+      </w:pPr>
+      <w:r>
+        <w:rPr>
+          <w:rFonts w:ascii="日星宋體 1.0 SemiBold" w:eastAsia="日星宋體 1.0 SemiBold" w:hAnsi="日星宋體 1.0 SemiBold"/>
         </w:rPr>
         <w:t>C:\Users\user\OneDrive\project\UDminchoModified</w:t>
       </w:r>
@@ -254,12 +254,12 @@
       <w:pPr>
         <w:spacing w:after="0" w:line="0" w:lineRule="atLeast"/>
         <w:rPr>
-          <w:rFonts w:ascii="KlarMinTC GenKiMerriMix PunctFi" w:eastAsia="KlarMinTC GenKiMerriMix PunctFi" w:hAnsi="KlarMinTC GenKiMerriMix PunctFi"/>
-        </w:rPr>
-      </w:pPr>
-      <w:r>
-        <w:rPr>
-          <w:rFonts w:ascii="KlarMinTC GenKiMerriMix PunctFi" w:eastAsia="KlarMinTC GenKiMerriMix PunctFi" w:hAnsi="KlarMinTC GenKiMerriMix PunctFi"/>
+          <w:rFonts w:ascii="日星宋體 1.0 SemiBold" w:eastAsia="日星宋體 1.0 SemiBold" w:hAnsi="日星宋體 1.0 SemiBold"/>
+        </w:rPr>
+      </w:pPr>
+      <w:r>
+        <w:rPr>
+          <w:rFonts w:ascii="日星宋體 1.0 SemiBold" w:eastAsia="日星宋體 1.0 SemiBold" w:hAnsi="日星宋體 1.0 SemiBold"/>
         </w:rPr>
         <w:t>https://example.com/KlarMinTC/test?version=1.0&amp;mode=layout</w:t>
       </w:r>
@@ -268,12 +268,12 @@
       <w:pPr>
         <w:spacing w:after="0" w:line="0" w:lineRule="atLeast"/>
         <w:rPr>
-          <w:rFonts w:ascii="KlarMinTC GenKiMerriMix PunctFi" w:eastAsia="KlarMinTC GenKiMerriMix PunctFi" w:hAnsi="KlarMinTC GenKiMerriMix PunctFi"/>
-        </w:rPr>
-      </w:pPr>
-      <w:r>
-        <w:rPr>
-          <w:rFonts w:ascii="KlarMinTC GenKiMerriMix PunctFi" w:eastAsia="KlarMinTC GenKiMerriMix PunctFi" w:hAnsi="KlarMinTC GenKiMerriMix PunctFi"/>
+          <w:rFonts w:ascii="日星宋體 1.0 SemiBold" w:eastAsia="日星宋體 1.0 SemiBold" w:hAnsi="日星宋體 1.0 SemiBold"/>
+        </w:rPr>
+      </w:pPr>
+      <w:r>
+        <w:rPr>
+          <w:rFonts w:ascii="日星宋體 1.0 SemiBold" w:eastAsia="日星宋體 1.0 SemiBold" w:hAnsi="日星宋體 1.0 SemiBold"/>
         </w:rPr>
         <w:t>klarmin-test@example.com</w:t>
       </w:r>
@@ -282,20 +282,20 @@
       <w:pPr>
         <w:spacing w:after="0" w:line="0" w:lineRule="atLeast"/>
         <w:rPr>
-          <w:rFonts w:ascii="KlarMinTC GenKiMerriMix PunctFi" w:eastAsia="KlarMinTC GenKiMerriMix PunctFi" w:hAnsi="KlarMinTC GenKiMerriMix PunctFi"/>
-        </w:rPr>
-      </w:pPr>
-    </w:p>
-    <w:p>
-      <w:pPr>
-        <w:spacing w:after="0" w:line="0" w:lineRule="atLeast"/>
-        <w:rPr>
-          <w:rFonts w:ascii="KlarMinTC GenKiMerriMix PunctFi" w:eastAsia="KlarMinTC GenKiMerriMix PunctFi" w:hAnsi="KlarMinTC GenKiMerriMix PunctFi"/>
-        </w:rPr>
-      </w:pPr>
-      <w:r>
-        <w:rPr>
-          <w:rFonts w:ascii="KlarMinTC GenKiMerriMix PunctFi" w:eastAsia="KlarMinTC GenKiMerriMix PunctFi" w:hAnsi="KlarMinTC GenKiMerriMix PunctFi" w:hint="eastAsia"/>
+          <w:rFonts w:ascii="日星宋體 1.0 SemiBold" w:eastAsia="日星宋體 1.0 SemiBold" w:hAnsi="日星宋體 1.0 SemiBold"/>
+        </w:rPr>
+      </w:pPr>
+    </w:p>
+    <w:p>
+      <w:pPr>
+        <w:spacing w:after="0" w:line="0" w:lineRule="atLeast"/>
+        <w:rPr>
+          <w:rFonts w:ascii="日星宋體 1.0 SemiBold" w:eastAsia="日星宋體 1.0 SemiBold" w:hAnsi="日星宋體 1.0 SemiBold"/>
+        </w:rPr>
+      </w:pPr>
+      <w:r>
+        <w:rPr>
+          <w:rFonts w:ascii="日星宋體 1.0 SemiBold" w:eastAsia="日星宋體 1.0 SemiBold" w:hAnsi="日星宋體 1.0 SemiBold" w:hint="eastAsia"/>
         </w:rPr>
         <w:t>【常用標點】</w:t>
       </w:r>
@@ -304,26 +304,26 @@
       <w:pPr>
         <w:spacing w:after="0" w:line="0" w:lineRule="atLeast"/>
         <w:rPr>
-          <w:rFonts w:ascii="KlarMinTC GenKiMerriMix PunctFi" w:eastAsia="KlarMinTC GenKiMerriMix PunctFi" w:hAnsi="KlarMinTC GenKiMerriMix PunctFi"/>
-        </w:rPr>
-      </w:pPr>
-      <w:r>
-        <w:rPr>
-          <w:rFonts w:ascii="KlarMinTC GenKiMerriMix PunctFi" w:eastAsia="KlarMinTC GenKiMerriMix PunctFi" w:hAnsi="KlarMinTC GenKiMerriMix PunctFi" w:hint="eastAsia"/>
+          <w:rFonts w:ascii="日星宋體 1.0 SemiBold" w:eastAsia="日星宋體 1.0 SemiBold" w:hAnsi="日星宋體 1.0 SemiBold"/>
+        </w:rPr>
+      </w:pPr>
+      <w:r>
+        <w:rPr>
+          <w:rFonts w:ascii="日星宋體 1.0 SemiBold" w:eastAsia="日星宋體 1.0 SemiBold" w:hAnsi="日星宋體 1.0 SemiBold" w:hint="eastAsia"/>
         </w:rPr>
         <w:t>「中文引號」、（全形括號）、，。！？；：…</w:t>
       </w:r>
       <w:proofErr w:type="gramStart"/>
       <w:r>
         <w:rPr>
-          <w:rFonts w:ascii="KlarMinTC GenKiMerriMix PunctFi" w:eastAsia="KlarMinTC GenKiMerriMix PunctFi" w:hAnsi="KlarMinTC GenKiMerriMix PunctFi" w:hint="eastAsia"/>
+          <w:rFonts w:ascii="日星宋體 1.0 SemiBold" w:eastAsia="日星宋體 1.0 SemiBold" w:hAnsi="日星宋體 1.0 SemiBold" w:hint="eastAsia"/>
         </w:rPr>
         <w:t>…</w:t>
       </w:r>
       <w:proofErr w:type="gramEnd"/>
       <w:r>
         <w:rPr>
-          <w:rFonts w:ascii="KlarMinTC GenKiMerriMix PunctFi" w:eastAsia="KlarMinTC GenKiMerriMix PunctFi" w:hAnsi="KlarMinTC GenKiMerriMix PunctFi" w:hint="eastAsia"/>
+          <w:rFonts w:ascii="日星宋體 1.0 SemiBold" w:eastAsia="日星宋體 1.0 SemiBold" w:hAnsi="日星宋體 1.0 SemiBold" w:hint="eastAsia"/>
         </w:rPr>
         <w:t>《書名號》〈篇名號〉</w:t>
       </w:r>
@@ -332,40 +332,40 @@
       <w:pPr>
         <w:spacing w:after="0" w:line="0" w:lineRule="atLeast"/>
         <w:rPr>
-          <w:rFonts w:ascii="KlarMinTC GenKiMerriMix PunctFi" w:eastAsia="KlarMinTC GenKiMerriMix PunctFi" w:hAnsi="KlarMinTC GenKiMerriMix PunctFi"/>
-        </w:rPr>
-      </w:pPr>
-      <w:r>
-        <w:rPr>
-          <w:rFonts w:ascii="KlarMinTC GenKiMerriMix PunctFi" w:eastAsia="KlarMinTC GenKiMerriMix PunctFi" w:hAnsi="KlarMinTC GenKiMerriMix PunctFi"/>
+          <w:rFonts w:ascii="日星宋體 1.0 SemiBold" w:eastAsia="日星宋體 1.0 SemiBold" w:hAnsi="日星宋體 1.0 SemiBold"/>
+        </w:rPr>
+      </w:pPr>
+      <w:r>
+        <w:rPr>
+          <w:rFonts w:ascii="日星宋體 1.0 SemiBold" w:eastAsia="日星宋體 1.0 SemiBold" w:hAnsi="日星宋體 1.0 SemiBold"/>
         </w:rPr>
         <w:t xml:space="preserve">"English quotes", (parentheses), [brackets], {braces}, / slash, - hyphen, – </w:t>
       </w:r>
       <w:proofErr w:type="spellStart"/>
       <w:r>
         <w:rPr>
-          <w:rFonts w:ascii="KlarMinTC GenKiMerriMix PunctFi" w:eastAsia="KlarMinTC GenKiMerriMix PunctFi" w:hAnsi="KlarMinTC GenKiMerriMix PunctFi"/>
+          <w:rFonts w:ascii="日星宋體 1.0 SemiBold" w:eastAsia="日星宋體 1.0 SemiBold" w:hAnsi="日星宋體 1.0 SemiBold"/>
         </w:rPr>
         <w:t>en</w:t>
       </w:r>
       <w:proofErr w:type="spellEnd"/>
       <w:r>
         <w:rPr>
-          <w:rFonts w:ascii="KlarMinTC GenKiMerriMix PunctFi" w:eastAsia="KlarMinTC GenKiMerriMix PunctFi" w:hAnsi="KlarMinTC GenKiMerriMix PunctFi"/>
+          <w:rFonts w:ascii="日星宋體 1.0 SemiBold" w:eastAsia="日星宋體 1.0 SemiBold" w:hAnsi="日星宋體 1.0 SemiBold"/>
         </w:rPr>
         <w:t xml:space="preserve"> dash, — </w:t>
       </w:r>
       <w:proofErr w:type="spellStart"/>
       <w:r>
         <w:rPr>
-          <w:rFonts w:ascii="KlarMinTC GenKiMerriMix PunctFi" w:eastAsia="KlarMinTC GenKiMerriMix PunctFi" w:hAnsi="KlarMinTC GenKiMerriMix PunctFi"/>
+          <w:rFonts w:ascii="日星宋體 1.0 SemiBold" w:eastAsia="日星宋體 1.0 SemiBold" w:hAnsi="日星宋體 1.0 SemiBold"/>
         </w:rPr>
         <w:t>em</w:t>
       </w:r>
       <w:proofErr w:type="spellEnd"/>
       <w:r>
         <w:rPr>
-          <w:rFonts w:ascii="KlarMinTC GenKiMerriMix PunctFi" w:eastAsia="KlarMinTC GenKiMerriMix PunctFi" w:hAnsi="KlarMinTC GenKiMerriMix PunctFi"/>
+          <w:rFonts w:ascii="日星宋體 1.0 SemiBold" w:eastAsia="日星宋體 1.0 SemiBold" w:hAnsi="日星宋體 1.0 SemiBold"/>
         </w:rPr>
         <w:t xml:space="preserve"> dash</w:t>
       </w:r>
@@ -374,20 +374,20 @@
       <w:pPr>
         <w:spacing w:after="0" w:line="0" w:lineRule="atLeast"/>
         <w:rPr>
-          <w:rFonts w:ascii="KlarMinTC GenKiMerriMix PunctFi" w:eastAsia="KlarMinTC GenKiMerriMix PunctFi" w:hAnsi="KlarMinTC GenKiMerriMix PunctFi"/>
-        </w:rPr>
-      </w:pPr>
-    </w:p>
-    <w:p>
-      <w:pPr>
-        <w:spacing w:after="0" w:line="0" w:lineRule="atLeast"/>
-        <w:rPr>
-          <w:rFonts w:ascii="KlarMinTC GenKiMerriMix PunctFi" w:eastAsia="KlarMinTC GenKiMerriMix PunctFi" w:hAnsi="KlarMinTC GenKiMerriMix PunctFi"/>
-        </w:rPr>
-      </w:pPr>
-      <w:r>
-        <w:rPr>
-          <w:rFonts w:ascii="KlarMinTC GenKiMerriMix PunctFi" w:eastAsia="KlarMinTC GenKiMerriMix PunctFi" w:hAnsi="KlarMinTC GenKiMerriMix PunctFi" w:hint="eastAsia"/>
+          <w:rFonts w:ascii="日星宋體 1.0 SemiBold" w:eastAsia="日星宋體 1.0 SemiBold" w:hAnsi="日星宋體 1.0 SemiBold"/>
+        </w:rPr>
+      </w:pPr>
+    </w:p>
+    <w:p>
+      <w:pPr>
+        <w:spacing w:after="0" w:line="0" w:lineRule="atLeast"/>
+        <w:rPr>
+          <w:rFonts w:ascii="日星宋體 1.0 SemiBold" w:eastAsia="日星宋體 1.0 SemiBold" w:hAnsi="日星宋體 1.0 SemiBold"/>
+        </w:rPr>
+      </w:pPr>
+      <w:r>
+        <w:rPr>
+          <w:rFonts w:ascii="日星宋體 1.0 SemiBold" w:eastAsia="日星宋體 1.0 SemiBold" w:hAnsi="日星宋體 1.0 SemiBold" w:hint="eastAsia"/>
         </w:rPr>
         <w:t>【高優先符號壓力測試】</w:t>
       </w:r>
@@ -396,96 +396,96 @@
       <w:pPr>
         <w:spacing w:after="0" w:line="0" w:lineRule="atLeast"/>
         <w:rPr>
-          <w:rFonts w:ascii="KlarMinTC GenKiMerriMix PunctFi" w:eastAsia="KlarMinTC GenKiMerriMix PunctFi" w:hAnsi="KlarMinTC GenKiMerriMix PunctFi"/>
-        </w:rPr>
-      </w:pPr>
-      <w:r>
-        <w:rPr>
-          <w:rFonts w:ascii="Times New Roman" w:eastAsia="KlarMinTC GenKiMerriMix PunctFi" w:hAnsi="Times New Roman" w:cs="Times New Roman"/>
+          <w:rFonts w:ascii="日星宋體 1.0 SemiBold" w:eastAsia="日星宋體 1.0 SemiBold" w:hAnsi="日星宋體 1.0 SemiBold"/>
+        </w:rPr>
+      </w:pPr>
+      <w:r>
+        <w:rPr>
+          <w:rFonts w:ascii="Arial" w:eastAsia="日星宋體 1.0 SemiBold" w:hAnsi="Arial" w:cs="Arial"/>
         </w:rPr>
         <w:t>†</w:t>
       </w:r>
       <w:r>
         <w:rPr>
-          <w:rFonts w:ascii="KlarMinTC GenKiMerriMix PunctFi" w:eastAsia="KlarMinTC GenKiMerriMix PunctFi" w:hAnsi="KlarMinTC GenKiMerriMix PunctFi"/>
-        </w:rPr>
-        <w:t xml:space="preserve"> </w:t>
-      </w:r>
-      <w:r>
-        <w:rPr>
-          <w:rFonts w:ascii="Times New Roman" w:eastAsia="KlarMinTC GenKiMerriMix PunctFi" w:hAnsi="Times New Roman" w:cs="Times New Roman"/>
+          <w:rFonts w:ascii="日星宋體 1.0 SemiBold" w:eastAsia="日星宋體 1.0 SemiBold" w:hAnsi="日星宋體 1.0 SemiBold"/>
+        </w:rPr>
+        <w:t xml:space="preserve"> </w:t>
+      </w:r>
+      <w:r>
+        <w:rPr>
+          <w:rFonts w:ascii="Arial" w:eastAsia="日星宋體 1.0 SemiBold" w:hAnsi="Arial" w:cs="Arial"/>
         </w:rPr>
         <w:t>‡</w:t>
       </w:r>
       <w:r>
         <w:rPr>
-          <w:rFonts w:ascii="KlarMinTC GenKiMerriMix PunctFi" w:eastAsia="KlarMinTC GenKiMerriMix PunctFi" w:hAnsi="KlarMinTC GenKiMerriMix PunctFi"/>
-        </w:rPr>
-        <w:t xml:space="preserve"> </w:t>
-      </w:r>
-      <w:r>
-        <w:rPr>
-          <w:rFonts w:ascii="Times New Roman" w:eastAsia="KlarMinTC GenKiMerriMix PunctFi" w:hAnsi="Times New Roman" w:cs="Times New Roman"/>
+          <w:rFonts w:ascii="日星宋體 1.0 SemiBold" w:eastAsia="日星宋體 1.0 SemiBold" w:hAnsi="日星宋體 1.0 SemiBold"/>
+        </w:rPr>
+        <w:t xml:space="preserve"> </w:t>
+      </w:r>
+      <w:r>
+        <w:rPr>
+          <w:rFonts w:ascii="日星宋體 1.0 SemiBold" w:eastAsia="日星宋體 1.0 SemiBold" w:hAnsi="日星宋體 1.0 SemiBold" w:cs="Times New Roman"/>
         </w:rPr>
         <w:t>‰</w:t>
       </w:r>
       <w:r>
         <w:rPr>
-          <w:rFonts w:ascii="KlarMinTC GenKiMerriMix PunctFi" w:eastAsia="KlarMinTC GenKiMerriMix PunctFi" w:hAnsi="KlarMinTC GenKiMerriMix PunctFi"/>
-        </w:rPr>
-        <w:t xml:space="preserve"> </w:t>
-      </w:r>
-      <w:r>
-        <w:rPr>
-          <w:rFonts w:ascii="KlarMinTC GenKiMerriMix PunctFi" w:eastAsia="KlarMinTC GenKiMerriMix PunctFi" w:hAnsi="KlarMinTC GenKiMerriMix PunctFi" w:hint="eastAsia"/>
+          <w:rFonts w:ascii="日星宋體 1.0 SemiBold" w:eastAsia="日星宋體 1.0 SemiBold" w:hAnsi="日星宋體 1.0 SemiBold"/>
+        </w:rPr>
+        <w:t xml:space="preserve"> </w:t>
+      </w:r>
+      <w:r>
+        <w:rPr>
+          <w:rFonts w:ascii="Cambria Math" w:eastAsia="日星宋體 1.0 SemiBold" w:hAnsi="Cambria Math" w:cs="Cambria Math"/>
         </w:rPr>
         <w:t>℅</w:t>
       </w:r>
       <w:r>
         <w:rPr>
-          <w:rFonts w:ascii="KlarMinTC GenKiMerriMix PunctFi" w:eastAsia="KlarMinTC GenKiMerriMix PunctFi" w:hAnsi="KlarMinTC GenKiMerriMix PunctFi"/>
-        </w:rPr>
-        <w:t xml:space="preserve"> </w:t>
-      </w:r>
-      <w:r>
-        <w:rPr>
-          <w:rFonts w:ascii="Cambria Math" w:eastAsia="KlarMinTC GenKiMerriMix PunctFi" w:hAnsi="Cambria Math" w:cs="Cambria Math"/>
+          <w:rFonts w:ascii="日星宋體 1.0 SemiBold" w:eastAsia="日星宋體 1.0 SemiBold" w:hAnsi="日星宋體 1.0 SemiBold"/>
+        </w:rPr>
+        <w:t xml:space="preserve"> </w:t>
+      </w:r>
+      <w:r>
+        <w:rPr>
+          <w:rFonts w:ascii="Cambria Math" w:eastAsia="日星宋體 1.0 SemiBold" w:hAnsi="Cambria Math" w:cs="Cambria Math"/>
         </w:rPr>
         <w:t>№</w:t>
       </w:r>
       <w:r>
         <w:rPr>
-          <w:rFonts w:ascii="KlarMinTC GenKiMerriMix PunctFi" w:eastAsia="KlarMinTC GenKiMerriMix PunctFi" w:hAnsi="KlarMinTC GenKiMerriMix PunctFi"/>
-        </w:rPr>
-        <w:t xml:space="preserve"> </w:t>
-      </w:r>
-      <w:r>
-        <w:rPr>
-          <w:rFonts w:ascii="Cambria Math" w:eastAsia="KlarMinTC GenKiMerriMix PunctFi" w:hAnsi="Cambria Math" w:cs="Cambria Math"/>
+          <w:rFonts w:ascii="日星宋體 1.0 SemiBold" w:eastAsia="日星宋體 1.0 SemiBold" w:hAnsi="日星宋體 1.0 SemiBold"/>
+        </w:rPr>
+        <w:t xml:space="preserve"> </w:t>
+      </w:r>
+      <w:r>
+        <w:rPr>
+          <w:rFonts w:ascii="Cambria Math" w:eastAsia="日星宋體 1.0 SemiBold" w:hAnsi="Cambria Math" w:cs="Cambria Math"/>
         </w:rPr>
         <w:t>™</w:t>
       </w:r>
       <w:r>
         <w:rPr>
-          <w:rFonts w:ascii="KlarMinTC GenKiMerriMix PunctFi" w:eastAsia="KlarMinTC GenKiMerriMix PunctFi" w:hAnsi="KlarMinTC GenKiMerriMix PunctFi"/>
-        </w:rPr>
-        <w:t xml:space="preserve"> </w:t>
-      </w:r>
-      <w:r>
-        <w:rPr>
-          <w:rFonts w:ascii="Cambria Math" w:eastAsia="KlarMinTC GenKiMerriMix PunctFi" w:hAnsi="Cambria Math" w:cs="Cambria Math"/>
+          <w:rFonts w:ascii="日星宋體 1.0 SemiBold" w:eastAsia="日星宋體 1.0 SemiBold" w:hAnsi="日星宋體 1.0 SemiBold"/>
+        </w:rPr>
+        <w:t xml:space="preserve"> </w:t>
+      </w:r>
+      <w:r>
+        <w:rPr>
+          <w:rFonts w:ascii="Cambria Math" w:eastAsia="日星宋體 1.0 SemiBold" w:hAnsi="Cambria Math" w:cs="Cambria Math"/>
         </w:rPr>
         <w:t>℮</w:t>
       </w:r>
       <w:r>
         <w:rPr>
-          <w:rFonts w:ascii="KlarMinTC GenKiMerriMix PunctFi" w:eastAsia="KlarMinTC GenKiMerriMix PunctFi" w:hAnsi="KlarMinTC GenKiMerriMix PunctFi"/>
-        </w:rPr>
-        <w:t xml:space="preserve"> </w:t>
-      </w:r>
-      <w:r>
-        <w:rPr>
-          <w:rFonts w:ascii="Times New Roman" w:eastAsia="KlarMinTC GenKiMerriMix PunctFi" w:hAnsi="Times New Roman" w:cs="Times New Roman"/>
+          <w:rFonts w:ascii="日星宋體 1.0 SemiBold" w:eastAsia="日星宋體 1.0 SemiBold" w:hAnsi="日星宋體 1.0 SemiBold"/>
+        </w:rPr>
+        <w:t xml:space="preserve"> </w:t>
+      </w:r>
+      <w:r>
+        <w:rPr>
+          <w:rFonts w:ascii="Arial" w:eastAsia="日星宋體 1.0 SemiBold" w:hAnsi="Arial" w:cs="Arial"/>
         </w:rPr>
         <w:t>◊</w:t>
       </w:r>
@@ -494,72 +494,72 @@
       <w:pPr>
         <w:spacing w:after="0" w:line="0" w:lineRule="atLeast"/>
         <w:rPr>
-          <w:rFonts w:ascii="KlarMinTC GenKiMerriMix PunctFi" w:eastAsia="KlarMinTC GenKiMerriMix PunctFi" w:hAnsi="KlarMinTC GenKiMerriMix PunctFi"/>
-        </w:rPr>
-      </w:pPr>
-      <w:r>
-        <w:rPr>
-          <w:rFonts w:ascii="KlarMinTC GenKiMerriMix PunctFi" w:eastAsia="KlarMinTC GenKiMerriMix PunctFi" w:hAnsi="KlarMinTC GenKiMerriMix PunctFi" w:hint="eastAsia"/>
+          <w:rFonts w:ascii="日星宋體 1.0 SemiBold" w:eastAsia="日星宋體 1.0 SemiBold" w:hAnsi="日星宋體 1.0 SemiBold"/>
+        </w:rPr>
+      </w:pPr>
+      <w:r>
+        <w:rPr>
+          <w:rFonts w:ascii="日星宋體 1.0 SemiBold" w:eastAsia="日星宋體 1.0 SemiBold" w:hAnsi="日星宋體 1.0 SemiBold" w:hint="eastAsia"/>
         </w:rPr>
         <w:t>←</w:t>
       </w:r>
       <w:r>
         <w:rPr>
-          <w:rFonts w:ascii="KlarMinTC GenKiMerriMix PunctFi" w:eastAsia="KlarMinTC GenKiMerriMix PunctFi" w:hAnsi="KlarMinTC GenKiMerriMix PunctFi"/>
-        </w:rPr>
-        <w:t xml:space="preserve"> </w:t>
-      </w:r>
-      <w:r>
-        <w:rPr>
-          <w:rFonts w:ascii="KlarMinTC GenKiMerriMix PunctFi" w:eastAsia="KlarMinTC GenKiMerriMix PunctFi" w:hAnsi="KlarMinTC GenKiMerriMix PunctFi" w:hint="eastAsia"/>
+          <w:rFonts w:ascii="日星宋體 1.0 SemiBold" w:eastAsia="日星宋體 1.0 SemiBold" w:hAnsi="日星宋體 1.0 SemiBold"/>
+        </w:rPr>
+        <w:t xml:space="preserve"> </w:t>
+      </w:r>
+      <w:r>
+        <w:rPr>
+          <w:rFonts w:ascii="日星宋體 1.0 SemiBold" w:eastAsia="日星宋體 1.0 SemiBold" w:hAnsi="日星宋體 1.0 SemiBold" w:hint="eastAsia"/>
         </w:rPr>
         <w:t>↑</w:t>
       </w:r>
       <w:r>
         <w:rPr>
-          <w:rFonts w:ascii="KlarMinTC GenKiMerriMix PunctFi" w:eastAsia="KlarMinTC GenKiMerriMix PunctFi" w:hAnsi="KlarMinTC GenKiMerriMix PunctFi"/>
-        </w:rPr>
-        <w:t xml:space="preserve"> </w:t>
-      </w:r>
-      <w:r>
-        <w:rPr>
-          <w:rFonts w:ascii="KlarMinTC GenKiMerriMix PunctFi" w:eastAsia="KlarMinTC GenKiMerriMix PunctFi" w:hAnsi="KlarMinTC GenKiMerriMix PunctFi" w:hint="eastAsia"/>
+          <w:rFonts w:ascii="日星宋體 1.0 SemiBold" w:eastAsia="日星宋體 1.0 SemiBold" w:hAnsi="日星宋體 1.0 SemiBold"/>
+        </w:rPr>
+        <w:t xml:space="preserve"> </w:t>
+      </w:r>
+      <w:r>
+        <w:rPr>
+          <w:rFonts w:ascii="日星宋體 1.0 SemiBold" w:eastAsia="日星宋體 1.0 SemiBold" w:hAnsi="日星宋體 1.0 SemiBold" w:hint="eastAsia"/>
         </w:rPr>
         <w:t>→</w:t>
       </w:r>
       <w:r>
         <w:rPr>
-          <w:rFonts w:ascii="KlarMinTC GenKiMerriMix PunctFi" w:eastAsia="KlarMinTC GenKiMerriMix PunctFi" w:hAnsi="KlarMinTC GenKiMerriMix PunctFi"/>
-        </w:rPr>
-        <w:t xml:space="preserve"> </w:t>
-      </w:r>
-      <w:r>
-        <w:rPr>
-          <w:rFonts w:ascii="KlarMinTC GenKiMerriMix PunctFi" w:eastAsia="KlarMinTC GenKiMerriMix PunctFi" w:hAnsi="KlarMinTC GenKiMerriMix PunctFi" w:hint="eastAsia"/>
+          <w:rFonts w:ascii="日星宋體 1.0 SemiBold" w:eastAsia="日星宋體 1.0 SemiBold" w:hAnsi="日星宋體 1.0 SemiBold"/>
+        </w:rPr>
+        <w:t xml:space="preserve"> </w:t>
+      </w:r>
+      <w:r>
+        <w:rPr>
+          <w:rFonts w:ascii="日星宋體 1.0 SemiBold" w:eastAsia="日星宋體 1.0 SemiBold" w:hAnsi="日星宋體 1.0 SemiBold" w:hint="eastAsia"/>
         </w:rPr>
         <w:t>↓</w:t>
       </w:r>
       <w:r>
         <w:rPr>
-          <w:rFonts w:ascii="KlarMinTC GenKiMerriMix PunctFi" w:eastAsia="KlarMinTC GenKiMerriMix PunctFi" w:hAnsi="KlarMinTC GenKiMerriMix PunctFi"/>
-        </w:rPr>
-        <w:t xml:space="preserve"> </w:t>
-      </w:r>
-      <w:r>
-        <w:rPr>
-          <w:rFonts w:ascii="Times New Roman" w:eastAsia="KlarMinTC GenKiMerriMix PunctFi" w:hAnsi="Times New Roman" w:cs="Times New Roman"/>
+          <w:rFonts w:ascii="日星宋體 1.0 SemiBold" w:eastAsia="日星宋體 1.0 SemiBold" w:hAnsi="日星宋體 1.0 SemiBold"/>
+        </w:rPr>
+        <w:t xml:space="preserve"> </w:t>
+      </w:r>
+      <w:r>
+        <w:rPr>
+          <w:rFonts w:ascii="Arial" w:eastAsia="日星宋體 1.0 SemiBold" w:hAnsi="Arial" w:cs="Arial"/>
         </w:rPr>
         <w:t>↔</w:t>
       </w:r>
       <w:r>
         <w:rPr>
-          <w:rFonts w:ascii="KlarMinTC GenKiMerriMix PunctFi" w:eastAsia="KlarMinTC GenKiMerriMix PunctFi" w:hAnsi="KlarMinTC GenKiMerriMix PunctFi"/>
-        </w:rPr>
-        <w:t xml:space="preserve"> </w:t>
-      </w:r>
-      <w:r>
-        <w:rPr>
-          <w:rFonts w:ascii="Times New Roman" w:eastAsia="KlarMinTC GenKiMerriMix PunctFi" w:hAnsi="Times New Roman" w:cs="Times New Roman"/>
+          <w:rFonts w:ascii="日星宋體 1.0 SemiBold" w:eastAsia="日星宋體 1.0 SemiBold" w:hAnsi="日星宋體 1.0 SemiBold"/>
+        </w:rPr>
+        <w:t xml:space="preserve"> </w:t>
+      </w:r>
+      <w:r>
+        <w:rPr>
+          <w:rFonts w:ascii="Arial" w:eastAsia="日星宋體 1.0 SemiBold" w:hAnsi="Arial" w:cs="Arial"/>
         </w:rPr>
         <w:t>↕</w:t>
       </w:r>
@@ -568,144 +568,144 @@
       <w:pPr>
         <w:spacing w:after="0" w:line="0" w:lineRule="atLeast"/>
         <w:rPr>
-          <w:rFonts w:ascii="KlarMinTC GenKiMerriMix PunctFi" w:eastAsia="KlarMinTC GenKiMerriMix PunctFi" w:hAnsi="KlarMinTC GenKiMerriMix PunctFi"/>
-        </w:rPr>
-      </w:pPr>
-      <w:r>
-        <w:rPr>
-          <w:rFonts w:ascii="Cambria Math" w:eastAsia="KlarMinTC GenKiMerriMix PunctFi" w:hAnsi="Cambria Math" w:cs="Cambria Math"/>
+          <w:rFonts w:ascii="日星宋體 1.0 SemiBold" w:eastAsia="日星宋體 1.0 SemiBold" w:hAnsi="日星宋體 1.0 SemiBold"/>
+        </w:rPr>
+      </w:pPr>
+      <w:r>
+        <w:rPr>
+          <w:rFonts w:ascii="Cambria Math" w:eastAsia="日星宋體 1.0 SemiBold" w:hAnsi="Cambria Math" w:cs="Cambria Math"/>
         </w:rPr>
         <w:t>∂</w:t>
       </w:r>
       <w:r>
         <w:rPr>
-          <w:rFonts w:ascii="KlarMinTC GenKiMerriMix PunctFi" w:eastAsia="KlarMinTC GenKiMerriMix PunctFi" w:hAnsi="KlarMinTC GenKiMerriMix PunctFi"/>
-        </w:rPr>
-        <w:t xml:space="preserve"> </w:t>
-      </w:r>
-      <w:r>
-        <w:rPr>
-          <w:rFonts w:ascii="Cambria Math" w:eastAsia="KlarMinTC GenKiMerriMix PunctFi" w:hAnsi="Cambria Math" w:cs="Cambria Math"/>
+          <w:rFonts w:ascii="日星宋體 1.0 SemiBold" w:eastAsia="日星宋體 1.0 SemiBold" w:hAnsi="日星宋體 1.0 SemiBold"/>
+        </w:rPr>
+        <w:t xml:space="preserve"> </w:t>
+      </w:r>
+      <w:r>
+        <w:rPr>
+          <w:rFonts w:ascii="Cambria Math" w:eastAsia="日星宋體 1.0 SemiBold" w:hAnsi="Cambria Math" w:cs="Cambria Math"/>
         </w:rPr>
         <w:t>∆</w:t>
       </w:r>
       <w:r>
         <w:rPr>
-          <w:rFonts w:ascii="KlarMinTC GenKiMerriMix PunctFi" w:eastAsia="KlarMinTC GenKiMerriMix PunctFi" w:hAnsi="KlarMinTC GenKiMerriMix PunctFi"/>
-        </w:rPr>
-        <w:t xml:space="preserve"> </w:t>
-      </w:r>
-      <w:r>
-        <w:rPr>
-          <w:rFonts w:ascii="Cambria Math" w:eastAsia="KlarMinTC GenKiMerriMix PunctFi" w:hAnsi="Cambria Math" w:cs="Cambria Math"/>
+          <w:rFonts w:ascii="日星宋體 1.0 SemiBold" w:eastAsia="日星宋體 1.0 SemiBold" w:hAnsi="日星宋體 1.0 SemiBold"/>
+        </w:rPr>
+        <w:t xml:space="preserve"> </w:t>
+      </w:r>
+      <w:r>
+        <w:rPr>
+          <w:rFonts w:ascii="Cambria Math" w:eastAsia="日星宋體 1.0 SemiBold" w:hAnsi="Cambria Math" w:cs="Cambria Math"/>
         </w:rPr>
         <w:t>∏</w:t>
       </w:r>
       <w:r>
         <w:rPr>
-          <w:rFonts w:ascii="KlarMinTC GenKiMerriMix PunctFi" w:eastAsia="KlarMinTC GenKiMerriMix PunctFi" w:hAnsi="KlarMinTC GenKiMerriMix PunctFi"/>
-        </w:rPr>
-        <w:t xml:space="preserve"> </w:t>
-      </w:r>
-      <w:r>
-        <w:rPr>
-          <w:rFonts w:ascii="Cambria Math" w:eastAsia="KlarMinTC GenKiMerriMix PunctFi" w:hAnsi="Cambria Math" w:cs="Cambria Math"/>
+          <w:rFonts w:ascii="日星宋體 1.0 SemiBold" w:eastAsia="日星宋體 1.0 SemiBold" w:hAnsi="日星宋體 1.0 SemiBold"/>
+        </w:rPr>
+        <w:t xml:space="preserve"> </w:t>
+      </w:r>
+      <w:r>
+        <w:rPr>
+          <w:rFonts w:ascii="Cambria Math" w:eastAsia="日星宋體 1.0 SemiBold" w:hAnsi="Cambria Math" w:cs="Cambria Math"/>
         </w:rPr>
         <w:t>∑</w:t>
       </w:r>
       <w:r>
         <w:rPr>
-          <w:rFonts w:ascii="KlarMinTC GenKiMerriMix PunctFi" w:eastAsia="KlarMinTC GenKiMerriMix PunctFi" w:hAnsi="KlarMinTC GenKiMerriMix PunctFi"/>
-        </w:rPr>
-        <w:t xml:space="preserve"> </w:t>
-      </w:r>
-      <w:r>
-        <w:rPr>
-          <w:rFonts w:ascii="KlarMinTC GenKiMerriMix PunctFi" w:eastAsia="KlarMinTC GenKiMerriMix PunctFi" w:hAnsi="KlarMinTC GenKiMerriMix PunctFi" w:hint="eastAsia"/>
+          <w:rFonts w:ascii="日星宋體 1.0 SemiBold" w:eastAsia="日星宋體 1.0 SemiBold" w:hAnsi="日星宋體 1.0 SemiBold"/>
+        </w:rPr>
+        <w:t xml:space="preserve"> </w:t>
+      </w:r>
+      <w:r>
+        <w:rPr>
+          <w:rFonts w:ascii="Cambria Math" w:eastAsia="日星宋體 1.0 SemiBold" w:hAnsi="Cambria Math" w:cs="Cambria Math"/>
         </w:rPr>
         <w:t>∕</w:t>
       </w:r>
       <w:r>
         <w:rPr>
-          <w:rFonts w:ascii="KlarMinTC GenKiMerriMix PunctFi" w:eastAsia="KlarMinTC GenKiMerriMix PunctFi" w:hAnsi="KlarMinTC GenKiMerriMix PunctFi"/>
-        </w:rPr>
-        <w:t xml:space="preserve"> </w:t>
-      </w:r>
-      <w:r>
-        <w:rPr>
-          <w:rFonts w:ascii="KlarMinTC GenKiMerriMix PunctFi" w:eastAsia="KlarMinTC GenKiMerriMix PunctFi" w:hAnsi="KlarMinTC GenKiMerriMix PunctFi" w:hint="eastAsia"/>
+          <w:rFonts w:ascii="日星宋體 1.0 SemiBold" w:eastAsia="日星宋體 1.0 SemiBold" w:hAnsi="日星宋體 1.0 SemiBold"/>
+        </w:rPr>
+        <w:t xml:space="preserve"> </w:t>
+      </w:r>
+      <w:r>
+        <w:rPr>
+          <w:rFonts w:ascii="Cambria Math" w:eastAsia="日星宋體 1.0 SemiBold" w:hAnsi="Cambria Math" w:cs="Cambria Math"/>
         </w:rPr>
         <w:t>√</w:t>
       </w:r>
       <w:r>
         <w:rPr>
-          <w:rFonts w:ascii="KlarMinTC GenKiMerriMix PunctFi" w:eastAsia="KlarMinTC GenKiMerriMix PunctFi" w:hAnsi="KlarMinTC GenKiMerriMix PunctFi"/>
-        </w:rPr>
-        <w:t xml:space="preserve"> </w:t>
-      </w:r>
-      <w:r>
-        <w:rPr>
-          <w:rFonts w:ascii="KlarMinTC GenKiMerriMix PunctFi" w:eastAsia="KlarMinTC GenKiMerriMix PunctFi" w:hAnsi="KlarMinTC GenKiMerriMix PunctFi" w:hint="eastAsia"/>
+          <w:rFonts w:ascii="日星宋體 1.0 SemiBold" w:eastAsia="日星宋體 1.0 SemiBold" w:hAnsi="日星宋體 1.0 SemiBold"/>
+        </w:rPr>
+        <w:t xml:space="preserve"> </w:t>
+      </w:r>
+      <w:r>
+        <w:rPr>
+          <w:rFonts w:ascii="Cambria Math" w:eastAsia="日星宋體 1.0 SemiBold" w:hAnsi="Cambria Math" w:cs="Cambria Math"/>
         </w:rPr>
         <w:t>∞</w:t>
       </w:r>
       <w:r>
         <w:rPr>
-          <w:rFonts w:ascii="KlarMinTC GenKiMerriMix PunctFi" w:eastAsia="KlarMinTC GenKiMerriMix PunctFi" w:hAnsi="KlarMinTC GenKiMerriMix PunctFi"/>
-        </w:rPr>
-        <w:t xml:space="preserve"> </w:t>
-      </w:r>
-      <w:r>
-        <w:rPr>
-          <w:rFonts w:ascii="KlarMinTC GenKiMerriMix PunctFi" w:eastAsia="KlarMinTC GenKiMerriMix PunctFi" w:hAnsi="KlarMinTC GenKiMerriMix PunctFi" w:hint="eastAsia"/>
+          <w:rFonts w:ascii="日星宋體 1.0 SemiBold" w:eastAsia="日星宋體 1.0 SemiBold" w:hAnsi="日星宋體 1.0 SemiBold"/>
+        </w:rPr>
+        <w:t xml:space="preserve"> </w:t>
+      </w:r>
+      <w:r>
+        <w:rPr>
+          <w:rFonts w:ascii="Cambria Math" w:eastAsia="日星宋體 1.0 SemiBold" w:hAnsi="Cambria Math" w:cs="Cambria Math"/>
         </w:rPr>
         <w:t>∫</w:t>
       </w:r>
       <w:r>
         <w:rPr>
-          <w:rFonts w:ascii="KlarMinTC GenKiMerriMix PunctFi" w:eastAsia="KlarMinTC GenKiMerriMix PunctFi" w:hAnsi="KlarMinTC GenKiMerriMix PunctFi"/>
-        </w:rPr>
-        <w:t xml:space="preserve"> </w:t>
-      </w:r>
-      <w:r>
-        <w:rPr>
-          <w:rFonts w:ascii="Cambria Math" w:eastAsia="KlarMinTC GenKiMerriMix PunctFi" w:hAnsi="Cambria Math" w:cs="Cambria Math"/>
+          <w:rFonts w:ascii="日星宋體 1.0 SemiBold" w:eastAsia="日星宋體 1.0 SemiBold" w:hAnsi="日星宋體 1.0 SemiBold"/>
+        </w:rPr>
+        <w:t xml:space="preserve"> </w:t>
+      </w:r>
+      <w:r>
+        <w:rPr>
+          <w:rFonts w:ascii="日星宋體 1.0 SemiBold" w:eastAsia="日星宋體 1.0 SemiBold" w:hAnsi="日星宋體 1.0 SemiBold" w:cs="Cambria Math"/>
         </w:rPr>
         <w:t>≈</w:t>
       </w:r>
       <w:r>
         <w:rPr>
-          <w:rFonts w:ascii="KlarMinTC GenKiMerriMix PunctFi" w:eastAsia="KlarMinTC GenKiMerriMix PunctFi" w:hAnsi="KlarMinTC GenKiMerriMix PunctFi"/>
-        </w:rPr>
-        <w:t xml:space="preserve"> </w:t>
-      </w:r>
-      <w:r>
-        <w:rPr>
-          <w:rFonts w:ascii="KlarMinTC GenKiMerriMix PunctFi" w:eastAsia="KlarMinTC GenKiMerriMix PunctFi" w:hAnsi="KlarMinTC GenKiMerriMix PunctFi" w:hint="eastAsia"/>
+          <w:rFonts w:ascii="日星宋體 1.0 SemiBold" w:eastAsia="日星宋體 1.0 SemiBold" w:hAnsi="日星宋體 1.0 SemiBold"/>
+        </w:rPr>
+        <w:t xml:space="preserve"> </w:t>
+      </w:r>
+      <w:r>
+        <w:rPr>
+          <w:rFonts w:ascii="Cambria Math" w:eastAsia="日星宋體 1.0 SemiBold" w:hAnsi="Cambria Math" w:cs="Cambria Math"/>
         </w:rPr>
         <w:t>≠</w:t>
       </w:r>
       <w:r>
         <w:rPr>
-          <w:rFonts w:ascii="KlarMinTC GenKiMerriMix PunctFi" w:eastAsia="KlarMinTC GenKiMerriMix PunctFi" w:hAnsi="KlarMinTC GenKiMerriMix PunctFi"/>
-        </w:rPr>
-        <w:t xml:space="preserve"> </w:t>
-      </w:r>
-      <w:r>
-        <w:rPr>
-          <w:rFonts w:ascii="Cambria Math" w:eastAsia="KlarMinTC GenKiMerriMix PunctFi" w:hAnsi="Cambria Math" w:cs="Cambria Math"/>
+          <w:rFonts w:ascii="日星宋體 1.0 SemiBold" w:eastAsia="日星宋體 1.0 SemiBold" w:hAnsi="日星宋體 1.0 SemiBold"/>
+        </w:rPr>
+        <w:t xml:space="preserve"> </w:t>
+      </w:r>
+      <w:r>
+        <w:rPr>
+          <w:rFonts w:ascii="Cambria Math" w:eastAsia="日星宋體 1.0 SemiBold" w:hAnsi="Cambria Math" w:cs="Cambria Math"/>
         </w:rPr>
         <w:t>≤</w:t>
       </w:r>
       <w:r>
         <w:rPr>
-          <w:rFonts w:ascii="KlarMinTC GenKiMerriMix PunctFi" w:eastAsia="KlarMinTC GenKiMerriMix PunctFi" w:hAnsi="KlarMinTC GenKiMerriMix PunctFi"/>
-        </w:rPr>
-        <w:t xml:space="preserve"> </w:t>
-      </w:r>
-      <w:r>
-        <w:rPr>
-          <w:rFonts w:ascii="Cambria Math" w:eastAsia="KlarMinTC GenKiMerriMix PunctFi" w:hAnsi="Cambria Math" w:cs="Cambria Math"/>
+          <w:rFonts w:ascii="日星宋體 1.0 SemiBold" w:eastAsia="日星宋體 1.0 SemiBold" w:hAnsi="日星宋體 1.0 SemiBold"/>
+        </w:rPr>
+        <w:t xml:space="preserve"> </w:t>
+      </w:r>
+      <w:r>
+        <w:rPr>
+          <w:rFonts w:ascii="Cambria Math" w:eastAsia="日星宋體 1.0 SemiBold" w:hAnsi="Cambria Math" w:cs="Cambria Math"/>
         </w:rPr>
         <w:t>≥</w:t>
       </w:r>
@@ -714,274 +714,280 @@
       <w:pPr>
         <w:spacing w:after="0" w:line="0" w:lineRule="atLeast"/>
         <w:rPr>
-          <w:rFonts w:ascii="KlarMinTC GenKiMerriMix PunctFi" w:eastAsia="KlarMinTC GenKiMerriMix PunctFi" w:hAnsi="KlarMinTC GenKiMerriMix PunctFi"/>
-        </w:rPr>
-      </w:pPr>
-    </w:p>
-    <w:p>
-      <w:pPr>
-        <w:spacing w:after="0" w:line="0" w:lineRule="atLeast"/>
-        <w:rPr>
-          <w:rFonts w:ascii="KlarMinTC GenKiMerriMix PunctFi" w:eastAsia="KlarMinTC GenKiMerriMix PunctFi" w:hAnsi="KlarMinTC GenKiMerriMix PunctFi"/>
-        </w:rPr>
-      </w:pPr>
-      <w:r>
-        <w:rPr>
-          <w:rFonts w:ascii="KlarMinTC GenKiMerriMix PunctFi" w:eastAsia="KlarMinTC GenKiMerriMix PunctFi" w:hAnsi="KlarMinTC GenKiMerriMix PunctFi" w:hint="eastAsia"/>
+          <w:rFonts w:ascii="日星宋體 1.0 SemiBold" w:eastAsia="日星宋體 1.0 SemiBold" w:hAnsi="日星宋體 1.0 SemiBold"/>
+        </w:rPr>
+      </w:pPr>
+    </w:p>
+    <w:p>
+      <w:pPr>
+        <w:spacing w:after="0" w:line="0" w:lineRule="atLeast"/>
+        <w:rPr>
+          <w:rFonts w:ascii="日星宋體 1.0 SemiBold" w:eastAsia="日星宋體 1.0 SemiBold" w:hAnsi="日星宋體 1.0 SemiBold"/>
+        </w:rPr>
+      </w:pPr>
+      <w:r>
+        <w:rPr>
+          <w:rFonts w:ascii="日星宋體 1.0 SemiBold" w:eastAsia="日星宋體 1.0 SemiBold" w:hAnsi="日星宋體 1.0 SemiBold" w:hint="eastAsia"/>
+        </w:rPr>
+        <w:t>【混排壓力句】</w:t>
+      </w:r>
+    </w:p>
+    <w:p>
+      <w:pPr>
+        <w:spacing w:after="0" w:line="0" w:lineRule="atLeast"/>
+        <w:rPr>
+          <w:rFonts w:ascii="日星宋體 1.0 SemiBold" w:eastAsia="日星宋體 1.0 SemiBold" w:hAnsi="日星宋體 1.0 SemiBold"/>
+        </w:rPr>
+      </w:pPr>
+      <w:r>
+        <w:rPr>
+          <w:rFonts w:ascii="日星宋體 1.0 SemiBold" w:eastAsia="日星宋體 1.0 SemiBold" w:hAnsi="日星宋體 1.0 SemiBold" w:hint="eastAsia"/>
+        </w:rPr>
+        <w:t>請見圖</w:t>
+      </w:r>
+      <w:r>
+        <w:rPr>
+          <w:rFonts w:ascii="日星宋體 1.0 SemiBold" w:eastAsia="日星宋體 1.0 SemiBold" w:hAnsi="日星宋體 1.0 SemiBold"/>
+        </w:rPr>
+        <w:t xml:space="preserve"> 3 </w:t>
+      </w:r>
+      <w:r>
+        <w:rPr>
+          <w:rFonts w:ascii="日星宋體 1.0 SemiBold" w:eastAsia="日星宋體 1.0 SemiBold" w:hAnsi="日星宋體 1.0 SemiBold" w:hint="eastAsia"/>
+        </w:rPr>
+        <w:t>→</w:t>
+      </w:r>
+      <w:r>
+        <w:rPr>
+          <w:rFonts w:ascii="日星宋體 1.0 SemiBold" w:eastAsia="日星宋體 1.0 SemiBold" w:hAnsi="日星宋體 1.0 SemiBold"/>
+        </w:rPr>
+        <w:t xml:space="preserve"> </w:t>
+      </w:r>
+      <w:r>
+        <w:rPr>
+          <w:rFonts w:ascii="日星宋體 1.0 SemiBold" w:eastAsia="日星宋體 1.0 SemiBold" w:hAnsi="日星宋體 1.0 SemiBold" w:hint="eastAsia"/>
+        </w:rPr>
+        <w:t>表</w:t>
+      </w:r>
+      <w:r>
+        <w:rPr>
+          <w:rFonts w:ascii="日星宋體 1.0 SemiBold" w:eastAsia="日星宋體 1.0 SemiBold" w:hAnsi="日星宋體 1.0 SemiBold"/>
+        </w:rPr>
+        <w:t xml:space="preserve"> 4</w:t>
+      </w:r>
+      <w:r>
+        <w:rPr>
+          <w:rFonts w:ascii="日星宋體 1.0 SemiBold" w:eastAsia="日星宋體 1.0 SemiBold" w:hAnsi="日星宋體 1.0 SemiBold" w:hint="eastAsia"/>
+        </w:rPr>
+        <w:t>，誤差約為</w:t>
+      </w:r>
+      <w:r>
+        <w:rPr>
+          <w:rFonts w:ascii="日星宋體 1.0 SemiBold" w:eastAsia="日星宋體 1.0 SemiBold" w:hAnsi="日星宋體 1.0 SemiBold"/>
+        </w:rPr>
+        <w:t xml:space="preserve"> </w:t>
+      </w:r>
+      <w:r>
+        <w:rPr>
+          <w:rFonts w:ascii="Cambria Math" w:eastAsia="日星宋體 1.0 SemiBold" w:hAnsi="Cambria Math" w:cs="Cambria Math"/>
+        </w:rPr>
+        <w:t>∫</w:t>
+      </w:r>
+      <w:r>
+        <w:rPr>
+          <w:rFonts w:ascii="日星宋體 1.0 SemiBold" w:eastAsia="日星宋體 1.0 SemiBold" w:hAnsi="日星宋體 1.0 SemiBold"/>
+        </w:rPr>
+        <w:t xml:space="preserve">_0^1 x^2 dx </w:t>
+      </w:r>
+      <w:r>
+        <w:rPr>
+          <w:rFonts w:ascii="日星宋體 1.0 SemiBold" w:eastAsia="日星宋體 1.0 SemiBold" w:hAnsi="日星宋體 1.0 SemiBold" w:cs="Cambria Math"/>
+        </w:rPr>
+        <w:t>≈</w:t>
+      </w:r>
+      <w:r>
+        <w:rPr>
+          <w:rFonts w:ascii="日星宋體 1.0 SemiBold" w:eastAsia="日星宋體 1.0 SemiBold" w:hAnsi="日星宋體 1.0 SemiBold"/>
+        </w:rPr>
+        <w:t xml:space="preserve"> 0.333</w:t>
+      </w:r>
+      <w:r>
+        <w:rPr>
+          <w:rFonts w:ascii="日星宋體 1.0 SemiBold" w:eastAsia="日星宋體 1.0 SemiBold" w:hAnsi="日星宋體 1.0 SemiBold" w:hint="eastAsia"/>
+        </w:rPr>
+        <w:t>；若條件</w:t>
+      </w:r>
+      <w:r>
+        <w:rPr>
+          <w:rFonts w:ascii="日星宋體 1.0 SemiBold" w:eastAsia="日星宋體 1.0 SemiBold" w:hAnsi="日星宋體 1.0 SemiBold"/>
+        </w:rPr>
+        <w:t xml:space="preserve"> A </w:t>
+      </w:r>
+      <w:r>
+        <w:rPr>
+          <w:rFonts w:ascii="Cambria Math" w:eastAsia="日星宋體 1.0 SemiBold" w:hAnsi="Cambria Math" w:cs="Cambria Math"/>
+        </w:rPr>
+        <w:t>≠</w:t>
+      </w:r>
+      <w:r>
+        <w:rPr>
+          <w:rFonts w:ascii="日星宋體 1.0 SemiBold" w:eastAsia="日星宋體 1.0 SemiBold" w:hAnsi="日星宋體 1.0 SemiBold"/>
+        </w:rPr>
+        <w:t xml:space="preserve"> B</w:t>
+      </w:r>
+      <w:r>
+        <w:rPr>
+          <w:rFonts w:ascii="日星宋體 1.0 SemiBold" w:eastAsia="日星宋體 1.0 SemiBold" w:hAnsi="日星宋體 1.0 SemiBold" w:hint="eastAsia"/>
+        </w:rPr>
+        <w:t>，則以</w:t>
+      </w:r>
+      <w:r>
+        <w:rPr>
+          <w:rFonts w:ascii="日星宋體 1.0 SemiBold" w:eastAsia="日星宋體 1.0 SemiBold" w:hAnsi="日星宋體 1.0 SemiBold"/>
+        </w:rPr>
+        <w:t xml:space="preserve"> </w:t>
+      </w:r>
+      <w:r>
+        <w:rPr>
+          <w:rFonts w:ascii="Cambria Math" w:eastAsia="日星宋體 1.0 SemiBold" w:hAnsi="Cambria Math" w:cs="Cambria Math"/>
+        </w:rPr>
+        <w:t>∑</w:t>
+      </w:r>
+      <w:r>
+        <w:rPr>
+          <w:rFonts w:ascii="日星宋體 1.0 SemiBold" w:eastAsia="日星宋體 1.0 SemiBold" w:hAnsi="日星宋體 1.0 SemiBold" w:hint="eastAsia"/>
+        </w:rPr>
+        <w:t>、</w:t>
+      </w:r>
+      <w:r>
+        <w:rPr>
+          <w:rFonts w:ascii="Cambria Math" w:eastAsia="日星宋體 1.0 SemiBold" w:hAnsi="Cambria Math" w:cs="Cambria Math"/>
+        </w:rPr>
+        <w:t>∏</w:t>
+      </w:r>
+      <w:r>
+        <w:rPr>
+          <w:rFonts w:ascii="日星宋體 1.0 SemiBold" w:eastAsia="日星宋體 1.0 SemiBold" w:hAnsi="日星宋體 1.0 SemiBold"/>
+        </w:rPr>
+        <w:t xml:space="preserve"> </w:t>
+      </w:r>
+      <w:r>
+        <w:rPr>
+          <w:rFonts w:ascii="日星宋體 1.0 SemiBold" w:eastAsia="日星宋體 1.0 SemiBold" w:hAnsi="日星宋體 1.0 SemiBold" w:hint="eastAsia"/>
+        </w:rPr>
+        <w:t>與</w:t>
+      </w:r>
+      <w:r>
+        <w:rPr>
+          <w:rFonts w:ascii="日星宋體 1.0 SemiBold" w:eastAsia="日星宋體 1.0 SemiBold" w:hAnsi="日星宋體 1.0 SemiBold"/>
+        </w:rPr>
+        <w:t xml:space="preserve"> </w:t>
+      </w:r>
+      <w:r>
+        <w:rPr>
+          <w:rFonts w:ascii="Cambria Math" w:eastAsia="日星宋體 1.0 SemiBold" w:hAnsi="Cambria Math" w:cs="Cambria Math"/>
+        </w:rPr>
+        <w:t>√</w:t>
+      </w:r>
+      <w:r>
+        <w:rPr>
+          <w:rFonts w:ascii="日星宋體 1.0 SemiBold" w:eastAsia="日星宋體 1.0 SemiBold" w:hAnsi="日星宋體 1.0 SemiBold"/>
+        </w:rPr>
+        <w:t xml:space="preserve"> </w:t>
+      </w:r>
+      <w:r>
+        <w:rPr>
+          <w:rFonts w:ascii="日星宋體 1.0 SemiBold" w:eastAsia="日星宋體 1.0 SemiBold" w:hAnsi="日星宋體 1.0 SemiBold" w:hint="eastAsia"/>
+        </w:rPr>
+        <w:t>重新整理推導，並在註記中加入</w:t>
+      </w:r>
+      <w:r>
+        <w:rPr>
+          <w:rFonts w:ascii="日星宋體 1.0 SemiBold" w:eastAsia="日星宋體 1.0 SemiBold" w:hAnsi="日星宋體 1.0 SemiBold"/>
+        </w:rPr>
+        <w:t xml:space="preserve"> </w:t>
+      </w:r>
+      <w:r>
+        <w:rPr>
+          <w:rFonts w:ascii="Cambria Math" w:eastAsia="日星宋體 1.0 SemiBold" w:hAnsi="Cambria Math" w:cs="Cambria Math"/>
+        </w:rPr>
+        <w:t>™</w:t>
+      </w:r>
+      <w:r>
+        <w:rPr>
+          <w:rFonts w:ascii="日星宋體 1.0 SemiBold" w:eastAsia="日星宋體 1.0 SemiBold" w:hAnsi="日星宋體 1.0 SemiBold" w:hint="eastAsia"/>
+        </w:rPr>
+        <w:t>、</w:t>
+      </w:r>
+      <w:r>
+        <w:rPr>
+          <w:rFonts w:ascii="Cambria Math" w:eastAsia="日星宋體 1.0 SemiBold" w:hAnsi="Cambria Math" w:cs="Cambria Math"/>
+        </w:rPr>
+        <w:t>№</w:t>
+      </w:r>
+      <w:r>
+        <w:rPr>
+          <w:rFonts w:ascii="日星宋體 1.0 SemiBold" w:eastAsia="日星宋體 1.0 SemiBold" w:hAnsi="日星宋體 1.0 SemiBold" w:hint="eastAsia"/>
+        </w:rPr>
+        <w:t>、</w:t>
+      </w:r>
+      <w:r>
+        <w:rPr>
+          <w:rFonts w:ascii="日星宋體 1.0 SemiBold" w:eastAsia="日星宋體 1.0 SemiBold" w:hAnsi="日星宋體 1.0 SemiBold" w:cs="Times New Roman"/>
+        </w:rPr>
+        <w:t>‰</w:t>
+      </w:r>
+      <w:r>
+        <w:rPr>
+          <w:rFonts w:ascii="日星宋體 1.0 SemiBold" w:eastAsia="日星宋體 1.0 SemiBold" w:hAnsi="日星宋體 1.0 SemiBold"/>
+        </w:rPr>
+        <w:t xml:space="preserve"> </w:t>
+      </w:r>
+      <w:r>
+        <w:rPr>
+          <w:rFonts w:ascii="日星宋體 1.0 SemiBold" w:eastAsia="日星宋體 1.0 SemiBold" w:hAnsi="日星宋體 1.0 SemiBold" w:hint="eastAsia"/>
+        </w:rPr>
+        <w:t>與</w:t>
+      </w:r>
+      <w:r>
+        <w:rPr>
+          <w:rFonts w:ascii="日星宋體 1.0 SemiBold" w:eastAsia="日星宋體 1.0 SemiBold" w:hAnsi="日星宋體 1.0 SemiBold"/>
+        </w:rPr>
+        <w:t xml:space="preserve"> </w:t>
+      </w:r>
+      <w:r>
+        <w:rPr>
+          <w:rFonts w:ascii="Cambria Math" w:eastAsia="日星宋體 1.0 SemiBold" w:hAnsi="Cambria Math" w:cs="Cambria Math"/>
+        </w:rPr>
+        <w:t>℅</w:t>
+      </w:r>
+      <w:r>
+        <w:rPr>
+          <w:rFonts w:ascii="日星宋體 1.0 SemiBold" w:eastAsia="日星宋體 1.0 SemiBold" w:hAnsi="日星宋體 1.0 SemiBold" w:cs="日星宋體 1.0 SemiBold" w:hint="eastAsia"/>
+        </w:rPr>
+        <w:t>。</w:t>
+      </w:r>
+    </w:p>
+    <w:p>
+      <w:pPr>
+        <w:spacing w:after="0" w:line="0" w:lineRule="atLeast"/>
+        <w:rPr>
+          <w:rFonts w:ascii="日星宋體 1.0 SemiBold" w:eastAsia="日星宋體 1.0 SemiBold" w:hAnsi="日星宋體 1.0 SemiBold"/>
+        </w:rPr>
+      </w:pPr>
+    </w:p>
+    <w:p>
+      <w:pPr>
+        <w:spacing w:after="0" w:line="0" w:lineRule="atLeast"/>
+        <w:rPr>
+          <w:rFonts w:ascii="日星宋體 1.0 SemiBold" w:eastAsia="日星宋體 1.0 SemiBold" w:hAnsi="日星宋體 1.0 SemiBold"/>
+        </w:rPr>
+      </w:pPr>
+      <w:r>
+        <w:rPr>
+          <w:rFonts w:ascii="日星宋體 1.0 SemiBold" w:eastAsia="日星宋體 1.0 SemiBold" w:hAnsi="日星宋體 1.0 SemiBold" w:hint="eastAsia"/>
         </w:rPr>
         <w:lastRenderedPageBreak/>
-        <w:t>【混排壓力句】</w:t>
-      </w:r>
-    </w:p>
-    <w:p>
-      <w:pPr>
-        <w:spacing w:after="0" w:line="0" w:lineRule="atLeast"/>
-        <w:rPr>
-          <w:rFonts w:ascii="KlarMinTC GenKiMerriMix PunctFi" w:eastAsia="KlarMinTC GenKiMerriMix PunctFi" w:hAnsi="KlarMinTC GenKiMerriMix PunctFi"/>
-        </w:rPr>
-      </w:pPr>
-      <w:r>
-        <w:rPr>
-          <w:rFonts w:ascii="KlarMinTC GenKiMerriMix PunctFi" w:eastAsia="KlarMinTC GenKiMerriMix PunctFi" w:hAnsi="KlarMinTC GenKiMerriMix PunctFi" w:hint="eastAsia"/>
-        </w:rPr>
-        <w:t>請見圖</w:t>
-      </w:r>
-      <w:r>
-        <w:rPr>
-          <w:rFonts w:ascii="KlarMinTC GenKiMerriMix PunctFi" w:eastAsia="KlarMinTC GenKiMerriMix PunctFi" w:hAnsi="KlarMinTC GenKiMerriMix PunctFi"/>
-        </w:rPr>
-        <w:t xml:space="preserve"> 3 </w:t>
-      </w:r>
-      <w:r>
-        <w:rPr>
-          <w:rFonts w:ascii="KlarMinTC GenKiMerriMix PunctFi" w:eastAsia="KlarMinTC GenKiMerriMix PunctFi" w:hAnsi="KlarMinTC GenKiMerriMix PunctFi" w:hint="eastAsia"/>
-        </w:rPr>
-        <w:t>→</w:t>
-      </w:r>
-      <w:r>
-        <w:rPr>
-          <w:rFonts w:ascii="KlarMinTC GenKiMerriMix PunctFi" w:eastAsia="KlarMinTC GenKiMerriMix PunctFi" w:hAnsi="KlarMinTC GenKiMerriMix PunctFi"/>
-        </w:rPr>
-        <w:t xml:space="preserve"> </w:t>
-      </w:r>
-      <w:r>
-        <w:rPr>
-          <w:rFonts w:ascii="KlarMinTC GenKiMerriMix PunctFi" w:eastAsia="KlarMinTC GenKiMerriMix PunctFi" w:hAnsi="KlarMinTC GenKiMerriMix PunctFi" w:hint="eastAsia"/>
-        </w:rPr>
-        <w:t>表</w:t>
-      </w:r>
-      <w:r>
-        <w:rPr>
-          <w:rFonts w:ascii="KlarMinTC GenKiMerriMix PunctFi" w:eastAsia="KlarMinTC GenKiMerriMix PunctFi" w:hAnsi="KlarMinTC GenKiMerriMix PunctFi"/>
-        </w:rPr>
-        <w:t xml:space="preserve"> 4</w:t>
-      </w:r>
-      <w:r>
-        <w:rPr>
-          <w:rFonts w:ascii="KlarMinTC GenKiMerriMix PunctFi" w:eastAsia="KlarMinTC GenKiMerriMix PunctFi" w:hAnsi="KlarMinTC GenKiMerriMix PunctFi" w:hint="eastAsia"/>
-        </w:rPr>
-        <w:t>，誤差約為</w:t>
-      </w:r>
-      <w:r>
-        <w:rPr>
-          <w:rFonts w:ascii="KlarMinTC GenKiMerriMix PunctFi" w:eastAsia="KlarMinTC GenKiMerriMix PunctFi" w:hAnsi="KlarMinTC GenKiMerriMix PunctFi"/>
-        </w:rPr>
-        <w:t xml:space="preserve"> </w:t>
-      </w:r>
-      <w:r>
-        <w:rPr>
-          <w:rFonts w:ascii="KlarMinTC GenKiMerriMix PunctFi" w:eastAsia="KlarMinTC GenKiMerriMix PunctFi" w:hAnsi="KlarMinTC GenKiMerriMix PunctFi" w:hint="eastAsia"/>
-        </w:rPr>
-        <w:t>∫</w:t>
-      </w:r>
-      <w:r>
-        <w:rPr>
-          <w:rFonts w:ascii="KlarMinTC GenKiMerriMix PunctFi" w:eastAsia="KlarMinTC GenKiMerriMix PunctFi" w:hAnsi="KlarMinTC GenKiMerriMix PunctFi"/>
-        </w:rPr>
-        <w:t xml:space="preserve">_0^1 x^2 dx </w:t>
-      </w:r>
-      <w:r>
-        <w:rPr>
-          <w:rFonts w:ascii="Cambria Math" w:eastAsia="KlarMinTC GenKiMerriMix PunctFi" w:hAnsi="Cambria Math" w:cs="Cambria Math"/>
-        </w:rPr>
-        <w:t>≈</w:t>
-      </w:r>
-      <w:r>
-        <w:rPr>
-          <w:rFonts w:ascii="KlarMinTC GenKiMerriMix PunctFi" w:eastAsia="KlarMinTC GenKiMerriMix PunctFi" w:hAnsi="KlarMinTC GenKiMerriMix PunctFi"/>
-        </w:rPr>
-        <w:t xml:space="preserve"> 0.333</w:t>
-      </w:r>
-      <w:r>
-        <w:rPr>
-          <w:rFonts w:ascii="KlarMinTC GenKiMerriMix PunctFi" w:eastAsia="KlarMinTC GenKiMerriMix PunctFi" w:hAnsi="KlarMinTC GenKiMerriMix PunctFi" w:hint="eastAsia"/>
-        </w:rPr>
-        <w:t>；若條件</w:t>
-      </w:r>
-      <w:r>
-        <w:rPr>
-          <w:rFonts w:ascii="KlarMinTC GenKiMerriMix PunctFi" w:eastAsia="KlarMinTC GenKiMerriMix PunctFi" w:hAnsi="KlarMinTC GenKiMerriMix PunctFi"/>
-        </w:rPr>
-        <w:t xml:space="preserve"> A </w:t>
-      </w:r>
-      <w:r>
-        <w:rPr>
-          <w:rFonts w:ascii="KlarMinTC GenKiMerriMix PunctFi" w:eastAsia="KlarMinTC GenKiMerriMix PunctFi" w:hAnsi="KlarMinTC GenKiMerriMix PunctFi" w:hint="eastAsia"/>
-        </w:rPr>
-        <w:t>≠</w:t>
-      </w:r>
-      <w:r>
-        <w:rPr>
-          <w:rFonts w:ascii="KlarMinTC GenKiMerriMix PunctFi" w:eastAsia="KlarMinTC GenKiMerriMix PunctFi" w:hAnsi="KlarMinTC GenKiMerriMix PunctFi"/>
-        </w:rPr>
-        <w:t xml:space="preserve"> B</w:t>
-      </w:r>
-      <w:r>
-        <w:rPr>
-          <w:rFonts w:ascii="KlarMinTC GenKiMerriMix PunctFi" w:eastAsia="KlarMinTC GenKiMerriMix PunctFi" w:hAnsi="KlarMinTC GenKiMerriMix PunctFi" w:hint="eastAsia"/>
-        </w:rPr>
-        <w:t>，則以</w:t>
-      </w:r>
-      <w:r>
-        <w:rPr>
-          <w:rFonts w:ascii="KlarMinTC GenKiMerriMix PunctFi" w:eastAsia="KlarMinTC GenKiMerriMix PunctFi" w:hAnsi="KlarMinTC GenKiMerriMix PunctFi"/>
-        </w:rPr>
-        <w:t xml:space="preserve"> </w:t>
-      </w:r>
-      <w:r>
-        <w:rPr>
-          <w:rFonts w:ascii="Cambria Math" w:eastAsia="KlarMinTC GenKiMerriMix PunctFi" w:hAnsi="Cambria Math" w:cs="Cambria Math"/>
-        </w:rPr>
-        <w:t>∑</w:t>
-      </w:r>
-      <w:r>
-        <w:rPr>
-          <w:rFonts w:ascii="KlarMinTC GenKiMerriMix PunctFi" w:eastAsia="KlarMinTC GenKiMerriMix PunctFi" w:hAnsi="KlarMinTC GenKiMerriMix PunctFi" w:hint="eastAsia"/>
-        </w:rPr>
-        <w:t>、</w:t>
-      </w:r>
-      <w:r>
-        <w:rPr>
-          <w:rFonts w:ascii="Cambria Math" w:eastAsia="KlarMinTC GenKiMerriMix PunctFi" w:hAnsi="Cambria Math" w:cs="Cambria Math"/>
-        </w:rPr>
-        <w:t>∏</w:t>
-      </w:r>
-      <w:r>
-        <w:rPr>
-          <w:rFonts w:ascii="KlarMinTC GenKiMerriMix PunctFi" w:eastAsia="KlarMinTC GenKiMerriMix PunctFi" w:hAnsi="KlarMinTC GenKiMerriMix PunctFi"/>
-        </w:rPr>
-        <w:t xml:space="preserve"> </w:t>
-      </w:r>
-      <w:r>
-        <w:rPr>
-          <w:rFonts w:ascii="KlarMinTC GenKiMerriMix PunctFi" w:eastAsia="KlarMinTC GenKiMerriMix PunctFi" w:hAnsi="KlarMinTC GenKiMerriMix PunctFi" w:hint="eastAsia"/>
-        </w:rPr>
-        <w:t>與</w:t>
-      </w:r>
-      <w:r>
-        <w:rPr>
-          <w:rFonts w:ascii="KlarMinTC GenKiMerriMix PunctFi" w:eastAsia="KlarMinTC GenKiMerriMix PunctFi" w:hAnsi="KlarMinTC GenKiMerriMix PunctFi"/>
-        </w:rPr>
-        <w:t xml:space="preserve"> </w:t>
-      </w:r>
-      <w:r>
-        <w:rPr>
-          <w:rFonts w:ascii="KlarMinTC GenKiMerriMix PunctFi" w:eastAsia="KlarMinTC GenKiMerriMix PunctFi" w:hAnsi="KlarMinTC GenKiMerriMix PunctFi" w:hint="eastAsia"/>
-        </w:rPr>
-        <w:t>√</w:t>
-      </w:r>
-      <w:r>
-        <w:rPr>
-          <w:rFonts w:ascii="KlarMinTC GenKiMerriMix PunctFi" w:eastAsia="KlarMinTC GenKiMerriMix PunctFi" w:hAnsi="KlarMinTC GenKiMerriMix PunctFi"/>
-        </w:rPr>
-        <w:t xml:space="preserve"> </w:t>
-      </w:r>
-      <w:r>
-        <w:rPr>
-          <w:rFonts w:ascii="KlarMinTC GenKiMerriMix PunctFi" w:eastAsia="KlarMinTC GenKiMerriMix PunctFi" w:hAnsi="KlarMinTC GenKiMerriMix PunctFi" w:hint="eastAsia"/>
-        </w:rPr>
-        <w:t>重新整理推導，並在註記中加入</w:t>
-      </w:r>
-      <w:r>
-        <w:rPr>
-          <w:rFonts w:ascii="KlarMinTC GenKiMerriMix PunctFi" w:eastAsia="KlarMinTC GenKiMerriMix PunctFi" w:hAnsi="KlarMinTC GenKiMerriMix PunctFi"/>
-        </w:rPr>
-        <w:t xml:space="preserve"> </w:t>
-      </w:r>
-      <w:r>
-        <w:rPr>
-          <w:rFonts w:ascii="Cambria Math" w:eastAsia="KlarMinTC GenKiMerriMix PunctFi" w:hAnsi="Cambria Math" w:cs="Cambria Math"/>
-        </w:rPr>
-        <w:t>™</w:t>
-      </w:r>
-      <w:r>
-        <w:rPr>
-          <w:rFonts w:ascii="KlarMinTC GenKiMerriMix PunctFi" w:eastAsia="KlarMinTC GenKiMerriMix PunctFi" w:hAnsi="KlarMinTC GenKiMerriMix PunctFi" w:hint="eastAsia"/>
-        </w:rPr>
-        <w:t>、</w:t>
-      </w:r>
-      <w:r>
-        <w:rPr>
-          <w:rFonts w:ascii="Cambria Math" w:eastAsia="KlarMinTC GenKiMerriMix PunctFi" w:hAnsi="Cambria Math" w:cs="Cambria Math"/>
-        </w:rPr>
-        <w:t>№</w:t>
-      </w:r>
-      <w:r>
-        <w:rPr>
-          <w:rFonts w:ascii="KlarMinTC GenKiMerriMix PunctFi" w:eastAsia="KlarMinTC GenKiMerriMix PunctFi" w:hAnsi="KlarMinTC GenKiMerriMix PunctFi" w:hint="eastAsia"/>
-        </w:rPr>
-        <w:t>、</w:t>
-      </w:r>
-      <w:r>
-        <w:rPr>
-          <w:rFonts w:ascii="Times New Roman" w:eastAsia="KlarMinTC GenKiMerriMix PunctFi" w:hAnsi="Times New Roman" w:cs="Times New Roman"/>
-        </w:rPr>
-        <w:t>‰</w:t>
-      </w:r>
-      <w:r>
-        <w:rPr>
-          <w:rFonts w:ascii="KlarMinTC GenKiMerriMix PunctFi" w:eastAsia="KlarMinTC GenKiMerriMix PunctFi" w:hAnsi="KlarMinTC GenKiMerriMix PunctFi"/>
-        </w:rPr>
-        <w:t xml:space="preserve"> </w:t>
-      </w:r>
-      <w:r>
-        <w:rPr>
-          <w:rFonts w:ascii="KlarMinTC GenKiMerriMix PunctFi" w:eastAsia="KlarMinTC GenKiMerriMix PunctFi" w:hAnsi="KlarMinTC GenKiMerriMix PunctFi" w:hint="eastAsia"/>
-        </w:rPr>
-        <w:t>與</w:t>
-      </w:r>
-      <w:r>
-        <w:rPr>
-          <w:rFonts w:ascii="KlarMinTC GenKiMerriMix PunctFi" w:eastAsia="KlarMinTC GenKiMerriMix PunctFi" w:hAnsi="KlarMinTC GenKiMerriMix PunctFi"/>
-        </w:rPr>
-        <w:t xml:space="preserve"> </w:t>
-      </w:r>
-      <w:r>
-        <w:rPr>
-          <w:rFonts w:ascii="KlarMinTC GenKiMerriMix PunctFi" w:eastAsia="KlarMinTC GenKiMerriMix PunctFi" w:hAnsi="KlarMinTC GenKiMerriMix PunctFi" w:hint="eastAsia"/>
-        </w:rPr>
-        <w:t>℅。</w:t>
-      </w:r>
-    </w:p>
-    <w:p>
-      <w:pPr>
-        <w:spacing w:after="0" w:line="0" w:lineRule="atLeast"/>
-        <w:rPr>
-          <w:rFonts w:ascii="KlarMinTC GenKiMerriMix PunctFi" w:eastAsia="KlarMinTC GenKiMerriMix PunctFi" w:hAnsi="KlarMinTC GenKiMerriMix PunctFi"/>
-        </w:rPr>
-      </w:pPr>
-    </w:p>
-    <w:p>
-      <w:pPr>
-        <w:spacing w:after="0" w:line="0" w:lineRule="atLeast"/>
-        <w:rPr>
-          <w:rFonts w:ascii="KlarMinTC GenKiMerriMix PunctFi" w:eastAsia="KlarMinTC GenKiMerriMix PunctFi" w:hAnsi="KlarMinTC GenKiMerriMix PunctFi"/>
-        </w:rPr>
-      </w:pPr>
-      <w:r>
-        <w:rPr>
-          <w:rFonts w:ascii="KlarMinTC GenKiMerriMix PunctFi" w:eastAsia="KlarMinTC GenKiMerriMix PunctFi" w:hAnsi="KlarMinTC GenKiMerriMix PunctFi" w:hint="eastAsia"/>
-        </w:rPr>
         <w:t>【擴充拉丁】</w:t>
       </w:r>
     </w:p>
@@ -989,60 +995,60 @@
       <w:pPr>
         <w:spacing w:after="0" w:line="0" w:lineRule="atLeast"/>
         <w:rPr>
-          <w:rFonts w:ascii="KlarMinTC GenKiMerriMix PunctFi" w:eastAsia="KlarMinTC GenKiMerriMix PunctFi" w:hAnsi="KlarMinTC GenKiMerriMix PunctFi"/>
-        </w:rPr>
-      </w:pPr>
-      <w:r>
-        <w:rPr>
-          <w:rFonts w:ascii="Cambria" w:eastAsia="KlarMinTC GenKiMerriMix PunctFi" w:hAnsi="Cambria" w:cs="Cambria"/>
+          <w:rFonts w:ascii="日星宋體 1.0 SemiBold" w:eastAsia="日星宋體 1.0 SemiBold" w:hAnsi="日星宋體 1.0 SemiBold"/>
+        </w:rPr>
+      </w:pPr>
+      <w:r>
+        <w:rPr>
+          <w:rFonts w:ascii="日星宋體 1.0 SemiBold" w:eastAsia="日星宋體 1.0 SemiBold" w:hAnsi="日星宋體 1.0 SemiBold" w:cs="Cambria"/>
         </w:rPr>
         <w:t>Ů</w:t>
       </w:r>
       <w:r>
         <w:rPr>
-          <w:rFonts w:ascii="KlarMinTC GenKiMerriMix PunctFi" w:eastAsia="KlarMinTC GenKiMerriMix PunctFi" w:hAnsi="KlarMinTC GenKiMerriMix PunctFi"/>
-        </w:rPr>
-        <w:t xml:space="preserve"> </w:t>
-      </w:r>
-      <w:r>
-        <w:rPr>
-          <w:rFonts w:ascii="Cambria" w:eastAsia="KlarMinTC GenKiMerriMix PunctFi" w:hAnsi="Cambria" w:cs="Cambria"/>
+          <w:rFonts w:ascii="日星宋體 1.0 SemiBold" w:eastAsia="日星宋體 1.0 SemiBold" w:hAnsi="日星宋體 1.0 SemiBold"/>
+        </w:rPr>
+        <w:t xml:space="preserve"> </w:t>
+      </w:r>
+      <w:r>
+        <w:rPr>
+          <w:rFonts w:ascii="Calibri" w:eastAsia="日星宋體 1.0 SemiBold" w:hAnsi="Calibri" w:cs="Calibri"/>
         </w:rPr>
         <w:t>Ǖ</w:t>
       </w:r>
       <w:r>
         <w:rPr>
-          <w:rFonts w:ascii="KlarMinTC GenKiMerriMix PunctFi" w:eastAsia="KlarMinTC GenKiMerriMix PunctFi" w:hAnsi="KlarMinTC GenKiMerriMix PunctFi"/>
-        </w:rPr>
-        <w:t xml:space="preserve"> </w:t>
-      </w:r>
-      <w:r>
-        <w:rPr>
-          <w:rFonts w:ascii="Cambria" w:eastAsia="KlarMinTC GenKiMerriMix PunctFi" w:hAnsi="Cambria" w:cs="Cambria"/>
+          <w:rFonts w:ascii="日星宋體 1.0 SemiBold" w:eastAsia="日星宋體 1.0 SemiBold" w:hAnsi="日星宋體 1.0 SemiBold"/>
+        </w:rPr>
+        <w:t xml:space="preserve"> </w:t>
+      </w:r>
+      <w:r>
+        <w:rPr>
+          <w:rFonts w:ascii="Calibri" w:eastAsia="日星宋體 1.0 SemiBold" w:hAnsi="Calibri" w:cs="Calibri"/>
         </w:rPr>
         <w:t>Ǘ</w:t>
       </w:r>
       <w:r>
         <w:rPr>
-          <w:rFonts w:ascii="KlarMinTC GenKiMerriMix PunctFi" w:eastAsia="KlarMinTC GenKiMerriMix PunctFi" w:hAnsi="KlarMinTC GenKiMerriMix PunctFi"/>
-        </w:rPr>
-        <w:t xml:space="preserve"> </w:t>
-      </w:r>
-      <w:r>
-        <w:rPr>
-          <w:rFonts w:ascii="Cambria" w:eastAsia="KlarMinTC GenKiMerriMix PunctFi" w:hAnsi="Cambria" w:cs="Cambria"/>
+          <w:rFonts w:ascii="日星宋體 1.0 SemiBold" w:eastAsia="日星宋體 1.0 SemiBold" w:hAnsi="日星宋體 1.0 SemiBold"/>
+        </w:rPr>
+        <w:t xml:space="preserve"> </w:t>
+      </w:r>
+      <w:r>
+        <w:rPr>
+          <w:rFonts w:ascii="Calibri" w:eastAsia="日星宋體 1.0 SemiBold" w:hAnsi="Calibri" w:cs="Calibri"/>
         </w:rPr>
         <w:t>Ǚ</w:t>
       </w:r>
       <w:r>
         <w:rPr>
-          <w:rFonts w:ascii="KlarMinTC GenKiMerriMix PunctFi" w:eastAsia="KlarMinTC GenKiMerriMix PunctFi" w:hAnsi="KlarMinTC GenKiMerriMix PunctFi"/>
-        </w:rPr>
-        <w:t xml:space="preserve"> </w:t>
-      </w:r>
-      <w:r>
-        <w:rPr>
-          <w:rFonts w:ascii="Cambria" w:eastAsia="KlarMinTC GenKiMerriMix PunctFi" w:hAnsi="Cambria" w:cs="Cambria"/>
+          <w:rFonts w:ascii="日星宋體 1.0 SemiBold" w:eastAsia="日星宋體 1.0 SemiBold" w:hAnsi="日星宋體 1.0 SemiBold"/>
+        </w:rPr>
+        <w:t xml:space="preserve"> </w:t>
+      </w:r>
+      <w:r>
+        <w:rPr>
+          <w:rFonts w:ascii="Calibri" w:eastAsia="日星宋體 1.0 SemiBold" w:hAnsi="Calibri" w:cs="Calibri"/>
         </w:rPr>
         <w:t>Ǜ</w:t>
       </w:r>
@@ -1051,72 +1057,72 @@
       <w:pPr>
         <w:spacing w:after="0" w:line="0" w:lineRule="atLeast"/>
         <w:rPr>
-          <w:rFonts w:ascii="KlarMinTC GenKiMerriMix PunctFi" w:eastAsia="KlarMinTC GenKiMerriMix PunctFi" w:hAnsi="KlarMinTC GenKiMerriMix PunctFi"/>
-        </w:rPr>
-      </w:pPr>
-      <w:r>
-        <w:rPr>
-          <w:rFonts w:ascii="Cambria" w:eastAsia="KlarMinTC GenKiMerriMix PunctFi" w:hAnsi="Cambria" w:cs="Cambria"/>
+          <w:rFonts w:ascii="日星宋體 1.0 SemiBold" w:eastAsia="日星宋體 1.0 SemiBold" w:hAnsi="日星宋體 1.0 SemiBold"/>
+        </w:rPr>
+      </w:pPr>
+      <w:r>
+        <w:rPr>
+          <w:rFonts w:ascii="Calibri" w:eastAsia="日星宋體 1.0 SemiBold" w:hAnsi="Calibri" w:cs="Calibri"/>
         </w:rPr>
         <w:t>Ẩ</w:t>
       </w:r>
       <w:r>
         <w:rPr>
-          <w:rFonts w:ascii="KlarMinTC GenKiMerriMix PunctFi" w:eastAsia="KlarMinTC GenKiMerriMix PunctFi" w:hAnsi="KlarMinTC GenKiMerriMix PunctFi"/>
-        </w:rPr>
-        <w:t xml:space="preserve"> </w:t>
-      </w:r>
-      <w:r>
-        <w:rPr>
-          <w:rFonts w:ascii="Cambria" w:eastAsia="KlarMinTC GenKiMerriMix PunctFi" w:hAnsi="Cambria" w:cs="Cambria"/>
+          <w:rFonts w:ascii="日星宋體 1.0 SemiBold" w:eastAsia="日星宋體 1.0 SemiBold" w:hAnsi="日星宋體 1.0 SemiBold"/>
+        </w:rPr>
+        <w:t xml:space="preserve"> </w:t>
+      </w:r>
+      <w:r>
+        <w:rPr>
+          <w:rFonts w:ascii="Calibri" w:eastAsia="日星宋體 1.0 SemiBold" w:hAnsi="Calibri" w:cs="Calibri"/>
         </w:rPr>
         <w:t>Ẫ</w:t>
       </w:r>
       <w:r>
         <w:rPr>
-          <w:rFonts w:ascii="KlarMinTC GenKiMerriMix PunctFi" w:eastAsia="KlarMinTC GenKiMerriMix PunctFi" w:hAnsi="KlarMinTC GenKiMerriMix PunctFi"/>
-        </w:rPr>
-        <w:t xml:space="preserve"> </w:t>
-      </w:r>
-      <w:r>
-        <w:rPr>
-          <w:rFonts w:ascii="Cambria" w:eastAsia="KlarMinTC GenKiMerriMix PunctFi" w:hAnsi="Cambria" w:cs="Cambria"/>
+          <w:rFonts w:ascii="日星宋體 1.0 SemiBold" w:eastAsia="日星宋體 1.0 SemiBold" w:hAnsi="日星宋體 1.0 SemiBold"/>
+        </w:rPr>
+        <w:t xml:space="preserve"> </w:t>
+      </w:r>
+      <w:r>
+        <w:rPr>
+          <w:rFonts w:ascii="Calibri" w:eastAsia="日星宋體 1.0 SemiBold" w:hAnsi="Calibri" w:cs="Calibri"/>
         </w:rPr>
         <w:t>Ắ</w:t>
       </w:r>
       <w:r>
         <w:rPr>
-          <w:rFonts w:ascii="KlarMinTC GenKiMerriMix PunctFi" w:eastAsia="KlarMinTC GenKiMerriMix PunctFi" w:hAnsi="KlarMinTC GenKiMerriMix PunctFi"/>
-        </w:rPr>
-        <w:t xml:space="preserve"> </w:t>
-      </w:r>
-      <w:r>
-        <w:rPr>
-          <w:rFonts w:ascii="Cambria" w:eastAsia="KlarMinTC GenKiMerriMix PunctFi" w:hAnsi="Cambria" w:cs="Cambria"/>
+          <w:rFonts w:ascii="日星宋體 1.0 SemiBold" w:eastAsia="日星宋體 1.0 SemiBold" w:hAnsi="日星宋體 1.0 SemiBold"/>
+        </w:rPr>
+        <w:t xml:space="preserve"> </w:t>
+      </w:r>
+      <w:r>
+        <w:rPr>
+          <w:rFonts w:ascii="Calibri" w:eastAsia="日星宋體 1.0 SemiBold" w:hAnsi="Calibri" w:cs="Calibri"/>
         </w:rPr>
         <w:t>Ằ</w:t>
       </w:r>
       <w:r>
         <w:rPr>
-          <w:rFonts w:ascii="KlarMinTC GenKiMerriMix PunctFi" w:eastAsia="KlarMinTC GenKiMerriMix PunctFi" w:hAnsi="KlarMinTC GenKiMerriMix PunctFi"/>
-        </w:rPr>
-        <w:t xml:space="preserve"> </w:t>
-      </w:r>
-      <w:r>
-        <w:rPr>
-          <w:rFonts w:ascii="Cambria" w:eastAsia="KlarMinTC GenKiMerriMix PunctFi" w:hAnsi="Cambria" w:cs="Cambria"/>
+          <w:rFonts w:ascii="日星宋體 1.0 SemiBold" w:eastAsia="日星宋體 1.0 SemiBold" w:hAnsi="日星宋體 1.0 SemiBold"/>
+        </w:rPr>
+        <w:t xml:space="preserve"> </w:t>
+      </w:r>
+      <w:r>
+        <w:rPr>
+          <w:rFonts w:ascii="Calibri" w:eastAsia="日星宋體 1.0 SemiBold" w:hAnsi="Calibri" w:cs="Calibri"/>
         </w:rPr>
         <w:t>Ẳ</w:t>
       </w:r>
       <w:r>
         <w:rPr>
-          <w:rFonts w:ascii="KlarMinTC GenKiMerriMix PunctFi" w:eastAsia="KlarMinTC GenKiMerriMix PunctFi" w:hAnsi="KlarMinTC GenKiMerriMix PunctFi"/>
-        </w:rPr>
-        <w:t xml:space="preserve"> </w:t>
-      </w:r>
-      <w:r>
-        <w:rPr>
-          <w:rFonts w:ascii="Cambria" w:eastAsia="KlarMinTC GenKiMerriMix PunctFi" w:hAnsi="Cambria" w:cs="Cambria"/>
+          <w:rFonts w:ascii="日星宋體 1.0 SemiBold" w:eastAsia="日星宋體 1.0 SemiBold" w:hAnsi="日星宋體 1.0 SemiBold"/>
+        </w:rPr>
+        <w:t xml:space="preserve"> </w:t>
+      </w:r>
+      <w:r>
+        <w:rPr>
+          <w:rFonts w:ascii="Calibri" w:eastAsia="日星宋體 1.0 SemiBold" w:hAnsi="Calibri" w:cs="Calibri"/>
         </w:rPr>
         <w:t>Ẵ</w:t>
       </w:r>
@@ -1125,48 +1131,48 @@
       <w:pPr>
         <w:spacing w:after="0" w:line="0" w:lineRule="atLeast"/>
         <w:rPr>
-          <w:rFonts w:ascii="KlarMinTC GenKiMerriMix PunctFi" w:eastAsia="KlarMinTC GenKiMerriMix PunctFi" w:hAnsi="KlarMinTC GenKiMerriMix PunctFi"/>
-        </w:rPr>
-      </w:pPr>
-      <w:r>
-        <w:rPr>
-          <w:rFonts w:ascii="Cambria" w:eastAsia="KlarMinTC GenKiMerriMix PunctFi" w:hAnsi="Cambria" w:cs="Cambria"/>
+          <w:rFonts w:ascii="日星宋體 1.0 SemiBold" w:eastAsia="日星宋體 1.0 SemiBold" w:hAnsi="日星宋體 1.0 SemiBold"/>
+        </w:rPr>
+      </w:pPr>
+      <w:r>
+        <w:rPr>
+          <w:rFonts w:ascii="Calibri" w:eastAsia="日星宋體 1.0 SemiBold" w:hAnsi="Calibri" w:cs="Calibri"/>
         </w:rPr>
         <w:t>Ể</w:t>
       </w:r>
       <w:r>
         <w:rPr>
-          <w:rFonts w:ascii="KlarMinTC GenKiMerriMix PunctFi" w:eastAsia="KlarMinTC GenKiMerriMix PunctFi" w:hAnsi="KlarMinTC GenKiMerriMix PunctFi"/>
-        </w:rPr>
-        <w:t xml:space="preserve"> </w:t>
-      </w:r>
-      <w:r>
-        <w:rPr>
-          <w:rFonts w:ascii="Cambria" w:eastAsia="KlarMinTC GenKiMerriMix PunctFi" w:hAnsi="Cambria" w:cs="Cambria"/>
+          <w:rFonts w:ascii="日星宋體 1.0 SemiBold" w:eastAsia="日星宋體 1.0 SemiBold" w:hAnsi="日星宋體 1.0 SemiBold"/>
+        </w:rPr>
+        <w:t xml:space="preserve"> </w:t>
+      </w:r>
+      <w:r>
+        <w:rPr>
+          <w:rFonts w:ascii="Calibri" w:eastAsia="日星宋體 1.0 SemiBold" w:hAnsi="Calibri" w:cs="Calibri"/>
         </w:rPr>
         <w:t>Ễ</w:t>
       </w:r>
       <w:r>
         <w:rPr>
-          <w:rFonts w:ascii="KlarMinTC GenKiMerriMix PunctFi" w:eastAsia="KlarMinTC GenKiMerriMix PunctFi" w:hAnsi="KlarMinTC GenKiMerriMix PunctFi"/>
-        </w:rPr>
-        <w:t xml:space="preserve"> </w:t>
-      </w:r>
-      <w:r>
-        <w:rPr>
-          <w:rFonts w:ascii="Cambria" w:eastAsia="KlarMinTC GenKiMerriMix PunctFi" w:hAnsi="Cambria" w:cs="Cambria"/>
+          <w:rFonts w:ascii="日星宋體 1.0 SemiBold" w:eastAsia="日星宋體 1.0 SemiBold" w:hAnsi="日星宋體 1.0 SemiBold"/>
+        </w:rPr>
+        <w:t xml:space="preserve"> </w:t>
+      </w:r>
+      <w:r>
+        <w:rPr>
+          <w:rFonts w:ascii="Calibri" w:eastAsia="日星宋體 1.0 SemiBold" w:hAnsi="Calibri" w:cs="Calibri"/>
         </w:rPr>
         <w:t>Ổ</w:t>
       </w:r>
       <w:r>
         <w:rPr>
-          <w:rFonts w:ascii="KlarMinTC GenKiMerriMix PunctFi" w:eastAsia="KlarMinTC GenKiMerriMix PunctFi" w:hAnsi="KlarMinTC GenKiMerriMix PunctFi"/>
-        </w:rPr>
-        <w:t xml:space="preserve"> </w:t>
-      </w:r>
-      <w:r>
-        <w:rPr>
-          <w:rFonts w:ascii="Cambria" w:eastAsia="KlarMinTC GenKiMerriMix PunctFi" w:hAnsi="Cambria" w:cs="Cambria"/>
+          <w:rFonts w:ascii="日星宋體 1.0 SemiBold" w:eastAsia="日星宋體 1.0 SemiBold" w:hAnsi="日星宋體 1.0 SemiBold"/>
+        </w:rPr>
+        <w:t xml:space="preserve"> </w:t>
+      </w:r>
+      <w:r>
+        <w:rPr>
+          <w:rFonts w:ascii="Calibri" w:eastAsia="日星宋體 1.0 SemiBold" w:hAnsi="Calibri" w:cs="Calibri"/>
         </w:rPr>
         <w:t>Ỗ</w:t>
       </w:r>
@@ -1175,20 +1181,20 @@
       <w:pPr>
         <w:spacing w:after="0" w:line="0" w:lineRule="atLeast"/>
         <w:rPr>
-          <w:rFonts w:ascii="KlarMinTC GenKiMerriMix PunctFi" w:eastAsia="KlarMinTC GenKiMerriMix PunctFi" w:hAnsi="KlarMinTC GenKiMerriMix PunctFi"/>
-        </w:rPr>
-      </w:pPr>
-    </w:p>
-    <w:p>
-      <w:pPr>
-        <w:spacing w:after="0" w:line="0" w:lineRule="atLeast"/>
-        <w:rPr>
-          <w:rFonts w:ascii="KlarMinTC GenKiMerriMix PunctFi" w:eastAsia="KlarMinTC GenKiMerriMix PunctFi" w:hAnsi="KlarMinTC GenKiMerriMix PunctFi"/>
-        </w:rPr>
-      </w:pPr>
-      <w:r>
-        <w:rPr>
-          <w:rFonts w:ascii="KlarMinTC GenKiMerriMix PunctFi" w:eastAsia="KlarMinTC GenKiMerriMix PunctFi" w:hAnsi="KlarMinTC GenKiMerriMix PunctFi" w:hint="eastAsia"/>
+          <w:rFonts w:ascii="日星宋體 1.0 SemiBold" w:eastAsia="日星宋體 1.0 SemiBold" w:hAnsi="日星宋體 1.0 SemiBold"/>
+        </w:rPr>
+      </w:pPr>
+    </w:p>
+    <w:p>
+      <w:pPr>
+        <w:spacing w:after="0" w:line="0" w:lineRule="atLeast"/>
+        <w:rPr>
+          <w:rFonts w:ascii="日星宋體 1.0 SemiBold" w:eastAsia="日星宋體 1.0 SemiBold" w:hAnsi="日星宋體 1.0 SemiBold"/>
+        </w:rPr>
+      </w:pPr>
+      <w:r>
+        <w:rPr>
+          <w:rFonts w:ascii="日星宋體 1.0 SemiBold" w:eastAsia="日星宋體 1.0 SemiBold" w:hAnsi="日星宋體 1.0 SemiBold" w:hint="eastAsia"/>
         </w:rPr>
         <w:t>【注音 / 聲調】</w:t>
       </w:r>
@@ -1197,41 +1203,41 @@
       <w:pPr>
         <w:spacing w:after="0" w:line="0" w:lineRule="atLeast"/>
         <w:rPr>
-          <w:rFonts w:ascii="KlarMinTC GenKiMerriMix PunctFi" w:eastAsia="KlarMinTC GenKiMerriMix PunctFi" w:hAnsi="KlarMinTC GenKiMerriMix PunctFi"/>
+          <w:rFonts w:ascii="日星宋體 1.0 SemiBold" w:eastAsia="日星宋體 1.0 SemiBold" w:hAnsi="日星宋體 1.0 SemiBold"/>
         </w:rPr>
       </w:pPr>
       <w:proofErr w:type="gramStart"/>
       <w:r>
         <w:rPr>
-          <w:rFonts w:ascii="KlarMinTC GenKiMerriMix PunctFi" w:eastAsia="KlarMinTC GenKiMerriMix PunctFi" w:hAnsi="KlarMinTC GenKiMerriMix PunctFi" w:hint="eastAsia"/>
+          <w:rFonts w:ascii="日星宋體 1.0 SemiBold" w:eastAsia="日星宋體 1.0 SemiBold" w:hAnsi="日星宋體 1.0 SemiBold" w:hint="eastAsia"/>
         </w:rPr>
         <w:t>ㄅㄆㄇㄈ</w:t>
       </w:r>
       <w:proofErr w:type="gramEnd"/>
       <w:r>
         <w:rPr>
-          <w:rFonts w:ascii="KlarMinTC GenKiMerriMix PunctFi" w:eastAsia="KlarMinTC GenKiMerriMix PunctFi" w:hAnsi="KlarMinTC GenKiMerriMix PunctFi" w:hint="eastAsia"/>
+          <w:rFonts w:ascii="日星宋體 1.0 SemiBold" w:eastAsia="日星宋體 1.0 SemiBold" w:hAnsi="日星宋體 1.0 SemiBold" w:hint="eastAsia"/>
         </w:rPr>
         <w:t xml:space="preserve"> </w:t>
       </w:r>
       <w:proofErr w:type="gramStart"/>
       <w:r>
         <w:rPr>
-          <w:rFonts w:ascii="KlarMinTC GenKiMerriMix PunctFi" w:eastAsia="KlarMinTC GenKiMerriMix PunctFi" w:hAnsi="KlarMinTC GenKiMerriMix PunctFi" w:hint="eastAsia"/>
+          <w:rFonts w:ascii="日星宋體 1.0 SemiBold" w:eastAsia="日星宋體 1.0 SemiBold" w:hAnsi="日星宋體 1.0 SemiBold" w:hint="eastAsia"/>
         </w:rPr>
         <w:t>ㄉㄊㄋㄌ</w:t>
       </w:r>
       <w:proofErr w:type="gramEnd"/>
       <w:r>
         <w:rPr>
-          <w:rFonts w:ascii="KlarMinTC GenKiMerriMix PunctFi" w:eastAsia="KlarMinTC GenKiMerriMix PunctFi" w:hAnsi="KlarMinTC GenKiMerriMix PunctFi" w:hint="eastAsia"/>
+          <w:rFonts w:ascii="日星宋體 1.0 SemiBold" w:eastAsia="日星宋體 1.0 SemiBold" w:hAnsi="日星宋體 1.0 SemiBold" w:hint="eastAsia"/>
         </w:rPr>
         <w:t xml:space="preserve"> </w:t>
       </w:r>
       <w:proofErr w:type="gramStart"/>
       <w:r>
         <w:rPr>
-          <w:rFonts w:ascii="KlarMinTC GenKiMerriMix PunctFi" w:eastAsia="KlarMinTC GenKiMerriMix PunctFi" w:hAnsi="KlarMinTC GenKiMerriMix PunctFi" w:hint="eastAsia"/>
+          <w:rFonts w:ascii="日星宋體 1.0 SemiBold" w:eastAsia="日星宋體 1.0 SemiBold" w:hAnsi="日星宋體 1.0 SemiBold" w:hint="eastAsia"/>
         </w:rPr>
         <w:t>ㄍㄎㄏ</w:t>
       </w:r>
@@ -1241,48 +1247,48 @@
       <w:pPr>
         <w:spacing w:after="0" w:line="0" w:lineRule="atLeast"/>
         <w:rPr>
-          <w:rFonts w:ascii="KlarMinTC GenKiMerriMix PunctFi" w:eastAsia="KlarMinTC GenKiMerriMix PunctFi" w:hAnsi="KlarMinTC GenKiMerriMix PunctFi"/>
-        </w:rPr>
-      </w:pPr>
-      <w:r>
-        <w:rPr>
-          <w:rFonts w:ascii="Noto Sans TC" w:eastAsia="Noto Sans TC" w:hAnsi="Noto Sans TC" w:cs="Noto Sans TC" w:hint="eastAsia"/>
+          <w:rFonts w:ascii="日星宋體 1.0 SemiBold" w:eastAsia="日星宋體 1.0 SemiBold" w:hAnsi="日星宋體 1.0 SemiBold"/>
+        </w:rPr>
+      </w:pPr>
+      <w:r>
+        <w:rPr>
+          <w:rFonts w:ascii="微軟正黑體" w:eastAsia="微軟正黑體" w:hAnsi="微軟正黑體" w:cs="微軟正黑體" w:hint="eastAsia"/>
         </w:rPr>
         <w:t>〪</w:t>
       </w:r>
       <w:r>
         <w:rPr>
-          <w:rFonts w:ascii="KlarMinTC GenKiMerriMix PunctFi" w:eastAsia="KlarMinTC GenKiMerriMix PunctFi" w:hAnsi="KlarMinTC GenKiMerriMix PunctFi"/>
-        </w:rPr>
-        <w:t xml:space="preserve"> </w:t>
-      </w:r>
-      <w:r>
-        <w:rPr>
-          <w:rFonts w:ascii="Noto Sans TC" w:eastAsia="Noto Sans TC" w:hAnsi="Noto Sans TC" w:cs="Noto Sans TC" w:hint="eastAsia"/>
+          <w:rFonts w:ascii="日星宋體 1.0 SemiBold" w:eastAsia="日星宋體 1.0 SemiBold" w:hAnsi="日星宋體 1.0 SemiBold"/>
+        </w:rPr>
+        <w:t xml:space="preserve"> </w:t>
+      </w:r>
+      <w:r>
+        <w:rPr>
+          <w:rFonts w:ascii="微軟正黑體" w:eastAsia="微軟正黑體" w:hAnsi="微軟正黑體" w:cs="微軟正黑體" w:hint="eastAsia"/>
         </w:rPr>
         <w:t>〫</w:t>
       </w:r>
       <w:r>
         <w:rPr>
-          <w:rFonts w:ascii="KlarMinTC GenKiMerriMix PunctFi" w:eastAsia="KlarMinTC GenKiMerriMix PunctFi" w:hAnsi="KlarMinTC GenKiMerriMix PunctFi"/>
-        </w:rPr>
-        <w:t xml:space="preserve"> </w:t>
-      </w:r>
-      <w:r>
-        <w:rPr>
-          <w:rFonts w:ascii="Noto Sans TC" w:eastAsia="Noto Sans TC" w:hAnsi="Noto Sans TC" w:cs="Noto Sans TC" w:hint="eastAsia"/>
+          <w:rFonts w:ascii="日星宋體 1.0 SemiBold" w:eastAsia="日星宋體 1.0 SemiBold" w:hAnsi="日星宋體 1.0 SemiBold"/>
+        </w:rPr>
+        <w:t xml:space="preserve"> </w:t>
+      </w:r>
+      <w:r>
+        <w:rPr>
+          <w:rFonts w:ascii="微軟正黑體" w:eastAsia="微軟正黑體" w:hAnsi="微軟正黑體" w:cs="微軟正黑體" w:hint="eastAsia"/>
         </w:rPr>
         <w:t>〬</w:t>
       </w:r>
       <w:r>
         <w:rPr>
-          <w:rFonts w:ascii="KlarMinTC GenKiMerriMix PunctFi" w:eastAsia="KlarMinTC GenKiMerriMix PunctFi" w:hAnsi="KlarMinTC GenKiMerriMix PunctFi"/>
-        </w:rPr>
-        <w:t xml:space="preserve"> </w:t>
-      </w:r>
-      <w:r>
-        <w:rPr>
-          <w:rFonts w:ascii="Noto Sans TC" w:eastAsia="Noto Sans TC" w:hAnsi="Noto Sans TC" w:cs="Noto Sans TC" w:hint="eastAsia"/>
+          <w:rFonts w:ascii="日星宋體 1.0 SemiBold" w:eastAsia="日星宋體 1.0 SemiBold" w:hAnsi="日星宋體 1.0 SemiBold"/>
+        </w:rPr>
+        <w:t xml:space="preserve"> </w:t>
+      </w:r>
+      <w:r>
+        <w:rPr>
+          <w:rFonts w:ascii="微軟正黑體" w:eastAsia="微軟正黑體" w:hAnsi="微軟正黑體" w:cs="微軟正黑體" w:hint="eastAsia"/>
         </w:rPr>
         <w:t>〭</w:t>
       </w:r>
@@ -1291,20 +1297,20 @@
       <w:pPr>
         <w:spacing w:after="0" w:line="0" w:lineRule="atLeast"/>
         <w:rPr>
-          <w:rFonts w:ascii="KlarMinTC GenKiMerriMix PunctFi" w:eastAsia="KlarMinTC GenKiMerriMix PunctFi" w:hAnsi="KlarMinTC GenKiMerriMix PunctFi"/>
-        </w:rPr>
-      </w:pPr>
-    </w:p>
-    <w:p>
-      <w:pPr>
-        <w:spacing w:after="0" w:line="0" w:lineRule="atLeast"/>
-        <w:rPr>
-          <w:rFonts w:ascii="KlarMinTC GenKiMerriMix PunctFi" w:eastAsia="KlarMinTC GenKiMerriMix PunctFi" w:hAnsi="KlarMinTC GenKiMerriMix PunctFi"/>
-        </w:rPr>
-      </w:pPr>
-      <w:r>
-        <w:rPr>
-          <w:rFonts w:ascii="KlarMinTC GenKiMerriMix PunctFi" w:eastAsia="KlarMinTC GenKiMerriMix PunctFi" w:hAnsi="KlarMinTC GenKiMerriMix PunctFi" w:hint="eastAsia"/>
+          <w:rFonts w:ascii="日星宋體 1.0 SemiBold" w:eastAsia="日星宋體 1.0 SemiBold" w:hAnsi="日星宋體 1.0 SemiBold"/>
+        </w:rPr>
+      </w:pPr>
+    </w:p>
+    <w:p>
+      <w:pPr>
+        <w:spacing w:after="0" w:line="0" w:lineRule="atLeast"/>
+        <w:rPr>
+          <w:rFonts w:ascii="日星宋體 1.0 SemiBold" w:eastAsia="日星宋體 1.0 SemiBold" w:hAnsi="日星宋體 1.0 SemiBold"/>
+        </w:rPr>
+      </w:pPr>
+      <w:r>
+        <w:rPr>
+          <w:rFonts w:ascii="日星宋體 1.0 SemiBold" w:eastAsia="日星宋體 1.0 SemiBold" w:hAnsi="日星宋體 1.0 SemiBold" w:hint="eastAsia"/>
         </w:rPr>
         <w:t>【直排相關記號】</w:t>
       </w:r>
@@ -1313,24 +1319,24 @@
       <w:pPr>
         <w:spacing w:after="0" w:line="0" w:lineRule="atLeast"/>
         <w:rPr>
-          <w:rFonts w:ascii="KlarMinTC GenKiMerriMix PunctFi" w:eastAsia="KlarMinTC GenKiMerriMix PunctFi" w:hAnsi="KlarMinTC GenKiMerriMix PunctFi"/>
-        </w:rPr>
-      </w:pPr>
-      <w:r>
-        <w:rPr>
-          <w:rFonts w:ascii="Noto Sans TC" w:eastAsia="Noto Sans TC" w:hAnsi="Noto Sans TC" w:cs="Noto Sans TC" w:hint="eastAsia"/>
+          <w:rFonts w:ascii="日星宋體 1.0 SemiBold" w:eastAsia="日星宋體 1.0 SemiBold" w:hAnsi="日星宋體 1.0 SemiBold"/>
+        </w:rPr>
+      </w:pPr>
+      <w:r>
+        <w:rPr>
+          <w:rFonts w:ascii="微軟正黑體" w:eastAsia="微軟正黑體" w:hAnsi="微軟正黑體" w:cs="微軟正黑體" w:hint="eastAsia"/>
         </w:rPr>
         <w:t>〱</w:t>
       </w:r>
       <w:r>
         <w:rPr>
-          <w:rFonts w:ascii="KlarMinTC GenKiMerriMix PunctFi" w:eastAsia="KlarMinTC GenKiMerriMix PunctFi" w:hAnsi="KlarMinTC GenKiMerriMix PunctFi"/>
-        </w:rPr>
-        <w:t xml:space="preserve"> </w:t>
-      </w:r>
-      <w:r>
-        <w:rPr>
-          <w:rFonts w:ascii="Noto Sans TC" w:eastAsia="Noto Sans TC" w:hAnsi="Noto Sans TC" w:cs="Noto Sans TC" w:hint="eastAsia"/>
+          <w:rFonts w:ascii="日星宋體 1.0 SemiBold" w:eastAsia="日星宋體 1.0 SemiBold" w:hAnsi="日星宋體 1.0 SemiBold"/>
+        </w:rPr>
+        <w:t xml:space="preserve"> </w:t>
+      </w:r>
+      <w:r>
+        <w:rPr>
+          <w:rFonts w:ascii="微軟正黑體" w:eastAsia="微軟正黑體" w:hAnsi="微軟正黑體" w:cs="微軟正黑體" w:hint="eastAsia"/>
         </w:rPr>
         <w:t>〲</w:t>
       </w:r>
@@ -1339,20 +1345,20 @@
       <w:pPr>
         <w:spacing w:after="0" w:line="0" w:lineRule="atLeast"/>
         <w:rPr>
-          <w:rFonts w:ascii="KlarMinTC GenKiMerriMix PunctFi" w:eastAsia="KlarMinTC GenKiMerriMix PunctFi" w:hAnsi="KlarMinTC GenKiMerriMix PunctFi"/>
-        </w:rPr>
-      </w:pPr>
-    </w:p>
-    <w:p>
-      <w:pPr>
-        <w:spacing w:after="0" w:line="0" w:lineRule="atLeast"/>
-        <w:rPr>
-          <w:rFonts w:ascii="KlarMinTC GenKiMerriMix PunctFi" w:eastAsia="KlarMinTC GenKiMerriMix PunctFi" w:hAnsi="KlarMinTC GenKiMerriMix PunctFi"/>
-        </w:rPr>
-      </w:pPr>
-      <w:r>
-        <w:rPr>
-          <w:rFonts w:ascii="KlarMinTC GenKiMerriMix PunctFi" w:eastAsia="KlarMinTC GenKiMerriMix PunctFi" w:hAnsi="KlarMinTC GenKiMerriMix PunctFi" w:hint="eastAsia"/>
+          <w:rFonts w:ascii="日星宋體 1.0 SemiBold" w:eastAsia="日星宋體 1.0 SemiBold" w:hAnsi="日星宋體 1.0 SemiBold"/>
+        </w:rPr>
+      </w:pPr>
+    </w:p>
+    <w:p>
+      <w:pPr>
+        <w:spacing w:after="0" w:line="0" w:lineRule="atLeast"/>
+        <w:rPr>
+          <w:rFonts w:ascii="日星宋體 1.0 SemiBold" w:eastAsia="日星宋體 1.0 SemiBold" w:hAnsi="日星宋體 1.0 SemiBold"/>
+        </w:rPr>
+      </w:pPr>
+      <w:r>
+        <w:rPr>
+          <w:rFonts w:ascii="日星宋體 1.0 SemiBold" w:eastAsia="日星宋體 1.0 SemiBold" w:hAnsi="日星宋體 1.0 SemiBold" w:hint="eastAsia"/>
         </w:rPr>
         <w:t>【半形與相近低探字】</w:t>
       </w:r>
@@ -1361,40 +1367,40 @@
       <w:pPr>
         <w:spacing w:after="0" w:line="0" w:lineRule="atLeast"/>
         <w:rPr>
-          <w:rFonts w:ascii="KlarMinTC GenKiMerriMix PunctFi" w:eastAsia="KlarMinTC GenKiMerriMix PunctFi" w:hAnsi="KlarMinTC GenKiMerriMix PunctFi"/>
+          <w:rFonts w:ascii="日星宋體 1.0 SemiBold" w:eastAsia="日星宋體 1.0 SemiBold" w:hAnsi="日星宋體 1.0 SemiBold"/>
         </w:rPr>
       </w:pPr>
       <w:proofErr w:type="gramStart"/>
       <w:r>
         <w:rPr>
-          <w:rFonts w:ascii="KlarMinTC GenKiMerriMix PunctFi" w:eastAsia="KlarMinTC GenKiMerriMix PunctFi" w:hAnsi="KlarMinTC GenKiMerriMix PunctFi" w:hint="eastAsia"/>
+          <w:rFonts w:ascii="日星宋體 1.0 SemiBold" w:eastAsia="日星宋體 1.0 SemiBold" w:hAnsi="日星宋體 1.0 SemiBold" w:hint="eastAsia"/>
         </w:rPr>
         <w:t>ｊ</w:t>
       </w:r>
       <w:proofErr w:type="gramEnd"/>
       <w:r>
         <w:rPr>
-          <w:rFonts w:ascii="KlarMinTC GenKiMerriMix PunctFi" w:eastAsia="KlarMinTC GenKiMerriMix PunctFi" w:hAnsi="KlarMinTC GenKiMerriMix PunctFi"/>
+          <w:rFonts w:ascii="日星宋體 1.0 SemiBold" w:eastAsia="日星宋體 1.0 SemiBold" w:hAnsi="日星宋體 1.0 SemiBold"/>
         </w:rPr>
         <w:t xml:space="preserve"> </w:t>
       </w:r>
       <w:proofErr w:type="gramStart"/>
       <w:r>
         <w:rPr>
-          <w:rFonts w:ascii="KlarMinTC GenKiMerriMix PunctFi" w:eastAsia="KlarMinTC GenKiMerriMix PunctFi" w:hAnsi="KlarMinTC GenKiMerriMix PunctFi" w:hint="eastAsia"/>
+          <w:rFonts w:ascii="日星宋體 1.0 SemiBold" w:eastAsia="日星宋體 1.0 SemiBold" w:hAnsi="日星宋體 1.0 SemiBold" w:hint="eastAsia"/>
         </w:rPr>
         <w:t>ｙ</w:t>
       </w:r>
       <w:proofErr w:type="gramEnd"/>
       <w:r>
         <w:rPr>
-          <w:rFonts w:ascii="KlarMinTC GenKiMerriMix PunctFi" w:eastAsia="KlarMinTC GenKiMerriMix PunctFi" w:hAnsi="KlarMinTC GenKiMerriMix PunctFi"/>
-        </w:rPr>
-        <w:t xml:space="preserve"> </w:t>
-      </w:r>
-      <w:r>
-        <w:rPr>
-          <w:rFonts w:ascii="Noto Sans TC" w:eastAsia="Noto Sans TC" w:hAnsi="Noto Sans TC" w:cs="Noto Sans TC" w:hint="eastAsia"/>
+          <w:rFonts w:ascii="日星宋體 1.0 SemiBold" w:eastAsia="日星宋體 1.0 SemiBold" w:hAnsi="日星宋體 1.0 SemiBold"/>
+        </w:rPr>
+        <w:t xml:space="preserve"> </w:t>
+      </w:r>
+      <w:r>
+        <w:rPr>
+          <w:rFonts w:ascii="微軟正黑體" w:eastAsia="微軟正黑體" w:hAnsi="微軟正黑體" w:cs="微軟正黑體" w:hint="eastAsia"/>
         </w:rPr>
         <w:t>￨</w:t>
       </w:r>
@@ -1403,12 +1409,12 @@
       <w:pPr>
         <w:spacing w:after="0" w:line="0" w:lineRule="atLeast"/>
         <w:rPr>
-          <w:rFonts w:ascii="KlarMinTC GenKiMerriMix PunctFi" w:eastAsia="KlarMinTC GenKiMerriMix PunctFi" w:hAnsi="KlarMinTC GenKiMerriMix PunctFi"/>
-        </w:rPr>
-      </w:pPr>
-      <w:r>
-        <w:rPr>
-          <w:rFonts w:ascii="KlarMinTC GenKiMerriMix PunctFi" w:eastAsia="KlarMinTC GenKiMerriMix PunctFi" w:hAnsi="KlarMinTC GenKiMerriMix PunctFi"/>
+          <w:rFonts w:ascii="日星宋體 1.0 SemiBold" w:eastAsia="日星宋體 1.0 SemiBold" w:hAnsi="日星宋體 1.0 SemiBold"/>
+        </w:rPr>
+      </w:pPr>
+      <w:r>
+        <w:rPr>
+          <w:rFonts w:ascii="日星宋體 1.0 SemiBold" w:eastAsia="日星宋體 1.0 SemiBold" w:hAnsi="日星宋體 1.0 SemiBold"/>
         </w:rPr>
         <w:t>j y | g p q</w:t>
       </w:r>
@@ -1417,26 +1423,26 @@
       <w:pPr>
         <w:spacing w:after="0" w:line="0" w:lineRule="atLeast"/>
         <w:rPr>
-          <w:rFonts w:ascii="KlarMinTC GenKiMerriMix PunctFi" w:eastAsia="KlarMinTC GenKiMerriMix PunctFi" w:hAnsi="KlarMinTC GenKiMerriMix PunctFi"/>
-        </w:rPr>
-      </w:pPr>
-      <w:r>
-        <w:rPr>
-          <w:rFonts w:ascii="KlarMinTC GenKiMerriMix PunctFi" w:eastAsia="KlarMinTC GenKiMerriMix PunctFi" w:hAnsi="KlarMinTC GenKiMerriMix PunctFi"/>
+          <w:rFonts w:ascii="日星宋體 1.0 SemiBold" w:eastAsia="日星宋體 1.0 SemiBold" w:hAnsi="日星宋體 1.0 SemiBold"/>
+        </w:rPr>
+      </w:pPr>
+      <w:r>
+        <w:rPr>
+          <w:rFonts w:ascii="日星宋體 1.0 SemiBold" w:eastAsia="日星宋體 1.0 SemiBold" w:hAnsi="日星宋體 1.0 SemiBold"/>
         </w:rPr>
         <w:t>中文測試：這是一段常用的中文排版測試文字，用來檢查字體在標題、內文、註解、引號、括號、破折號、省略號與</w:t>
       </w:r>
       <w:proofErr w:type="gramStart"/>
       <w:r>
         <w:rPr>
-          <w:rFonts w:ascii="KlarMinTC GenKiMerriMix PunctFi" w:eastAsia="KlarMinTC GenKiMerriMix PunctFi" w:hAnsi="KlarMinTC GenKiMerriMix PunctFi"/>
+          <w:rFonts w:ascii="日星宋體 1.0 SemiBold" w:eastAsia="日星宋體 1.0 SemiBold" w:hAnsi="日星宋體 1.0 SemiBold"/>
         </w:rPr>
         <w:t>中英混排時</w:t>
       </w:r>
       <w:proofErr w:type="gramEnd"/>
       <w:r>
         <w:rPr>
-          <w:rFonts w:ascii="KlarMinTC GenKiMerriMix PunctFi" w:eastAsia="KlarMinTC GenKiMerriMix PunctFi" w:hAnsi="KlarMinTC GenKiMerriMix PunctFi"/>
+          <w:rFonts w:ascii="日星宋體 1.0 SemiBold" w:eastAsia="日星宋體 1.0 SemiBold" w:hAnsi="日星宋體 1.0 SemiBold"/>
         </w:rPr>
         <w:t>的視覺平衡。今天的天氣很好，我想整理研究資料、撰寫報告，並確認標點符號是否過大、過高、過寬，避免排版看起來失敗。</w:t>
       </w:r>
@@ -1445,34 +1451,34 @@
       <w:pPr>
         <w:spacing w:after="0" w:line="0" w:lineRule="atLeast"/>
         <w:rPr>
-          <w:rFonts w:ascii="KlarMinTC GenKiMerriMix PunctFi" w:eastAsia="KlarMinTC GenKiMerriMix PunctFi" w:hAnsi="KlarMinTC GenKiMerriMix PunctFi"/>
-        </w:rPr>
-      </w:pPr>
-    </w:p>
-    <w:p>
-      <w:pPr>
-        <w:spacing w:after="0" w:line="0" w:lineRule="atLeast"/>
-        <w:rPr>
-          <w:rFonts w:ascii="KlarMinTC GenKiMerriMix PunctFi" w:eastAsia="KlarMinTC GenKiMerriMix PunctFi" w:hAnsi="KlarMinTC GenKiMerriMix PunctFi"/>
-        </w:rPr>
-      </w:pPr>
-      <w:r>
-        <w:rPr>
-          <w:rFonts w:ascii="KlarMinTC GenKiMerriMix PunctFi" w:eastAsia="KlarMinTC GenKiMerriMix PunctFi" w:hAnsi="KlarMinTC GenKiMerriMix PunctFi"/>
+          <w:rFonts w:ascii="日星宋體 1.0 SemiBold" w:eastAsia="日星宋體 1.0 SemiBold" w:hAnsi="日星宋體 1.0 SemiBold"/>
+        </w:rPr>
+      </w:pPr>
+    </w:p>
+    <w:p>
+      <w:pPr>
+        <w:spacing w:after="0" w:line="0" w:lineRule="atLeast"/>
+        <w:rPr>
+          <w:rFonts w:ascii="日星宋體 1.0 SemiBold" w:eastAsia="日星宋體 1.0 SemiBold" w:hAnsi="日星宋體 1.0 SemiBold"/>
+        </w:rPr>
+      </w:pPr>
+      <w:r>
+        <w:rPr>
+          <w:rFonts w:ascii="日星宋體 1.0 SemiBold" w:eastAsia="日星宋體 1.0 SemiBold" w:hAnsi="日星宋體 1.0 SemiBold"/>
         </w:rPr>
         <w:t xml:space="preserve">英文測試：This is a standard typography test paragraph for checking punctuation size, alignment, spacing, baseline consistency, and visual balance in mixed </w:t>
       </w:r>
       <w:proofErr w:type="gramStart"/>
       <w:r>
         <w:rPr>
-          <w:rFonts w:ascii="KlarMinTC GenKiMerriMix PunctFi" w:eastAsia="KlarMinTC GenKiMerriMix PunctFi" w:hAnsi="KlarMinTC GenKiMerriMix PunctFi"/>
+          <w:rFonts w:ascii="日星宋體 1.0 SemiBold" w:eastAsia="日星宋體 1.0 SemiBold" w:hAnsi="日星宋體 1.0 SemiBold"/>
         </w:rPr>
         <w:t>Chinese-English</w:t>
       </w:r>
       <w:proofErr w:type="gramEnd"/>
       <w:r>
         <w:rPr>
-          <w:rFonts w:ascii="KlarMinTC GenKiMerriMix PunctFi" w:eastAsia="KlarMinTC GenKiMerriMix PunctFi" w:hAnsi="KlarMinTC GenKiMerriMix PunctFi"/>
+          <w:rFonts w:ascii="日星宋體 1.0 SemiBold" w:eastAsia="日星宋體 1.0 SemiBold" w:hAnsi="日星宋體 1.0 SemiBold"/>
         </w:rPr>
         <w:t xml:space="preserve"> text. The quick brown fox jumps over the lazy dog. Pack my box with five dozen liquor jugs.</w:t>
       </w:r>
@@ -1481,28 +1487,28 @@
       <w:pPr>
         <w:spacing w:after="0" w:line="0" w:lineRule="atLeast"/>
         <w:rPr>
-          <w:rFonts w:ascii="KlarMinTC GenKiMerriMix PunctFi" w:eastAsia="KlarMinTC GenKiMerriMix PunctFi" w:hAnsi="KlarMinTC GenKiMerriMix PunctFi"/>
-        </w:rPr>
-      </w:pPr>
-    </w:p>
-    <w:p>
-      <w:pPr>
-        <w:spacing w:after="0" w:line="0" w:lineRule="atLeast"/>
-        <w:rPr>
-          <w:rFonts w:ascii="KlarMinTC GenKiMerriMix PunctFi" w:eastAsia="KlarMinTC GenKiMerriMix PunctFi" w:hAnsi="KlarMinTC GenKiMerriMix PunctFi"/>
+          <w:rFonts w:ascii="日星宋體 1.0 SemiBold" w:eastAsia="日星宋體 1.0 SemiBold" w:hAnsi="日星宋體 1.0 SemiBold"/>
+        </w:rPr>
+      </w:pPr>
+    </w:p>
+    <w:p>
+      <w:pPr>
+        <w:spacing w:after="0" w:line="0" w:lineRule="atLeast"/>
+        <w:rPr>
+          <w:rFonts w:ascii="日星宋體 1.0 SemiBold" w:eastAsia="日星宋體 1.0 SemiBold" w:hAnsi="日星宋體 1.0 SemiBold"/>
         </w:rPr>
       </w:pPr>
       <w:proofErr w:type="gramStart"/>
       <w:r>
         <w:rPr>
-          <w:rFonts w:ascii="KlarMinTC GenKiMerriMix PunctFi" w:eastAsia="KlarMinTC GenKiMerriMix PunctFi" w:hAnsi="KlarMinTC GenKiMerriMix PunctFi"/>
+          <w:rFonts w:ascii="日星宋體 1.0 SemiBold" w:eastAsia="日星宋體 1.0 SemiBold" w:hAnsi="日星宋體 1.0 SemiBold"/>
         </w:rPr>
         <w:t>中英混排</w:t>
       </w:r>
       <w:proofErr w:type="gramEnd"/>
       <w:r>
         <w:rPr>
-          <w:rFonts w:ascii="KlarMinTC GenKiMerriMix PunctFi" w:eastAsia="KlarMinTC GenKiMerriMix PunctFi" w:hAnsi="KlarMinTC GenKiMerriMix PunctFi"/>
+          <w:rFonts w:ascii="日星宋體 1.0 SemiBold" w:eastAsia="日星宋體 1.0 SemiBold" w:hAnsi="日星宋體 1.0 SemiBold"/>
         </w:rPr>
         <w:t>：Rice quality analysis, chalkiness detection, protein content, and sensory evaluation are commonly used in 稻米品質研究。Version 3.1-alpha was updated on 2026/03/25 at 14:30, and the file path is D:\Project\Font\Test\report_v5-final.txt.</w:t>
       </w:r>
@@ -1511,20 +1517,20 @@
       <w:pPr>
         <w:spacing w:after="0" w:line="0" w:lineRule="atLeast"/>
         <w:rPr>
-          <w:rFonts w:ascii="KlarMinTC GenKiMerriMix PunctFi" w:eastAsia="KlarMinTC GenKiMerriMix PunctFi" w:hAnsi="KlarMinTC GenKiMerriMix PunctFi"/>
-        </w:rPr>
-      </w:pPr>
-    </w:p>
-    <w:p>
-      <w:pPr>
-        <w:spacing w:after="0" w:line="0" w:lineRule="atLeast"/>
-        <w:rPr>
-          <w:rFonts w:ascii="KlarMinTC GenKiMerriMix PunctFi" w:eastAsia="KlarMinTC GenKiMerriMix PunctFi" w:hAnsi="KlarMinTC GenKiMerriMix PunctFi"/>
-        </w:rPr>
-      </w:pPr>
-      <w:r>
-        <w:rPr>
-          <w:rFonts w:ascii="KlarMinTC GenKiMerriMix PunctFi" w:eastAsia="KlarMinTC GenKiMerriMix PunctFi" w:hAnsi="KlarMinTC GenKiMerriMix PunctFi"/>
+          <w:rFonts w:ascii="日星宋體 1.0 SemiBold" w:eastAsia="日星宋體 1.0 SemiBold" w:hAnsi="日星宋體 1.0 SemiBold"/>
+        </w:rPr>
+      </w:pPr>
+    </w:p>
+    <w:p>
+      <w:pPr>
+        <w:spacing w:after="0" w:line="0" w:lineRule="atLeast"/>
+        <w:rPr>
+          <w:rFonts w:ascii="日星宋體 1.0 SemiBold" w:eastAsia="日星宋體 1.0 SemiBold" w:hAnsi="日星宋體 1.0 SemiBold"/>
+        </w:rPr>
+      </w:pPr>
+      <w:r>
+        <w:rPr>
+          <w:rFonts w:ascii="日星宋體 1.0 SemiBold" w:eastAsia="日星宋體 1.0 SemiBold" w:hAnsi="日星宋體 1.0 SemiBold"/>
         </w:rPr>
         <w:t>半形標點：</w:t>
       </w:r>
@@ -1533,92 +1539,951 @@
       <w:pPr>
         <w:spacing w:after="0" w:line="0" w:lineRule="atLeast"/>
         <w:rPr>
-          <w:rFonts w:ascii="KlarMinTC GenKiMerriMix PunctFi" w:eastAsia="KlarMinTC GenKiMerriMix PunctFi" w:hAnsi="KlarMinTC GenKiMerriMix PunctFi"/>
-        </w:rPr>
-      </w:pPr>
-      <w:r>
-        <w:rPr>
-          <w:rFonts w:ascii="KlarMinTC GenKiMerriMix PunctFi" w:eastAsia="KlarMinTC GenKiMerriMix PunctFi" w:hAnsi="KlarMinTC GenKiMerriMix PunctFi"/>
+          <w:rFonts w:ascii="日星宋體 1.0 SemiBold" w:eastAsia="日星宋體 1.0 SemiBold" w:hAnsi="日星宋體 1.0 SemiBold"/>
+        </w:rPr>
+      </w:pPr>
+      <w:r>
+        <w:rPr>
+          <w:rFonts w:ascii="日星宋體 1.0 SemiBold" w:eastAsia="日星宋體 1.0 SemiBold" w:hAnsi="日星宋體 1.0 SemiBold"/>
+        </w:rPr>
+        <w:t>, . ' " - ! ? : ; ( ) [ ] { } / \ |</w:t>
+      </w:r>
+    </w:p>
+    <w:p>
+      <w:pPr>
+        <w:spacing w:after="0" w:line="0" w:lineRule="atLeast"/>
+        <w:rPr>
+          <w:rFonts w:ascii="日星宋體 1.0 SemiBold" w:eastAsia="日星宋體 1.0 SemiBold" w:hAnsi="日星宋體 1.0 SemiBold"/>
+        </w:rPr>
+      </w:pPr>
+      <w:r>
+        <w:rPr>
+          <w:rFonts w:ascii="日星宋體 1.0 SemiBold" w:eastAsia="日星宋體 1.0 SemiBold" w:hAnsi="日星宋體 1.0 SemiBold"/>
+        </w:rPr>
+        <w:t>a,b. c'd "e" f-g! h? i:j; (k) [l] {m} /n/ \o\ p|q</w:t>
+      </w:r>
+    </w:p>
+    <w:p>
+      <w:pPr>
+        <w:spacing w:after="0" w:line="0" w:lineRule="atLeast"/>
+        <w:rPr>
+          <w:rFonts w:ascii="日星宋體 1.0 SemiBold" w:eastAsia="日星宋體 1.0 SemiBold" w:hAnsi="日星宋體 1.0 SemiBold"/>
+          <w:lang w:val="it-IT"/>
+        </w:rPr>
+      </w:pPr>
+      <w:r>
+        <w:rPr>
+          <w:rFonts w:ascii="日星宋體 1.0 SemiBold" w:eastAsia="日星宋體 1.0 SemiBold" w:hAnsi="日星宋體 1.0 SemiBold"/>
+        </w:rPr>
+        <w:t xml:space="preserve">A,B. C'D "E" F-G! </w:t>
+      </w:r>
+      <w:r>
+        <w:rPr>
+          <w:rFonts w:ascii="日星宋體 1.0 SemiBold" w:eastAsia="日星宋體 1.0 SemiBold" w:hAnsi="日星宋體 1.0 SemiBold"/>
+          <w:lang w:val="it-IT"/>
+        </w:rPr>
+        <w:t>H? I:J; (K) [L] {M} /N/ \O\ P|Q</w:t>
+      </w:r>
+    </w:p>
+    <w:p>
+      <w:pPr>
+        <w:spacing w:after="0" w:line="0" w:lineRule="atLeast"/>
+        <w:rPr>
+          <w:rFonts w:ascii="日星宋體 1.0 SemiBold" w:eastAsia="日星宋體 1.0 SemiBold" w:hAnsi="日星宋體 1.0 SemiBold"/>
+          <w:lang w:val="it-IT"/>
+        </w:rPr>
+      </w:pPr>
+      <w:r>
+        <w:rPr>
+          <w:rFonts w:ascii="日星宋體 1.0 SemiBold" w:eastAsia="日星宋體 1.0 SemiBold" w:hAnsi="日星宋體 1.0 SemiBold"/>
+          <w:lang w:val="it-IT"/>
+        </w:rPr>
+        <w:t>0,1. 2'3 "4" 5-6! 7? 8:9; (10) [11] {12} /13/ \14\ 15|16</w:t>
+      </w:r>
+    </w:p>
+    <w:p>
+      <w:pPr>
+        <w:spacing w:after="0" w:line="0" w:lineRule="atLeast"/>
+        <w:rPr>
+          <w:rFonts w:ascii="日星宋體 1.0 SemiBold" w:eastAsia="日星宋體 1.0 SemiBold" w:hAnsi="日星宋體 1.0 SemiBold"/>
+          <w:lang w:val="it-IT"/>
+        </w:rPr>
+      </w:pPr>
+    </w:p>
+    <w:p>
+      <w:pPr>
+        <w:spacing w:after="0" w:line="0" w:lineRule="atLeast"/>
+        <w:rPr>
+          <w:rFonts w:ascii="日星宋體 1.0 SemiBold" w:eastAsia="日星宋體 1.0 SemiBold" w:hAnsi="日星宋體 1.0 SemiBold"/>
+          <w:lang w:val="it-IT"/>
+        </w:rPr>
+      </w:pPr>
+      <w:r>
+        <w:rPr>
+          <w:rFonts w:ascii="日星宋體 1.0 SemiBold" w:eastAsia="日星宋體 1.0 SemiBold" w:hAnsi="日星宋體 1.0 SemiBold"/>
+        </w:rPr>
+        <w:t>彎引號與特殊標點</w:t>
+      </w:r>
+      <w:r>
+        <w:rPr>
+          <w:rFonts w:ascii="日星宋體 1.0 SemiBold" w:eastAsia="日星宋體 1.0 SemiBold" w:hAnsi="日星宋體 1.0 SemiBold"/>
+          <w:lang w:val="it-IT"/>
+        </w:rPr>
+        <w:t>：</w:t>
+      </w:r>
+    </w:p>
+    <w:p>
+      <w:pPr>
+        <w:spacing w:after="0" w:line="0" w:lineRule="atLeast"/>
+        <w:rPr>
+          <w:rFonts w:ascii="日星宋體 1.0 SemiBold" w:eastAsia="日星宋體 1.0 SemiBold" w:hAnsi="日星宋體 1.0 SemiBold"/>
+          <w:lang w:val="it-IT"/>
+        </w:rPr>
+      </w:pPr>
+      <w:r>
+        <w:rPr>
+          <w:rFonts w:ascii="日星宋體 1.0 SemiBold" w:eastAsia="日星宋體 1.0 SemiBold" w:hAnsi="日星宋體 1.0 SemiBold"/>
+          <w:lang w:val="it-IT"/>
+        </w:rPr>
+        <w:t>‘single’ ’end’ “double” ”end”</w:t>
+      </w:r>
+    </w:p>
+    <w:p>
+      <w:pPr>
+        <w:spacing w:after="0" w:line="0" w:lineRule="atLeast"/>
+        <w:rPr>
+          <w:rFonts w:ascii="日星宋體 1.0 SemiBold" w:eastAsia="日星宋體 1.0 SemiBold" w:hAnsi="日星宋體 1.0 SemiBold"/>
+          <w:lang w:val="it-IT"/>
+        </w:rPr>
+      </w:pPr>
+      <w:r>
+        <w:rPr>
+          <w:rFonts w:ascii="日星宋體 1.0 SemiBold" w:eastAsia="日星宋體 1.0 SemiBold" w:hAnsi="日星宋體 1.0 SemiBold" w:cs="Times New Roman"/>
+          <w:lang w:val="it-IT"/>
         </w:rPr>
         <w:lastRenderedPageBreak/>
-        <w:t>, . ' " - ! ? : ; ( ) [ ] { } / \ |</w:t>
-      </w:r>
-    </w:p>
-    <w:p>
-      <w:pPr>
-        <w:spacing w:after="0" w:line="0" w:lineRule="atLeast"/>
-        <w:rPr>
-          <w:rFonts w:ascii="KlarMinTC GenKiMerriMix PunctFi" w:eastAsia="KlarMinTC GenKiMerriMix PunctFi" w:hAnsi="KlarMinTC GenKiMerriMix PunctFi"/>
+        <w:t>‚</w:t>
+      </w:r>
+      <w:r>
+        <w:rPr>
+          <w:rFonts w:ascii="日星宋體 1.0 SemiBold" w:eastAsia="日星宋體 1.0 SemiBold" w:hAnsi="日星宋體 1.0 SemiBold"/>
           <w:lang w:val="it-IT"/>
         </w:rPr>
-      </w:pPr>
-      <w:r>
-        <w:rPr>
-          <w:rFonts w:ascii="KlarMinTC GenKiMerriMix PunctFi" w:eastAsia="KlarMinTC GenKiMerriMix PunctFi" w:hAnsi="KlarMinTC GenKiMerriMix PunctFi"/>
+        <w:t>low single</w:t>
+      </w:r>
+      <w:r>
+        <w:rPr>
+          <w:rFonts w:ascii="日星宋體 1.0 SemiBold" w:eastAsia="日星宋體 1.0 SemiBold" w:hAnsi="日星宋體 1.0 SemiBold" w:cs="Times New Roman"/>
           <w:lang w:val="it-IT"/>
         </w:rPr>
-        <w:t>a,b. c'd "e" f-g! h? i:j; (k) [l] {m} /n/ \o\ p|q</w:t>
-      </w:r>
-    </w:p>
-    <w:p>
-      <w:pPr>
-        <w:spacing w:after="0" w:line="0" w:lineRule="atLeast"/>
-        <w:rPr>
-          <w:rFonts w:ascii="KlarMinTC GenKiMerriMix PunctFi" w:eastAsia="KlarMinTC GenKiMerriMix PunctFi" w:hAnsi="KlarMinTC GenKiMerriMix PunctFi"/>
+        <w:t>‚</w:t>
+      </w:r>
+      <w:r>
+        <w:rPr>
+          <w:rFonts w:ascii="日星宋體 1.0 SemiBold" w:eastAsia="日星宋體 1.0 SemiBold" w:hAnsi="日星宋體 1.0 SemiBold"/>
           <w:lang w:val="it-IT"/>
         </w:rPr>
-      </w:pPr>
-      <w:r>
-        <w:rPr>
-          <w:rFonts w:ascii="KlarMinTC GenKiMerriMix PunctFi" w:eastAsia="KlarMinTC GenKiMerriMix PunctFi" w:hAnsi="KlarMinTC GenKiMerriMix PunctFi"/>
+        <w:t xml:space="preserve"> </w:t>
+      </w:r>
+      <w:r>
+        <w:rPr>
+          <w:rFonts w:ascii="日星宋體 1.0 SemiBold" w:eastAsia="日星宋體 1.0 SemiBold" w:hAnsi="日星宋體 1.0 SemiBold" w:cs="Times New Roman"/>
           <w:lang w:val="it-IT"/>
         </w:rPr>
-        <w:t>A,B. C'D "E" F-G! H? I:J; (K) [L] {M} /N/ \O\ P|Q</w:t>
-      </w:r>
-    </w:p>
-    <w:p>
-      <w:pPr>
-        <w:spacing w:after="0" w:line="0" w:lineRule="atLeast"/>
-        <w:rPr>
-          <w:rFonts w:ascii="KlarMinTC GenKiMerriMix PunctFi" w:eastAsia="KlarMinTC GenKiMerriMix PunctFi" w:hAnsi="KlarMinTC GenKiMerriMix PunctFi"/>
+        <w:t>„</w:t>
+      </w:r>
+      <w:r>
+        <w:rPr>
+          <w:rFonts w:ascii="日星宋體 1.0 SemiBold" w:eastAsia="日星宋體 1.0 SemiBold" w:hAnsi="日星宋體 1.0 SemiBold"/>
           <w:lang w:val="it-IT"/>
         </w:rPr>
-      </w:pPr>
-      <w:r>
-        <w:rPr>
-          <w:rFonts w:ascii="KlarMinTC GenKiMerriMix PunctFi" w:eastAsia="KlarMinTC GenKiMerriMix PunctFi" w:hAnsi="KlarMinTC GenKiMerriMix PunctFi"/>
+        <w:t>low double</w:t>
+      </w:r>
+      <w:r>
+        <w:rPr>
+          <w:rFonts w:ascii="日星宋體 1.0 SemiBold" w:eastAsia="日星宋體 1.0 SemiBold" w:hAnsi="日星宋體 1.0 SemiBold" w:cs="Times New Roman"/>
           <w:lang w:val="it-IT"/>
         </w:rPr>
-        <w:t>0,1. 2'3 "4" 5-6! 7? 8:9; (10) [11] {12} /13/ \14\ 15|16</w:t>
-      </w:r>
-    </w:p>
-    <w:p>
-      <w:pPr>
-        <w:spacing w:after="0" w:line="0" w:lineRule="atLeast"/>
-        <w:rPr>
-          <w:rFonts w:ascii="KlarMinTC GenKiMerriMix PunctFi" w:eastAsia="KlarMinTC GenKiMerriMix PunctFi" w:hAnsi="KlarMinTC GenKiMerriMix PunctFi"/>
-          <w:lang w:val="it-IT"/>
-        </w:rPr>
-      </w:pPr>
-    </w:p>
-    <w:p>
-      <w:pPr>
-        <w:spacing w:after="0" w:line="0" w:lineRule="atLeast"/>
-        <w:rPr>
-          <w:rFonts w:ascii="KlarMinTC GenKiMerriMix PunctFi" w:eastAsia="KlarMinTC GenKiMerriMix PunctFi" w:hAnsi="KlarMinTC GenKiMerriMix PunctFi"/>
-          <w:lang w:val="it-IT"/>
-        </w:rPr>
-      </w:pPr>
-      <w:r>
-        <w:rPr>
-          <w:rFonts w:ascii="KlarMinTC GenKiMerriMix PunctFi" w:eastAsia="KlarMinTC GenKiMerriMix PunctFi" w:hAnsi="KlarMinTC GenKiMerriMix PunctFi"/>
-        </w:rPr>
-        <w:t>彎引號與特殊標點</w:t>
-      </w:r>
-      <w:r>
-        <w:rPr>
-          <w:rFonts w:ascii="KlarMinTC GenKiMerriMix PunctFi" w:eastAsia="KlarMinTC GenKiMerriMix PunctFi" w:hAnsi="KlarMinTC GenKiMerriMix PunctFi"/>
-          <w:lang w:val="it-IT"/>
+        <w:t>„</w:t>
+      </w:r>
+    </w:p>
+    <w:p>
+      <w:pPr>
+        <w:spacing w:after="0" w:line="0" w:lineRule="atLeast"/>
+        <w:rPr>
+          <w:rFonts w:ascii="日星宋體 1.0 SemiBold" w:eastAsia="日星宋體 1.0 SemiBold" w:hAnsi="日星宋體 1.0 SemiBold"/>
+        </w:rPr>
+      </w:pPr>
+      <w:r>
+        <w:rPr>
+          <w:rFonts w:ascii="日星宋體 1.0 SemiBold" w:eastAsia="日星宋體 1.0 SemiBold" w:hAnsi="日星宋體 1.0 SemiBold" w:cs="Times New Roman"/>
+        </w:rPr>
+        <w:t>‹</w:t>
+      </w:r>
+      <w:r>
+        <w:rPr>
+          <w:rFonts w:ascii="日星宋體 1.0 SemiBold" w:eastAsia="日星宋體 1.0 SemiBold" w:hAnsi="日星宋體 1.0 SemiBold"/>
+        </w:rPr>
+        <w:t>angle</w:t>
+      </w:r>
+      <w:r>
+        <w:rPr>
+          <w:rFonts w:ascii="日星宋體 1.0 SemiBold" w:eastAsia="日星宋體 1.0 SemiBold" w:hAnsi="日星宋體 1.0 SemiBold" w:cs="Times New Roman"/>
+        </w:rPr>
+        <w:t>‹</w:t>
+      </w:r>
+      <w:r>
+        <w:rPr>
+          <w:rFonts w:ascii="日星宋體 1.0 SemiBold" w:eastAsia="日星宋體 1.0 SemiBold" w:hAnsi="日星宋體 1.0 SemiBold"/>
+        </w:rPr>
+        <w:t xml:space="preserve"> </w:t>
+      </w:r>
+      <w:r>
+        <w:rPr>
+          <w:rFonts w:ascii="日星宋體 1.0 SemiBold" w:eastAsia="日星宋體 1.0 SemiBold" w:hAnsi="日星宋體 1.0 SemiBold" w:cs="Times New Roman"/>
+        </w:rPr>
+        <w:t>›</w:t>
+      </w:r>
+      <w:r>
+        <w:rPr>
+          <w:rFonts w:ascii="日星宋體 1.0 SemiBold" w:eastAsia="日星宋體 1.0 SemiBold" w:hAnsi="日星宋體 1.0 SemiBold"/>
+        </w:rPr>
+        <w:t>angle</w:t>
+      </w:r>
+      <w:r>
+        <w:rPr>
+          <w:rFonts w:ascii="日星宋體 1.0 SemiBold" w:eastAsia="日星宋體 1.0 SemiBold" w:hAnsi="日星宋體 1.0 SemiBold" w:cs="Times New Roman"/>
+        </w:rPr>
+        <w:t>›</w:t>
+      </w:r>
+    </w:p>
+    <w:p>
+      <w:pPr>
+        <w:spacing w:after="0" w:line="0" w:lineRule="atLeast"/>
+        <w:rPr>
+          <w:rFonts w:ascii="日星宋體 1.0 SemiBold" w:eastAsia="日星宋體 1.0 SemiBold" w:hAnsi="日星宋體 1.0 SemiBold"/>
+        </w:rPr>
+      </w:pPr>
+      <w:r>
+        <w:rPr>
+          <w:rFonts w:ascii="日星宋體 1.0 SemiBold" w:eastAsia="日星宋體 1.0 SemiBold" w:hAnsi="日星宋體 1.0 SemiBold"/>
+        </w:rPr>
+        <w:t>prime: 5</w:t>
+      </w:r>
+      <w:r>
+        <w:rPr>
+          <w:rFonts w:ascii="Arial" w:eastAsia="日星宋體 1.0 SemiBold" w:hAnsi="Arial" w:cs="Arial"/>
+        </w:rPr>
+        <w:t>′</w:t>
+      </w:r>
+      <w:r>
+        <w:rPr>
+          <w:rFonts w:ascii="日星宋體 1.0 SemiBold" w:eastAsia="日星宋體 1.0 SemiBold" w:hAnsi="日星宋體 1.0 SemiBold"/>
+        </w:rPr>
+        <w:t xml:space="preserve"> 10</w:t>
+      </w:r>
+      <w:r>
+        <w:rPr>
+          <w:rFonts w:ascii="Arial" w:eastAsia="日星宋體 1.0 SemiBold" w:hAnsi="Arial" w:cs="Arial"/>
+        </w:rPr>
+        <w:t>″</w:t>
+      </w:r>
+    </w:p>
+    <w:p>
+      <w:pPr>
+        <w:spacing w:after="0" w:line="0" w:lineRule="atLeast"/>
+        <w:rPr>
+          <w:rFonts w:ascii="日星宋體 1.0 SemiBold" w:eastAsia="日星宋體 1.0 SemiBold" w:hAnsi="日星宋體 1.0 SemiBold"/>
+        </w:rPr>
+      </w:pPr>
+      <w:r>
+        <w:rPr>
+          <w:rFonts w:ascii="日星宋體 1.0 SemiBold" w:eastAsia="日星宋體 1.0 SemiBold" w:hAnsi="日星宋體 1.0 SemiBold"/>
+        </w:rPr>
+        <w:t xml:space="preserve">warning: </w:t>
+      </w:r>
+      <w:r>
+        <w:rPr>
+          <w:rFonts w:ascii="日星宋體 1.0 SemiBold" w:eastAsia="日星宋體 1.0 SemiBold" w:hAnsi="日星宋體 1.0 SemiBold" w:cs="Times New Roman"/>
+        </w:rPr>
+        <w:t>‼</w:t>
+      </w:r>
+    </w:p>
+    <w:p>
+      <w:pPr>
+        <w:spacing w:after="0" w:line="0" w:lineRule="atLeast"/>
+        <w:rPr>
+          <w:rFonts w:ascii="日星宋體 1.0 SemiBold" w:eastAsia="日星宋體 1.0 SemiBold" w:hAnsi="日星宋體 1.0 SemiBold"/>
+        </w:rPr>
+      </w:pPr>
+      <w:r>
+        <w:rPr>
+          <w:rFonts w:ascii="日星宋體 1.0 SemiBold" w:eastAsia="日星宋體 1.0 SemiBold" w:hAnsi="日星宋體 1.0 SemiBold"/>
+        </w:rPr>
+        <w:t xml:space="preserve">quote test: ‘A’, “B”, </w:t>
+      </w:r>
+      <w:r>
+        <w:rPr>
+          <w:rFonts w:ascii="日星宋體 1.0 SemiBold" w:eastAsia="日星宋體 1.0 SemiBold" w:hAnsi="日星宋體 1.0 SemiBold" w:cs="Times New Roman"/>
+        </w:rPr>
+        <w:t>‚</w:t>
+      </w:r>
+      <w:r>
+        <w:rPr>
+          <w:rFonts w:ascii="日星宋體 1.0 SemiBold" w:eastAsia="日星宋體 1.0 SemiBold" w:hAnsi="日星宋體 1.0 SemiBold"/>
+        </w:rPr>
+        <w:t>C</w:t>
+      </w:r>
+      <w:r>
+        <w:rPr>
+          <w:rFonts w:ascii="日星宋體 1.0 SemiBold" w:eastAsia="日星宋體 1.0 SemiBold" w:hAnsi="日星宋體 1.0 SemiBold" w:cs="KlarMinTC GenKiMerriMix PunctFi" w:hint="eastAsia"/>
+        </w:rPr>
+        <w:t>’</w:t>
+      </w:r>
+      <w:r>
+        <w:rPr>
+          <w:rFonts w:ascii="日星宋體 1.0 SemiBold" w:eastAsia="日星宋體 1.0 SemiBold" w:hAnsi="日星宋體 1.0 SemiBold"/>
+        </w:rPr>
+        <w:t xml:space="preserve">, </w:t>
+      </w:r>
+      <w:r>
+        <w:rPr>
+          <w:rFonts w:ascii="日星宋體 1.0 SemiBold" w:eastAsia="日星宋體 1.0 SemiBold" w:hAnsi="日星宋體 1.0 SemiBold" w:cs="Times New Roman"/>
+        </w:rPr>
+        <w:t>„</w:t>
+      </w:r>
+      <w:r>
+        <w:rPr>
+          <w:rFonts w:ascii="日星宋體 1.0 SemiBold" w:eastAsia="日星宋體 1.0 SemiBold" w:hAnsi="日星宋體 1.0 SemiBold"/>
+        </w:rPr>
+        <w:t>D</w:t>
+      </w:r>
+      <w:r>
+        <w:rPr>
+          <w:rFonts w:ascii="日星宋體 1.0 SemiBold" w:eastAsia="日星宋體 1.0 SemiBold" w:hAnsi="日星宋體 1.0 SemiBold" w:cs="KlarMinTC GenKiMerriMix PunctFi" w:hint="eastAsia"/>
+        </w:rPr>
+        <w:t>”</w:t>
+      </w:r>
+      <w:r>
+        <w:rPr>
+          <w:rFonts w:ascii="日星宋體 1.0 SemiBold" w:eastAsia="日星宋體 1.0 SemiBold" w:hAnsi="日星宋體 1.0 SemiBold"/>
+        </w:rPr>
+        <w:t xml:space="preserve">, </w:t>
+      </w:r>
+      <w:r>
+        <w:rPr>
+          <w:rFonts w:ascii="日星宋體 1.0 SemiBold" w:eastAsia="日星宋體 1.0 SemiBold" w:hAnsi="日星宋體 1.0 SemiBold" w:cs="Times New Roman"/>
+        </w:rPr>
+        <w:t>‹</w:t>
+      </w:r>
+      <w:r>
+        <w:rPr>
+          <w:rFonts w:ascii="日星宋體 1.0 SemiBold" w:eastAsia="日星宋體 1.0 SemiBold" w:hAnsi="日星宋體 1.0 SemiBold"/>
+        </w:rPr>
+        <w:t>E</w:t>
+      </w:r>
+      <w:r>
+        <w:rPr>
+          <w:rFonts w:ascii="日星宋體 1.0 SemiBold" w:eastAsia="日星宋體 1.0 SemiBold" w:hAnsi="日星宋體 1.0 SemiBold" w:cs="Times New Roman"/>
+        </w:rPr>
+        <w:t>›</w:t>
+      </w:r>
+    </w:p>
+    <w:p>
+      <w:pPr>
+        <w:spacing w:after="0" w:line="0" w:lineRule="atLeast"/>
+        <w:rPr>
+          <w:rFonts w:ascii="日星宋體 1.0 SemiBold" w:eastAsia="日星宋體 1.0 SemiBold" w:hAnsi="日星宋體 1.0 SemiBold"/>
+        </w:rPr>
+      </w:pPr>
+    </w:p>
+    <w:p>
+      <w:pPr>
+        <w:spacing w:after="0" w:line="0" w:lineRule="atLeast"/>
+        <w:rPr>
+          <w:rFonts w:ascii="日星宋體 1.0 SemiBold" w:eastAsia="日星宋體 1.0 SemiBold" w:hAnsi="日星宋體 1.0 SemiBold"/>
+        </w:rPr>
+      </w:pPr>
+      <w:r>
+        <w:rPr>
+          <w:rFonts w:ascii="日星宋體 1.0 SemiBold" w:eastAsia="日星宋體 1.0 SemiBold" w:hAnsi="日星宋體 1.0 SemiBold"/>
+        </w:rPr>
+        <w:t>全形常用標點：</w:t>
+      </w:r>
+    </w:p>
+    <w:p>
+      <w:pPr>
+        <w:spacing w:after="0" w:line="0" w:lineRule="atLeast"/>
+        <w:rPr>
+          <w:rFonts w:ascii="日星宋體 1.0 SemiBold" w:eastAsia="日星宋體 1.0 SemiBold" w:hAnsi="日星宋體 1.0 SemiBold"/>
+        </w:rPr>
+      </w:pPr>
+      <w:r>
+        <w:rPr>
+          <w:rFonts w:ascii="日星宋體 1.0 SemiBold" w:eastAsia="日星宋體 1.0 SemiBold" w:hAnsi="日星宋體 1.0 SemiBold"/>
+        </w:rPr>
+        <w:t xml:space="preserve">， 。 、 ； ： ！ ？ （ ） 【 】 〔 〕 「 」 『 』 《 》 〈 〉 ／ </w:t>
+      </w:r>
+      <w:proofErr w:type="gramStart"/>
+      <w:r>
+        <w:rPr>
+          <w:rFonts w:ascii="日星宋體 1.0 SemiBold" w:eastAsia="日星宋體 1.0 SemiBold" w:hAnsi="日星宋體 1.0 SemiBold"/>
+        </w:rPr>
+        <w:t>＼</w:t>
+      </w:r>
+      <w:proofErr w:type="gramEnd"/>
+      <w:r>
+        <w:rPr>
+          <w:rFonts w:ascii="日星宋體 1.0 SemiBold" w:eastAsia="日星宋體 1.0 SemiBold" w:hAnsi="日星宋體 1.0 SemiBold"/>
+        </w:rPr>
+        <w:t xml:space="preserve"> </w:t>
+      </w:r>
+      <w:proofErr w:type="gramStart"/>
+      <w:r>
+        <w:rPr>
+          <w:rFonts w:ascii="日星宋體 1.0 SemiBold" w:eastAsia="日星宋體 1.0 SemiBold" w:hAnsi="日星宋體 1.0 SemiBold"/>
+        </w:rPr>
+        <w:t>｜</w:t>
+      </w:r>
+      <w:proofErr w:type="gramEnd"/>
+      <w:r>
+        <w:rPr>
+          <w:rFonts w:ascii="日星宋體 1.0 SemiBold" w:eastAsia="日星宋體 1.0 SemiBold" w:hAnsi="日星宋體 1.0 SemiBold"/>
+        </w:rPr>
+        <w:t xml:space="preserve"> ～ </w:t>
+      </w:r>
+      <w:proofErr w:type="gramStart"/>
+      <w:r>
+        <w:rPr>
+          <w:rFonts w:ascii="微軟正黑體" w:eastAsia="微軟正黑體" w:hAnsi="微軟正黑體" w:cs="微軟正黑體" w:hint="eastAsia"/>
+        </w:rPr>
+        <w:t>｀</w:t>
+      </w:r>
+      <w:proofErr w:type="gramEnd"/>
+      <w:r>
+        <w:rPr>
+          <w:rFonts w:ascii="日星宋體 1.0 SemiBold" w:eastAsia="日星宋體 1.0 SemiBold" w:hAnsi="日星宋體 1.0 SemiBold"/>
+        </w:rPr>
+        <w:t xml:space="preserve"> ．</w:t>
+      </w:r>
+    </w:p>
+    <w:p>
+      <w:pPr>
+        <w:spacing w:after="0" w:line="0" w:lineRule="atLeast"/>
+        <w:rPr>
+          <w:rFonts w:ascii="日星宋體 1.0 SemiBold" w:eastAsia="日星宋體 1.0 SemiBold" w:hAnsi="日星宋體 1.0 SemiBold"/>
+        </w:rPr>
+      </w:pPr>
+      <w:r>
+        <w:rPr>
+          <w:rFonts w:ascii="日星宋體 1.0 SemiBold" w:eastAsia="日星宋體 1.0 SemiBold" w:hAnsi="日星宋體 1.0 SemiBold"/>
+        </w:rPr>
+        <w:t>中文「引號」與『雙層引號』，還有（圓括號）、【方頭括號】、〈尖括號〉、《書名號》都要看起來穩定。</w:t>
+      </w:r>
+    </w:p>
+    <w:p>
+      <w:pPr>
+        <w:spacing w:after="0" w:line="0" w:lineRule="atLeast"/>
+        <w:rPr>
+          <w:rFonts w:ascii="日星宋體 1.0 SemiBold" w:eastAsia="日星宋體 1.0 SemiBold" w:hAnsi="日星宋體 1.0 SemiBold"/>
+        </w:rPr>
+      </w:pPr>
+    </w:p>
+    <w:p>
+      <w:pPr>
+        <w:spacing w:after="0" w:line="0" w:lineRule="atLeast"/>
+        <w:rPr>
+          <w:rFonts w:ascii="日星宋體 1.0 SemiBold" w:eastAsia="日星宋體 1.0 SemiBold" w:hAnsi="日星宋體 1.0 SemiBold"/>
+        </w:rPr>
+      </w:pPr>
+      <w:r>
+        <w:rPr>
+          <w:rFonts w:ascii="日星宋體 1.0 SemiBold" w:eastAsia="日星宋體 1.0 SemiBold" w:hAnsi="日星宋體 1.0 SemiBold"/>
+        </w:rPr>
+        <w:t>全半形對照：</w:t>
+      </w:r>
+    </w:p>
+    <w:p>
+      <w:pPr>
+        <w:spacing w:after="0" w:line="0" w:lineRule="atLeast"/>
+        <w:rPr>
+          <w:rFonts w:ascii="日星宋體 1.0 SemiBold" w:eastAsia="日星宋體 1.0 SemiBold" w:hAnsi="日星宋體 1.0 SemiBold"/>
+        </w:rPr>
+      </w:pPr>
+      <w:r>
+        <w:rPr>
+          <w:rFonts w:ascii="日星宋體 1.0 SemiBold" w:eastAsia="日星宋體 1.0 SemiBold" w:hAnsi="日星宋體 1.0 SemiBold"/>
+        </w:rPr>
+        <w:t>, ，</w:t>
+      </w:r>
+    </w:p>
+    <w:p>
+      <w:pPr>
+        <w:spacing w:after="0" w:line="0" w:lineRule="atLeast"/>
+        <w:rPr>
+          <w:rFonts w:ascii="日星宋體 1.0 SemiBold" w:eastAsia="日星宋體 1.0 SemiBold" w:hAnsi="日星宋體 1.0 SemiBold"/>
+        </w:rPr>
+      </w:pPr>
+      <w:r>
+        <w:rPr>
+          <w:rFonts w:ascii="日星宋體 1.0 SemiBold" w:eastAsia="日星宋體 1.0 SemiBold" w:hAnsi="日星宋體 1.0 SemiBold"/>
+        </w:rPr>
+        <w:t>. 。</w:t>
+      </w:r>
+    </w:p>
+    <w:p>
+      <w:pPr>
+        <w:spacing w:after="0" w:line="0" w:lineRule="atLeast"/>
+        <w:rPr>
+          <w:rFonts w:ascii="日星宋體 1.0 SemiBold" w:eastAsia="日星宋體 1.0 SemiBold" w:hAnsi="日星宋體 1.0 SemiBold"/>
+        </w:rPr>
+      </w:pPr>
+      <w:r>
+        <w:rPr>
+          <w:rFonts w:ascii="日星宋體 1.0 SemiBold" w:eastAsia="日星宋體 1.0 SemiBold" w:hAnsi="日星宋體 1.0 SemiBold"/>
+        </w:rPr>
+        <w:t>: ：</w:t>
+      </w:r>
+    </w:p>
+    <w:p>
+      <w:pPr>
+        <w:spacing w:after="0" w:line="0" w:lineRule="atLeast"/>
+        <w:rPr>
+          <w:rFonts w:ascii="日星宋體 1.0 SemiBold" w:eastAsia="日星宋體 1.0 SemiBold" w:hAnsi="日星宋體 1.0 SemiBold"/>
+        </w:rPr>
+      </w:pPr>
+      <w:r>
+        <w:rPr>
+          <w:rFonts w:ascii="日星宋體 1.0 SemiBold" w:eastAsia="日星宋體 1.0 SemiBold" w:hAnsi="日星宋體 1.0 SemiBold"/>
+        </w:rPr>
+        <w:t>; ；</w:t>
+      </w:r>
+    </w:p>
+    <w:p>
+      <w:pPr>
+        <w:spacing w:after="0" w:line="0" w:lineRule="atLeast"/>
+        <w:rPr>
+          <w:rFonts w:ascii="日星宋體 1.0 SemiBold" w:eastAsia="日星宋體 1.0 SemiBold" w:hAnsi="日星宋體 1.0 SemiBold"/>
+        </w:rPr>
+      </w:pPr>
+      <w:r>
+        <w:rPr>
+          <w:rFonts w:ascii="日星宋體 1.0 SemiBold" w:eastAsia="日星宋體 1.0 SemiBold" w:hAnsi="日星宋體 1.0 SemiBold"/>
+        </w:rPr>
+        <w:t>! ！</w:t>
+      </w:r>
+    </w:p>
+    <w:p>
+      <w:pPr>
+        <w:spacing w:after="0" w:line="0" w:lineRule="atLeast"/>
+        <w:rPr>
+          <w:rFonts w:ascii="日星宋體 1.0 SemiBold" w:eastAsia="日星宋體 1.0 SemiBold" w:hAnsi="日星宋體 1.0 SemiBold"/>
+        </w:rPr>
+      </w:pPr>
+      <w:r>
+        <w:rPr>
+          <w:rFonts w:ascii="日星宋體 1.0 SemiBold" w:eastAsia="日星宋體 1.0 SemiBold" w:hAnsi="日星宋體 1.0 SemiBold"/>
+        </w:rPr>
+        <w:t>? ？</w:t>
+      </w:r>
+    </w:p>
+    <w:p>
+      <w:pPr>
+        <w:spacing w:after="0" w:line="0" w:lineRule="atLeast"/>
+        <w:rPr>
+          <w:rFonts w:ascii="日星宋體 1.0 SemiBold" w:eastAsia="日星宋體 1.0 SemiBold" w:hAnsi="日星宋體 1.0 SemiBold"/>
+        </w:rPr>
+      </w:pPr>
+      <w:r>
+        <w:rPr>
+          <w:rFonts w:ascii="日星宋體 1.0 SemiBold" w:eastAsia="日星宋體 1.0 SemiBold" w:hAnsi="日星宋體 1.0 SemiBold"/>
+        </w:rPr>
+        <w:t xml:space="preserve">( </w:t>
+      </w:r>
+      <w:proofErr w:type="gramStart"/>
+      <w:r>
+        <w:rPr>
+          <w:rFonts w:ascii="日星宋體 1.0 SemiBold" w:eastAsia="日星宋體 1.0 SemiBold" w:hAnsi="日星宋體 1.0 SemiBold"/>
+        </w:rPr>
+        <w:t>（</w:t>
+      </w:r>
+      <w:proofErr w:type="gramEnd"/>
+    </w:p>
+    <w:p>
+      <w:pPr>
+        <w:spacing w:after="0" w:line="0" w:lineRule="atLeast"/>
+        <w:rPr>
+          <w:rFonts w:ascii="日星宋體 1.0 SemiBold" w:eastAsia="日星宋體 1.0 SemiBold" w:hAnsi="日星宋體 1.0 SemiBold"/>
+        </w:rPr>
+      </w:pPr>
+      <w:r>
+        <w:rPr>
+          <w:rFonts w:ascii="日星宋體 1.0 SemiBold" w:eastAsia="日星宋體 1.0 SemiBold" w:hAnsi="日星宋體 1.0 SemiBold"/>
+        </w:rPr>
+        <w:t xml:space="preserve">) </w:t>
+      </w:r>
+      <w:proofErr w:type="gramStart"/>
+      <w:r>
+        <w:rPr>
+          <w:rFonts w:ascii="日星宋體 1.0 SemiBold" w:eastAsia="日星宋體 1.0 SemiBold" w:hAnsi="日星宋體 1.0 SemiBold"/>
+        </w:rPr>
+        <w:t>）</w:t>
+      </w:r>
+      <w:proofErr w:type="gramEnd"/>
+    </w:p>
+    <w:p>
+      <w:pPr>
+        <w:spacing w:after="0" w:line="0" w:lineRule="atLeast"/>
+        <w:rPr>
+          <w:rFonts w:ascii="日星宋體 1.0 SemiBold" w:eastAsia="日星宋體 1.0 SemiBold" w:hAnsi="日星宋體 1.0 SemiBold"/>
+        </w:rPr>
+      </w:pPr>
+      <w:r>
+        <w:rPr>
+          <w:rFonts w:ascii="日星宋體 1.0 SemiBold" w:eastAsia="日星宋體 1.0 SemiBold" w:hAnsi="日星宋體 1.0 SemiBold"/>
+        </w:rPr>
+        <w:t xml:space="preserve">[ </w:t>
+      </w:r>
+      <w:proofErr w:type="gramStart"/>
+      <w:r>
+        <w:rPr>
+          <w:rFonts w:ascii="日星宋體 1.0 SemiBold" w:eastAsia="日星宋體 1.0 SemiBold" w:hAnsi="日星宋體 1.0 SemiBold"/>
+        </w:rPr>
+        <w:t>【</w:t>
+      </w:r>
+      <w:proofErr w:type="gramEnd"/>
+    </w:p>
+    <w:p>
+      <w:pPr>
+        <w:spacing w:after="0" w:line="0" w:lineRule="atLeast"/>
+        <w:rPr>
+          <w:rFonts w:ascii="日星宋體 1.0 SemiBold" w:eastAsia="日星宋體 1.0 SemiBold" w:hAnsi="日星宋體 1.0 SemiBold"/>
+        </w:rPr>
+      </w:pPr>
+      <w:r>
+        <w:rPr>
+          <w:rFonts w:ascii="日星宋體 1.0 SemiBold" w:eastAsia="日星宋體 1.0 SemiBold" w:hAnsi="日星宋體 1.0 SemiBold"/>
+        </w:rPr>
+        <w:t xml:space="preserve">] </w:t>
+      </w:r>
+      <w:proofErr w:type="gramStart"/>
+      <w:r>
+        <w:rPr>
+          <w:rFonts w:ascii="日星宋體 1.0 SemiBold" w:eastAsia="日星宋體 1.0 SemiBold" w:hAnsi="日星宋體 1.0 SemiBold"/>
+        </w:rPr>
+        <w:t>】</w:t>
+      </w:r>
+      <w:proofErr w:type="gramEnd"/>
+    </w:p>
+    <w:p>
+      <w:pPr>
+        <w:spacing w:after="0" w:line="0" w:lineRule="atLeast"/>
+        <w:rPr>
+          <w:rFonts w:ascii="日星宋體 1.0 SemiBold" w:eastAsia="日星宋體 1.0 SemiBold" w:hAnsi="日星宋體 1.0 SemiBold"/>
+        </w:rPr>
+      </w:pPr>
+      <w:r>
+        <w:rPr>
+          <w:rFonts w:ascii="日星宋體 1.0 SemiBold" w:eastAsia="日星宋體 1.0 SemiBold" w:hAnsi="日星宋體 1.0 SemiBold"/>
+        </w:rPr>
+        <w:t xml:space="preserve">{ </w:t>
+      </w:r>
+      <w:proofErr w:type="gramStart"/>
+      <w:r>
+        <w:rPr>
+          <w:rFonts w:ascii="日星宋體 1.0 SemiBold" w:eastAsia="日星宋體 1.0 SemiBold" w:hAnsi="日星宋體 1.0 SemiBold"/>
+        </w:rPr>
+        <w:t>〔</w:t>
+      </w:r>
+      <w:proofErr w:type="gramEnd"/>
+    </w:p>
+    <w:p>
+      <w:pPr>
+        <w:spacing w:after="0" w:line="0" w:lineRule="atLeast"/>
+        <w:rPr>
+          <w:rFonts w:ascii="日星宋體 1.0 SemiBold" w:eastAsia="日星宋體 1.0 SemiBold" w:hAnsi="日星宋體 1.0 SemiBold"/>
+        </w:rPr>
+      </w:pPr>
+      <w:r>
+        <w:rPr>
+          <w:rFonts w:ascii="日星宋體 1.0 SemiBold" w:eastAsia="日星宋體 1.0 SemiBold" w:hAnsi="日星宋體 1.0 SemiBold"/>
+        </w:rPr>
+        <w:t xml:space="preserve">} </w:t>
+      </w:r>
+      <w:proofErr w:type="gramStart"/>
+      <w:r>
+        <w:rPr>
+          <w:rFonts w:ascii="日星宋體 1.0 SemiBold" w:eastAsia="日星宋體 1.0 SemiBold" w:hAnsi="日星宋體 1.0 SemiBold"/>
+        </w:rPr>
+        <w:t>〕</w:t>
+      </w:r>
+      <w:proofErr w:type="gramEnd"/>
+    </w:p>
+    <w:p>
+      <w:pPr>
+        <w:spacing w:after="0" w:line="0" w:lineRule="atLeast"/>
+        <w:rPr>
+          <w:rFonts w:ascii="日星宋體 1.0 SemiBold" w:eastAsia="日星宋體 1.0 SemiBold" w:hAnsi="日星宋體 1.0 SemiBold"/>
+        </w:rPr>
+      </w:pPr>
+      <w:r>
+        <w:rPr>
+          <w:rFonts w:ascii="日星宋體 1.0 SemiBold" w:eastAsia="日星宋體 1.0 SemiBold" w:hAnsi="日星宋體 1.0 SemiBold"/>
+        </w:rPr>
+        <w:t>/ ／</w:t>
+      </w:r>
+    </w:p>
+    <w:p>
+      <w:pPr>
+        <w:spacing w:after="0" w:line="0" w:lineRule="atLeast"/>
+        <w:rPr>
+          <w:rFonts w:ascii="日星宋體 1.0 SemiBold" w:eastAsia="日星宋體 1.0 SemiBold" w:hAnsi="日星宋體 1.0 SemiBold"/>
+        </w:rPr>
+      </w:pPr>
+      <w:r>
+        <w:rPr>
+          <w:rFonts w:ascii="日星宋體 1.0 SemiBold" w:eastAsia="日星宋體 1.0 SemiBold" w:hAnsi="日星宋體 1.0 SemiBold"/>
+        </w:rPr>
+        <w:t xml:space="preserve">\ </w:t>
+      </w:r>
+      <w:proofErr w:type="gramStart"/>
+      <w:r>
+        <w:rPr>
+          <w:rFonts w:ascii="日星宋體 1.0 SemiBold" w:eastAsia="日星宋體 1.0 SemiBold" w:hAnsi="日星宋體 1.0 SemiBold"/>
+        </w:rPr>
+        <w:t>＼</w:t>
+      </w:r>
+      <w:proofErr w:type="gramEnd"/>
+    </w:p>
+    <w:p>
+      <w:pPr>
+        <w:spacing w:after="0" w:line="0" w:lineRule="atLeast"/>
+        <w:rPr>
+          <w:rFonts w:ascii="日星宋體 1.0 SemiBold" w:eastAsia="日星宋體 1.0 SemiBold" w:hAnsi="日星宋體 1.0 SemiBold"/>
+        </w:rPr>
+      </w:pPr>
+      <w:r>
+        <w:rPr>
+          <w:rFonts w:ascii="日星宋體 1.0 SemiBold" w:eastAsia="日星宋體 1.0 SemiBold" w:hAnsi="日星宋體 1.0 SemiBold"/>
+        </w:rPr>
+        <w:t xml:space="preserve">| </w:t>
+      </w:r>
+      <w:proofErr w:type="gramStart"/>
+      <w:r>
+        <w:rPr>
+          <w:rFonts w:ascii="日星宋體 1.0 SemiBold" w:eastAsia="日星宋體 1.0 SemiBold" w:hAnsi="日星宋體 1.0 SemiBold"/>
+        </w:rPr>
+        <w:t>｜</w:t>
+      </w:r>
+      <w:proofErr w:type="gramEnd"/>
+    </w:p>
+    <w:p>
+      <w:pPr>
+        <w:spacing w:after="0" w:line="0" w:lineRule="atLeast"/>
+        <w:rPr>
+          <w:rFonts w:ascii="日星宋體 1.0 SemiBold" w:eastAsia="日星宋體 1.0 SemiBold" w:hAnsi="日星宋體 1.0 SemiBold"/>
+        </w:rPr>
+      </w:pPr>
+      <w:r>
+        <w:rPr>
+          <w:rFonts w:ascii="日星宋體 1.0 SemiBold" w:eastAsia="日星宋體 1.0 SemiBold" w:hAnsi="日星宋體 1.0 SemiBold"/>
+        </w:rPr>
+        <w:t>~ ～</w:t>
+      </w:r>
+    </w:p>
+    <w:p>
+      <w:pPr>
+        <w:spacing w:after="0" w:line="0" w:lineRule="atLeast"/>
+        <w:rPr>
+          <w:rFonts w:ascii="日星宋體 1.0 SemiBold" w:eastAsia="日星宋體 1.0 SemiBold" w:hAnsi="日星宋體 1.0 SemiBold"/>
+        </w:rPr>
+      </w:pPr>
+      <w:r>
+        <w:rPr>
+          <w:rFonts w:ascii="日星宋體 1.0 SemiBold" w:eastAsia="日星宋體 1.0 SemiBold" w:hAnsi="日星宋體 1.0 SemiBold"/>
+        </w:rPr>
+        <w:t xml:space="preserve">` </w:t>
+      </w:r>
+      <w:proofErr w:type="gramStart"/>
+      <w:r>
+        <w:rPr>
+          <w:rFonts w:ascii="微軟正黑體" w:eastAsia="微軟正黑體" w:hAnsi="微軟正黑體" w:cs="微軟正黑體" w:hint="eastAsia"/>
+        </w:rPr>
+        <w:t>｀</w:t>
+      </w:r>
+      <w:proofErr w:type="gramEnd"/>
+    </w:p>
+    <w:p>
+      <w:pPr>
+        <w:spacing w:after="0" w:line="0" w:lineRule="atLeast"/>
+        <w:rPr>
+          <w:rFonts w:ascii="日星宋體 1.0 SemiBold" w:eastAsia="日星宋體 1.0 SemiBold" w:hAnsi="日星宋體 1.0 SemiBold"/>
+        </w:rPr>
+      </w:pPr>
+      <w:r>
+        <w:rPr>
+          <w:rFonts w:ascii="日星宋體 1.0 SemiBold" w:eastAsia="日星宋體 1.0 SemiBold" w:hAnsi="日星宋體 1.0 SemiBold"/>
+        </w:rPr>
+        <w:t xml:space="preserve">&lt; </w:t>
+      </w:r>
+      <w:proofErr w:type="gramStart"/>
+      <w:r>
+        <w:rPr>
+          <w:rFonts w:ascii="日星宋體 1.0 SemiBold" w:eastAsia="日星宋體 1.0 SemiBold" w:hAnsi="日星宋體 1.0 SemiBold"/>
+        </w:rPr>
+        <w:t>〈</w:t>
+      </w:r>
+      <w:proofErr w:type="gramEnd"/>
+    </w:p>
+    <w:p>
+      <w:pPr>
+        <w:spacing w:after="0" w:line="0" w:lineRule="atLeast"/>
+        <w:rPr>
+          <w:rFonts w:ascii="日星宋體 1.0 SemiBold" w:eastAsia="日星宋體 1.0 SemiBold" w:hAnsi="日星宋體 1.0 SemiBold"/>
+        </w:rPr>
+      </w:pPr>
+      <w:r>
+        <w:rPr>
+          <w:rFonts w:ascii="日星宋體 1.0 SemiBold" w:eastAsia="日星宋體 1.0 SemiBold" w:hAnsi="日星宋體 1.0 SemiBold"/>
+        </w:rPr>
+        <w:t xml:space="preserve">&gt; </w:t>
+      </w:r>
+      <w:proofErr w:type="gramStart"/>
+      <w:r>
+        <w:rPr>
+          <w:rFonts w:ascii="日星宋體 1.0 SemiBold" w:eastAsia="日星宋體 1.0 SemiBold" w:hAnsi="日星宋體 1.0 SemiBold"/>
+        </w:rPr>
+        <w:t>〉</w:t>
+      </w:r>
+      <w:proofErr w:type="gramEnd"/>
+    </w:p>
+    <w:p>
+      <w:pPr>
+        <w:spacing w:after="0" w:line="0" w:lineRule="atLeast"/>
+        <w:rPr>
+          <w:rFonts w:ascii="日星宋體 1.0 SemiBold" w:eastAsia="日星宋體 1.0 SemiBold" w:hAnsi="日星宋體 1.0 SemiBold"/>
+        </w:rPr>
+      </w:pPr>
+      <w:r>
+        <w:rPr>
+          <w:rFonts w:ascii="日星宋體 1.0 SemiBold" w:eastAsia="日星宋體 1.0 SemiBold" w:hAnsi="日星宋體 1.0 SemiBold"/>
+        </w:rPr>
+        <w:t>' ‘ ’</w:t>
+      </w:r>
+    </w:p>
+    <w:p>
+      <w:pPr>
+        <w:spacing w:after="0" w:line="0" w:lineRule="atLeast"/>
+        <w:rPr>
+          <w:rFonts w:ascii="日星宋體 1.0 SemiBold" w:eastAsia="日星宋體 1.0 SemiBold" w:hAnsi="日星宋體 1.0 SemiBold"/>
+        </w:rPr>
+      </w:pPr>
+      <w:r>
+        <w:rPr>
+          <w:rFonts w:ascii="日星宋體 1.0 SemiBold" w:eastAsia="日星宋體 1.0 SemiBold" w:hAnsi="日星宋體 1.0 SemiBold"/>
+        </w:rPr>
+        <w:t>" “ ”</w:t>
+      </w:r>
+    </w:p>
+    <w:p>
+      <w:pPr>
+        <w:spacing w:after="0" w:line="0" w:lineRule="atLeast"/>
+        <w:rPr>
+          <w:rFonts w:ascii="日星宋體 1.0 SemiBold" w:eastAsia="日星宋體 1.0 SemiBold" w:hAnsi="日星宋體 1.0 SemiBold"/>
+        </w:rPr>
+      </w:pPr>
+    </w:p>
+    <w:p>
+      <w:pPr>
+        <w:spacing w:after="0" w:line="0" w:lineRule="atLeast"/>
+        <w:rPr>
+          <w:rFonts w:ascii="日星宋體 1.0 SemiBold" w:eastAsia="日星宋體 1.0 SemiBold" w:hAnsi="日星宋體 1.0 SemiBold"/>
+        </w:rPr>
+      </w:pPr>
+      <w:r>
+        <w:rPr>
+          <w:rFonts w:ascii="日星宋體 1.0 SemiBold" w:eastAsia="日星宋體 1.0 SemiBold" w:hAnsi="日星宋體 1.0 SemiBold"/>
+        </w:rPr>
+        <w:t>數字與字母：</w:t>
+      </w:r>
+    </w:p>
+    <w:p>
+      <w:pPr>
+        <w:spacing w:after="0" w:line="0" w:lineRule="atLeast"/>
+        <w:rPr>
+          <w:rFonts w:ascii="日星宋體 1.0 SemiBold" w:eastAsia="日星宋體 1.0 SemiBold" w:hAnsi="日星宋體 1.0 SemiBold"/>
+        </w:rPr>
+      </w:pPr>
+      <w:r>
+        <w:rPr>
+          <w:rFonts w:ascii="日星宋體 1.0 SemiBold" w:eastAsia="日星宋體 1.0 SemiBold" w:hAnsi="日星宋體 1.0 SemiBold"/>
+        </w:rPr>
+        <w:t>0123456789</w:t>
+      </w:r>
+    </w:p>
+    <w:p>
+      <w:pPr>
+        <w:spacing w:after="0" w:line="0" w:lineRule="atLeast"/>
+        <w:rPr>
+          <w:rFonts w:ascii="日星宋體 1.0 SemiBold" w:eastAsia="日星宋體 1.0 SemiBold" w:hAnsi="日星宋體 1.0 SemiBold"/>
+        </w:rPr>
+      </w:pPr>
+      <w:r>
+        <w:rPr>
+          <w:rFonts w:ascii="日星宋體 1.0 SemiBold" w:eastAsia="日星宋體 1.0 SemiBold" w:hAnsi="日星宋體 1.0 SemiBold"/>
+        </w:rPr>
+        <w:t>ABCDEFGHIJKLMNOPQRSTUVWXYZ</w:t>
+      </w:r>
+    </w:p>
+    <w:p>
+      <w:pPr>
+        <w:spacing w:after="0" w:line="0" w:lineRule="atLeast"/>
+        <w:rPr>
+          <w:rFonts w:ascii="日星宋體 1.0 SemiBold" w:eastAsia="日星宋體 1.0 SemiBold" w:hAnsi="日星宋體 1.0 SemiBold"/>
+        </w:rPr>
+      </w:pPr>
+      <w:proofErr w:type="spellStart"/>
+      <w:r>
+        <w:rPr>
+          <w:rFonts w:ascii="日星宋體 1.0 SemiBold" w:eastAsia="日星宋體 1.0 SemiBold" w:hAnsi="日星宋體 1.0 SemiBold"/>
+        </w:rPr>
+        <w:lastRenderedPageBreak/>
+        <w:t>abcdefghijklmnopqrstuvwxyz</w:t>
+      </w:r>
+      <w:proofErr w:type="spellEnd"/>
+    </w:p>
+    <w:p>
+      <w:pPr>
+        <w:spacing w:after="0" w:line="0" w:lineRule="atLeast"/>
+        <w:rPr>
+          <w:rFonts w:ascii="日星宋體 1.0 SemiBold" w:eastAsia="日星宋體 1.0 SemiBold" w:hAnsi="日星宋體 1.0 SemiBold"/>
+        </w:rPr>
+      </w:pPr>
+    </w:p>
+    <w:p>
+      <w:pPr>
+        <w:spacing w:after="0" w:line="0" w:lineRule="atLeast"/>
+        <w:rPr>
+          <w:rFonts w:ascii="日星宋體 1.0 SemiBold" w:eastAsia="日星宋體 1.0 SemiBold" w:hAnsi="日星宋體 1.0 SemiBold"/>
+        </w:rPr>
+      </w:pPr>
+      <w:r>
+        <w:rPr>
+          <w:rFonts w:ascii="日星宋體 1.0 SemiBold" w:eastAsia="日星宋體 1.0 SemiBold" w:hAnsi="日星宋體 1.0 SemiBold"/>
+        </w:rPr>
+        <w:t>常見</w:t>
+      </w:r>
+      <w:proofErr w:type="gramStart"/>
+      <w:r>
+        <w:rPr>
+          <w:rFonts w:ascii="日星宋體 1.0 SemiBold" w:eastAsia="日星宋體 1.0 SemiBold" w:hAnsi="日星宋體 1.0 SemiBold"/>
+        </w:rPr>
+        <w:t>混排句</w:t>
+      </w:r>
+      <w:proofErr w:type="gramEnd"/>
+      <w:r>
+        <w:rPr>
+          <w:rFonts w:ascii="日星宋體 1.0 SemiBold" w:eastAsia="日星宋體 1.0 SemiBold" w:hAnsi="日星宋體 1.0 SemiBold"/>
         </w:rPr>
         <w:t>：</w:t>
       </w:r>
@@ -1627,855 +2492,12 @@
       <w:pPr>
         <w:spacing w:after="0" w:line="0" w:lineRule="atLeast"/>
         <w:rPr>
-          <w:rFonts w:ascii="KlarMinTC GenKiMerriMix PunctFi" w:eastAsia="KlarMinTC GenKiMerriMix PunctFi" w:hAnsi="KlarMinTC GenKiMerriMix PunctFi"/>
-          <w:lang w:val="it-IT"/>
-        </w:rPr>
-      </w:pPr>
-      <w:r>
-        <w:rPr>
-          <w:rFonts w:ascii="KlarMinTC GenKiMerriMix PunctFi" w:eastAsia="KlarMinTC GenKiMerriMix PunctFi" w:hAnsi="KlarMinTC GenKiMerriMix PunctFi"/>
-          <w:lang w:val="it-IT"/>
-        </w:rPr>
-        <w:t>‘single’ ’end’ “double” ”end”</w:t>
-      </w:r>
-    </w:p>
-    <w:p>
-      <w:pPr>
-        <w:spacing w:after="0" w:line="0" w:lineRule="atLeast"/>
-        <w:rPr>
-          <w:rFonts w:ascii="KlarMinTC GenKiMerriMix PunctFi" w:eastAsia="KlarMinTC GenKiMerriMix PunctFi" w:hAnsi="KlarMinTC GenKiMerriMix PunctFi"/>
-          <w:lang w:val="it-IT"/>
-        </w:rPr>
-      </w:pPr>
-      <w:r>
-        <w:rPr>
-          <w:rFonts w:ascii="Times New Roman" w:eastAsia="KlarMinTC GenKiMerriMix PunctFi" w:hAnsi="Times New Roman" w:cs="Times New Roman"/>
-          <w:lang w:val="it-IT"/>
-        </w:rPr>
-        <w:t>‚</w:t>
-      </w:r>
-      <w:r>
-        <w:rPr>
-          <w:rFonts w:ascii="KlarMinTC GenKiMerriMix PunctFi" w:eastAsia="KlarMinTC GenKiMerriMix PunctFi" w:hAnsi="KlarMinTC GenKiMerriMix PunctFi"/>
-          <w:lang w:val="it-IT"/>
-        </w:rPr>
-        <w:t>low single</w:t>
-      </w:r>
-      <w:r>
-        <w:rPr>
-          <w:rFonts w:ascii="Times New Roman" w:eastAsia="KlarMinTC GenKiMerriMix PunctFi" w:hAnsi="Times New Roman" w:cs="Times New Roman"/>
-          <w:lang w:val="it-IT"/>
-        </w:rPr>
-        <w:t>‚</w:t>
-      </w:r>
-      <w:r>
-        <w:rPr>
-          <w:rFonts w:ascii="KlarMinTC GenKiMerriMix PunctFi" w:eastAsia="KlarMinTC GenKiMerriMix PunctFi" w:hAnsi="KlarMinTC GenKiMerriMix PunctFi"/>
-          <w:lang w:val="it-IT"/>
-        </w:rPr>
-        <w:t xml:space="preserve"> </w:t>
-      </w:r>
-      <w:r>
-        <w:rPr>
-          <w:rFonts w:ascii="Times New Roman" w:eastAsia="KlarMinTC GenKiMerriMix PunctFi" w:hAnsi="Times New Roman" w:cs="Times New Roman"/>
-          <w:lang w:val="it-IT"/>
-        </w:rPr>
-        <w:t>„</w:t>
-      </w:r>
-      <w:r>
-        <w:rPr>
-          <w:rFonts w:ascii="KlarMinTC GenKiMerriMix PunctFi" w:eastAsia="KlarMinTC GenKiMerriMix PunctFi" w:hAnsi="KlarMinTC GenKiMerriMix PunctFi"/>
-          <w:lang w:val="it-IT"/>
-        </w:rPr>
-        <w:t>low double</w:t>
-      </w:r>
-      <w:r>
-        <w:rPr>
-          <w:rFonts w:ascii="Times New Roman" w:eastAsia="KlarMinTC GenKiMerriMix PunctFi" w:hAnsi="Times New Roman" w:cs="Times New Roman"/>
-          <w:lang w:val="it-IT"/>
-        </w:rPr>
-        <w:t>„</w:t>
-      </w:r>
-    </w:p>
-    <w:p>
-      <w:pPr>
-        <w:spacing w:after="0" w:line="0" w:lineRule="atLeast"/>
-        <w:rPr>
-          <w:rFonts w:ascii="KlarMinTC GenKiMerriMix PunctFi" w:eastAsia="KlarMinTC GenKiMerriMix PunctFi" w:hAnsi="KlarMinTC GenKiMerriMix PunctFi"/>
-        </w:rPr>
-      </w:pPr>
-      <w:r>
-        <w:rPr>
-          <w:rFonts w:ascii="Times New Roman" w:eastAsia="KlarMinTC GenKiMerriMix PunctFi" w:hAnsi="Times New Roman" w:cs="Times New Roman"/>
-        </w:rPr>
-        <w:t>‹</w:t>
-      </w:r>
-      <w:r>
-        <w:rPr>
-          <w:rFonts w:ascii="KlarMinTC GenKiMerriMix PunctFi" w:eastAsia="KlarMinTC GenKiMerriMix PunctFi" w:hAnsi="KlarMinTC GenKiMerriMix PunctFi"/>
-        </w:rPr>
-        <w:t>angle</w:t>
-      </w:r>
-      <w:r>
-        <w:rPr>
-          <w:rFonts w:ascii="Times New Roman" w:eastAsia="KlarMinTC GenKiMerriMix PunctFi" w:hAnsi="Times New Roman" w:cs="Times New Roman"/>
-        </w:rPr>
-        <w:t>‹</w:t>
-      </w:r>
-      <w:r>
-        <w:rPr>
-          <w:rFonts w:ascii="KlarMinTC GenKiMerriMix PunctFi" w:eastAsia="KlarMinTC GenKiMerriMix PunctFi" w:hAnsi="KlarMinTC GenKiMerriMix PunctFi"/>
-        </w:rPr>
-        <w:t xml:space="preserve"> </w:t>
-      </w:r>
-      <w:r>
-        <w:rPr>
-          <w:rFonts w:ascii="Times New Roman" w:eastAsia="KlarMinTC GenKiMerriMix PunctFi" w:hAnsi="Times New Roman" w:cs="Times New Roman"/>
-        </w:rPr>
-        <w:t>›</w:t>
-      </w:r>
-      <w:r>
-        <w:rPr>
-          <w:rFonts w:ascii="KlarMinTC GenKiMerriMix PunctFi" w:eastAsia="KlarMinTC GenKiMerriMix PunctFi" w:hAnsi="KlarMinTC GenKiMerriMix PunctFi"/>
-        </w:rPr>
-        <w:t>angle</w:t>
-      </w:r>
-      <w:r>
-        <w:rPr>
-          <w:rFonts w:ascii="Times New Roman" w:eastAsia="KlarMinTC GenKiMerriMix PunctFi" w:hAnsi="Times New Roman" w:cs="Times New Roman"/>
-        </w:rPr>
-        <w:t>›</w:t>
-      </w:r>
-    </w:p>
-    <w:p>
-      <w:pPr>
-        <w:spacing w:after="0" w:line="0" w:lineRule="atLeast"/>
-        <w:rPr>
-          <w:rFonts w:ascii="KlarMinTC GenKiMerriMix PunctFi" w:eastAsia="KlarMinTC GenKiMerriMix PunctFi" w:hAnsi="KlarMinTC GenKiMerriMix PunctFi"/>
-        </w:rPr>
-      </w:pPr>
-      <w:r>
-        <w:rPr>
-          <w:rFonts w:ascii="KlarMinTC GenKiMerriMix PunctFi" w:eastAsia="KlarMinTC GenKiMerriMix PunctFi" w:hAnsi="KlarMinTC GenKiMerriMix PunctFi"/>
-        </w:rPr>
-        <w:t>prime: 5′ 10</w:t>
-      </w:r>
-      <w:r>
-        <w:rPr>
-          <w:rFonts w:ascii="Times New Roman" w:eastAsia="KlarMinTC GenKiMerriMix PunctFi" w:hAnsi="Times New Roman" w:cs="Times New Roman"/>
-        </w:rPr>
-        <w:t>″</w:t>
-      </w:r>
-    </w:p>
-    <w:p>
-      <w:pPr>
-        <w:spacing w:after="0" w:line="0" w:lineRule="atLeast"/>
-        <w:rPr>
-          <w:rFonts w:ascii="KlarMinTC GenKiMerriMix PunctFi" w:eastAsia="KlarMinTC GenKiMerriMix PunctFi" w:hAnsi="KlarMinTC GenKiMerriMix PunctFi"/>
-        </w:rPr>
-      </w:pPr>
-      <w:r>
-        <w:rPr>
-          <w:rFonts w:ascii="KlarMinTC GenKiMerriMix PunctFi" w:eastAsia="KlarMinTC GenKiMerriMix PunctFi" w:hAnsi="KlarMinTC GenKiMerriMix PunctFi"/>
-        </w:rPr>
-        <w:t xml:space="preserve">warning: </w:t>
-      </w:r>
-      <w:r>
-        <w:rPr>
-          <w:rFonts w:ascii="Times New Roman" w:eastAsia="KlarMinTC GenKiMerriMix PunctFi" w:hAnsi="Times New Roman" w:cs="Times New Roman"/>
-        </w:rPr>
-        <w:t>‼</w:t>
-      </w:r>
-    </w:p>
-    <w:p>
-      <w:pPr>
-        <w:spacing w:after="0" w:line="0" w:lineRule="atLeast"/>
-        <w:rPr>
-          <w:rFonts w:ascii="KlarMinTC GenKiMerriMix PunctFi" w:eastAsia="KlarMinTC GenKiMerriMix PunctFi" w:hAnsi="KlarMinTC GenKiMerriMix PunctFi"/>
-        </w:rPr>
-      </w:pPr>
-      <w:r>
-        <w:rPr>
-          <w:rFonts w:ascii="KlarMinTC GenKiMerriMix PunctFi" w:eastAsia="KlarMinTC GenKiMerriMix PunctFi" w:hAnsi="KlarMinTC GenKiMerriMix PunctFi"/>
-        </w:rPr>
-        <w:t xml:space="preserve">quote test: ‘A’, “B”, </w:t>
-      </w:r>
-      <w:r>
-        <w:rPr>
-          <w:rFonts w:ascii="Times New Roman" w:eastAsia="KlarMinTC GenKiMerriMix PunctFi" w:hAnsi="Times New Roman" w:cs="Times New Roman"/>
-        </w:rPr>
-        <w:t>‚</w:t>
-      </w:r>
-      <w:r>
-        <w:rPr>
-          <w:rFonts w:ascii="KlarMinTC GenKiMerriMix PunctFi" w:eastAsia="KlarMinTC GenKiMerriMix PunctFi" w:hAnsi="KlarMinTC GenKiMerriMix PunctFi"/>
-        </w:rPr>
-        <w:t>C</w:t>
-      </w:r>
-      <w:r>
-        <w:rPr>
-          <w:rFonts w:ascii="KlarMinTC GenKiMerriMix PunctFi" w:eastAsia="KlarMinTC GenKiMerriMix PunctFi" w:hAnsi="KlarMinTC GenKiMerriMix PunctFi" w:cs="KlarMinTC GenKiMerriMix PunctFi" w:hint="eastAsia"/>
-        </w:rPr>
-        <w:t>’</w:t>
-      </w:r>
-      <w:r>
-        <w:rPr>
-          <w:rFonts w:ascii="KlarMinTC GenKiMerriMix PunctFi" w:eastAsia="KlarMinTC GenKiMerriMix PunctFi" w:hAnsi="KlarMinTC GenKiMerriMix PunctFi"/>
-        </w:rPr>
-        <w:t xml:space="preserve">, </w:t>
-      </w:r>
-      <w:r>
-        <w:rPr>
-          <w:rFonts w:ascii="Times New Roman" w:eastAsia="KlarMinTC GenKiMerriMix PunctFi" w:hAnsi="Times New Roman" w:cs="Times New Roman"/>
-        </w:rPr>
-        <w:t>„</w:t>
-      </w:r>
-      <w:r>
-        <w:rPr>
-          <w:rFonts w:ascii="KlarMinTC GenKiMerriMix PunctFi" w:eastAsia="KlarMinTC GenKiMerriMix PunctFi" w:hAnsi="KlarMinTC GenKiMerriMix PunctFi"/>
-        </w:rPr>
-        <w:t>D</w:t>
-      </w:r>
-      <w:r>
-        <w:rPr>
-          <w:rFonts w:ascii="KlarMinTC GenKiMerriMix PunctFi" w:eastAsia="KlarMinTC GenKiMerriMix PunctFi" w:hAnsi="KlarMinTC GenKiMerriMix PunctFi" w:cs="KlarMinTC GenKiMerriMix PunctFi" w:hint="eastAsia"/>
-        </w:rPr>
-        <w:t>”</w:t>
-      </w:r>
-      <w:r>
-        <w:rPr>
-          <w:rFonts w:ascii="KlarMinTC GenKiMerriMix PunctFi" w:eastAsia="KlarMinTC GenKiMerriMix PunctFi" w:hAnsi="KlarMinTC GenKiMerriMix PunctFi"/>
-        </w:rPr>
-        <w:t xml:space="preserve">, </w:t>
-      </w:r>
-      <w:r>
-        <w:rPr>
-          <w:rFonts w:ascii="Times New Roman" w:eastAsia="KlarMinTC GenKiMerriMix PunctFi" w:hAnsi="Times New Roman" w:cs="Times New Roman"/>
-        </w:rPr>
-        <w:t>‹</w:t>
-      </w:r>
-      <w:r>
-        <w:rPr>
-          <w:rFonts w:ascii="KlarMinTC GenKiMerriMix PunctFi" w:eastAsia="KlarMinTC GenKiMerriMix PunctFi" w:hAnsi="KlarMinTC GenKiMerriMix PunctFi"/>
-        </w:rPr>
-        <w:t>E</w:t>
-      </w:r>
-      <w:r>
-        <w:rPr>
-          <w:rFonts w:ascii="Times New Roman" w:eastAsia="KlarMinTC GenKiMerriMix PunctFi" w:hAnsi="Times New Roman" w:cs="Times New Roman"/>
-        </w:rPr>
-        <w:t>›</w:t>
-      </w:r>
-    </w:p>
-    <w:p>
-      <w:pPr>
-        <w:spacing w:after="0" w:line="0" w:lineRule="atLeast"/>
-        <w:rPr>
-          <w:rFonts w:ascii="KlarMinTC GenKiMerriMix PunctFi" w:eastAsia="KlarMinTC GenKiMerriMix PunctFi" w:hAnsi="KlarMinTC GenKiMerriMix PunctFi"/>
-        </w:rPr>
-      </w:pPr>
-    </w:p>
-    <w:p>
-      <w:pPr>
-        <w:spacing w:after="0" w:line="0" w:lineRule="atLeast"/>
-        <w:rPr>
-          <w:rFonts w:ascii="KlarMinTC GenKiMerriMix PunctFi" w:eastAsia="KlarMinTC GenKiMerriMix PunctFi" w:hAnsi="KlarMinTC GenKiMerriMix PunctFi"/>
-        </w:rPr>
-      </w:pPr>
-      <w:r>
-        <w:rPr>
-          <w:rFonts w:ascii="KlarMinTC GenKiMerriMix PunctFi" w:eastAsia="KlarMinTC GenKiMerriMix PunctFi" w:hAnsi="KlarMinTC GenKiMerriMix PunctFi"/>
-        </w:rPr>
-        <w:t>全形常用標點：</w:t>
-      </w:r>
-    </w:p>
-    <w:p>
-      <w:pPr>
-        <w:spacing w:after="0" w:line="0" w:lineRule="atLeast"/>
-        <w:rPr>
-          <w:rFonts w:ascii="KlarMinTC GenKiMerriMix PunctFi" w:eastAsia="KlarMinTC GenKiMerriMix PunctFi" w:hAnsi="KlarMinTC GenKiMerriMix PunctFi"/>
-        </w:rPr>
-      </w:pPr>
-      <w:r>
-        <w:rPr>
-          <w:rFonts w:ascii="KlarMinTC GenKiMerriMix PunctFi" w:eastAsia="KlarMinTC GenKiMerriMix PunctFi" w:hAnsi="KlarMinTC GenKiMerriMix PunctFi"/>
-        </w:rPr>
-        <w:t xml:space="preserve">， 。 、 ； ： ！ ？ （ ） 【 】 〔 〕 「 」 『 』 《 》 〈 〉 ／ </w:t>
-      </w:r>
-      <w:proofErr w:type="gramStart"/>
-      <w:r>
-        <w:rPr>
-          <w:rFonts w:ascii="KlarMinTC GenKiMerriMix PunctFi" w:eastAsia="KlarMinTC GenKiMerriMix PunctFi" w:hAnsi="KlarMinTC GenKiMerriMix PunctFi"/>
-        </w:rPr>
-        <w:t>＼</w:t>
-      </w:r>
-      <w:proofErr w:type="gramEnd"/>
-      <w:r>
-        <w:rPr>
-          <w:rFonts w:ascii="KlarMinTC GenKiMerriMix PunctFi" w:eastAsia="KlarMinTC GenKiMerriMix PunctFi" w:hAnsi="KlarMinTC GenKiMerriMix PunctFi"/>
-        </w:rPr>
-        <w:t xml:space="preserve"> </w:t>
-      </w:r>
-      <w:proofErr w:type="gramStart"/>
-      <w:r>
-        <w:rPr>
-          <w:rFonts w:ascii="KlarMinTC GenKiMerriMix PunctFi" w:eastAsia="KlarMinTC GenKiMerriMix PunctFi" w:hAnsi="KlarMinTC GenKiMerriMix PunctFi"/>
-        </w:rPr>
-        <w:t>｜</w:t>
-      </w:r>
-      <w:proofErr w:type="gramEnd"/>
-      <w:r>
-        <w:rPr>
-          <w:rFonts w:ascii="KlarMinTC GenKiMerriMix PunctFi" w:eastAsia="KlarMinTC GenKiMerriMix PunctFi" w:hAnsi="KlarMinTC GenKiMerriMix PunctFi"/>
-        </w:rPr>
-        <w:t xml:space="preserve"> ～ </w:t>
-      </w:r>
-      <w:proofErr w:type="gramStart"/>
-      <w:r>
-        <w:rPr>
-          <w:rFonts w:ascii="新細明體" w:eastAsia="新細明體" w:hAnsi="新細明體" w:cs="新細明體" w:hint="eastAsia"/>
-        </w:rPr>
-        <w:t>｀</w:t>
-      </w:r>
-      <w:proofErr w:type="gramEnd"/>
-      <w:r>
-        <w:rPr>
-          <w:rFonts w:ascii="KlarMinTC GenKiMerriMix PunctFi" w:eastAsia="KlarMinTC GenKiMerriMix PunctFi" w:hAnsi="KlarMinTC GenKiMerriMix PunctFi"/>
-        </w:rPr>
-        <w:t xml:space="preserve"> ．</w:t>
-      </w:r>
-    </w:p>
-    <w:p>
-      <w:pPr>
-        <w:spacing w:after="0" w:line="0" w:lineRule="atLeast"/>
-        <w:rPr>
-          <w:rFonts w:ascii="KlarMinTC GenKiMerriMix PunctFi" w:eastAsia="KlarMinTC GenKiMerriMix PunctFi" w:hAnsi="KlarMinTC GenKiMerriMix PunctFi"/>
-        </w:rPr>
-      </w:pPr>
-      <w:r>
-        <w:rPr>
-          <w:rFonts w:ascii="KlarMinTC GenKiMerriMix PunctFi" w:eastAsia="KlarMinTC GenKiMerriMix PunctFi" w:hAnsi="KlarMinTC GenKiMerriMix PunctFi"/>
-        </w:rPr>
-        <w:t>中文「引號」與『雙層引號』，還有（圓括號）、【方頭括號】、〈尖括號〉、《書名號》都要看起來穩定。</w:t>
-      </w:r>
-    </w:p>
-    <w:p>
-      <w:pPr>
-        <w:spacing w:after="0" w:line="0" w:lineRule="atLeast"/>
-        <w:rPr>
-          <w:rFonts w:ascii="KlarMinTC GenKiMerriMix PunctFi" w:eastAsia="KlarMinTC GenKiMerriMix PunctFi" w:hAnsi="KlarMinTC GenKiMerriMix PunctFi"/>
-        </w:rPr>
-      </w:pPr>
-    </w:p>
-    <w:p>
-      <w:pPr>
-        <w:spacing w:after="0" w:line="0" w:lineRule="atLeast"/>
-        <w:rPr>
-          <w:rFonts w:ascii="KlarMinTC GenKiMerriMix PunctFi" w:eastAsia="KlarMinTC GenKiMerriMix PunctFi" w:hAnsi="KlarMinTC GenKiMerriMix PunctFi"/>
-        </w:rPr>
-      </w:pPr>
-      <w:r>
-        <w:rPr>
-          <w:rFonts w:ascii="KlarMinTC GenKiMerriMix PunctFi" w:eastAsia="KlarMinTC GenKiMerriMix PunctFi" w:hAnsi="KlarMinTC GenKiMerriMix PunctFi"/>
-        </w:rPr>
-        <w:t>全半形對照：</w:t>
-      </w:r>
-    </w:p>
-    <w:p>
-      <w:pPr>
-        <w:spacing w:after="0" w:line="0" w:lineRule="atLeast"/>
-        <w:rPr>
-          <w:rFonts w:ascii="KlarMinTC GenKiMerriMix PunctFi" w:eastAsia="KlarMinTC GenKiMerriMix PunctFi" w:hAnsi="KlarMinTC GenKiMerriMix PunctFi"/>
-        </w:rPr>
-      </w:pPr>
-      <w:r>
-        <w:rPr>
-          <w:rFonts w:ascii="KlarMinTC GenKiMerriMix PunctFi" w:eastAsia="KlarMinTC GenKiMerriMix PunctFi" w:hAnsi="KlarMinTC GenKiMerriMix PunctFi"/>
-        </w:rPr>
-        <w:t>, ，</w:t>
-      </w:r>
-    </w:p>
-    <w:p>
-      <w:pPr>
-        <w:spacing w:after="0" w:line="0" w:lineRule="atLeast"/>
-        <w:rPr>
-          <w:rFonts w:ascii="KlarMinTC GenKiMerriMix PunctFi" w:eastAsia="KlarMinTC GenKiMerriMix PunctFi" w:hAnsi="KlarMinTC GenKiMerriMix PunctFi"/>
-        </w:rPr>
-      </w:pPr>
-      <w:r>
-        <w:rPr>
-          <w:rFonts w:ascii="KlarMinTC GenKiMerriMix PunctFi" w:eastAsia="KlarMinTC GenKiMerriMix PunctFi" w:hAnsi="KlarMinTC GenKiMerriMix PunctFi"/>
-        </w:rPr>
-        <w:t>. 。</w:t>
-      </w:r>
-    </w:p>
-    <w:p>
-      <w:pPr>
-        <w:spacing w:after="0" w:line="0" w:lineRule="atLeast"/>
-        <w:rPr>
-          <w:rFonts w:ascii="KlarMinTC GenKiMerriMix PunctFi" w:eastAsia="KlarMinTC GenKiMerriMix PunctFi" w:hAnsi="KlarMinTC GenKiMerriMix PunctFi"/>
-        </w:rPr>
-      </w:pPr>
-      <w:r>
-        <w:rPr>
-          <w:rFonts w:ascii="KlarMinTC GenKiMerriMix PunctFi" w:eastAsia="KlarMinTC GenKiMerriMix PunctFi" w:hAnsi="KlarMinTC GenKiMerriMix PunctFi"/>
-        </w:rPr>
-        <w:t>: ：</w:t>
-      </w:r>
-    </w:p>
-    <w:p>
-      <w:pPr>
-        <w:spacing w:after="0" w:line="0" w:lineRule="atLeast"/>
-        <w:rPr>
-          <w:rFonts w:ascii="KlarMinTC GenKiMerriMix PunctFi" w:eastAsia="KlarMinTC GenKiMerriMix PunctFi" w:hAnsi="KlarMinTC GenKiMerriMix PunctFi"/>
-        </w:rPr>
-      </w:pPr>
-      <w:r>
-        <w:rPr>
-          <w:rFonts w:ascii="KlarMinTC GenKiMerriMix PunctFi" w:eastAsia="KlarMinTC GenKiMerriMix PunctFi" w:hAnsi="KlarMinTC GenKiMerriMix PunctFi"/>
-        </w:rPr>
-        <w:t>; ；</w:t>
-      </w:r>
-    </w:p>
-    <w:p>
-      <w:pPr>
-        <w:spacing w:after="0" w:line="0" w:lineRule="atLeast"/>
-        <w:rPr>
-          <w:rFonts w:ascii="KlarMinTC GenKiMerriMix PunctFi" w:eastAsia="KlarMinTC GenKiMerriMix PunctFi" w:hAnsi="KlarMinTC GenKiMerriMix PunctFi"/>
-        </w:rPr>
-      </w:pPr>
-      <w:r>
-        <w:rPr>
-          <w:rFonts w:ascii="KlarMinTC GenKiMerriMix PunctFi" w:eastAsia="KlarMinTC GenKiMerriMix PunctFi" w:hAnsi="KlarMinTC GenKiMerriMix PunctFi"/>
-        </w:rPr>
-        <w:t>! ！</w:t>
-      </w:r>
-    </w:p>
-    <w:p>
-      <w:pPr>
-        <w:spacing w:after="0" w:line="0" w:lineRule="atLeast"/>
-        <w:rPr>
-          <w:rFonts w:ascii="KlarMinTC GenKiMerriMix PunctFi" w:eastAsia="KlarMinTC GenKiMerriMix PunctFi" w:hAnsi="KlarMinTC GenKiMerriMix PunctFi"/>
-        </w:rPr>
-      </w:pPr>
-      <w:r>
-        <w:rPr>
-          <w:rFonts w:ascii="KlarMinTC GenKiMerriMix PunctFi" w:eastAsia="KlarMinTC GenKiMerriMix PunctFi" w:hAnsi="KlarMinTC GenKiMerriMix PunctFi"/>
-        </w:rPr>
-        <w:t>? ？</w:t>
-      </w:r>
-    </w:p>
-    <w:p>
-      <w:pPr>
-        <w:spacing w:after="0" w:line="0" w:lineRule="atLeast"/>
-        <w:rPr>
-          <w:rFonts w:ascii="KlarMinTC GenKiMerriMix PunctFi" w:eastAsia="KlarMinTC GenKiMerriMix PunctFi" w:hAnsi="KlarMinTC GenKiMerriMix PunctFi"/>
-        </w:rPr>
-      </w:pPr>
-      <w:r>
-        <w:rPr>
-          <w:rFonts w:ascii="KlarMinTC GenKiMerriMix PunctFi" w:eastAsia="KlarMinTC GenKiMerriMix PunctFi" w:hAnsi="KlarMinTC GenKiMerriMix PunctFi"/>
-        </w:rPr>
-        <w:t xml:space="preserve">( </w:t>
-      </w:r>
-      <w:proofErr w:type="gramStart"/>
-      <w:r>
-        <w:rPr>
-          <w:rFonts w:ascii="KlarMinTC GenKiMerriMix PunctFi" w:eastAsia="KlarMinTC GenKiMerriMix PunctFi" w:hAnsi="KlarMinTC GenKiMerriMix PunctFi"/>
-        </w:rPr>
-        <w:t>（</w:t>
-      </w:r>
-      <w:proofErr w:type="gramEnd"/>
-    </w:p>
-    <w:p>
-      <w:pPr>
-        <w:spacing w:after="0" w:line="0" w:lineRule="atLeast"/>
-        <w:rPr>
-          <w:rFonts w:ascii="KlarMinTC GenKiMerriMix PunctFi" w:eastAsia="KlarMinTC GenKiMerriMix PunctFi" w:hAnsi="KlarMinTC GenKiMerriMix PunctFi"/>
-        </w:rPr>
-      </w:pPr>
-      <w:r>
-        <w:rPr>
-          <w:rFonts w:ascii="KlarMinTC GenKiMerriMix PunctFi" w:eastAsia="KlarMinTC GenKiMerriMix PunctFi" w:hAnsi="KlarMinTC GenKiMerriMix PunctFi"/>
-        </w:rPr>
-        <w:t xml:space="preserve">) </w:t>
-      </w:r>
-      <w:proofErr w:type="gramStart"/>
-      <w:r>
-        <w:rPr>
-          <w:rFonts w:ascii="KlarMinTC GenKiMerriMix PunctFi" w:eastAsia="KlarMinTC GenKiMerriMix PunctFi" w:hAnsi="KlarMinTC GenKiMerriMix PunctFi"/>
-        </w:rPr>
-        <w:t>）</w:t>
-      </w:r>
-      <w:proofErr w:type="gramEnd"/>
-    </w:p>
-    <w:p>
-      <w:pPr>
-        <w:spacing w:after="0" w:line="0" w:lineRule="atLeast"/>
-        <w:rPr>
-          <w:rFonts w:ascii="KlarMinTC GenKiMerriMix PunctFi" w:eastAsia="KlarMinTC GenKiMerriMix PunctFi" w:hAnsi="KlarMinTC GenKiMerriMix PunctFi"/>
-        </w:rPr>
-      </w:pPr>
-      <w:r>
-        <w:rPr>
-          <w:rFonts w:ascii="KlarMinTC GenKiMerriMix PunctFi" w:eastAsia="KlarMinTC GenKiMerriMix PunctFi" w:hAnsi="KlarMinTC GenKiMerriMix PunctFi"/>
-        </w:rPr>
-        <w:t xml:space="preserve">[ </w:t>
-      </w:r>
-      <w:proofErr w:type="gramStart"/>
-      <w:r>
-        <w:rPr>
-          <w:rFonts w:ascii="KlarMinTC GenKiMerriMix PunctFi" w:eastAsia="KlarMinTC GenKiMerriMix PunctFi" w:hAnsi="KlarMinTC GenKiMerriMix PunctFi"/>
-        </w:rPr>
-        <w:t>【</w:t>
-      </w:r>
-      <w:proofErr w:type="gramEnd"/>
-    </w:p>
-    <w:p>
-      <w:pPr>
-        <w:spacing w:after="0" w:line="0" w:lineRule="atLeast"/>
-        <w:rPr>
-          <w:rFonts w:ascii="KlarMinTC GenKiMerriMix PunctFi" w:eastAsia="KlarMinTC GenKiMerriMix PunctFi" w:hAnsi="KlarMinTC GenKiMerriMix PunctFi"/>
-        </w:rPr>
-      </w:pPr>
-      <w:r>
-        <w:rPr>
-          <w:rFonts w:ascii="KlarMinTC GenKiMerriMix PunctFi" w:eastAsia="KlarMinTC GenKiMerriMix PunctFi" w:hAnsi="KlarMinTC GenKiMerriMix PunctFi"/>
-        </w:rPr>
-        <w:t xml:space="preserve">] </w:t>
-      </w:r>
-      <w:proofErr w:type="gramStart"/>
-      <w:r>
-        <w:rPr>
-          <w:rFonts w:ascii="KlarMinTC GenKiMerriMix PunctFi" w:eastAsia="KlarMinTC GenKiMerriMix PunctFi" w:hAnsi="KlarMinTC GenKiMerriMix PunctFi"/>
-        </w:rPr>
-        <w:t>】</w:t>
-      </w:r>
-      <w:proofErr w:type="gramEnd"/>
-    </w:p>
-    <w:p>
-      <w:pPr>
-        <w:spacing w:after="0" w:line="0" w:lineRule="atLeast"/>
-        <w:rPr>
-          <w:rFonts w:ascii="KlarMinTC GenKiMerriMix PunctFi" w:eastAsia="KlarMinTC GenKiMerriMix PunctFi" w:hAnsi="KlarMinTC GenKiMerriMix PunctFi"/>
-        </w:rPr>
-      </w:pPr>
-      <w:r>
-        <w:rPr>
-          <w:rFonts w:ascii="KlarMinTC GenKiMerriMix PunctFi" w:eastAsia="KlarMinTC GenKiMerriMix PunctFi" w:hAnsi="KlarMinTC GenKiMerriMix PunctFi"/>
-        </w:rPr>
-        <w:t xml:space="preserve">{ </w:t>
-      </w:r>
-      <w:proofErr w:type="gramStart"/>
-      <w:r>
-        <w:rPr>
-          <w:rFonts w:ascii="KlarMinTC GenKiMerriMix PunctFi" w:eastAsia="KlarMinTC GenKiMerriMix PunctFi" w:hAnsi="KlarMinTC GenKiMerriMix PunctFi"/>
-        </w:rPr>
-        <w:t>〔</w:t>
-      </w:r>
-      <w:proofErr w:type="gramEnd"/>
-    </w:p>
-    <w:p>
-      <w:pPr>
-        <w:spacing w:after="0" w:line="0" w:lineRule="atLeast"/>
-        <w:rPr>
-          <w:rFonts w:ascii="KlarMinTC GenKiMerriMix PunctFi" w:eastAsia="KlarMinTC GenKiMerriMix PunctFi" w:hAnsi="KlarMinTC GenKiMerriMix PunctFi"/>
-        </w:rPr>
-      </w:pPr>
-      <w:r>
-        <w:rPr>
-          <w:rFonts w:ascii="KlarMinTC GenKiMerriMix PunctFi" w:eastAsia="KlarMinTC GenKiMerriMix PunctFi" w:hAnsi="KlarMinTC GenKiMerriMix PunctFi"/>
-        </w:rPr>
-        <w:t xml:space="preserve">} </w:t>
-      </w:r>
-      <w:proofErr w:type="gramStart"/>
-      <w:r>
-        <w:rPr>
-          <w:rFonts w:ascii="KlarMinTC GenKiMerriMix PunctFi" w:eastAsia="KlarMinTC GenKiMerriMix PunctFi" w:hAnsi="KlarMinTC GenKiMerriMix PunctFi"/>
-        </w:rPr>
-        <w:t>〕</w:t>
-      </w:r>
-      <w:proofErr w:type="gramEnd"/>
-    </w:p>
-    <w:p>
-      <w:pPr>
-        <w:spacing w:after="0" w:line="0" w:lineRule="atLeast"/>
-        <w:rPr>
-          <w:rFonts w:ascii="KlarMinTC GenKiMerriMix PunctFi" w:eastAsia="KlarMinTC GenKiMerriMix PunctFi" w:hAnsi="KlarMinTC GenKiMerriMix PunctFi"/>
-        </w:rPr>
-      </w:pPr>
-      <w:r>
-        <w:rPr>
-          <w:rFonts w:ascii="KlarMinTC GenKiMerriMix PunctFi" w:eastAsia="KlarMinTC GenKiMerriMix PunctFi" w:hAnsi="KlarMinTC GenKiMerriMix PunctFi"/>
-        </w:rPr>
-        <w:t>/ ／</w:t>
-      </w:r>
-    </w:p>
-    <w:p>
-      <w:pPr>
-        <w:spacing w:after="0" w:line="0" w:lineRule="atLeast"/>
-        <w:rPr>
-          <w:rFonts w:ascii="KlarMinTC GenKiMerriMix PunctFi" w:eastAsia="KlarMinTC GenKiMerriMix PunctFi" w:hAnsi="KlarMinTC GenKiMerriMix PunctFi"/>
-        </w:rPr>
-      </w:pPr>
-      <w:r>
-        <w:rPr>
-          <w:rFonts w:ascii="KlarMinTC GenKiMerriMix PunctFi" w:eastAsia="KlarMinTC GenKiMerriMix PunctFi" w:hAnsi="KlarMinTC GenKiMerriMix PunctFi"/>
-        </w:rPr>
-        <w:t xml:space="preserve">\ </w:t>
-      </w:r>
-      <w:proofErr w:type="gramStart"/>
-      <w:r>
-        <w:rPr>
-          <w:rFonts w:ascii="KlarMinTC GenKiMerriMix PunctFi" w:eastAsia="KlarMinTC GenKiMerriMix PunctFi" w:hAnsi="KlarMinTC GenKiMerriMix PunctFi"/>
-        </w:rPr>
-        <w:t>＼</w:t>
-      </w:r>
-      <w:proofErr w:type="gramEnd"/>
-    </w:p>
-    <w:p>
-      <w:pPr>
-        <w:spacing w:after="0" w:line="0" w:lineRule="atLeast"/>
-        <w:rPr>
-          <w:rFonts w:ascii="KlarMinTC GenKiMerriMix PunctFi" w:eastAsia="KlarMinTC GenKiMerriMix PunctFi" w:hAnsi="KlarMinTC GenKiMerriMix PunctFi"/>
-        </w:rPr>
-      </w:pPr>
-      <w:r>
-        <w:rPr>
-          <w:rFonts w:ascii="KlarMinTC GenKiMerriMix PunctFi" w:eastAsia="KlarMinTC GenKiMerriMix PunctFi" w:hAnsi="KlarMinTC GenKiMerriMix PunctFi"/>
-        </w:rPr>
-        <w:t xml:space="preserve">| </w:t>
-      </w:r>
-      <w:proofErr w:type="gramStart"/>
-      <w:r>
-        <w:rPr>
-          <w:rFonts w:ascii="KlarMinTC GenKiMerriMix PunctFi" w:eastAsia="KlarMinTC GenKiMerriMix PunctFi" w:hAnsi="KlarMinTC GenKiMerriMix PunctFi"/>
-        </w:rPr>
-        <w:t>｜</w:t>
-      </w:r>
-      <w:proofErr w:type="gramEnd"/>
-    </w:p>
-    <w:p>
-      <w:pPr>
-        <w:spacing w:after="0" w:line="0" w:lineRule="atLeast"/>
-        <w:rPr>
-          <w:rFonts w:ascii="KlarMinTC GenKiMerriMix PunctFi" w:eastAsia="KlarMinTC GenKiMerriMix PunctFi" w:hAnsi="KlarMinTC GenKiMerriMix PunctFi"/>
-        </w:rPr>
-      </w:pPr>
-      <w:r>
-        <w:rPr>
-          <w:rFonts w:ascii="KlarMinTC GenKiMerriMix PunctFi" w:eastAsia="KlarMinTC GenKiMerriMix PunctFi" w:hAnsi="KlarMinTC GenKiMerriMix PunctFi"/>
-        </w:rPr>
-        <w:lastRenderedPageBreak/>
-        <w:t>~ ～</w:t>
-      </w:r>
-    </w:p>
-    <w:p>
-      <w:pPr>
-        <w:spacing w:after="0" w:line="0" w:lineRule="atLeast"/>
-        <w:rPr>
-          <w:rFonts w:ascii="KlarMinTC GenKiMerriMix PunctFi" w:eastAsia="KlarMinTC GenKiMerriMix PunctFi" w:hAnsi="KlarMinTC GenKiMerriMix PunctFi"/>
-        </w:rPr>
-      </w:pPr>
-      <w:r>
-        <w:rPr>
-          <w:rFonts w:ascii="KlarMinTC GenKiMerriMix PunctFi" w:eastAsia="KlarMinTC GenKiMerriMix PunctFi" w:hAnsi="KlarMinTC GenKiMerriMix PunctFi"/>
-        </w:rPr>
-        <w:t xml:space="preserve">` </w:t>
-      </w:r>
-      <w:proofErr w:type="gramStart"/>
-      <w:r>
-        <w:rPr>
-          <w:rFonts w:ascii="新細明體" w:eastAsia="新細明體" w:hAnsi="新細明體" w:cs="新細明體" w:hint="eastAsia"/>
-        </w:rPr>
-        <w:t>｀</w:t>
-      </w:r>
-      <w:proofErr w:type="gramEnd"/>
-    </w:p>
-    <w:p>
-      <w:pPr>
-        <w:spacing w:after="0" w:line="0" w:lineRule="atLeast"/>
-        <w:rPr>
-          <w:rFonts w:ascii="KlarMinTC GenKiMerriMix PunctFi" w:eastAsia="KlarMinTC GenKiMerriMix PunctFi" w:hAnsi="KlarMinTC GenKiMerriMix PunctFi"/>
-        </w:rPr>
-      </w:pPr>
-      <w:r>
-        <w:rPr>
-          <w:rFonts w:ascii="KlarMinTC GenKiMerriMix PunctFi" w:eastAsia="KlarMinTC GenKiMerriMix PunctFi" w:hAnsi="KlarMinTC GenKiMerriMix PunctFi"/>
-        </w:rPr>
-        <w:t xml:space="preserve">&lt; </w:t>
-      </w:r>
-      <w:proofErr w:type="gramStart"/>
-      <w:r>
-        <w:rPr>
-          <w:rFonts w:ascii="KlarMinTC GenKiMerriMix PunctFi" w:eastAsia="KlarMinTC GenKiMerriMix PunctFi" w:hAnsi="KlarMinTC GenKiMerriMix PunctFi"/>
-        </w:rPr>
-        <w:t>〈</w:t>
-      </w:r>
-      <w:proofErr w:type="gramEnd"/>
-    </w:p>
-    <w:p>
-      <w:pPr>
-        <w:spacing w:after="0" w:line="0" w:lineRule="atLeast"/>
-        <w:rPr>
-          <w:rFonts w:ascii="KlarMinTC GenKiMerriMix PunctFi" w:eastAsia="KlarMinTC GenKiMerriMix PunctFi" w:hAnsi="KlarMinTC GenKiMerriMix PunctFi"/>
-        </w:rPr>
-      </w:pPr>
-      <w:r>
-        <w:rPr>
-          <w:rFonts w:ascii="KlarMinTC GenKiMerriMix PunctFi" w:eastAsia="KlarMinTC GenKiMerriMix PunctFi" w:hAnsi="KlarMinTC GenKiMerriMix PunctFi"/>
-        </w:rPr>
-        <w:t xml:space="preserve">&gt; </w:t>
-      </w:r>
-      <w:proofErr w:type="gramStart"/>
-      <w:r>
-        <w:rPr>
-          <w:rFonts w:ascii="KlarMinTC GenKiMerriMix PunctFi" w:eastAsia="KlarMinTC GenKiMerriMix PunctFi" w:hAnsi="KlarMinTC GenKiMerriMix PunctFi"/>
-        </w:rPr>
-        <w:t>〉</w:t>
-      </w:r>
-      <w:proofErr w:type="gramEnd"/>
-    </w:p>
-    <w:p>
-      <w:pPr>
-        <w:spacing w:after="0" w:line="0" w:lineRule="atLeast"/>
-        <w:rPr>
-          <w:rFonts w:ascii="KlarMinTC GenKiMerriMix PunctFi" w:eastAsia="KlarMinTC GenKiMerriMix PunctFi" w:hAnsi="KlarMinTC GenKiMerriMix PunctFi"/>
-        </w:rPr>
-      </w:pPr>
-      <w:r>
-        <w:rPr>
-          <w:rFonts w:ascii="KlarMinTC GenKiMerriMix PunctFi" w:eastAsia="KlarMinTC GenKiMerriMix PunctFi" w:hAnsi="KlarMinTC GenKiMerriMix PunctFi"/>
-        </w:rPr>
-        <w:t>' ‘ ’</w:t>
-      </w:r>
-    </w:p>
-    <w:p>
-      <w:pPr>
-        <w:spacing w:after="0" w:line="0" w:lineRule="atLeast"/>
-        <w:rPr>
-          <w:rFonts w:ascii="KlarMinTC GenKiMerriMix PunctFi" w:eastAsia="KlarMinTC GenKiMerriMix PunctFi" w:hAnsi="KlarMinTC GenKiMerriMix PunctFi"/>
-        </w:rPr>
-      </w:pPr>
-      <w:r>
-        <w:rPr>
-          <w:rFonts w:ascii="KlarMinTC GenKiMerriMix PunctFi" w:eastAsia="KlarMinTC GenKiMerriMix PunctFi" w:hAnsi="KlarMinTC GenKiMerriMix PunctFi"/>
-        </w:rPr>
-        <w:t>" “ ”</w:t>
-      </w:r>
-    </w:p>
-    <w:p>
-      <w:pPr>
-        <w:spacing w:after="0" w:line="0" w:lineRule="atLeast"/>
-        <w:rPr>
-          <w:rFonts w:ascii="KlarMinTC GenKiMerriMix PunctFi" w:eastAsia="KlarMinTC GenKiMerriMix PunctFi" w:hAnsi="KlarMinTC GenKiMerriMix PunctFi"/>
-        </w:rPr>
-      </w:pPr>
-    </w:p>
-    <w:p>
-      <w:pPr>
-        <w:spacing w:after="0" w:line="0" w:lineRule="atLeast"/>
-        <w:rPr>
-          <w:rFonts w:ascii="KlarMinTC GenKiMerriMix PunctFi" w:eastAsia="KlarMinTC GenKiMerriMix PunctFi" w:hAnsi="KlarMinTC GenKiMerriMix PunctFi"/>
-        </w:rPr>
-      </w:pPr>
-      <w:r>
-        <w:rPr>
-          <w:rFonts w:ascii="KlarMinTC GenKiMerriMix PunctFi" w:eastAsia="KlarMinTC GenKiMerriMix PunctFi" w:hAnsi="KlarMinTC GenKiMerriMix PunctFi"/>
-        </w:rPr>
-        <w:t>數字與字母：</w:t>
-      </w:r>
-    </w:p>
-    <w:p>
-      <w:pPr>
-        <w:spacing w:after="0" w:line="0" w:lineRule="atLeast"/>
-        <w:rPr>
-          <w:rFonts w:ascii="KlarMinTC GenKiMerriMix PunctFi" w:eastAsia="KlarMinTC GenKiMerriMix PunctFi" w:hAnsi="KlarMinTC GenKiMerriMix PunctFi"/>
-        </w:rPr>
-      </w:pPr>
-      <w:r>
-        <w:rPr>
-          <w:rFonts w:ascii="KlarMinTC GenKiMerriMix PunctFi" w:eastAsia="KlarMinTC GenKiMerriMix PunctFi" w:hAnsi="KlarMinTC GenKiMerriMix PunctFi"/>
-        </w:rPr>
-        <w:t>0123456789</w:t>
-      </w:r>
-    </w:p>
-    <w:p>
-      <w:pPr>
-        <w:spacing w:after="0" w:line="0" w:lineRule="atLeast"/>
-        <w:rPr>
-          <w:rFonts w:ascii="KlarMinTC GenKiMerriMix PunctFi" w:eastAsia="KlarMinTC GenKiMerriMix PunctFi" w:hAnsi="KlarMinTC GenKiMerriMix PunctFi"/>
-        </w:rPr>
-      </w:pPr>
-      <w:r>
-        <w:rPr>
-          <w:rFonts w:ascii="KlarMinTC GenKiMerriMix PunctFi" w:eastAsia="KlarMinTC GenKiMerriMix PunctFi" w:hAnsi="KlarMinTC GenKiMerriMix PunctFi"/>
-        </w:rPr>
-        <w:t>ABCDEFGHIJKLMNOPQRSTUVWXYZ</w:t>
-      </w:r>
-    </w:p>
-    <w:p>
-      <w:pPr>
-        <w:spacing w:after="0" w:line="0" w:lineRule="atLeast"/>
-        <w:rPr>
-          <w:rFonts w:ascii="KlarMinTC GenKiMerriMix PunctFi" w:eastAsia="KlarMinTC GenKiMerriMix PunctFi" w:hAnsi="KlarMinTC GenKiMerriMix PunctFi"/>
-        </w:rPr>
-      </w:pPr>
-      <w:proofErr w:type="spellStart"/>
-      <w:r>
-        <w:rPr>
-          <w:rFonts w:ascii="KlarMinTC GenKiMerriMix PunctFi" w:eastAsia="KlarMinTC GenKiMerriMix PunctFi" w:hAnsi="KlarMinTC GenKiMerriMix PunctFi"/>
-        </w:rPr>
-        <w:t>abcdefghijklmnopqrstuvwxyz</w:t>
-      </w:r>
-      <w:proofErr w:type="spellEnd"/>
-    </w:p>
-    <w:p>
-      <w:pPr>
-        <w:spacing w:after="0" w:line="0" w:lineRule="atLeast"/>
-        <w:rPr>
-          <w:rFonts w:ascii="KlarMinTC GenKiMerriMix PunctFi" w:eastAsia="KlarMinTC GenKiMerriMix PunctFi" w:hAnsi="KlarMinTC GenKiMerriMix PunctFi"/>
-        </w:rPr>
-      </w:pPr>
-    </w:p>
-    <w:p>
-      <w:pPr>
-        <w:spacing w:after="0" w:line="0" w:lineRule="atLeast"/>
-        <w:rPr>
-          <w:rFonts w:ascii="KlarMinTC GenKiMerriMix PunctFi" w:eastAsia="KlarMinTC GenKiMerriMix PunctFi" w:hAnsi="KlarMinTC GenKiMerriMix PunctFi"/>
-        </w:rPr>
-      </w:pPr>
-      <w:r>
-        <w:rPr>
-          <w:rFonts w:ascii="KlarMinTC GenKiMerriMix PunctFi" w:eastAsia="KlarMinTC GenKiMerriMix PunctFi" w:hAnsi="KlarMinTC GenKiMerriMix PunctFi"/>
-        </w:rPr>
-        <w:t>常見</w:t>
-      </w:r>
-      <w:proofErr w:type="gramStart"/>
-      <w:r>
-        <w:rPr>
-          <w:rFonts w:ascii="KlarMinTC GenKiMerriMix PunctFi" w:eastAsia="KlarMinTC GenKiMerriMix PunctFi" w:hAnsi="KlarMinTC GenKiMerriMix PunctFi"/>
-        </w:rPr>
-        <w:t>混排句</w:t>
-      </w:r>
-      <w:proofErr w:type="gramEnd"/>
-      <w:r>
-        <w:rPr>
-          <w:rFonts w:ascii="KlarMinTC GenKiMerriMix PunctFi" w:eastAsia="KlarMinTC GenKiMerriMix PunctFi" w:hAnsi="KlarMinTC GenKiMerriMix PunctFi"/>
-        </w:rPr>
-        <w:t>：</w:t>
-      </w:r>
-    </w:p>
-    <w:p>
-      <w:pPr>
-        <w:spacing w:after="0" w:line="0" w:lineRule="atLeast"/>
-        <w:rPr>
-          <w:rFonts w:ascii="KlarMinTC GenKiMerriMix PunctFi" w:eastAsia="KlarMinTC GenKiMerriMix PunctFi" w:hAnsi="KlarMinTC GenKiMerriMix PunctFi"/>
-        </w:rPr>
-      </w:pPr>
-      <w:r>
-        <w:rPr>
-          <w:rFonts w:ascii="KlarMinTC GenKiMerriMix PunctFi" w:eastAsia="KlarMinTC GenKiMerriMix PunctFi" w:hAnsi="KlarMinTC GenKiMerriMix PunctFi"/>
+          <w:rFonts w:ascii="日星宋體 1.0 SemiBold" w:eastAsia="日星宋體 1.0 SemiBold" w:hAnsi="日星宋體 1.0 SemiBold"/>
+        </w:rPr>
+      </w:pPr>
+      <w:r>
+        <w:rPr>
+          <w:rFonts w:ascii="日星宋體 1.0 SemiBold" w:eastAsia="日星宋體 1.0 SemiBold" w:hAnsi="日星宋體 1.0 SemiBold"/>
         </w:rPr>
         <w:t>研究編號 A-01、A-02、A-03；樣本代碼為 TK9, TNG67, CMSY131。</w:t>
       </w:r>
@@ -2484,20 +2506,20 @@
       <w:pPr>
         <w:spacing w:after="0" w:line="0" w:lineRule="atLeast"/>
         <w:rPr>
-          <w:rFonts w:ascii="KlarMinTC GenKiMerriMix PunctFi" w:eastAsia="KlarMinTC GenKiMerriMix PunctFi" w:hAnsi="KlarMinTC GenKiMerriMix PunctFi"/>
-        </w:rPr>
-      </w:pPr>
-      <w:r>
-        <w:rPr>
-          <w:rFonts w:ascii="KlarMinTC GenKiMerriMix PunctFi" w:eastAsia="KlarMinTC GenKiMerriMix PunctFi" w:hAnsi="KlarMinTC GenKiMerriMix PunctFi"/>
+          <w:rFonts w:ascii="日星宋體 1.0 SemiBold" w:eastAsia="日星宋體 1.0 SemiBold" w:hAnsi="日星宋體 1.0 SemiBold"/>
+        </w:rPr>
+      </w:pPr>
+      <w:r>
+        <w:rPr>
+          <w:rFonts w:ascii="日星宋體 1.0 SemiBold" w:eastAsia="日星宋體 1.0 SemiBold" w:hAnsi="日星宋體 1.0 SemiBold"/>
         </w:rPr>
         <w:t xml:space="preserve">Email: </w:t>
       </w:r>
-      <w:hyperlink r:id="rId4" w:tgtFrame="_blank" w:history="1">
+      <w:hyperlink r:id="rId6" w:tgtFrame="_blank" w:history="1">
         <w:r>
           <w:rPr>
             <w:rStyle w:val="ae"/>
-            <w:rFonts w:ascii="KlarMinTC GenKiMerriMix PunctFi" w:eastAsia="KlarMinTC GenKiMerriMix PunctFi" w:hAnsi="KlarMinTC GenKiMerriMix PunctFi"/>
+            <w:rFonts w:ascii="日星宋體 1.0 SemiBold" w:eastAsia="日星宋體 1.0 SemiBold" w:hAnsi="日星宋體 1.0 SemiBold"/>
           </w:rPr>
           <w:t>test-font@example.com</w:t>
         </w:r>
@@ -2507,20 +2529,20 @@
       <w:pPr>
         <w:spacing w:after="0" w:line="0" w:lineRule="atLeast"/>
         <w:rPr>
-          <w:rFonts w:ascii="KlarMinTC GenKiMerriMix PunctFi" w:eastAsia="KlarMinTC GenKiMerriMix PunctFi" w:hAnsi="KlarMinTC GenKiMerriMix PunctFi"/>
-        </w:rPr>
-      </w:pPr>
-      <w:r>
-        <w:rPr>
-          <w:rFonts w:ascii="KlarMinTC GenKiMerriMix PunctFi" w:eastAsia="KlarMinTC GenKiMerriMix PunctFi" w:hAnsi="KlarMinTC GenKiMerriMix PunctFi"/>
+          <w:rFonts w:ascii="日星宋體 1.0 SemiBold" w:eastAsia="日星宋體 1.0 SemiBold" w:hAnsi="日星宋體 1.0 SemiBold"/>
+        </w:rPr>
+      </w:pPr>
+      <w:r>
+        <w:rPr>
+          <w:rFonts w:ascii="日星宋體 1.0 SemiBold" w:eastAsia="日星宋體 1.0 SemiBold" w:hAnsi="日星宋體 1.0 SemiBold"/>
         </w:rPr>
         <w:t xml:space="preserve">URL: </w:t>
       </w:r>
-      <w:hyperlink r:id="rId5" w:tgtFrame="_blank" w:history="1">
+      <w:hyperlink r:id="rId7" w:tgtFrame="_blank" w:history="1">
         <w:r>
           <w:rPr>
             <w:rStyle w:val="ae"/>
-            <w:rFonts w:ascii="KlarMinTC GenKiMerriMix PunctFi" w:eastAsia="KlarMinTC GenKiMerriMix PunctFi" w:hAnsi="KlarMinTC GenKiMerriMix PunctFi"/>
+            <w:rFonts w:ascii="日星宋體 1.0 SemiBold" w:eastAsia="日星宋體 1.0 SemiBold" w:hAnsi="日星宋體 1.0 SemiBold"/>
           </w:rPr>
           <w:t>https://example.com/font-test?ver=5.1</w:t>
         </w:r>
@@ -2530,12 +2552,12 @@
       <w:pPr>
         <w:spacing w:after="0" w:line="0" w:lineRule="atLeast"/>
         <w:rPr>
-          <w:rFonts w:ascii="KlarMinTC GenKiMerriMix PunctFi" w:eastAsia="KlarMinTC GenKiMerriMix PunctFi" w:hAnsi="KlarMinTC GenKiMerriMix PunctFi"/>
-        </w:rPr>
-      </w:pPr>
-      <w:r>
-        <w:rPr>
-          <w:rFonts w:ascii="KlarMinTC GenKiMerriMix PunctFi" w:eastAsia="KlarMinTC GenKiMerriMix PunctFi" w:hAnsi="KlarMinTC GenKiMerriMix PunctFi"/>
+          <w:rFonts w:ascii="日星宋體 1.0 SemiBold" w:eastAsia="日星宋體 1.0 SemiBold" w:hAnsi="日星宋體 1.0 SemiBold"/>
+        </w:rPr>
+      </w:pPr>
+      <w:r>
+        <w:rPr>
+          <w:rFonts w:ascii="日星宋體 1.0 SemiBold" w:eastAsia="日星宋體 1.0 SemiBold" w:hAnsi="日星宋體 1.0 SemiBold"/>
         </w:rPr>
         <w:t>Windows path: C:\Users\Name\Desktop\Font\Test\</w:t>
       </w:r>
@@ -2544,12 +2566,12 @@
       <w:pPr>
         <w:spacing w:after="0" w:line="0" w:lineRule="atLeast"/>
         <w:rPr>
-          <w:rFonts w:ascii="KlarMinTC GenKiMerriMix PunctFi" w:eastAsia="KlarMinTC GenKiMerriMix PunctFi" w:hAnsi="KlarMinTC GenKiMerriMix PunctFi"/>
-        </w:rPr>
-      </w:pPr>
-      <w:r>
-        <w:rPr>
-          <w:rFonts w:ascii="KlarMinTC GenKiMerriMix PunctFi" w:eastAsia="KlarMinTC GenKiMerriMix PunctFi" w:hAnsi="KlarMinTC GenKiMerriMix PunctFi"/>
+          <w:rFonts w:ascii="日星宋體 1.0 SemiBold" w:eastAsia="日星宋體 1.0 SemiBold" w:hAnsi="日星宋體 1.0 SemiBold"/>
+        </w:rPr>
+      </w:pPr>
+      <w:r>
+        <w:rPr>
+          <w:rFonts w:ascii="日星宋體 1.0 SemiBold" w:eastAsia="日星宋體 1.0 SemiBold" w:hAnsi="日星宋體 1.0 SemiBold"/>
         </w:rPr>
         <w:t>Formula-like text: protein% = 7.5; amylose% = 18.2; score = 73.2/100.</w:t>
       </w:r>
@@ -2558,20 +2580,20 @@
       <w:pPr>
         <w:spacing w:after="0" w:line="0" w:lineRule="atLeast"/>
         <w:rPr>
-          <w:rFonts w:ascii="KlarMinTC GenKiMerriMix PunctFi" w:eastAsia="KlarMinTC GenKiMerriMix PunctFi" w:hAnsi="KlarMinTC GenKiMerriMix PunctFi"/>
-        </w:rPr>
-      </w:pPr>
-    </w:p>
-    <w:p>
-      <w:pPr>
-        <w:spacing w:after="0" w:line="0" w:lineRule="atLeast"/>
-        <w:rPr>
-          <w:rFonts w:ascii="KlarMinTC GenKiMerriMix PunctFi" w:eastAsia="KlarMinTC GenKiMerriMix PunctFi" w:hAnsi="KlarMinTC GenKiMerriMix PunctFi"/>
-        </w:rPr>
-      </w:pPr>
-      <w:r>
-        <w:rPr>
-          <w:rFonts w:ascii="KlarMinTC GenKiMerriMix PunctFi" w:eastAsia="KlarMinTC GenKiMerriMix PunctFi" w:hAnsi="KlarMinTC GenKiMerriMix PunctFi"/>
+          <w:rFonts w:ascii="日星宋體 1.0 SemiBold" w:eastAsia="日星宋體 1.0 SemiBold" w:hAnsi="日星宋體 1.0 SemiBold"/>
+        </w:rPr>
+      </w:pPr>
+    </w:p>
+    <w:p>
+      <w:pPr>
+        <w:spacing w:after="0" w:line="0" w:lineRule="atLeast"/>
+        <w:rPr>
+          <w:rFonts w:ascii="日星宋體 1.0 SemiBold" w:eastAsia="日星宋體 1.0 SemiBold" w:hAnsi="日星宋體 1.0 SemiBold"/>
+        </w:rPr>
+      </w:pPr>
+      <w:r>
+        <w:rPr>
+          <w:rFonts w:ascii="日星宋體 1.0 SemiBold" w:eastAsia="日星宋體 1.0 SemiBold" w:hAnsi="日星宋體 1.0 SemiBold"/>
         </w:rPr>
         <w:t>排版觀察重點：</w:t>
       </w:r>
@@ -2580,12 +2602,12 @@
       <w:pPr>
         <w:spacing w:after="0" w:line="0" w:lineRule="atLeast"/>
         <w:rPr>
-          <w:rFonts w:ascii="KlarMinTC GenKiMerriMix PunctFi" w:eastAsia="KlarMinTC GenKiMerriMix PunctFi" w:hAnsi="KlarMinTC GenKiMerriMix PunctFi"/>
-        </w:rPr>
-      </w:pPr>
-      <w:r>
-        <w:rPr>
-          <w:rFonts w:ascii="KlarMinTC GenKiMerriMix PunctFi" w:eastAsia="KlarMinTC GenKiMerriMix PunctFi" w:hAnsi="KlarMinTC GenKiMerriMix PunctFi"/>
+          <w:rFonts w:ascii="日星宋體 1.0 SemiBold" w:eastAsia="日星宋體 1.0 SemiBold" w:hAnsi="日星宋體 1.0 SemiBold"/>
+        </w:rPr>
+      </w:pPr>
+      <w:r>
+        <w:rPr>
+          <w:rFonts w:ascii="日星宋體 1.0 SemiBold" w:eastAsia="日星宋體 1.0 SemiBold" w:hAnsi="日星宋體 1.0 SemiBold"/>
         </w:rPr>
         <w:t>漢字，標點，English words，1234567890，是否在同一視覺尺度上；</w:t>
       </w:r>
@@ -2594,12 +2616,12 @@
       <w:pPr>
         <w:spacing w:after="0" w:line="0" w:lineRule="atLeast"/>
         <w:rPr>
-          <w:rFonts w:ascii="KlarMinTC GenKiMerriMix PunctFi" w:eastAsia="KlarMinTC GenKiMerriMix PunctFi" w:hAnsi="KlarMinTC GenKiMerriMix PunctFi"/>
-        </w:rPr>
-      </w:pPr>
-      <w:r>
-        <w:rPr>
-          <w:rFonts w:ascii="KlarMinTC GenKiMerriMix PunctFi" w:eastAsia="KlarMinTC GenKiMerriMix PunctFi" w:hAnsi="KlarMinTC GenKiMerriMix PunctFi"/>
+          <w:rFonts w:ascii="日星宋體 1.0 SemiBold" w:eastAsia="日星宋體 1.0 SemiBold" w:hAnsi="日星宋體 1.0 SemiBold"/>
+        </w:rPr>
+      </w:pPr>
+      <w:r>
+        <w:rPr>
+          <w:rFonts w:ascii="日星宋體 1.0 SemiBold" w:eastAsia="日星宋體 1.0 SemiBold" w:hAnsi="日星宋體 1.0 SemiBold"/>
         </w:rPr>
         <w:t>逗號,句點.引號' "連字號-是否過大；</w:t>
       </w:r>
@@ -2608,26 +2630,26 @@
       <w:pPr>
         <w:spacing w:after="0" w:line="0" w:lineRule="atLeast"/>
         <w:rPr>
-          <w:rFonts w:ascii="KlarMinTC GenKiMerriMix PunctFi" w:eastAsia="KlarMinTC GenKiMerriMix PunctFi" w:hAnsi="KlarMinTC GenKiMerriMix PunctFi"/>
-        </w:rPr>
-      </w:pPr>
-      <w:r>
-        <w:rPr>
-          <w:rFonts w:ascii="KlarMinTC GenKiMerriMix PunctFi" w:eastAsia="KlarMinTC GenKiMerriMix PunctFi" w:hAnsi="KlarMinTC GenKiMerriMix PunctFi"/>
+          <w:rFonts w:ascii="日星宋體 1.0 SemiBold" w:eastAsia="日星宋體 1.0 SemiBold" w:hAnsi="日星宋體 1.0 SemiBold"/>
+        </w:rPr>
+      </w:pPr>
+      <w:r>
+        <w:rPr>
+          <w:rFonts w:ascii="日星宋體 1.0 SemiBold" w:eastAsia="日星宋體 1.0 SemiBold" w:hAnsi="日星宋體 1.0 SemiBold"/>
         </w:rPr>
         <w:t>全形標點，是否比漢字</w:t>
       </w:r>
       <w:proofErr w:type="gramStart"/>
       <w:r>
         <w:rPr>
-          <w:rFonts w:ascii="KlarMinTC GenKiMerriMix PunctFi" w:eastAsia="KlarMinTC GenKiMerriMix PunctFi" w:hAnsi="KlarMinTC GenKiMerriMix PunctFi"/>
+          <w:rFonts w:ascii="日星宋體 1.0 SemiBold" w:eastAsia="日星宋體 1.0 SemiBold" w:hAnsi="日星宋體 1.0 SemiBold"/>
         </w:rPr>
         <w:t>明顯胖</w:t>
       </w:r>
       <w:proofErr w:type="gramEnd"/>
       <w:r>
         <w:rPr>
-          <w:rFonts w:ascii="KlarMinTC GenKiMerriMix PunctFi" w:eastAsia="KlarMinTC GenKiMerriMix PunctFi" w:hAnsi="KlarMinTC GenKiMerriMix PunctFi"/>
+          <w:rFonts w:ascii="日星宋體 1.0 SemiBold" w:eastAsia="日星宋體 1.0 SemiBold" w:hAnsi="日星宋體 1.0 SemiBold"/>
         </w:rPr>
         <w:t>或明顯高；</w:t>
       </w:r>
@@ -2636,12 +2658,12 @@
       <w:pPr>
         <w:spacing w:after="0" w:line="0" w:lineRule="atLeast"/>
         <w:rPr>
-          <w:rFonts w:ascii="KlarMinTC GenKiMerriMix PunctFi" w:eastAsia="KlarMinTC GenKiMerriMix PunctFi" w:hAnsi="KlarMinTC GenKiMerriMix PunctFi"/>
-        </w:rPr>
-      </w:pPr>
-      <w:r>
-        <w:rPr>
-          <w:rFonts w:ascii="KlarMinTC GenKiMerriMix PunctFi" w:eastAsia="KlarMinTC GenKiMerriMix PunctFi" w:hAnsi="KlarMinTC GenKiMerriMix PunctFi"/>
+          <w:rFonts w:ascii="日星宋體 1.0 SemiBold" w:eastAsia="日星宋體 1.0 SemiBold" w:hAnsi="日星宋體 1.0 SemiBold"/>
+        </w:rPr>
+      </w:pPr>
+      <w:r>
+        <w:rPr>
+          <w:rFonts w:ascii="日星宋體 1.0 SemiBold" w:eastAsia="日星宋體 1.0 SemiBold" w:hAnsi="日星宋體 1.0 SemiBold"/>
         </w:rPr>
         <w:t>括號（ ）( )【 】[ ] 〈 〉&lt; &gt; 是否置中；</w:t>
       </w:r>
@@ -2650,54 +2672,54 @@
       <w:pPr>
         <w:spacing w:after="0" w:line="0" w:lineRule="atLeast"/>
         <w:rPr>
-          <w:rFonts w:ascii="KlarMinTC GenKiMerriMix PunctFi" w:eastAsia="KlarMinTC GenKiMerriMix PunctFi" w:hAnsi="KlarMinTC GenKiMerriMix PunctFi"/>
-        </w:rPr>
-      </w:pPr>
-      <w:r>
-        <w:rPr>
-          <w:rFonts w:ascii="KlarMinTC GenKiMerriMix PunctFi" w:eastAsia="KlarMinTC GenKiMerriMix PunctFi" w:hAnsi="KlarMinTC GenKiMerriMix PunctFi"/>
+          <w:rFonts w:ascii="日星宋體 1.0 SemiBold" w:eastAsia="日星宋體 1.0 SemiBold" w:hAnsi="日星宋體 1.0 SemiBold"/>
+        </w:rPr>
+      </w:pPr>
+      <w:r>
+        <w:rPr>
+          <w:rFonts w:ascii="日星宋體 1.0 SemiBold" w:eastAsia="日星宋體 1.0 SemiBold" w:hAnsi="日星宋體 1.0 SemiBold"/>
         </w:rPr>
         <w:t xml:space="preserve">斜線 / ／、反斜線 \ </w:t>
       </w:r>
       <w:proofErr w:type="gramStart"/>
       <w:r>
         <w:rPr>
-          <w:rFonts w:ascii="KlarMinTC GenKiMerriMix PunctFi" w:eastAsia="KlarMinTC GenKiMerriMix PunctFi" w:hAnsi="KlarMinTC GenKiMerriMix PunctFi"/>
+          <w:rFonts w:ascii="日星宋體 1.0 SemiBold" w:eastAsia="日星宋體 1.0 SemiBold" w:hAnsi="日星宋體 1.0 SemiBold"/>
         </w:rPr>
         <w:t>＼</w:t>
       </w:r>
       <w:proofErr w:type="gramEnd"/>
       <w:r>
         <w:rPr>
-          <w:rFonts w:ascii="KlarMinTC GenKiMerriMix PunctFi" w:eastAsia="KlarMinTC GenKiMerriMix PunctFi" w:hAnsi="KlarMinTC GenKiMerriMix PunctFi"/>
+          <w:rFonts w:ascii="日星宋體 1.0 SemiBold" w:eastAsia="日星宋體 1.0 SemiBold" w:hAnsi="日星宋體 1.0 SemiBold"/>
         </w:rPr>
         <w:t>、</w:t>
       </w:r>
       <w:proofErr w:type="gramStart"/>
       <w:r>
         <w:rPr>
-          <w:rFonts w:ascii="KlarMinTC GenKiMerriMix PunctFi" w:eastAsia="KlarMinTC GenKiMerriMix PunctFi" w:hAnsi="KlarMinTC GenKiMerriMix PunctFi"/>
+          <w:rFonts w:ascii="日星宋體 1.0 SemiBold" w:eastAsia="日星宋體 1.0 SemiBold" w:hAnsi="日星宋體 1.0 SemiBold"/>
         </w:rPr>
         <w:t>豎線 | ｜</w:t>
       </w:r>
       <w:proofErr w:type="gramEnd"/>
       <w:r>
         <w:rPr>
-          <w:rFonts w:ascii="KlarMinTC GenKiMerriMix PunctFi" w:eastAsia="KlarMinTC GenKiMerriMix PunctFi" w:hAnsi="KlarMinTC GenKiMerriMix PunctFi"/>
+          <w:rFonts w:ascii="日星宋體 1.0 SemiBold" w:eastAsia="日星宋體 1.0 SemiBold" w:hAnsi="日星宋體 1.0 SemiBold"/>
         </w:rPr>
         <w:t xml:space="preserve">、波浪 ~ ～、反引號 ` </w:t>
       </w:r>
       <w:proofErr w:type="gramStart"/>
       <w:r>
         <w:rPr>
-          <w:rFonts w:ascii="新細明體" w:eastAsia="新細明體" w:hAnsi="新細明體" w:cs="新細明體" w:hint="eastAsia"/>
+          <w:rFonts w:ascii="微軟正黑體" w:eastAsia="微軟正黑體" w:hAnsi="微軟正黑體" w:cs="微軟正黑體" w:hint="eastAsia"/>
         </w:rPr>
         <w:t>｀</w:t>
       </w:r>
       <w:proofErr w:type="gramEnd"/>
       <w:r>
         <w:rPr>
-          <w:rFonts w:ascii="KlarMinTC GenKiMerriMix PunctFi" w:eastAsia="KlarMinTC GenKiMerriMix PunctFi" w:hAnsi="KlarMinTC GenKiMerriMix PunctFi"/>
+          <w:rFonts w:ascii="日星宋體 1.0 SemiBold" w:eastAsia="日星宋體 1.0 SemiBold" w:hAnsi="日星宋體 1.0 SemiBold"/>
         </w:rPr>
         <w:t xml:space="preserve"> 是否突兀。</w:t>
       </w:r>
@@ -2706,7 +2728,7 @@
       <w:pPr>
         <w:spacing w:after="0" w:line="0" w:lineRule="atLeast"/>
         <w:rPr>
-          <w:rFonts w:ascii="KlarMinTC GenKiMerriMix PunctFi" w:eastAsia="KlarMinTC GenKiMerriMix PunctFi" w:hAnsi="KlarMinTC GenKiMerriMix PunctFi"/>
+          <w:rFonts w:ascii="日星宋體 1.0 SemiBold" w:eastAsia="日星宋體 1.0 SemiBold" w:hAnsi="日星宋體 1.0 SemiBold"/>
         </w:rPr>
       </w:pPr>
     </w:p>
@@ -2718,6 +2740,56 @@
     </w:sectPr>
   </w:body>
 </w:document>
+</file>
+
+<file path=word/endnotes.xml><?xml version="1.0" encoding="utf-8"?>
+<w:endnotes xmlns:wpc="http://schemas.microsoft.com/office/word/2010/wordprocessingCanvas" xmlns:cx="http://schemas.microsoft.com/office/drawing/2014/chartex" xmlns:cx1="http://schemas.microsoft.com/office/drawing/2015/9/8/chartex" xmlns:cx2="http://schemas.microsoft.com/office/drawing/2015/10/21/chartex" xmlns:cx3="http://schemas.microsoft.com/office/drawing/2016/5/9/chartex" xmlns:cx4="http://schemas.microsoft.com/office/drawing/2016/5/10/chartex" xmlns:cx5="http://schemas.microsoft.com/office/drawing/2016/5/11/chartex" xmlns:cx6="http://schemas.microsoft.com/office/drawing/2016/5/12/chartex" xmlns:cx7="http://schemas.microsoft.com/office/drawing/2016/5/13/chartex" xmlns:cx8="http://schemas.microsoft.com/office/drawing/2016/5/14/chartex" xmlns:mc="http://schemas.openxmlformats.org/markup-compatibility/2006" xmlns:aink="http://schemas.microsoft.com/office/drawing/2016/ink" xmlns:am3d="http://schemas.microsoft.com/office/drawing/2017/model3d" xmlns:o="urn:schemas-microsoft-com:office:office" xmlns:oel="http://schemas.microsoft.com/office/2019/extlst" xmlns:r="http://schemas.openxmlformats.org/officeDocument/2006/relationships" xmlns:m="http://schemas.openxmlformats.org/officeDocument/2006/math" xmlns:v="urn:schemas-microsoft-com:vml" xmlns:wp14="http://schemas.microsoft.com/office/word/2010/wordprocessingDrawing" xmlns:wp="http://schemas.openxmlformats.org/drawingml/2006/wordprocessingDrawing" xmlns:w10="urn:schemas-microsoft-com:office:word" xmlns:w="http://schemas.openxmlformats.org/wordprocessingml/2006/main" xmlns:w14="http://schemas.microsoft.com/office/word/2010/wordml" xmlns:w15="http://schemas.microsoft.com/office/word/2012/wordml" xmlns:w16cex="http://schemas.microsoft.com/office/word/2018/wordml/cex" xmlns:w16cid="http://schemas.microsoft.com/office/word/2016/wordml/cid" xmlns:w16="http://schemas.microsoft.com/office/word/2018/wordml" xmlns:w16du="http://schemas.microsoft.com/office/word/2023/wordml/word16du" xmlns:w16sdtdh="http://schemas.microsoft.com/office/word/2020/wordml/sdtdatahash" xmlns:w16sdtfl="http://schemas.microsoft.com/office/word/2024/wordml/sdtformatlock" xmlns:w16se="http://schemas.microsoft.com/office/word/2015/wordml/symex" xmlns:wpg="http://schemas.microsoft.com/office/word/2010/wordprocessingGroup" xmlns:wpi="http://schemas.microsoft.com/office/word/2010/wordprocessingInk" xmlns:wne="http://schemas.microsoft.com/office/word/2006/wordml" xmlns:wps="http://schemas.microsoft.com/office/word/2010/wordprocessingShape" mc:Ignorable="w14 w15 w16se w16cid w16 w16cex w16sdtdh w16sdtfl w16du wp14">
+  <w:endnote w:type="separator" w:id="-1">
+    <w:p>
+      <w:pPr>
+        <w:spacing w:after="0" w:line="240" w:lineRule="auto"/>
+      </w:pPr>
+      <w:r>
+        <w:separator/>
+      </w:r>
+    </w:p>
+  </w:endnote>
+  <w:endnote w:type="continuationSeparator" w:id="0">
+    <w:p>
+      <w:pPr>
+        <w:spacing w:after="0" w:line="240" w:lineRule="auto"/>
+      </w:pPr>
+      <w:r>
+        <w:continuationSeparator/>
+      </w:r>
+    </w:p>
+  </w:endnote>
+</w:endnotes>
+</file>
+
+<file path=word/footnotes.xml><?xml version="1.0" encoding="utf-8"?>
+<w:footnotes xmlns:wpc="http://schemas.microsoft.com/office/word/2010/wordprocessingCanvas" xmlns:cx="http://schemas.microsoft.com/office/drawing/2014/chartex" xmlns:cx1="http://schemas.microsoft.com/office/drawing/2015/9/8/chartex" xmlns:cx2="http://schemas.microsoft.com/office/drawing/2015/10/21/chartex" xmlns:cx3="http://schemas.microsoft.com/office/drawing/2016/5/9/chartex" xmlns:cx4="http://schemas.microsoft.com/office/drawing/2016/5/10/chartex" xmlns:cx5="http://schemas.microsoft.com/office/drawing/2016/5/11/chartex" xmlns:cx6="http://schemas.microsoft.com/office/drawing/2016/5/12/chartex" xmlns:cx7="http://schemas.microsoft.com/office/drawing/2016/5/13/chartex" xmlns:cx8="http://schemas.microsoft.com/office/drawing/2016/5/14/chartex" xmlns:mc="http://schemas.openxmlformats.org/markup-compatibility/2006" xmlns:aink="http://schemas.microsoft.com/office/drawing/2016/ink" xmlns:am3d="http://schemas.microsoft.com/office/drawing/2017/model3d" xmlns:o="urn:schemas-microsoft-com:office:office" xmlns:oel="http://schemas.microsoft.com/office/2019/extlst" xmlns:r="http://schemas.openxmlformats.org/officeDocument/2006/relationships" xmlns:m="http://schemas.openxmlformats.org/officeDocument/2006/math" xmlns:v="urn:schemas-microsoft-com:vml" xmlns:wp14="http://schemas.microsoft.com/office/word/2010/wordprocessingDrawing" xmlns:wp="http://schemas.openxmlformats.org/drawingml/2006/wordprocessingDrawing" xmlns:w10="urn:schemas-microsoft-com:office:word" xmlns:w="http://schemas.openxmlformats.org/wordprocessingml/2006/main" xmlns:w14="http://schemas.microsoft.com/office/word/2010/wordml" xmlns:w15="http://schemas.microsoft.com/office/word/2012/wordml" xmlns:w16cex="http://schemas.microsoft.com/office/word/2018/wordml/cex" xmlns:w16cid="http://schemas.microsoft.com/office/word/2016/wordml/cid" xmlns:w16="http://schemas.microsoft.com/office/word/2018/wordml" xmlns:w16du="http://schemas.microsoft.com/office/word/2023/wordml/word16du" xmlns:w16sdtdh="http://schemas.microsoft.com/office/word/2020/wordml/sdtdatahash" xmlns:w16sdtfl="http://schemas.microsoft.com/office/word/2024/wordml/sdtformatlock" xmlns:w16se="http://schemas.microsoft.com/office/word/2015/wordml/symex" xmlns:wpg="http://schemas.microsoft.com/office/word/2010/wordprocessingGroup" xmlns:wpi="http://schemas.microsoft.com/office/word/2010/wordprocessingInk" xmlns:wne="http://schemas.microsoft.com/office/word/2006/wordml" xmlns:wps="http://schemas.microsoft.com/office/word/2010/wordprocessingShape" mc:Ignorable="w14 w15 w16se w16cid w16 w16cex w16sdtdh w16sdtfl w16du wp14">
+  <w:footnote w:type="separator" w:id="-1">
+    <w:p>
+      <w:pPr>
+        <w:spacing w:after="0" w:line="240" w:lineRule="auto"/>
+      </w:pPr>
+      <w:r>
+        <w:separator/>
+      </w:r>
+    </w:p>
+  </w:footnote>
+  <w:footnote w:type="continuationSeparator" w:id="0">
+    <w:p>
+      <w:pPr>
+        <w:spacing w:after="0" w:line="240" w:lineRule="auto"/>
+      </w:pPr>
+      <w:r>
+        <w:continuationSeparator/>
+      </w:r>
+    </w:p>
+  </w:footnote>
+</w:footnotes>
 </file>
 
 <file path=word/styles.xml><?xml version="1.0" encoding="utf-8"?>
@@ -3660,6 +3732,66 @@
       <w:shd w:val="clear" w:color="auto" w:fill="E1DFDD"/>
     </w:rPr>
   </w:style>
+  <w:style w:type="paragraph" w:styleId="af0">
+    <w:name w:val="header"/>
+    <w:basedOn w:val="a"/>
+    <w:link w:val="af1"/>
+    <w:uiPriority w:val="99"/>
+    <w:unhideWhenUsed/>
+    <w:rsid w:val="00325AC8"/>
+    <w:pPr>
+      <w:tabs>
+        <w:tab w:val="center" w:pos="4153"/>
+        <w:tab w:val="right" w:pos="8306"/>
+      </w:tabs>
+      <w:snapToGrid w:val="0"/>
+    </w:pPr>
+    <w:rPr>
+      <w:sz w:val="20"/>
+      <w:szCs w:val="20"/>
+    </w:rPr>
+  </w:style>
+  <w:style w:type="character" w:customStyle="1" w:styleId="af1">
+    <w:name w:val="頁首 字元"/>
+    <w:basedOn w:val="a0"/>
+    <w:link w:val="af0"/>
+    <w:uiPriority w:val="99"/>
+    <w:rsid w:val="00325AC8"/>
+    <w:rPr>
+      <w:sz w:val="20"/>
+      <w:szCs w:val="20"/>
+    </w:rPr>
+  </w:style>
+  <w:style w:type="paragraph" w:styleId="af2">
+    <w:name w:val="footer"/>
+    <w:basedOn w:val="a"/>
+    <w:link w:val="af3"/>
+    <w:uiPriority w:val="99"/>
+    <w:unhideWhenUsed/>
+    <w:rsid w:val="00325AC8"/>
+    <w:pPr>
+      <w:tabs>
+        <w:tab w:val="center" w:pos="4153"/>
+        <w:tab w:val="right" w:pos="8306"/>
+      </w:tabs>
+      <w:snapToGrid w:val="0"/>
+    </w:pPr>
+    <w:rPr>
+      <w:sz w:val="20"/>
+      <w:szCs w:val="20"/>
+    </w:rPr>
+  </w:style>
+  <w:style w:type="character" w:customStyle="1" w:styleId="af3">
+    <w:name w:val="頁尾 字元"/>
+    <w:basedOn w:val="a0"/>
+    <w:link w:val="af2"/>
+    <w:uiPriority w:val="99"/>
+    <w:rsid w:val="00325AC8"/>
+    <w:rPr>
+      <w:sz w:val="20"/>
+      <w:szCs w:val="20"/>
+    </w:rPr>
+  </w:style>
 </w:styles>
 </file>
 
